--- a/Labs/Отчёты по РМП.docx
+++ b/Labs/Отчёты по РМП.docx
@@ -10686,7 +10686,6 @@
         <w:rPr>
           <w:sz w:val="28"/>
           <w:szCs w:val="28"/>
-          <w:lang w:val="en-US"/>
         </w:rPr>
         <w:t>//</w:t>
       </w:r>
@@ -10705,7 +10704,6 @@
         <w:rPr>
           <w:sz w:val="28"/>
           <w:szCs w:val="28"/>
-          <w:lang w:val="en-US"/>
         </w:rPr>
       </w:pPr>
       <w:r>
@@ -10816,37 +10814,195 @@
           <w:sz w:val="28"/>
           <w:szCs w:val="28"/>
         </w:rPr>
-        <w:t xml:space="preserve">, в дочернем </w:t>
-      </w:r>
-      <w:r>
-        <w:rPr>
-          <w:sz w:val="28"/>
-          <w:szCs w:val="28"/>
-        </w:rPr>
-        <w:t>–</w:t>
-      </w:r>
-      <w:r>
-        <w:rPr>
-          <w:sz w:val="28"/>
-          <w:szCs w:val="28"/>
+        <w:t xml:space="preserve">, в дочернем – </w:t>
+      </w:r>
+      <w:proofErr w:type="spellStart"/>
+      <w:r>
+        <w:rPr>
+          <w:sz w:val="28"/>
+          <w:szCs w:val="28"/>
+        </w:rPr>
+        <w:t>override</w:t>
+      </w:r>
+      <w:proofErr w:type="spellEnd"/>
+      <w:r>
+        <w:rPr>
+          <w:sz w:val="28"/>
+          <w:szCs w:val="28"/>
+        </w:rPr>
+        <w:t>:</w:t>
+      </w:r>
+    </w:p>
+    <w:p>
+      <w:pPr>
+        <w:ind w:firstLine="1418"/>
+        <w:jc w:val="both"/>
+        <w:rPr>
+          <w:sz w:val="28"/>
+          <w:szCs w:val="28"/>
+          <w:lang w:val="en-US"/>
+        </w:rPr>
+      </w:pPr>
+      <w:r>
+        <w:rPr>
+          <w:sz w:val="28"/>
+          <w:szCs w:val="28"/>
+          <w:lang w:val="en-US"/>
+        </w:rPr>
+        <w:t>open class Parent</w:t>
+      </w:r>
+    </w:p>
+    <w:p>
+      <w:pPr>
+        <w:ind w:firstLine="1418"/>
+        <w:jc w:val="both"/>
+        <w:rPr>
+          <w:sz w:val="28"/>
+          <w:szCs w:val="28"/>
+          <w:lang w:val="en-US"/>
+        </w:rPr>
+      </w:pPr>
+      <w:r>
+        <w:rPr>
+          <w:sz w:val="28"/>
+          <w:szCs w:val="28"/>
+          <w:lang w:val="en-US"/>
+        </w:rPr>
+        <w:t>{</w:t>
+      </w:r>
+    </w:p>
+    <w:p>
+      <w:pPr>
+        <w:ind w:left="1440" w:firstLine="720"/>
+        <w:jc w:val="both"/>
+        <w:rPr>
+          <w:sz w:val="28"/>
+          <w:szCs w:val="28"/>
+          <w:lang w:val="en-US"/>
+        </w:rPr>
+      </w:pPr>
+      <w:r>
+        <w:rPr>
+          <w:sz w:val="28"/>
+          <w:szCs w:val="28"/>
+          <w:lang w:val="en-US"/>
+        </w:rPr>
+        <w:t xml:space="preserve">open fun </w:t>
+      </w:r>
+      <w:proofErr w:type="spellStart"/>
+      <w:proofErr w:type="gramStart"/>
+      <w:r>
+        <w:rPr>
+          <w:sz w:val="28"/>
+          <w:szCs w:val="28"/>
+          <w:lang w:val="en-US"/>
+        </w:rPr>
+        <w:t>f</w:t>
+      </w:r>
+      <w:r>
+        <w:rPr>
+          <w:sz w:val="28"/>
+          <w:szCs w:val="28"/>
+          <w:lang w:val="en-US"/>
+        </w:rPr>
+        <w:t>unc</w:t>
+      </w:r>
+      <w:proofErr w:type="spellEnd"/>
+      <w:r>
+        <w:rPr>
+          <w:sz w:val="28"/>
+          <w:szCs w:val="28"/>
+          <w:lang w:val="en-US"/>
+        </w:rPr>
+        <w:t>(</w:t>
+      </w:r>
+      <w:proofErr w:type="gramEnd"/>
+      <w:r>
+        <w:rPr>
+          <w:sz w:val="28"/>
+          <w:szCs w:val="28"/>
+          <w:lang w:val="en-US"/>
+        </w:rPr>
+        <w:t>)</w:t>
+      </w:r>
+    </w:p>
+    <w:p>
+      <w:pPr>
+        <w:ind w:firstLine="2126"/>
+        <w:jc w:val="both"/>
+        <w:rPr>
+          <w:sz w:val="28"/>
+          <w:szCs w:val="28"/>
+          <w:lang w:val="en-US"/>
+        </w:rPr>
+      </w:pPr>
+      <w:r>
+        <w:rPr>
+          <w:sz w:val="28"/>
+          <w:szCs w:val="28"/>
+          <w:lang w:val="en-US"/>
+        </w:rPr>
+        <w:t>{</w:t>
+      </w:r>
+    </w:p>
+    <w:p>
+      <w:pPr>
+        <w:ind w:firstLine="2835"/>
+        <w:jc w:val="both"/>
+        <w:rPr>
+          <w:sz w:val="28"/>
+          <w:szCs w:val="28"/>
+          <w:lang w:val="en-US"/>
+        </w:rPr>
+      </w:pPr>
+      <w:r>
+        <w:rPr>
+          <w:sz w:val="28"/>
+          <w:szCs w:val="28"/>
+          <w:lang w:val="en-US"/>
+        </w:rPr>
+        <w:t>//</w:t>
+      </w:r>
+      <w:r>
+        <w:rPr>
+          <w:sz w:val="28"/>
+          <w:szCs w:val="28"/>
+        </w:rPr>
+        <w:t>тело</w:t>
+      </w:r>
+      <w:r>
+        <w:rPr>
+          <w:sz w:val="28"/>
+          <w:szCs w:val="28"/>
+          <w:lang w:val="en-US"/>
         </w:rPr>
         <w:t xml:space="preserve"> </w:t>
       </w:r>
-      <w:proofErr w:type="spellStart"/>
-      <w:r>
-        <w:rPr>
-          <w:sz w:val="28"/>
-          <w:szCs w:val="28"/>
-        </w:rPr>
-        <w:t>override</w:t>
-      </w:r>
-      <w:proofErr w:type="spellEnd"/>
-      <w:r>
-        <w:rPr>
-          <w:sz w:val="28"/>
-          <w:szCs w:val="28"/>
-        </w:rPr>
-        <w:t>:</w:t>
+      <w:r>
+        <w:rPr>
+          <w:sz w:val="28"/>
+          <w:szCs w:val="28"/>
+        </w:rPr>
+        <w:t>функции</w:t>
+      </w:r>
+    </w:p>
+    <w:p>
+      <w:pPr>
+        <w:ind w:firstLine="2126"/>
+        <w:jc w:val="both"/>
+        <w:rPr>
+          <w:sz w:val="28"/>
+          <w:szCs w:val="28"/>
+          <w:lang w:val="en-US"/>
+        </w:rPr>
+      </w:pPr>
+      <w:r>
+        <w:rPr>
+          <w:sz w:val="28"/>
+          <w:szCs w:val="28"/>
+          <w:lang w:val="en-US"/>
+        </w:rPr>
+        <w:t>}</w:t>
       </w:r>
     </w:p>
     <w:p>
@@ -10865,8 +11021,18 @@
           <w:szCs w:val="28"/>
           <w:lang w:val="en-US"/>
         </w:rPr>
-        <w:t>open class Parent</w:t>
-      </w:r>
+        <w:t>}</w:t>
+      </w:r>
+    </w:p>
+    <w:p>
+      <w:pPr>
+        <w:jc w:val="both"/>
+        <w:rPr>
+          <w:sz w:val="28"/>
+          <w:szCs w:val="28"/>
+          <w:lang w:val="en-US"/>
+        </w:rPr>
+      </w:pPr>
     </w:p>
     <w:p>
       <w:pPr>
@@ -10884,6 +11050,43 @@
           <w:szCs w:val="28"/>
           <w:lang w:val="en-US"/>
         </w:rPr>
+        <w:t xml:space="preserve">class </w:t>
+      </w:r>
+      <w:proofErr w:type="gramStart"/>
+      <w:r>
+        <w:rPr>
+          <w:sz w:val="28"/>
+          <w:szCs w:val="28"/>
+          <w:lang w:val="en-US"/>
+        </w:rPr>
+        <w:t>Child :</w:t>
+      </w:r>
+      <w:proofErr w:type="gramEnd"/>
+      <w:r>
+        <w:rPr>
+          <w:sz w:val="28"/>
+          <w:szCs w:val="28"/>
+          <w:lang w:val="en-US"/>
+        </w:rPr>
+        <w:t xml:space="preserve"> Parent()</w:t>
+      </w:r>
+    </w:p>
+    <w:p>
+      <w:pPr>
+        <w:ind w:firstLine="1418"/>
+        <w:jc w:val="both"/>
+        <w:rPr>
+          <w:sz w:val="28"/>
+          <w:szCs w:val="28"/>
+          <w:lang w:val="en-US"/>
+        </w:rPr>
+      </w:pPr>
+      <w:r>
+        <w:rPr>
+          <w:sz w:val="28"/>
+          <w:szCs w:val="28"/>
+          <w:lang w:val="en-US"/>
+        </w:rPr>
         <w:t>{</w:t>
       </w:r>
     </w:p>
@@ -10903,7 +11106,7 @@
           <w:szCs w:val="28"/>
           <w:lang w:val="en-US"/>
         </w:rPr>
-        <w:t xml:space="preserve">open fun </w:t>
+        <w:t xml:space="preserve">override fun </w:t>
       </w:r>
       <w:proofErr w:type="spellStart"/>
       <w:proofErr w:type="gramStart"/>
@@ -10968,6 +11171,7 @@
         <w:rPr>
           <w:sz w:val="28"/>
           <w:szCs w:val="28"/>
+          <w:lang w:val="en-US"/>
         </w:rPr>
       </w:pPr>
       <w:r>
@@ -10983,210 +11187,22 @@
           <w:sz w:val="28"/>
           <w:szCs w:val="28"/>
         </w:rPr>
-        <w:t>тело функции</w:t>
-      </w:r>
-    </w:p>
-    <w:p>
-      <w:pPr>
-        <w:ind w:firstLine="2126"/>
-        <w:jc w:val="both"/>
-        <w:rPr>
-          <w:sz w:val="28"/>
-          <w:szCs w:val="28"/>
-          <w:lang w:val="en-US"/>
-        </w:rPr>
-      </w:pPr>
-      <w:r>
-        <w:rPr>
-          <w:sz w:val="28"/>
-          <w:szCs w:val="28"/>
-          <w:lang w:val="en-US"/>
-        </w:rPr>
-        <w:t>}</w:t>
-      </w:r>
-    </w:p>
-    <w:p>
-      <w:pPr>
-        <w:ind w:firstLine="1418"/>
-        <w:jc w:val="both"/>
-        <w:rPr>
-          <w:sz w:val="28"/>
-          <w:szCs w:val="28"/>
-          <w:lang w:val="en-US"/>
-        </w:rPr>
-      </w:pPr>
-      <w:r>
-        <w:rPr>
-          <w:sz w:val="28"/>
-          <w:szCs w:val="28"/>
-          <w:lang w:val="en-US"/>
-        </w:rPr>
-        <w:t>}</w:t>
-      </w:r>
-    </w:p>
-    <w:p>
-      <w:pPr>
-        <w:jc w:val="both"/>
-        <w:rPr>
-          <w:sz w:val="28"/>
-          <w:szCs w:val="28"/>
-          <w:lang w:val="en-US"/>
-        </w:rPr>
-      </w:pPr>
-    </w:p>
-    <w:p>
-      <w:pPr>
-        <w:ind w:firstLine="1418"/>
-        <w:jc w:val="both"/>
-        <w:rPr>
-          <w:sz w:val="28"/>
-          <w:szCs w:val="28"/>
-          <w:lang w:val="en-US"/>
-        </w:rPr>
-      </w:pPr>
-      <w:r>
-        <w:rPr>
-          <w:sz w:val="28"/>
-          <w:szCs w:val="28"/>
-          <w:lang w:val="en-US"/>
-        </w:rPr>
-        <w:t xml:space="preserve">class </w:t>
-      </w:r>
-      <w:proofErr w:type="gramStart"/>
-      <w:r>
-        <w:rPr>
-          <w:sz w:val="28"/>
-          <w:szCs w:val="28"/>
-          <w:lang w:val="en-US"/>
-        </w:rPr>
-        <w:t>Child :</w:t>
-      </w:r>
-      <w:proofErr w:type="gramEnd"/>
-      <w:r>
-        <w:rPr>
-          <w:sz w:val="28"/>
-          <w:szCs w:val="28"/>
-          <w:lang w:val="en-US"/>
-        </w:rPr>
-        <w:t xml:space="preserve"> Parent()</w:t>
-      </w:r>
-    </w:p>
-    <w:p>
-      <w:pPr>
-        <w:ind w:firstLine="1418"/>
-        <w:jc w:val="both"/>
-        <w:rPr>
-          <w:sz w:val="28"/>
-          <w:szCs w:val="28"/>
-          <w:lang w:val="en-US"/>
-        </w:rPr>
-      </w:pPr>
-      <w:r>
-        <w:rPr>
-          <w:sz w:val="28"/>
-          <w:szCs w:val="28"/>
-          <w:lang w:val="en-US"/>
-        </w:rPr>
-        <w:t>{</w:t>
-      </w:r>
-    </w:p>
-    <w:p>
-      <w:pPr>
-        <w:ind w:left="1440" w:firstLine="720"/>
-        <w:jc w:val="both"/>
-        <w:rPr>
-          <w:sz w:val="28"/>
-          <w:szCs w:val="28"/>
-          <w:lang w:val="en-US"/>
-        </w:rPr>
-      </w:pPr>
-      <w:r>
-        <w:rPr>
-          <w:sz w:val="28"/>
-          <w:szCs w:val="28"/>
-          <w:lang w:val="en-US"/>
-        </w:rPr>
-        <w:t xml:space="preserve">override fun </w:t>
-      </w:r>
-      <w:proofErr w:type="spellStart"/>
-      <w:proofErr w:type="gramStart"/>
-      <w:r>
-        <w:rPr>
-          <w:sz w:val="28"/>
-          <w:szCs w:val="28"/>
-          <w:lang w:val="en-US"/>
-        </w:rPr>
-        <w:t>f</w:t>
-      </w:r>
-      <w:r>
-        <w:rPr>
-          <w:sz w:val="28"/>
-          <w:szCs w:val="28"/>
-          <w:lang w:val="en-US"/>
-        </w:rPr>
-        <w:t>unc</w:t>
-      </w:r>
-      <w:proofErr w:type="spellEnd"/>
-      <w:r>
-        <w:rPr>
-          <w:sz w:val="28"/>
-          <w:szCs w:val="28"/>
-          <w:lang w:val="en-US"/>
-        </w:rPr>
-        <w:t>(</w:t>
-      </w:r>
-      <w:proofErr w:type="gramEnd"/>
-      <w:r>
-        <w:rPr>
-          <w:sz w:val="28"/>
-          <w:szCs w:val="28"/>
-          <w:lang w:val="en-US"/>
-        </w:rPr>
-        <w:t>)</w:t>
-      </w:r>
-    </w:p>
-    <w:p>
-      <w:pPr>
-        <w:ind w:firstLine="2126"/>
-        <w:jc w:val="both"/>
-        <w:rPr>
-          <w:sz w:val="28"/>
-          <w:szCs w:val="28"/>
-          <w:lang w:val="en-US"/>
-        </w:rPr>
-      </w:pPr>
-      <w:r>
-        <w:rPr>
-          <w:sz w:val="28"/>
-          <w:szCs w:val="28"/>
-          <w:lang w:val="en-US"/>
-        </w:rPr>
-        <w:t>{</w:t>
-      </w:r>
-    </w:p>
-    <w:p>
-      <w:pPr>
-        <w:ind w:firstLine="2835"/>
-        <w:jc w:val="both"/>
-        <w:rPr>
-          <w:sz w:val="28"/>
-          <w:szCs w:val="28"/>
-        </w:rPr>
-      </w:pPr>
-      <w:r>
-        <w:rPr>
-          <w:sz w:val="28"/>
-          <w:szCs w:val="28"/>
-          <w:lang w:val="en-US"/>
-        </w:rPr>
-        <w:t>//</w:t>
-      </w:r>
-      <w:r>
-        <w:rPr>
-          <w:sz w:val="28"/>
-          <w:szCs w:val="28"/>
-        </w:rPr>
-        <w:t>тело функции</w:t>
+        <w:t>тело</w:t>
+      </w:r>
+      <w:r>
+        <w:rPr>
+          <w:sz w:val="28"/>
+          <w:szCs w:val="28"/>
+          <w:lang w:val="en-US"/>
+        </w:rPr>
+        <w:t xml:space="preserve"> </w:t>
+      </w:r>
+      <w:r>
+        <w:rPr>
+          <w:sz w:val="28"/>
+          <w:szCs w:val="28"/>
+        </w:rPr>
+        <w:t>функции</w:t>
       </w:r>
     </w:p>
     <w:p>
@@ -15022,7 +15038,6 @@
           <w:bCs/>
           <w:sz w:val="32"/>
           <w:szCs w:val="32"/>
-          <w:lang w:val="en-US"/>
         </w:rPr>
       </w:pPr>
       <w:r>
@@ -15042,16 +15057,7 @@
           <w:sz w:val="32"/>
           <w:szCs w:val="32"/>
         </w:rPr>
-        <w:t>1</w:t>
-      </w:r>
-      <w:r>
-        <w:rPr>
-          <w:b/>
-          <w:bCs/>
-          <w:sz w:val="32"/>
-          <w:szCs w:val="32"/>
-        </w:rPr>
-        <w:t>1</w:t>
+        <w:t>11</w:t>
       </w:r>
     </w:p>
     <w:p>
@@ -17245,14 +17251,7 @@
           <w:sz w:val="28"/>
           <w:szCs w:val="28"/>
         </w:rPr>
-        <w:t xml:space="preserve"> </w:t>
-      </w:r>
-      <w:r>
-        <w:rPr>
-          <w:sz w:val="28"/>
-          <w:szCs w:val="28"/>
-        </w:rPr>
-        <w:t>-</w:t>
+        <w:t xml:space="preserve"> -</w:t>
       </w:r>
       <w:proofErr w:type="gramStart"/>
       <w:r>
@@ -17565,14 +17564,7 @@
           <w:sz w:val="28"/>
           <w:szCs w:val="28"/>
         </w:rPr>
-        <w:t xml:space="preserve"> на устройство с ПК</w:t>
-      </w:r>
-      <w:r>
-        <w:rPr>
-          <w:sz w:val="28"/>
-          <w:szCs w:val="28"/>
-        </w:rPr>
-        <w:t xml:space="preserve">: </w:t>
+        <w:t xml:space="preserve"> на устройство с ПК: </w:t>
       </w:r>
       <w:proofErr w:type="spellStart"/>
       <w:r>
@@ -17620,15 +17612,17 @@
           <w:sz w:val="28"/>
           <w:szCs w:val="28"/>
         </w:rPr>
-        <w:t>, например</w:t>
-      </w:r>
-      <w:r>
-        <w:rPr>
-          <w:sz w:val="28"/>
-          <w:szCs w:val="28"/>
-        </w:rPr>
-        <w:t>,</w:t>
-      </w:r>
+        <w:t xml:space="preserve">, например, </w:t>
+      </w:r>
+      <w:proofErr w:type="spellStart"/>
+      <w:r>
+        <w:rPr>
+          <w:sz w:val="28"/>
+          <w:szCs w:val="28"/>
+        </w:rPr>
+        <w:t>adb</w:t>
+      </w:r>
+      <w:proofErr w:type="spellEnd"/>
       <w:r>
         <w:rPr>
           <w:sz w:val="28"/>
@@ -17642,22 +17636,6 @@
           <w:sz w:val="28"/>
           <w:szCs w:val="28"/>
         </w:rPr>
-        <w:t>adb</w:t>
-      </w:r>
-      <w:proofErr w:type="spellEnd"/>
-      <w:r>
-        <w:rPr>
-          <w:sz w:val="28"/>
-          <w:szCs w:val="28"/>
-        </w:rPr>
-        <w:t xml:space="preserve"> </w:t>
-      </w:r>
-      <w:proofErr w:type="spellStart"/>
-      <w:r>
-        <w:rPr>
-          <w:sz w:val="28"/>
-          <w:szCs w:val="28"/>
-        </w:rPr>
         <w:t>push</w:t>
       </w:r>
       <w:proofErr w:type="spellEnd"/>
@@ -17741,14 +17719,7 @@
           <w:sz w:val="28"/>
           <w:szCs w:val="28"/>
         </w:rPr>
-        <w:t xml:space="preserve"> с устройства на ПК</w:t>
-      </w:r>
-      <w:r>
-        <w:rPr>
-          <w:sz w:val="28"/>
-          <w:szCs w:val="28"/>
-        </w:rPr>
-        <w:t xml:space="preserve">: </w:t>
+        <w:t xml:space="preserve"> с устройства на ПК: </w:t>
       </w:r>
       <w:proofErr w:type="spellStart"/>
       <w:r>
@@ -17943,6 +17914,1047 @@
           <w:szCs w:val="28"/>
         </w:rPr>
         <w:t>.</w:t>
+      </w:r>
+    </w:p>
+    <w:p>
+      <w:pPr>
+        <w:rPr>
+          <w:sz w:val="28"/>
+          <w:szCs w:val="28"/>
+        </w:rPr>
+      </w:pPr>
+      <w:r>
+        <w:rPr>
+          <w:sz w:val="28"/>
+          <w:szCs w:val="28"/>
+        </w:rPr>
+        <w:br w:type="page"/>
+      </w:r>
+    </w:p>
+    <w:p>
+      <w:pPr>
+        <w:pStyle w:val="a8"/>
+        <w:jc w:val="center"/>
+        <w:rPr>
+          <w:b/>
+          <w:bCs/>
+          <w:sz w:val="32"/>
+          <w:szCs w:val="32"/>
+        </w:rPr>
+      </w:pPr>
+      <w:r>
+        <w:rPr>
+          <w:b/>
+          <w:bCs/>
+          <w:sz w:val="32"/>
+          <w:szCs w:val="32"/>
+        </w:rPr>
+        <w:lastRenderedPageBreak/>
+        <w:t>Лабораторная работа №</w:t>
+      </w:r>
+      <w:r>
+        <w:rPr>
+          <w:b/>
+          <w:bCs/>
+          <w:sz w:val="32"/>
+          <w:szCs w:val="32"/>
+        </w:rPr>
+        <w:t>1</w:t>
+      </w:r>
+      <w:r>
+        <w:rPr>
+          <w:b/>
+          <w:bCs/>
+          <w:sz w:val="32"/>
+          <w:szCs w:val="32"/>
+        </w:rPr>
+        <w:t>3</w:t>
+      </w:r>
+    </w:p>
+    <w:p>
+      <w:pPr>
+        <w:jc w:val="center"/>
+        <w:rPr>
+          <w:b/>
+          <w:bCs/>
+          <w:sz w:val="32"/>
+          <w:szCs w:val="32"/>
+        </w:rPr>
+      </w:pPr>
+      <w:r>
+        <w:rPr>
+          <w:b/>
+          <w:bCs/>
+          <w:sz w:val="32"/>
+          <w:szCs w:val="32"/>
+        </w:rPr>
+        <w:t>«</w:t>
+      </w:r>
+      <w:r>
+        <w:rPr>
+          <w:b/>
+          <w:bCs/>
+          <w:sz w:val="32"/>
+          <w:szCs w:val="32"/>
+        </w:rPr>
+        <w:t>Создание нового проекта</w:t>
+      </w:r>
+      <w:r>
+        <w:rPr>
+          <w:b/>
+          <w:bCs/>
+          <w:sz w:val="32"/>
+          <w:szCs w:val="32"/>
+        </w:rPr>
+        <w:t>»</w:t>
+      </w:r>
+    </w:p>
+    <w:p>
+      <w:pPr>
+        <w:jc w:val="both"/>
+        <w:rPr>
+          <w:sz w:val="32"/>
+          <w:szCs w:val="32"/>
+        </w:rPr>
+      </w:pPr>
+    </w:p>
+    <w:p>
+      <w:pPr>
+        <w:pStyle w:val="a8"/>
+        <w:numPr>
+          <w:ilvl w:val="0"/>
+          <w:numId w:val="29"/>
+        </w:numPr>
+        <w:jc w:val="both"/>
+        <w:rPr>
+          <w:b/>
+          <w:bCs/>
+          <w:sz w:val="28"/>
+          <w:szCs w:val="28"/>
+        </w:rPr>
+      </w:pPr>
+      <w:r>
+        <w:rPr>
+          <w:b/>
+          <w:bCs/>
+          <w:sz w:val="28"/>
+          <w:szCs w:val="28"/>
+        </w:rPr>
+        <w:t>Цель работы:</w:t>
+      </w:r>
+    </w:p>
+    <w:p>
+      <w:pPr>
+        <w:pStyle w:val="a8"/>
+        <w:numPr>
+          <w:ilvl w:val="1"/>
+          <w:numId w:val="29"/>
+        </w:numPr>
+        <w:jc w:val="both"/>
+        <w:rPr>
+          <w:b/>
+          <w:bCs/>
+          <w:sz w:val="28"/>
+          <w:szCs w:val="28"/>
+        </w:rPr>
+      </w:pPr>
+      <w:r>
+        <w:rPr>
+          <w:sz w:val="28"/>
+          <w:szCs w:val="28"/>
+        </w:rPr>
+        <w:t xml:space="preserve">Изучить процесс создания приложения в </w:t>
+      </w:r>
+      <w:proofErr w:type="spellStart"/>
+      <w:r>
+        <w:rPr>
+          <w:sz w:val="28"/>
+          <w:szCs w:val="28"/>
+        </w:rPr>
+        <w:t>Android</w:t>
+      </w:r>
+      <w:proofErr w:type="spellEnd"/>
+      <w:r>
+        <w:rPr>
+          <w:sz w:val="28"/>
+          <w:szCs w:val="28"/>
+        </w:rPr>
+        <w:t xml:space="preserve"> Studio.</w:t>
+      </w:r>
+    </w:p>
+    <w:p>
+      <w:pPr>
+        <w:jc w:val="both"/>
+        <w:rPr>
+          <w:color w:val="000000"/>
+          <w:sz w:val="28"/>
+          <w:szCs w:val="28"/>
+          <w:lang w:eastAsia="ru-RU"/>
+        </w:rPr>
+      </w:pPr>
+    </w:p>
+    <w:p>
+      <w:pPr>
+        <w:pStyle w:val="a8"/>
+        <w:numPr>
+          <w:ilvl w:val="0"/>
+          <w:numId w:val="29"/>
+        </w:numPr>
+        <w:jc w:val="both"/>
+        <w:rPr>
+          <w:sz w:val="28"/>
+          <w:szCs w:val="28"/>
+          <w:lang w:eastAsia="ru-RU"/>
+        </w:rPr>
+      </w:pPr>
+      <w:r>
+        <w:rPr>
+          <w:b/>
+          <w:bCs/>
+          <w:color w:val="000000"/>
+          <w:sz w:val="28"/>
+          <w:szCs w:val="28"/>
+          <w:lang w:eastAsia="ru-RU"/>
+        </w:rPr>
+        <w:t>Контрольные вопросы:</w:t>
+      </w:r>
+    </w:p>
+    <w:p>
+      <w:pPr>
+        <w:pStyle w:val="a8"/>
+        <w:numPr>
+          <w:ilvl w:val="1"/>
+          <w:numId w:val="29"/>
+        </w:numPr>
+        <w:jc w:val="both"/>
+        <w:rPr>
+          <w:sz w:val="28"/>
+          <w:szCs w:val="28"/>
+        </w:rPr>
+      </w:pPr>
+      <w:r>
+        <w:rPr>
+          <w:sz w:val="28"/>
+          <w:szCs w:val="28"/>
+        </w:rPr>
+        <w:t xml:space="preserve">Что такое </w:t>
+      </w:r>
+      <w:proofErr w:type="spellStart"/>
+      <w:r>
+        <w:rPr>
+          <w:sz w:val="28"/>
+          <w:szCs w:val="28"/>
+        </w:rPr>
+        <w:t>Jetpack</w:t>
+      </w:r>
+      <w:proofErr w:type="spellEnd"/>
+      <w:r>
+        <w:rPr>
+          <w:sz w:val="28"/>
+          <w:szCs w:val="28"/>
+        </w:rPr>
+        <w:t xml:space="preserve"> </w:t>
+      </w:r>
+      <w:proofErr w:type="spellStart"/>
+      <w:r>
+        <w:rPr>
+          <w:sz w:val="28"/>
+          <w:szCs w:val="28"/>
+        </w:rPr>
+        <w:t>Compose</w:t>
+      </w:r>
+      <w:proofErr w:type="spellEnd"/>
+      <w:r>
+        <w:rPr>
+          <w:sz w:val="28"/>
+          <w:szCs w:val="28"/>
+        </w:rPr>
+        <w:t>?</w:t>
+      </w:r>
+    </w:p>
+    <w:p>
+      <w:pPr>
+        <w:jc w:val="both"/>
+        <w:rPr>
+          <w:sz w:val="28"/>
+          <w:szCs w:val="28"/>
+        </w:rPr>
+      </w:pPr>
+      <w:r>
+        <w:rPr>
+          <w:sz w:val="28"/>
+          <w:szCs w:val="28"/>
+        </w:rPr>
+        <w:t xml:space="preserve">Современный декларативный инструментарий Google для создания пользовательских интерфейсов </w:t>
+      </w:r>
+      <w:proofErr w:type="spellStart"/>
+      <w:r>
+        <w:rPr>
+          <w:sz w:val="28"/>
+          <w:szCs w:val="28"/>
+        </w:rPr>
+        <w:t>Android</w:t>
+      </w:r>
+      <w:proofErr w:type="spellEnd"/>
+      <w:r>
+        <w:rPr>
+          <w:sz w:val="28"/>
+          <w:szCs w:val="28"/>
+        </w:rPr>
+        <w:t xml:space="preserve"> на языке </w:t>
+      </w:r>
+      <w:proofErr w:type="spellStart"/>
+      <w:r>
+        <w:rPr>
+          <w:sz w:val="28"/>
+          <w:szCs w:val="28"/>
+        </w:rPr>
+        <w:t>Kotlin</w:t>
+      </w:r>
+      <w:proofErr w:type="spellEnd"/>
+      <w:r>
+        <w:rPr>
+          <w:sz w:val="28"/>
+          <w:szCs w:val="28"/>
+        </w:rPr>
+        <w:t>.</w:t>
+      </w:r>
+    </w:p>
+    <w:p>
+      <w:pPr>
+        <w:jc w:val="both"/>
+        <w:rPr>
+          <w:sz w:val="28"/>
+          <w:szCs w:val="28"/>
+        </w:rPr>
+      </w:pPr>
+    </w:p>
+    <w:p>
+      <w:pPr>
+        <w:pStyle w:val="a8"/>
+        <w:numPr>
+          <w:ilvl w:val="1"/>
+          <w:numId w:val="29"/>
+        </w:numPr>
+        <w:jc w:val="both"/>
+        <w:rPr>
+          <w:sz w:val="28"/>
+          <w:szCs w:val="28"/>
+        </w:rPr>
+      </w:pPr>
+      <w:r>
+        <w:rPr>
+          <w:sz w:val="28"/>
+          <w:szCs w:val="28"/>
+        </w:rPr>
+        <w:t xml:space="preserve">Какой тип проекта нужно выбрать, чтобы создать проект с использованием </w:t>
+      </w:r>
+      <w:proofErr w:type="spellStart"/>
+      <w:r>
+        <w:rPr>
+          <w:sz w:val="28"/>
+          <w:szCs w:val="28"/>
+        </w:rPr>
+        <w:t>Jetpack</w:t>
+      </w:r>
+      <w:proofErr w:type="spellEnd"/>
+      <w:r>
+        <w:rPr>
+          <w:sz w:val="28"/>
+          <w:szCs w:val="28"/>
+        </w:rPr>
+        <w:t xml:space="preserve"> </w:t>
+      </w:r>
+      <w:proofErr w:type="spellStart"/>
+      <w:r>
+        <w:rPr>
+          <w:sz w:val="28"/>
+          <w:szCs w:val="28"/>
+        </w:rPr>
+        <w:t>Compose</w:t>
+      </w:r>
+      <w:proofErr w:type="spellEnd"/>
+      <w:r>
+        <w:rPr>
+          <w:sz w:val="28"/>
+          <w:szCs w:val="28"/>
+        </w:rPr>
+        <w:t>?</w:t>
+      </w:r>
+    </w:p>
+    <w:p>
+      <w:pPr>
+        <w:ind w:firstLine="709"/>
+        <w:jc w:val="both"/>
+        <w:rPr>
+          <w:sz w:val="28"/>
+          <w:szCs w:val="28"/>
+          <w:lang w:val="en-US"/>
+        </w:rPr>
+      </w:pPr>
+      <w:r>
+        <w:rPr>
+          <w:sz w:val="28"/>
+          <w:szCs w:val="28"/>
+        </w:rPr>
+        <w:t>Шаблон</w:t>
+      </w:r>
+      <w:r>
+        <w:rPr>
+          <w:sz w:val="28"/>
+          <w:szCs w:val="28"/>
+          <w:lang w:val="en-US"/>
+        </w:rPr>
+        <w:t xml:space="preserve"> Empty Compose Activity (</w:t>
+      </w:r>
+      <w:r>
+        <w:rPr>
+          <w:sz w:val="28"/>
+          <w:szCs w:val="28"/>
+        </w:rPr>
+        <w:t>или</w:t>
+      </w:r>
+      <w:r>
+        <w:rPr>
+          <w:sz w:val="28"/>
+          <w:szCs w:val="28"/>
+          <w:lang w:val="en-US"/>
+        </w:rPr>
+        <w:t xml:space="preserve"> </w:t>
+      </w:r>
+      <w:r>
+        <w:rPr>
+          <w:sz w:val="28"/>
+          <w:szCs w:val="28"/>
+        </w:rPr>
+        <w:t>любой</w:t>
+      </w:r>
+      <w:r>
+        <w:rPr>
+          <w:sz w:val="28"/>
+          <w:szCs w:val="28"/>
+          <w:lang w:val="en-US"/>
+        </w:rPr>
+        <w:t xml:space="preserve"> </w:t>
+      </w:r>
+      <w:r>
+        <w:rPr>
+          <w:sz w:val="28"/>
+          <w:szCs w:val="28"/>
+        </w:rPr>
+        <w:t>другой</w:t>
+      </w:r>
+      <w:r>
+        <w:rPr>
+          <w:sz w:val="28"/>
+          <w:szCs w:val="28"/>
+          <w:lang w:val="en-US"/>
+        </w:rPr>
+        <w:t xml:space="preserve"> </w:t>
+      </w:r>
+      <w:r>
+        <w:rPr>
+          <w:sz w:val="28"/>
+          <w:szCs w:val="28"/>
+        </w:rPr>
+        <w:t>с</w:t>
+      </w:r>
+      <w:r>
+        <w:rPr>
+          <w:sz w:val="28"/>
+          <w:szCs w:val="28"/>
+          <w:lang w:val="en-US"/>
+        </w:rPr>
+        <w:t xml:space="preserve"> </w:t>
+      </w:r>
+      <w:r>
+        <w:rPr>
+          <w:sz w:val="28"/>
+          <w:szCs w:val="28"/>
+        </w:rPr>
+        <w:t>пометкой</w:t>
+      </w:r>
+      <w:r>
+        <w:rPr>
+          <w:sz w:val="28"/>
+          <w:szCs w:val="28"/>
+          <w:lang w:val="en-US"/>
+        </w:rPr>
+        <w:t xml:space="preserve"> Compose) </w:t>
+      </w:r>
+      <w:r>
+        <w:rPr>
+          <w:sz w:val="28"/>
+          <w:szCs w:val="28"/>
+        </w:rPr>
+        <w:t>в</w:t>
+      </w:r>
+      <w:r>
+        <w:rPr>
+          <w:sz w:val="28"/>
+          <w:szCs w:val="28"/>
+          <w:lang w:val="en-US"/>
+        </w:rPr>
+        <w:t xml:space="preserve"> Android Studio.</w:t>
+      </w:r>
+    </w:p>
+    <w:p>
+      <w:pPr>
+        <w:jc w:val="both"/>
+        <w:rPr>
+          <w:sz w:val="28"/>
+          <w:szCs w:val="28"/>
+          <w:lang w:val="en-US"/>
+        </w:rPr>
+      </w:pPr>
+    </w:p>
+    <w:p>
+      <w:pPr>
+        <w:pStyle w:val="a8"/>
+        <w:numPr>
+          <w:ilvl w:val="1"/>
+          <w:numId w:val="29"/>
+        </w:numPr>
+        <w:jc w:val="both"/>
+        <w:rPr>
+          <w:sz w:val="28"/>
+          <w:szCs w:val="28"/>
+        </w:rPr>
+      </w:pPr>
+      <w:r>
+        <w:rPr>
+          <w:sz w:val="28"/>
+          <w:szCs w:val="28"/>
+        </w:rPr>
+        <w:t xml:space="preserve">Что такое </w:t>
+      </w:r>
+      <w:proofErr w:type="spellStart"/>
+      <w:r>
+        <w:rPr>
+          <w:sz w:val="28"/>
+          <w:szCs w:val="28"/>
+        </w:rPr>
+        <w:t>Activity</w:t>
+      </w:r>
+      <w:proofErr w:type="spellEnd"/>
+      <w:r>
+        <w:rPr>
+          <w:sz w:val="28"/>
+          <w:szCs w:val="28"/>
+        </w:rPr>
+        <w:t>?</w:t>
+      </w:r>
+    </w:p>
+    <w:p>
+      <w:pPr>
+        <w:ind w:firstLine="709"/>
+        <w:jc w:val="both"/>
+        <w:rPr>
+          <w:sz w:val="28"/>
+          <w:szCs w:val="28"/>
+        </w:rPr>
+      </w:pPr>
+      <w:r>
+        <w:rPr>
+          <w:sz w:val="28"/>
+          <w:szCs w:val="28"/>
+        </w:rPr>
+        <w:t xml:space="preserve">Компонент </w:t>
+      </w:r>
+      <w:proofErr w:type="spellStart"/>
+      <w:r>
+        <w:rPr>
+          <w:sz w:val="28"/>
+          <w:szCs w:val="28"/>
+        </w:rPr>
+        <w:t>Android</w:t>
+      </w:r>
+      <w:proofErr w:type="spellEnd"/>
+      <w:r>
+        <w:rPr>
+          <w:sz w:val="28"/>
+          <w:szCs w:val="28"/>
+        </w:rPr>
+        <w:t>, представляющий собой экран приложения и управляющий его жизненным циклом.</w:t>
+      </w:r>
+    </w:p>
+    <w:p>
+      <w:pPr>
+        <w:jc w:val="both"/>
+        <w:rPr>
+          <w:sz w:val="28"/>
+          <w:szCs w:val="28"/>
+        </w:rPr>
+      </w:pPr>
+    </w:p>
+    <w:p>
+      <w:pPr>
+        <w:pStyle w:val="a8"/>
+        <w:numPr>
+          <w:ilvl w:val="1"/>
+          <w:numId w:val="29"/>
+        </w:numPr>
+        <w:jc w:val="both"/>
+        <w:rPr>
+          <w:sz w:val="28"/>
+          <w:szCs w:val="28"/>
+        </w:rPr>
+      </w:pPr>
+      <w:r>
+        <w:rPr>
+          <w:sz w:val="28"/>
+          <w:szCs w:val="28"/>
+        </w:rPr>
+        <w:t xml:space="preserve">Для чего используется </w:t>
+      </w:r>
+      <w:proofErr w:type="spellStart"/>
+      <w:r>
+        <w:rPr>
+          <w:sz w:val="28"/>
+          <w:szCs w:val="28"/>
+        </w:rPr>
+        <w:t>MainActivity</w:t>
+      </w:r>
+      <w:proofErr w:type="spellEnd"/>
+      <w:r>
+        <w:rPr>
+          <w:sz w:val="28"/>
+          <w:szCs w:val="28"/>
+        </w:rPr>
+        <w:t>?</w:t>
+      </w:r>
+    </w:p>
+    <w:p>
+      <w:pPr>
+        <w:ind w:firstLine="709"/>
+        <w:jc w:val="both"/>
+        <w:rPr>
+          <w:sz w:val="28"/>
+          <w:szCs w:val="28"/>
+        </w:rPr>
+      </w:pPr>
+      <w:r>
+        <w:rPr>
+          <w:sz w:val="28"/>
+          <w:szCs w:val="28"/>
+        </w:rPr>
+        <w:t>Это главная активность, которая запускается первой при старте приложения и служит точкой входа.</w:t>
+      </w:r>
+    </w:p>
+    <w:p>
+      <w:pPr>
+        <w:jc w:val="both"/>
+        <w:rPr>
+          <w:sz w:val="28"/>
+          <w:szCs w:val="28"/>
+        </w:rPr>
+      </w:pPr>
+    </w:p>
+    <w:p>
+      <w:pPr>
+        <w:pStyle w:val="a8"/>
+        <w:numPr>
+          <w:ilvl w:val="1"/>
+          <w:numId w:val="29"/>
+        </w:numPr>
+        <w:jc w:val="both"/>
+        <w:rPr>
+          <w:sz w:val="28"/>
+          <w:szCs w:val="28"/>
+        </w:rPr>
+      </w:pPr>
+      <w:r>
+        <w:rPr>
+          <w:sz w:val="28"/>
+          <w:szCs w:val="28"/>
+        </w:rPr>
+        <w:t xml:space="preserve">Для чего используется функция </w:t>
+      </w:r>
+      <w:proofErr w:type="spellStart"/>
+      <w:r>
+        <w:rPr>
+          <w:sz w:val="28"/>
+          <w:szCs w:val="28"/>
+        </w:rPr>
+        <w:t>onCreate</w:t>
+      </w:r>
+      <w:proofErr w:type="spellEnd"/>
+      <w:r>
+        <w:rPr>
+          <w:sz w:val="28"/>
+          <w:szCs w:val="28"/>
+        </w:rPr>
+        <w:t>?</w:t>
+      </w:r>
+    </w:p>
+    <w:p>
+      <w:pPr>
+        <w:ind w:firstLine="709"/>
+        <w:jc w:val="both"/>
+        <w:rPr>
+          <w:sz w:val="28"/>
+          <w:szCs w:val="28"/>
+        </w:rPr>
+      </w:pPr>
+      <w:r>
+        <w:rPr>
+          <w:sz w:val="28"/>
+          <w:szCs w:val="28"/>
+        </w:rPr>
+        <w:t>Метод жизненного цикла, вызываемый при создании активности; в нём обычно инициализируют интерфейс и компоненты.</w:t>
+      </w:r>
+    </w:p>
+    <w:p>
+      <w:pPr>
+        <w:jc w:val="both"/>
+        <w:rPr>
+          <w:sz w:val="28"/>
+          <w:szCs w:val="28"/>
+        </w:rPr>
+      </w:pPr>
+    </w:p>
+    <w:p>
+      <w:pPr>
+        <w:pStyle w:val="a8"/>
+        <w:numPr>
+          <w:ilvl w:val="1"/>
+          <w:numId w:val="29"/>
+        </w:numPr>
+        <w:jc w:val="both"/>
+        <w:rPr>
+          <w:sz w:val="28"/>
+          <w:szCs w:val="28"/>
+        </w:rPr>
+      </w:pPr>
+      <w:r>
+        <w:rPr>
+          <w:sz w:val="28"/>
+          <w:szCs w:val="28"/>
+        </w:rPr>
+        <w:t xml:space="preserve">Что делает функция </w:t>
+      </w:r>
+      <w:proofErr w:type="spellStart"/>
+      <w:r>
+        <w:rPr>
+          <w:sz w:val="28"/>
+          <w:szCs w:val="28"/>
+        </w:rPr>
+        <w:t>setContent</w:t>
+      </w:r>
+      <w:proofErr w:type="spellEnd"/>
+      <w:r>
+        <w:rPr>
+          <w:sz w:val="28"/>
+          <w:szCs w:val="28"/>
+        </w:rPr>
+        <w:t>?</w:t>
+      </w:r>
+    </w:p>
+    <w:p>
+      <w:pPr>
+        <w:ind w:firstLine="709"/>
+        <w:jc w:val="both"/>
+        <w:rPr>
+          <w:sz w:val="28"/>
+          <w:szCs w:val="28"/>
+        </w:rPr>
+      </w:pPr>
+      <w:r>
+        <w:rPr>
+          <w:sz w:val="28"/>
+          <w:szCs w:val="28"/>
+        </w:rPr>
+        <w:t xml:space="preserve">Устанавливает содержимое </w:t>
+      </w:r>
+      <w:proofErr w:type="spellStart"/>
+      <w:r>
+        <w:rPr>
+          <w:sz w:val="28"/>
+          <w:szCs w:val="28"/>
+        </w:rPr>
+        <w:t>Compose</w:t>
+      </w:r>
+      <w:proofErr w:type="spellEnd"/>
+      <w:r>
+        <w:rPr>
+          <w:sz w:val="28"/>
+          <w:szCs w:val="28"/>
+        </w:rPr>
+        <w:t xml:space="preserve">-интерфейса для </w:t>
+      </w:r>
+      <w:proofErr w:type="spellStart"/>
+      <w:r>
+        <w:rPr>
+          <w:sz w:val="28"/>
+          <w:szCs w:val="28"/>
+        </w:rPr>
+        <w:t>Activity</w:t>
+      </w:r>
+      <w:proofErr w:type="spellEnd"/>
+      <w:r>
+        <w:rPr>
+          <w:sz w:val="28"/>
+          <w:szCs w:val="28"/>
+        </w:rPr>
+        <w:t>, связывая UI с экраном.</w:t>
+      </w:r>
+    </w:p>
+    <w:p>
+      <w:pPr>
+        <w:jc w:val="both"/>
+        <w:rPr>
+          <w:sz w:val="28"/>
+          <w:szCs w:val="28"/>
+        </w:rPr>
+      </w:pPr>
+    </w:p>
+    <w:p>
+      <w:pPr>
+        <w:pStyle w:val="a8"/>
+        <w:numPr>
+          <w:ilvl w:val="1"/>
+          <w:numId w:val="29"/>
+        </w:numPr>
+        <w:jc w:val="both"/>
+        <w:rPr>
+          <w:sz w:val="28"/>
+          <w:szCs w:val="28"/>
+        </w:rPr>
+      </w:pPr>
+      <w:r>
+        <w:rPr>
+          <w:sz w:val="28"/>
+          <w:szCs w:val="28"/>
+        </w:rPr>
+        <w:t>Для чего используется аннотация @Composable?</w:t>
+      </w:r>
+    </w:p>
+    <w:p>
+      <w:pPr>
+        <w:ind w:firstLine="709"/>
+        <w:jc w:val="both"/>
+        <w:rPr>
+          <w:sz w:val="28"/>
+          <w:szCs w:val="28"/>
+        </w:rPr>
+      </w:pPr>
+      <w:r>
+        <w:rPr>
+          <w:sz w:val="28"/>
+          <w:szCs w:val="28"/>
+        </w:rPr>
+        <w:t>Помечает функцию как составную (</w:t>
+      </w:r>
+      <w:proofErr w:type="spellStart"/>
+      <w:r>
+        <w:rPr>
+          <w:sz w:val="28"/>
+          <w:szCs w:val="28"/>
+        </w:rPr>
+        <w:t>composable</w:t>
+      </w:r>
+      <w:proofErr w:type="spellEnd"/>
+      <w:r>
+        <w:rPr>
+          <w:sz w:val="28"/>
+          <w:szCs w:val="28"/>
+        </w:rPr>
+        <w:t xml:space="preserve">), позволяя ей описывать часть пользовательского интерфейса в </w:t>
+      </w:r>
+      <w:proofErr w:type="spellStart"/>
+      <w:r>
+        <w:rPr>
+          <w:sz w:val="28"/>
+          <w:szCs w:val="28"/>
+        </w:rPr>
+        <w:t>Jetpack</w:t>
+      </w:r>
+      <w:proofErr w:type="spellEnd"/>
+      <w:r>
+        <w:rPr>
+          <w:sz w:val="28"/>
+          <w:szCs w:val="28"/>
+        </w:rPr>
+        <w:t xml:space="preserve"> </w:t>
+      </w:r>
+      <w:proofErr w:type="spellStart"/>
+      <w:r>
+        <w:rPr>
+          <w:sz w:val="28"/>
+          <w:szCs w:val="28"/>
+        </w:rPr>
+        <w:t>Compose</w:t>
+      </w:r>
+      <w:proofErr w:type="spellEnd"/>
+      <w:r>
+        <w:rPr>
+          <w:sz w:val="28"/>
+          <w:szCs w:val="28"/>
+        </w:rPr>
+        <w:t>.</w:t>
+      </w:r>
+    </w:p>
+    <w:p>
+      <w:pPr>
+        <w:jc w:val="both"/>
+        <w:rPr>
+          <w:sz w:val="28"/>
+          <w:szCs w:val="28"/>
+        </w:rPr>
+      </w:pPr>
+    </w:p>
+    <w:p>
+      <w:pPr>
+        <w:pStyle w:val="a8"/>
+        <w:numPr>
+          <w:ilvl w:val="1"/>
+          <w:numId w:val="29"/>
+        </w:numPr>
+        <w:jc w:val="both"/>
+        <w:rPr>
+          <w:sz w:val="28"/>
+          <w:szCs w:val="28"/>
+        </w:rPr>
+      </w:pPr>
+      <w:r>
+        <w:rPr>
+          <w:sz w:val="28"/>
+          <w:szCs w:val="28"/>
+        </w:rPr>
+        <w:t>Для чего указывается @Preview?</w:t>
+      </w:r>
+    </w:p>
+    <w:p>
+      <w:pPr>
+        <w:ind w:firstLine="709"/>
+        <w:jc w:val="both"/>
+        <w:rPr>
+          <w:sz w:val="28"/>
+          <w:szCs w:val="28"/>
+        </w:rPr>
+      </w:pPr>
+      <w:r>
+        <w:rPr>
+          <w:sz w:val="28"/>
+          <w:szCs w:val="28"/>
+        </w:rPr>
+        <w:t xml:space="preserve">Для предварительного просмотра </w:t>
+      </w:r>
+      <w:proofErr w:type="spellStart"/>
+      <w:r>
+        <w:rPr>
+          <w:sz w:val="28"/>
+          <w:szCs w:val="28"/>
+        </w:rPr>
+        <w:t>composable</w:t>
+      </w:r>
+      <w:proofErr w:type="spellEnd"/>
+      <w:r>
+        <w:rPr>
+          <w:sz w:val="28"/>
+          <w:szCs w:val="28"/>
+        </w:rPr>
+        <w:t xml:space="preserve">-функции в </w:t>
+      </w:r>
+      <w:proofErr w:type="spellStart"/>
+      <w:r>
+        <w:rPr>
+          <w:sz w:val="28"/>
+          <w:szCs w:val="28"/>
+        </w:rPr>
+        <w:t>Android</w:t>
+      </w:r>
+      <w:proofErr w:type="spellEnd"/>
+      <w:r>
+        <w:rPr>
+          <w:sz w:val="28"/>
+          <w:szCs w:val="28"/>
+        </w:rPr>
+        <w:t xml:space="preserve"> Studio без необходимости запускать приложение на устройстве или эмуляторе.</w:t>
+      </w:r>
+    </w:p>
+    <w:p>
+      <w:pPr>
+        <w:jc w:val="both"/>
+        <w:rPr>
+          <w:color w:val="000000"/>
+          <w:sz w:val="28"/>
+          <w:szCs w:val="28"/>
+          <w:lang w:eastAsia="ru-RU"/>
+        </w:rPr>
+      </w:pPr>
+    </w:p>
+    <w:p>
+      <w:pPr>
+        <w:pStyle w:val="a8"/>
+        <w:numPr>
+          <w:ilvl w:val="0"/>
+          <w:numId w:val="29"/>
+        </w:numPr>
+        <w:jc w:val="both"/>
+        <w:rPr>
+          <w:sz w:val="28"/>
+          <w:szCs w:val="28"/>
+        </w:rPr>
+      </w:pPr>
+      <w:r>
+        <w:rPr>
+          <w:b/>
+          <w:bCs/>
+          <w:color w:val="000000"/>
+          <w:sz w:val="28"/>
+          <w:szCs w:val="28"/>
+          <w:lang w:eastAsia="ru-RU"/>
+        </w:rPr>
+        <w:t>Вывод</w:t>
+      </w:r>
+      <w:r>
+        <w:rPr>
+          <w:b/>
+          <w:bCs/>
+          <w:sz w:val="28"/>
+          <w:szCs w:val="28"/>
+          <w:lang w:eastAsia="ru-RU"/>
+        </w:rPr>
+        <w:t>:</w:t>
+      </w:r>
+      <w:r>
+        <w:rPr>
+          <w:sz w:val="28"/>
+          <w:szCs w:val="28"/>
+          <w:lang w:eastAsia="ru-RU"/>
+        </w:rPr>
+        <w:t xml:space="preserve"> в ходе лабораторной работы и</w:t>
+      </w:r>
+      <w:r>
+        <w:rPr>
+          <w:sz w:val="28"/>
+          <w:szCs w:val="28"/>
+        </w:rPr>
+        <w:t xml:space="preserve">зучили </w:t>
+      </w:r>
+      <w:r>
+        <w:rPr>
+          <w:sz w:val="28"/>
+          <w:szCs w:val="28"/>
+        </w:rPr>
+        <w:t xml:space="preserve">процесс создания приложения в </w:t>
+      </w:r>
+      <w:proofErr w:type="spellStart"/>
+      <w:r>
+        <w:rPr>
+          <w:sz w:val="28"/>
+          <w:szCs w:val="28"/>
+        </w:rPr>
+        <w:t>Android</w:t>
+      </w:r>
+      <w:proofErr w:type="spellEnd"/>
+      <w:r>
+        <w:rPr>
+          <w:sz w:val="28"/>
+          <w:szCs w:val="28"/>
+        </w:rPr>
+        <w:t xml:space="preserve"> Studio.</w:t>
       </w:r>
     </w:p>
     <w:sectPr>
@@ -18970,6 +19982,244 @@
     </w:lvl>
   </w:abstractNum>
   <w:abstractNum w:abstractNumId="9" w15:restartNumberingAfterBreak="0">
+    <w:nsid w:val="2A4B49C8"/>
+    <w:multiLevelType w:val="multilevel"/>
+    <w:tmpl w:val="607E3D5E"/>
+    <w:lvl w:ilvl="0">
+      <w:start w:val="1"/>
+      <w:numFmt w:val="decimal"/>
+      <w:lvlText w:val="%1"/>
+      <w:lvlJc w:val="left"/>
+      <w:pPr>
+        <w:ind w:left="0" w:firstLine="0"/>
+      </w:pPr>
+      <w:rPr>
+        <w:rFonts w:hint="default"/>
+        <w:b/>
+        <w:i w:val="0"/>
+      </w:rPr>
+    </w:lvl>
+    <w:lvl w:ilvl="1">
+      <w:start w:val="1"/>
+      <w:numFmt w:val="decimal"/>
+      <w:lvlText w:val="%1.%2"/>
+      <w:lvlJc w:val="left"/>
+      <w:pPr>
+        <w:ind w:left="0" w:firstLine="709"/>
+      </w:pPr>
+      <w:rPr>
+        <w:rFonts w:hint="default"/>
+        <w:b w:val="0"/>
+        <w:bCs w:val="0"/>
+      </w:rPr>
+    </w:lvl>
+    <w:lvl w:ilvl="2">
+      <w:start w:val="1"/>
+      <w:numFmt w:val="decimal"/>
+      <w:lvlText w:val="%1.%2.%3"/>
+      <w:lvlJc w:val="left"/>
+      <w:pPr>
+        <w:ind w:left="0" w:firstLine="1418"/>
+      </w:pPr>
+      <w:rPr>
+        <w:rFonts w:hint="default"/>
+        <w:b w:val="0"/>
+        <w:bCs w:val="0"/>
+      </w:rPr>
+    </w:lvl>
+    <w:lvl w:ilvl="3">
+      <w:start w:val="1"/>
+      <w:numFmt w:val="decimal"/>
+      <w:lvlText w:val="%1.%2.%3.%4"/>
+      <w:lvlJc w:val="left"/>
+      <w:pPr>
+        <w:ind w:left="2127" w:firstLine="0"/>
+      </w:pPr>
+      <w:rPr>
+        <w:rFonts w:hint="default"/>
+      </w:rPr>
+    </w:lvl>
+    <w:lvl w:ilvl="4">
+      <w:start w:val="1"/>
+      <w:numFmt w:val="decimal"/>
+      <w:lvlText w:val="%1.%2.%3.%4.%5"/>
+      <w:lvlJc w:val="left"/>
+      <w:pPr>
+        <w:ind w:left="2836" w:firstLine="0"/>
+      </w:pPr>
+      <w:rPr>
+        <w:rFonts w:hint="default"/>
+      </w:rPr>
+    </w:lvl>
+    <w:lvl w:ilvl="5">
+      <w:start w:val="1"/>
+      <w:numFmt w:val="decimal"/>
+      <w:lvlText w:val="%1.%2.%3.%4.%5.%6"/>
+      <w:lvlJc w:val="left"/>
+      <w:pPr>
+        <w:ind w:left="3545" w:firstLine="0"/>
+      </w:pPr>
+      <w:rPr>
+        <w:rFonts w:hint="default"/>
+      </w:rPr>
+    </w:lvl>
+    <w:lvl w:ilvl="6">
+      <w:start w:val="1"/>
+      <w:numFmt w:val="decimal"/>
+      <w:lvlText w:val="%1.%2.%3.%4.%5.%6.%7"/>
+      <w:lvlJc w:val="left"/>
+      <w:pPr>
+        <w:ind w:left="4254" w:firstLine="0"/>
+      </w:pPr>
+      <w:rPr>
+        <w:rFonts w:hint="default"/>
+      </w:rPr>
+    </w:lvl>
+    <w:lvl w:ilvl="7">
+      <w:start w:val="1"/>
+      <w:numFmt w:val="decimal"/>
+      <w:lvlText w:val="%1.%2.%3.%4.%5.%6.%7.%8"/>
+      <w:lvlJc w:val="left"/>
+      <w:pPr>
+        <w:ind w:left="4963" w:firstLine="0"/>
+      </w:pPr>
+      <w:rPr>
+        <w:rFonts w:hint="default"/>
+      </w:rPr>
+    </w:lvl>
+    <w:lvl w:ilvl="8">
+      <w:start w:val="1"/>
+      <w:numFmt w:val="decimal"/>
+      <w:lvlText w:val="%1.%2.%3.%4.%5.%6.%7.%8.%9"/>
+      <w:lvlJc w:val="left"/>
+      <w:pPr>
+        <w:ind w:left="5672" w:firstLine="0"/>
+      </w:pPr>
+      <w:rPr>
+        <w:rFonts w:hint="default"/>
+      </w:rPr>
+    </w:lvl>
+  </w:abstractNum>
+  <w:abstractNum w:abstractNumId="10" w15:restartNumberingAfterBreak="0">
+    <w:nsid w:val="2B034CDE"/>
+    <w:multiLevelType w:val="multilevel"/>
+    <w:tmpl w:val="607E3D5E"/>
+    <w:lvl w:ilvl="0">
+      <w:start w:val="1"/>
+      <w:numFmt w:val="decimal"/>
+      <w:lvlText w:val="%1"/>
+      <w:lvlJc w:val="left"/>
+      <w:pPr>
+        <w:ind w:left="0" w:firstLine="0"/>
+      </w:pPr>
+      <w:rPr>
+        <w:rFonts w:hint="default"/>
+        <w:b/>
+        <w:i w:val="0"/>
+      </w:rPr>
+    </w:lvl>
+    <w:lvl w:ilvl="1">
+      <w:start w:val="1"/>
+      <w:numFmt w:val="decimal"/>
+      <w:lvlText w:val="%1.%2"/>
+      <w:lvlJc w:val="left"/>
+      <w:pPr>
+        <w:ind w:left="0" w:firstLine="709"/>
+      </w:pPr>
+      <w:rPr>
+        <w:rFonts w:hint="default"/>
+        <w:b w:val="0"/>
+        <w:bCs w:val="0"/>
+      </w:rPr>
+    </w:lvl>
+    <w:lvl w:ilvl="2">
+      <w:start w:val="1"/>
+      <w:numFmt w:val="decimal"/>
+      <w:lvlText w:val="%1.%2.%3"/>
+      <w:lvlJc w:val="left"/>
+      <w:pPr>
+        <w:ind w:left="0" w:firstLine="1418"/>
+      </w:pPr>
+      <w:rPr>
+        <w:rFonts w:hint="default"/>
+        <w:b w:val="0"/>
+        <w:bCs w:val="0"/>
+      </w:rPr>
+    </w:lvl>
+    <w:lvl w:ilvl="3">
+      <w:start w:val="1"/>
+      <w:numFmt w:val="decimal"/>
+      <w:lvlText w:val="%1.%2.%3.%4"/>
+      <w:lvlJc w:val="left"/>
+      <w:pPr>
+        <w:ind w:left="2127" w:firstLine="0"/>
+      </w:pPr>
+      <w:rPr>
+        <w:rFonts w:hint="default"/>
+      </w:rPr>
+    </w:lvl>
+    <w:lvl w:ilvl="4">
+      <w:start w:val="1"/>
+      <w:numFmt w:val="decimal"/>
+      <w:lvlText w:val="%1.%2.%3.%4.%5"/>
+      <w:lvlJc w:val="left"/>
+      <w:pPr>
+        <w:ind w:left="2836" w:firstLine="0"/>
+      </w:pPr>
+      <w:rPr>
+        <w:rFonts w:hint="default"/>
+      </w:rPr>
+    </w:lvl>
+    <w:lvl w:ilvl="5">
+      <w:start w:val="1"/>
+      <w:numFmt w:val="decimal"/>
+      <w:lvlText w:val="%1.%2.%3.%4.%5.%6"/>
+      <w:lvlJc w:val="left"/>
+      <w:pPr>
+        <w:ind w:left="3545" w:firstLine="0"/>
+      </w:pPr>
+      <w:rPr>
+        <w:rFonts w:hint="default"/>
+      </w:rPr>
+    </w:lvl>
+    <w:lvl w:ilvl="6">
+      <w:start w:val="1"/>
+      <w:numFmt w:val="decimal"/>
+      <w:lvlText w:val="%1.%2.%3.%4.%5.%6.%7"/>
+      <w:lvlJc w:val="left"/>
+      <w:pPr>
+        <w:ind w:left="4254" w:firstLine="0"/>
+      </w:pPr>
+      <w:rPr>
+        <w:rFonts w:hint="default"/>
+      </w:rPr>
+    </w:lvl>
+    <w:lvl w:ilvl="7">
+      <w:start w:val="1"/>
+      <w:numFmt w:val="decimal"/>
+      <w:lvlText w:val="%1.%2.%3.%4.%5.%6.%7.%8"/>
+      <w:lvlJc w:val="left"/>
+      <w:pPr>
+        <w:ind w:left="4963" w:firstLine="0"/>
+      </w:pPr>
+      <w:rPr>
+        <w:rFonts w:hint="default"/>
+      </w:rPr>
+    </w:lvl>
+    <w:lvl w:ilvl="8">
+      <w:start w:val="1"/>
+      <w:numFmt w:val="decimal"/>
+      <w:lvlText w:val="%1.%2.%3.%4.%5.%6.%7.%8.%9"/>
+      <w:lvlJc w:val="left"/>
+      <w:pPr>
+        <w:ind w:left="5672" w:firstLine="0"/>
+      </w:pPr>
+      <w:rPr>
+        <w:rFonts w:hint="default"/>
+      </w:rPr>
+    </w:lvl>
+  </w:abstractNum>
+  <w:abstractNum w:abstractNumId="11" w15:restartNumberingAfterBreak="0">
     <w:nsid w:val="2BF461DF"/>
     <w:multiLevelType w:val="hybridMultilevel"/>
     <w:tmpl w:val="E7F6833C"/>
@@ -19082,7 +20332,7 @@
       </w:rPr>
     </w:lvl>
   </w:abstractNum>
-  <w:abstractNum w:abstractNumId="10" w15:restartNumberingAfterBreak="0">
+  <w:abstractNum w:abstractNumId="12" w15:restartNumberingAfterBreak="0">
     <w:nsid w:val="301A1DEE"/>
     <w:multiLevelType w:val="multilevel"/>
     <w:tmpl w:val="607E3D5E"/>
@@ -19201,7 +20451,7 @@
       </w:rPr>
     </w:lvl>
   </w:abstractNum>
-  <w:abstractNum w:abstractNumId="11" w15:restartNumberingAfterBreak="0">
+  <w:abstractNum w:abstractNumId="13" w15:restartNumberingAfterBreak="0">
     <w:nsid w:val="33877397"/>
     <w:multiLevelType w:val="hybridMultilevel"/>
     <w:tmpl w:val="77F0AE5E"/>
@@ -19314,7 +20564,7 @@
       </w:rPr>
     </w:lvl>
   </w:abstractNum>
-  <w:abstractNum w:abstractNumId="12" w15:restartNumberingAfterBreak="0">
+  <w:abstractNum w:abstractNumId="14" w15:restartNumberingAfterBreak="0">
     <w:nsid w:val="33F61707"/>
     <w:multiLevelType w:val="hybridMultilevel"/>
     <w:tmpl w:val="3AF2D7CA"/>
@@ -19427,7 +20677,7 @@
       </w:rPr>
     </w:lvl>
   </w:abstractNum>
-  <w:abstractNum w:abstractNumId="13" w15:restartNumberingAfterBreak="0">
+  <w:abstractNum w:abstractNumId="15" w15:restartNumberingAfterBreak="0">
     <w:nsid w:val="36EB1551"/>
     <w:multiLevelType w:val="hybridMultilevel"/>
     <w:tmpl w:val="12FEF2A0"/>
@@ -19540,7 +20790,7 @@
       </w:rPr>
     </w:lvl>
   </w:abstractNum>
-  <w:abstractNum w:abstractNumId="14" w15:restartNumberingAfterBreak="0">
+  <w:abstractNum w:abstractNumId="16" w15:restartNumberingAfterBreak="0">
     <w:nsid w:val="3CAB3E29"/>
     <w:multiLevelType w:val="multilevel"/>
     <w:tmpl w:val="607E3D5E"/>
@@ -19659,7 +20909,7 @@
       </w:rPr>
     </w:lvl>
   </w:abstractNum>
-  <w:abstractNum w:abstractNumId="15" w15:restartNumberingAfterBreak="0">
+  <w:abstractNum w:abstractNumId="17" w15:restartNumberingAfterBreak="0">
     <w:nsid w:val="409F687E"/>
     <w:multiLevelType w:val="multilevel"/>
     <w:tmpl w:val="607E3D5E"/>
@@ -19778,7 +21028,7 @@
       </w:rPr>
     </w:lvl>
   </w:abstractNum>
-  <w:abstractNum w:abstractNumId="16" w15:restartNumberingAfterBreak="0">
+  <w:abstractNum w:abstractNumId="18" w15:restartNumberingAfterBreak="0">
     <w:nsid w:val="46EF734D"/>
     <w:multiLevelType w:val="multilevel"/>
     <w:tmpl w:val="607E3D5E"/>
@@ -19897,7 +21147,7 @@
       </w:rPr>
     </w:lvl>
   </w:abstractNum>
-  <w:abstractNum w:abstractNumId="17" w15:restartNumberingAfterBreak="0">
+  <w:abstractNum w:abstractNumId="19" w15:restartNumberingAfterBreak="0">
     <w:nsid w:val="4A555A82"/>
     <w:multiLevelType w:val="multilevel"/>
     <w:tmpl w:val="607E3D5E"/>
@@ -20016,7 +21266,7 @@
       </w:rPr>
     </w:lvl>
   </w:abstractNum>
-  <w:abstractNum w:abstractNumId="18" w15:restartNumberingAfterBreak="0">
+  <w:abstractNum w:abstractNumId="20" w15:restartNumberingAfterBreak="0">
     <w:nsid w:val="4E09721D"/>
     <w:multiLevelType w:val="multilevel"/>
     <w:tmpl w:val="607E3D5E"/>
@@ -20135,7 +21385,7 @@
       </w:rPr>
     </w:lvl>
   </w:abstractNum>
-  <w:abstractNum w:abstractNumId="19" w15:restartNumberingAfterBreak="0">
+  <w:abstractNum w:abstractNumId="21" w15:restartNumberingAfterBreak="0">
     <w:nsid w:val="52221B22"/>
     <w:multiLevelType w:val="multilevel"/>
     <w:tmpl w:val="607E3D5E"/>
@@ -20254,7 +21504,7 @@
       </w:rPr>
     </w:lvl>
   </w:abstractNum>
-  <w:abstractNum w:abstractNumId="20" w15:restartNumberingAfterBreak="0">
+  <w:abstractNum w:abstractNumId="22" w15:restartNumberingAfterBreak="0">
     <w:nsid w:val="5520722E"/>
     <w:multiLevelType w:val="multilevel"/>
     <w:tmpl w:val="607E3D5E"/>
@@ -20373,7 +21623,7 @@
       </w:rPr>
     </w:lvl>
   </w:abstractNum>
-  <w:abstractNum w:abstractNumId="21" w15:restartNumberingAfterBreak="0">
+  <w:abstractNum w:abstractNumId="23" w15:restartNumberingAfterBreak="0">
     <w:nsid w:val="552B1EAF"/>
     <w:multiLevelType w:val="multilevel"/>
     <w:tmpl w:val="46C668D6"/>
@@ -20490,7 +21740,7 @@
       </w:rPr>
     </w:lvl>
   </w:abstractNum>
-  <w:abstractNum w:abstractNumId="22" w15:restartNumberingAfterBreak="0">
+  <w:abstractNum w:abstractNumId="24" w15:restartNumberingAfterBreak="0">
     <w:nsid w:val="635D41CF"/>
     <w:multiLevelType w:val="multilevel"/>
     <w:tmpl w:val="A7DC3C5C"/>
@@ -20625,7 +21875,7 @@
       </w:rPr>
     </w:lvl>
   </w:abstractNum>
-  <w:abstractNum w:abstractNumId="23" w15:restartNumberingAfterBreak="0">
+  <w:abstractNum w:abstractNumId="25" w15:restartNumberingAfterBreak="0">
     <w:nsid w:val="653026D5"/>
     <w:multiLevelType w:val="multilevel"/>
     <w:tmpl w:val="607E3D5E"/>
@@ -20744,7 +21994,7 @@
       </w:rPr>
     </w:lvl>
   </w:abstractNum>
-  <w:abstractNum w:abstractNumId="24" w15:restartNumberingAfterBreak="0">
+  <w:abstractNum w:abstractNumId="26" w15:restartNumberingAfterBreak="0">
     <w:nsid w:val="656D45D2"/>
     <w:multiLevelType w:val="hybridMultilevel"/>
     <w:tmpl w:val="7D8020AE"/>
@@ -20857,7 +22107,7 @@
       </w:rPr>
     </w:lvl>
   </w:abstractNum>
-  <w:abstractNum w:abstractNumId="25" w15:restartNumberingAfterBreak="0">
+  <w:abstractNum w:abstractNumId="27" w15:restartNumberingAfterBreak="0">
     <w:nsid w:val="6B8A4A36"/>
     <w:multiLevelType w:val="hybridMultilevel"/>
     <w:tmpl w:val="75D83BB0"/>
@@ -20970,7 +22220,7 @@
       </w:rPr>
     </w:lvl>
   </w:abstractNum>
-  <w:abstractNum w:abstractNumId="26" w15:restartNumberingAfterBreak="0">
+  <w:abstractNum w:abstractNumId="28" w15:restartNumberingAfterBreak="0">
     <w:nsid w:val="722F56F5"/>
     <w:multiLevelType w:val="multilevel"/>
     <w:tmpl w:val="607E3D5E"/>
@@ -21089,7 +22339,7 @@
       </w:rPr>
     </w:lvl>
   </w:abstractNum>
-  <w:abstractNum w:abstractNumId="27" w15:restartNumberingAfterBreak="0">
+  <w:abstractNum w:abstractNumId="29" w15:restartNumberingAfterBreak="0">
     <w:nsid w:val="7BFD5E93"/>
     <w:multiLevelType w:val="hybridMultilevel"/>
     <w:tmpl w:val="FDB6C79C"/>
@@ -21206,61 +22456,61 @@
     <w:abstractNumId w:val="0"/>
   </w:num>
   <w:num w:numId="2">
-    <w:abstractNumId w:val="21"/>
+    <w:abstractNumId w:val="23"/>
   </w:num>
   <w:num w:numId="3">
-    <w:abstractNumId w:val="22"/>
+    <w:abstractNumId w:val="24"/>
   </w:num>
   <w:num w:numId="4">
     <w:abstractNumId w:val="5"/>
   </w:num>
   <w:num w:numId="5">
-    <w:abstractNumId w:val="19"/>
+    <w:abstractNumId w:val="21"/>
   </w:num>
   <w:num w:numId="6">
-    <w:abstractNumId w:val="14"/>
+    <w:abstractNumId w:val="16"/>
   </w:num>
   <w:num w:numId="7">
     <w:abstractNumId w:val="2"/>
   </w:num>
   <w:num w:numId="8">
-    <w:abstractNumId w:val="27"/>
+    <w:abstractNumId w:val="29"/>
   </w:num>
   <w:num w:numId="9">
     <w:abstractNumId w:val="4"/>
   </w:num>
   <w:num w:numId="10">
-    <w:abstractNumId w:val="16"/>
+    <w:abstractNumId w:val="18"/>
   </w:num>
   <w:num w:numId="11">
     <w:abstractNumId w:val="1"/>
   </w:num>
   <w:num w:numId="12">
-    <w:abstractNumId w:val="20"/>
+    <w:abstractNumId w:val="22"/>
   </w:num>
   <w:num w:numId="13">
-    <w:abstractNumId w:val="15"/>
+    <w:abstractNumId w:val="17"/>
   </w:num>
   <w:num w:numId="14">
     <w:abstractNumId w:val="7"/>
   </w:num>
   <w:num w:numId="15">
-    <w:abstractNumId w:val="18"/>
+    <w:abstractNumId w:val="20"/>
   </w:num>
   <w:num w:numId="16">
-    <w:abstractNumId w:val="24"/>
+    <w:abstractNumId w:val="26"/>
   </w:num>
   <w:num w:numId="17">
-    <w:abstractNumId w:val="25"/>
+    <w:abstractNumId w:val="27"/>
   </w:num>
   <w:num w:numId="18">
-    <w:abstractNumId w:val="12"/>
+    <w:abstractNumId w:val="14"/>
   </w:num>
   <w:num w:numId="19">
-    <w:abstractNumId w:val="11"/>
+    <w:abstractNumId w:val="13"/>
   </w:num>
   <w:num w:numId="20">
-    <w:abstractNumId w:val="9"/>
+    <w:abstractNumId w:val="11"/>
   </w:num>
   <w:num w:numId="21">
     <w:abstractNumId w:val="3"/>
@@ -21269,22 +22519,28 @@
     <w:abstractNumId w:val="8"/>
   </w:num>
   <w:num w:numId="23">
-    <w:abstractNumId w:val="17"/>
+    <w:abstractNumId w:val="19"/>
   </w:num>
   <w:num w:numId="24">
-    <w:abstractNumId w:val="23"/>
+    <w:abstractNumId w:val="25"/>
   </w:num>
   <w:num w:numId="25">
-    <w:abstractNumId w:val="26"/>
+    <w:abstractNumId w:val="28"/>
   </w:num>
   <w:num w:numId="26">
-    <w:abstractNumId w:val="13"/>
+    <w:abstractNumId w:val="15"/>
   </w:num>
   <w:num w:numId="27">
-    <w:abstractNumId w:val="10"/>
+    <w:abstractNumId w:val="12"/>
   </w:num>
   <w:num w:numId="28">
     <w:abstractNumId w:val="6"/>
+  </w:num>
+  <w:num w:numId="29">
+    <w:abstractNumId w:val="10"/>
+  </w:num>
+  <w:num w:numId="30">
+    <w:abstractNumId w:val="9"/>
   </w:num>
   <w:numIdMacAtCleanup w:val="10"/>
 </w:numbering>

--- a/Labs/Отчёты по РМП.docx
+++ b/Labs/Отчёты по РМП.docx
@@ -27332,7 +27332,6 @@
           <w:kern w:val="3"/>
           <w:sz w:val="28"/>
           <w:szCs w:val="28"/>
-          <w:lang w:val="en-US"/>
         </w:rPr>
       </w:pPr>
       <w:proofErr w:type="spellStart"/>
@@ -27470,7 +27469,6 @@
           <w:kern w:val="3"/>
           <w:sz w:val="28"/>
           <w:szCs w:val="28"/>
-          <w:lang w:val="en-US"/>
         </w:rPr>
         <w:t>:</w:t>
       </w:r>
@@ -27484,7 +27482,6 @@
           <w:kern w:val="3"/>
           <w:sz w:val="28"/>
           <w:szCs w:val="28"/>
-          <w:lang w:val="en-US"/>
         </w:rPr>
       </w:pPr>
     </w:p>
@@ -27498,7 +27495,6 @@
           <w:kern w:val="3"/>
           <w:sz w:val="28"/>
           <w:szCs w:val="28"/>
-          <w:lang w:val="en-US"/>
         </w:rPr>
       </w:pPr>
       <w:proofErr w:type="spellStart"/>
@@ -27522,7 +27518,6 @@
           <w:kern w:val="3"/>
           <w:sz w:val="28"/>
           <w:szCs w:val="28"/>
-          <w:lang w:val="en-US"/>
         </w:rPr>
         <w:t>(</w:t>
       </w:r>
@@ -27547,7 +27542,6 @@
           <w:kern w:val="3"/>
           <w:sz w:val="28"/>
           <w:szCs w:val="28"/>
-          <w:lang w:val="en-US"/>
         </w:rPr>
         <w:t xml:space="preserve"> = { /* </w:t>
       </w:r>
@@ -27568,7 +27562,6 @@
           <w:kern w:val="3"/>
           <w:sz w:val="28"/>
           <w:szCs w:val="28"/>
-          <w:lang w:val="en-US"/>
         </w:rPr>
         <w:t xml:space="preserve"> */ }) {</w:t>
       </w:r>
@@ -27583,10 +27576,8 @@
           <w:kern w:val="3"/>
           <w:sz w:val="28"/>
           <w:szCs w:val="28"/>
-          <w:lang w:val="en-US"/>
-        </w:rPr>
-      </w:pPr>
-      <w:proofErr w:type="spellStart"/>
+        </w:rPr>
+      </w:pPr>
       <w:proofErr w:type="gramStart"/>
       <w:r>
         <w:rPr>
@@ -27595,22 +27586,20 @@
           <w:kern w:val="3"/>
           <w:sz w:val="28"/>
           <w:szCs w:val="28"/>
+          <w:lang w:val="en-US"/>
         </w:rPr>
         <w:t>Icon</w:t>
       </w:r>
-      <w:proofErr w:type="spellEnd"/>
-      <w:r>
-        <w:rPr>
-          <w:rFonts w:eastAsiaTheme="minorHAnsi"/>
-          <w:bCs/>
-          <w:kern w:val="3"/>
-          <w:sz w:val="28"/>
-          <w:szCs w:val="28"/>
-          <w:lang w:val="en-US"/>
+      <w:r>
+        <w:rPr>
+          <w:rFonts w:eastAsiaTheme="minorHAnsi"/>
+          <w:bCs/>
+          <w:kern w:val="3"/>
+          <w:sz w:val="28"/>
+          <w:szCs w:val="28"/>
         </w:rPr>
         <w:t>(</w:t>
       </w:r>
-      <w:proofErr w:type="spellStart"/>
       <w:proofErr w:type="gramEnd"/>
       <w:r>
         <w:rPr>
@@ -27621,17 +27610,57 @@
           <w:szCs w:val="28"/>
           <w:lang w:val="en-US"/>
         </w:rPr>
-        <w:t>Icons.Default.Menu</w:t>
-      </w:r>
-      <w:proofErr w:type="spellEnd"/>
-      <w:r>
-        <w:rPr>
-          <w:rFonts w:eastAsiaTheme="minorHAnsi"/>
-          <w:bCs/>
-          <w:kern w:val="3"/>
-          <w:sz w:val="28"/>
-          <w:szCs w:val="28"/>
-          <w:lang w:val="en-US"/>
+        <w:t>Icons</w:t>
+      </w:r>
+      <w:r>
+        <w:rPr>
+          <w:rFonts w:eastAsiaTheme="minorHAnsi"/>
+          <w:bCs/>
+          <w:kern w:val="3"/>
+          <w:sz w:val="28"/>
+          <w:szCs w:val="28"/>
+        </w:rPr>
+        <w:t>.</w:t>
+      </w:r>
+      <w:r>
+        <w:rPr>
+          <w:rFonts w:eastAsiaTheme="minorHAnsi"/>
+          <w:bCs/>
+          <w:kern w:val="3"/>
+          <w:sz w:val="28"/>
+          <w:szCs w:val="28"/>
+          <w:lang w:val="en-US"/>
+        </w:rPr>
+        <w:t>Default</w:t>
+      </w:r>
+      <w:r>
+        <w:rPr>
+          <w:rFonts w:eastAsiaTheme="minorHAnsi"/>
+          <w:bCs/>
+          <w:kern w:val="3"/>
+          <w:sz w:val="28"/>
+          <w:szCs w:val="28"/>
+        </w:rPr>
+        <w:t>.</w:t>
+      </w:r>
+      <w:r>
+        <w:rPr>
+          <w:rFonts w:eastAsiaTheme="minorHAnsi"/>
+          <w:bCs/>
+          <w:kern w:val="3"/>
+          <w:sz w:val="28"/>
+          <w:szCs w:val="28"/>
+          <w:lang w:val="en-US"/>
+        </w:rPr>
+        <w:t>Menu</w:t>
+      </w:r>
+      <w:r>
+        <w:rPr>
+          <w:rFonts w:eastAsiaTheme="minorHAnsi"/>
+          <w:bCs/>
+          <w:kern w:val="3"/>
+          <w:sz w:val="28"/>
+          <w:szCs w:val="28"/>
         </w:rPr>
         <w:t xml:space="preserve">, </w:t>
       </w:r>
@@ -27655,7 +27684,6 @@
           <w:kern w:val="3"/>
           <w:sz w:val="28"/>
           <w:szCs w:val="28"/>
-          <w:lang w:val="en-US"/>
         </w:rPr>
         <w:t xml:space="preserve"> = "</w:t>
       </w:r>
@@ -27676,7 +27704,6 @@
           <w:kern w:val="3"/>
           <w:sz w:val="28"/>
           <w:szCs w:val="28"/>
-          <w:lang w:val="en-US"/>
         </w:rPr>
         <w:t>")</w:t>
       </w:r>
@@ -27775,7 +27802,6 @@
           <w:kern w:val="3"/>
           <w:sz w:val="28"/>
           <w:szCs w:val="28"/>
-          <w:lang w:val="en-US"/>
         </w:rPr>
       </w:pPr>
       <w:proofErr w:type="spellStart"/>
@@ -27871,7 +27897,6 @@
           <w:kern w:val="3"/>
           <w:sz w:val="28"/>
           <w:szCs w:val="28"/>
-          <w:lang w:val="en-US"/>
         </w:rPr>
         <w:t>:</w:t>
       </w:r>
@@ -27886,19 +27911,91 @@
           <w:kern w:val="3"/>
           <w:sz w:val="28"/>
           <w:szCs w:val="28"/>
-          <w:lang w:val="en-US"/>
-        </w:rPr>
-      </w:pPr>
-      <w:r>
-        <w:rPr>
-          <w:rFonts w:eastAsiaTheme="minorHAnsi"/>
-          <w:bCs/>
-          <w:kern w:val="3"/>
-          <w:sz w:val="28"/>
-          <w:szCs w:val="28"/>
-          <w:lang w:val="en-US"/>
-        </w:rPr>
-        <w:t xml:space="preserve">var checked by remember </w:t>
+        </w:rPr>
+      </w:pPr>
+      <w:r>
+        <w:rPr>
+          <w:rFonts w:eastAsiaTheme="minorHAnsi"/>
+          <w:bCs/>
+          <w:kern w:val="3"/>
+          <w:sz w:val="28"/>
+          <w:szCs w:val="28"/>
+          <w:lang w:val="en-US"/>
+        </w:rPr>
+        <w:t>var</w:t>
+      </w:r>
+      <w:r>
+        <w:rPr>
+          <w:rFonts w:eastAsiaTheme="minorHAnsi"/>
+          <w:bCs/>
+          <w:kern w:val="3"/>
+          <w:sz w:val="28"/>
+          <w:szCs w:val="28"/>
+        </w:rPr>
+        <w:t xml:space="preserve"> </w:t>
+      </w:r>
+      <w:r>
+        <w:rPr>
+          <w:rFonts w:eastAsiaTheme="minorHAnsi"/>
+          <w:bCs/>
+          <w:kern w:val="3"/>
+          <w:sz w:val="28"/>
+          <w:szCs w:val="28"/>
+          <w:lang w:val="en-US"/>
+        </w:rPr>
+        <w:t>checked</w:t>
+      </w:r>
+      <w:r>
+        <w:rPr>
+          <w:rFonts w:eastAsiaTheme="minorHAnsi"/>
+          <w:bCs/>
+          <w:kern w:val="3"/>
+          <w:sz w:val="28"/>
+          <w:szCs w:val="28"/>
+        </w:rPr>
+        <w:t xml:space="preserve"> </w:t>
+      </w:r>
+      <w:r>
+        <w:rPr>
+          <w:rFonts w:eastAsiaTheme="minorHAnsi"/>
+          <w:bCs/>
+          <w:kern w:val="3"/>
+          <w:sz w:val="28"/>
+          <w:szCs w:val="28"/>
+          <w:lang w:val="en-US"/>
+        </w:rPr>
+        <w:t>by</w:t>
+      </w:r>
+      <w:r>
+        <w:rPr>
+          <w:rFonts w:eastAsiaTheme="minorHAnsi"/>
+          <w:bCs/>
+          <w:kern w:val="3"/>
+          <w:sz w:val="28"/>
+          <w:szCs w:val="28"/>
+        </w:rPr>
+        <w:t xml:space="preserve"> </w:t>
+      </w:r>
+      <w:r>
+        <w:rPr>
+          <w:rFonts w:eastAsiaTheme="minorHAnsi"/>
+          <w:bCs/>
+          <w:kern w:val="3"/>
+          <w:sz w:val="28"/>
+          <w:szCs w:val="28"/>
+          <w:lang w:val="en-US"/>
+        </w:rPr>
+        <w:t>remember</w:t>
+      </w:r>
+      <w:r>
+        <w:rPr>
+          <w:rFonts w:eastAsiaTheme="minorHAnsi"/>
+          <w:bCs/>
+          <w:kern w:val="3"/>
+          <w:sz w:val="28"/>
+          <w:szCs w:val="28"/>
+        </w:rPr>
+        <w:t xml:space="preserve"> </w:t>
       </w:r>
       <w:proofErr w:type="gramStart"/>
       <w:r>
@@ -27908,7 +28005,6 @@
           <w:kern w:val="3"/>
           <w:sz w:val="28"/>
           <w:szCs w:val="28"/>
-          <w:lang w:val="en-US"/>
         </w:rPr>
         <w:t xml:space="preserve">{ </w:t>
       </w:r>
@@ -27933,9 +28029,29 @@
           <w:kern w:val="3"/>
           <w:sz w:val="28"/>
           <w:szCs w:val="28"/>
-          <w:lang w:val="en-US"/>
-        </w:rPr>
-        <w:t>(false) }</w:t>
+        </w:rPr>
+        <w:t>(</w:t>
+      </w:r>
+      <w:r>
+        <w:rPr>
+          <w:rFonts w:eastAsiaTheme="minorHAnsi"/>
+          <w:bCs/>
+          <w:kern w:val="3"/>
+          <w:sz w:val="28"/>
+          <w:szCs w:val="28"/>
+          <w:lang w:val="en-US"/>
+        </w:rPr>
+        <w:t>false</w:t>
+      </w:r>
+      <w:r>
+        <w:rPr>
+          <w:rFonts w:eastAsiaTheme="minorHAnsi"/>
+          <w:bCs/>
+          <w:kern w:val="3"/>
+          <w:sz w:val="28"/>
+          <w:szCs w:val="28"/>
+        </w:rPr>
+        <w:t>) }</w:t>
       </w:r>
     </w:p>
     <w:p>
@@ -27988,15 +28104,17 @@
           <w:kern w:val="3"/>
           <w:sz w:val="28"/>
           <w:szCs w:val="28"/>
-        </w:rPr>
-      </w:pPr>
-      <w:r>
-        <w:rPr>
-          <w:rFonts w:eastAsiaTheme="minorHAnsi"/>
-          <w:bCs/>
-          <w:kern w:val="3"/>
-          <w:sz w:val="28"/>
-          <w:szCs w:val="28"/>
+          <w:lang w:val="en-US"/>
+        </w:rPr>
+      </w:pPr>
+      <w:r>
+        <w:rPr>
+          <w:rFonts w:eastAsiaTheme="minorHAnsi"/>
+          <w:bCs/>
+          <w:kern w:val="3"/>
+          <w:sz w:val="28"/>
+          <w:szCs w:val="28"/>
+          <w:lang w:val="en-US"/>
         </w:rPr>
         <w:t>checked = checked,</w:t>
       </w:r>
@@ -28011,16 +28129,18 @@
           <w:kern w:val="3"/>
           <w:sz w:val="28"/>
           <w:szCs w:val="28"/>
-        </w:rPr>
-      </w:pPr>
-      <w:proofErr w:type="spellStart"/>
-      <w:r>
-        <w:rPr>
-          <w:rFonts w:eastAsiaTheme="minorHAnsi"/>
-          <w:bCs/>
-          <w:kern w:val="3"/>
-          <w:sz w:val="28"/>
-          <w:szCs w:val="28"/>
+          <w:lang w:val="en-US"/>
+        </w:rPr>
+      </w:pPr>
+      <w:proofErr w:type="spellStart"/>
+      <w:r>
+        <w:rPr>
+          <w:rFonts w:eastAsiaTheme="minorHAnsi"/>
+          <w:bCs/>
+          <w:kern w:val="3"/>
+          <w:sz w:val="28"/>
+          <w:szCs w:val="28"/>
+          <w:lang w:val="en-US"/>
         </w:rPr>
         <w:t>onCheckedChange</w:t>
       </w:r>
@@ -28032,6 +28152,7 @@
           <w:kern w:val="3"/>
           <w:sz w:val="28"/>
           <w:szCs w:val="28"/>
+          <w:lang w:val="en-US"/>
         </w:rPr>
         <w:t xml:space="preserve"> = </w:t>
       </w:r>
@@ -28043,6 +28164,7 @@
           <w:kern w:val="3"/>
           <w:sz w:val="28"/>
           <w:szCs w:val="28"/>
+          <w:lang w:val="en-US"/>
         </w:rPr>
         <w:t>{ checked</w:t>
       </w:r>
@@ -28054,6 +28176,7 @@
           <w:kern w:val="3"/>
           <w:sz w:val="28"/>
           <w:szCs w:val="28"/>
+          <w:lang w:val="en-US"/>
         </w:rPr>
         <w:t xml:space="preserve"> = it }</w:t>
       </w:r>
@@ -28601,7 +28724,18 @@
           <w:szCs w:val="28"/>
           <w:lang w:val="en-US"/>
         </w:rPr>
-        <w:t>Icon(</w:t>
+        <w:t>Icon</w:t>
+      </w:r>
+      <w:r>
+        <w:rPr>
+          <w:rFonts w:eastAsiaTheme="minorHAnsi"/>
+          <w:bCs/>
+          <w:kern w:val="3"/>
+          <w:sz w:val="28"/>
+          <w:szCs w:val="28"/>
+          <w:lang w:val="en-US"/>
+        </w:rPr>
+        <w:t>(</w:t>
       </w:r>
       <w:proofErr w:type="spellStart"/>
       <w:proofErr w:type="gramEnd"/>
@@ -28614,7 +28748,51 @@
           <w:szCs w:val="28"/>
           <w:lang w:val="en-US"/>
         </w:rPr>
-        <w:t>Icons.Default.Add</w:t>
+        <w:t>Icons</w:t>
+      </w:r>
+      <w:r>
+        <w:rPr>
+          <w:rFonts w:eastAsiaTheme="minorHAnsi"/>
+          <w:bCs/>
+          <w:kern w:val="3"/>
+          <w:sz w:val="28"/>
+          <w:szCs w:val="28"/>
+          <w:lang w:val="en-US"/>
+        </w:rPr>
+        <w:t>.</w:t>
+      </w:r>
+      <w:r>
+        <w:rPr>
+          <w:rFonts w:eastAsiaTheme="minorHAnsi"/>
+          <w:bCs/>
+          <w:kern w:val="3"/>
+          <w:sz w:val="28"/>
+          <w:szCs w:val="28"/>
+          <w:lang w:val="en-US"/>
+        </w:rPr>
+        <w:t>Default</w:t>
+      </w:r>
+      <w:r>
+        <w:rPr>
+          <w:rFonts w:eastAsiaTheme="minorHAnsi"/>
+          <w:bCs/>
+          <w:kern w:val="3"/>
+          <w:sz w:val="28"/>
+          <w:szCs w:val="28"/>
+          <w:lang w:val="en-US"/>
+        </w:rPr>
+        <w:t>.</w:t>
+      </w:r>
+      <w:r>
+        <w:rPr>
+          <w:rFonts w:eastAsiaTheme="minorHAnsi"/>
+          <w:bCs/>
+          <w:kern w:val="3"/>
+          <w:sz w:val="28"/>
+          <w:szCs w:val="28"/>
+          <w:lang w:val="en-US"/>
+        </w:rPr>
+        <w:t>Add</w:t>
       </w:r>
       <w:proofErr w:type="spellEnd"/>
       <w:r>
@@ -28806,7 +28984,6 @@
           <w:kern w:val="3"/>
           <w:sz w:val="28"/>
           <w:szCs w:val="28"/>
-          <w:lang w:val="en-US"/>
         </w:rPr>
       </w:pPr>
       <w:proofErr w:type="spellStart"/>
@@ -28873,7 +29050,6 @@
           <w:kern w:val="3"/>
           <w:sz w:val="28"/>
           <w:szCs w:val="28"/>
-          <w:lang w:val="en-US"/>
         </w:rPr>
       </w:pPr>
       <w:proofErr w:type="spellStart"/>
@@ -28897,7 +29073,6 @@
           <w:kern w:val="3"/>
           <w:sz w:val="28"/>
           <w:szCs w:val="28"/>
-          <w:lang w:val="en-US"/>
         </w:rPr>
         <w:t>(</w:t>
       </w:r>
@@ -29096,29 +29271,16 @@
           <w:lang w:val="en-US"/>
         </w:rPr>
       </w:pPr>
-      <w:proofErr w:type="spellStart"/>
-      <w:r>
-        <w:rPr>
-          <w:rFonts w:eastAsiaTheme="minorHAnsi"/>
-          <w:bCs/>
-          <w:kern w:val="3"/>
-          <w:sz w:val="28"/>
-          <w:szCs w:val="28"/>
-          <w:lang w:val="en-US"/>
-        </w:rPr>
-        <w:t>text</w:t>
-      </w:r>
-      <w:proofErr w:type="spellEnd"/>
-      <w:r>
-        <w:rPr>
-          <w:rFonts w:eastAsiaTheme="minorHAnsi"/>
-          <w:bCs/>
-          <w:kern w:val="3"/>
-          <w:sz w:val="28"/>
-          <w:szCs w:val="28"/>
-          <w:lang w:val="en-US"/>
-        </w:rPr>
-        <w:t xml:space="preserve"> = </w:t>
+      <w:r>
+        <w:rPr>
+          <w:rFonts w:eastAsiaTheme="minorHAnsi"/>
+          <w:bCs/>
+          <w:kern w:val="3"/>
+          <w:sz w:val="28"/>
+          <w:szCs w:val="28"/>
+          <w:lang w:val="en-US"/>
+        </w:rPr>
+        <w:t xml:space="preserve">text = </w:t>
       </w:r>
       <w:proofErr w:type="gramStart"/>
       <w:r>
@@ -29142,7 +29304,31 @@
           <w:szCs w:val="28"/>
           <w:lang w:val="en-US"/>
         </w:rPr>
-        <w:t>("Редактировать") }</w:t>
+        <w:t>("</w:t>
+      </w:r>
+      <w:proofErr w:type="spellStart"/>
+      <w:r>
+        <w:rPr>
+          <w:rFonts w:eastAsiaTheme="minorHAnsi"/>
+          <w:bCs/>
+          <w:kern w:val="3"/>
+          <w:sz w:val="28"/>
+          <w:szCs w:val="28"/>
+          <w:lang w:val="en-US"/>
+        </w:rPr>
+        <w:t>Редактировать</w:t>
+      </w:r>
+      <w:proofErr w:type="spellEnd"/>
+      <w:r>
+        <w:rPr>
+          <w:rFonts w:eastAsiaTheme="minorHAnsi"/>
+          <w:bCs/>
+          <w:kern w:val="3"/>
+          <w:sz w:val="28"/>
+          <w:szCs w:val="28"/>
+          <w:lang w:val="en-US"/>
+        </w:rPr>
+        <w:t>") }</w:t>
       </w:r>
     </w:p>
     <w:p>
@@ -29239,7 +29425,6 @@
           <w:kern w:val="3"/>
           <w:sz w:val="28"/>
           <w:szCs w:val="28"/>
-          <w:lang w:val="en-US"/>
         </w:rPr>
       </w:pPr>
       <w:r>
@@ -29575,7 +29760,55 @@
           <w:szCs w:val="28"/>
           <w:lang w:val="en-US"/>
         </w:rPr>
-        <w:t xml:space="preserve"> = "На главную"</w:t>
+        <w:t xml:space="preserve"> = "</w:t>
+      </w:r>
+      <w:proofErr w:type="spellStart"/>
+      <w:r>
+        <w:rPr>
+          <w:rFonts w:eastAsiaTheme="minorHAnsi"/>
+          <w:bCs/>
+          <w:kern w:val="3"/>
+          <w:sz w:val="28"/>
+          <w:szCs w:val="28"/>
+          <w:lang w:val="en-US"/>
+        </w:rPr>
+        <w:t>На</w:t>
+      </w:r>
+      <w:proofErr w:type="spellEnd"/>
+      <w:r>
+        <w:rPr>
+          <w:rFonts w:eastAsiaTheme="minorHAnsi"/>
+          <w:bCs/>
+          <w:kern w:val="3"/>
+          <w:sz w:val="28"/>
+          <w:szCs w:val="28"/>
+          <w:lang w:val="en-US"/>
+        </w:rPr>
+        <w:t xml:space="preserve"> </w:t>
+      </w:r>
+      <w:proofErr w:type="spellStart"/>
+      <w:r>
+        <w:rPr>
+          <w:rFonts w:eastAsiaTheme="minorHAnsi"/>
+          <w:bCs/>
+          <w:kern w:val="3"/>
+          <w:sz w:val="28"/>
+          <w:szCs w:val="28"/>
+          <w:lang w:val="en-US"/>
+        </w:rPr>
+        <w:t>главную</w:t>
+      </w:r>
+      <w:proofErr w:type="spellEnd"/>
+      <w:r>
+        <w:rPr>
+          <w:rFonts w:eastAsiaTheme="minorHAnsi"/>
+          <w:bCs/>
+          <w:kern w:val="3"/>
+          <w:sz w:val="28"/>
+          <w:szCs w:val="28"/>
+          <w:lang w:val="en-US"/>
+        </w:rPr>
+        <w:t>"</w:t>
       </w:r>
     </w:p>
     <w:p>
@@ -29653,23 +29886,2535 @@
           <w:szCs w:val="28"/>
           <w:lang w:eastAsia="ru-RU"/>
         </w:rPr>
-        <w:t xml:space="preserve"> в ходе лабораторной работы изучили процесс настройки и</w:t>
-      </w:r>
-      <w:r>
-        <w:rPr>
-          <w:sz w:val="28"/>
-          <w:szCs w:val="28"/>
-          <w:lang w:eastAsia="ru-RU"/>
+        <w:t xml:space="preserve"> в ходе лабораторной работы изучили процесс настройки и использования элементов управления кнопок в приложениях </w:t>
+      </w:r>
+      <w:proofErr w:type="spellStart"/>
+      <w:r>
+        <w:rPr>
+          <w:sz w:val="28"/>
+          <w:szCs w:val="28"/>
+          <w:lang w:eastAsia="ru-RU"/>
+        </w:rPr>
+        <w:t>Android</w:t>
+      </w:r>
+      <w:proofErr w:type="spellEnd"/>
+      <w:r>
+        <w:rPr>
+          <w:sz w:val="28"/>
+          <w:szCs w:val="28"/>
+          <w:lang w:eastAsia="ru-RU"/>
+        </w:rPr>
+        <w:t>.</w:t>
+      </w:r>
+    </w:p>
+    <w:p>
+      <w:pPr>
+        <w:rPr>
+          <w:sz w:val="28"/>
+          <w:szCs w:val="28"/>
+          <w:lang w:eastAsia="ru-RU"/>
+        </w:rPr>
+      </w:pPr>
+      <w:r>
+        <w:rPr>
+          <w:sz w:val="28"/>
+          <w:szCs w:val="28"/>
+          <w:lang w:eastAsia="ru-RU"/>
+        </w:rPr>
+        <w:br w:type="page"/>
+      </w:r>
+    </w:p>
+    <w:p>
+      <w:pPr>
+        <w:pStyle w:val="a8"/>
+        <w:jc w:val="center"/>
+        <w:rPr>
+          <w:b/>
+          <w:bCs/>
+          <w:sz w:val="32"/>
+          <w:szCs w:val="32"/>
+        </w:rPr>
+      </w:pPr>
+      <w:r>
+        <w:rPr>
+          <w:b/>
+          <w:bCs/>
+          <w:sz w:val="32"/>
+          <w:szCs w:val="32"/>
+        </w:rPr>
+        <w:lastRenderedPageBreak/>
+        <w:t>Лабораторная работа №</w:t>
+      </w:r>
+      <w:r>
+        <w:rPr>
+          <w:b/>
+          <w:bCs/>
+          <w:sz w:val="32"/>
+          <w:szCs w:val="32"/>
+        </w:rPr>
+        <w:t>19</w:t>
+      </w:r>
+    </w:p>
+    <w:p>
+      <w:pPr>
+        <w:jc w:val="center"/>
+        <w:rPr>
+          <w:b/>
+          <w:bCs/>
+          <w:sz w:val="32"/>
+          <w:szCs w:val="32"/>
+        </w:rPr>
+      </w:pPr>
+      <w:r>
+        <w:rPr>
+          <w:b/>
+          <w:bCs/>
+          <w:sz w:val="32"/>
+          <w:szCs w:val="32"/>
+        </w:rPr>
+        <w:t>«</w:t>
+      </w:r>
+      <w:r>
+        <w:rPr>
+          <w:b/>
+          <w:bCs/>
+          <w:sz w:val="32"/>
+          <w:szCs w:val="32"/>
+        </w:rPr>
+        <w:t>Отображение списков и таблиц</w:t>
+      </w:r>
+      <w:r>
+        <w:rPr>
+          <w:b/>
+          <w:bCs/>
+          <w:sz w:val="32"/>
+          <w:szCs w:val="32"/>
+        </w:rPr>
+        <w:t>»</w:t>
+      </w:r>
+    </w:p>
+    <w:p>
+      <w:pPr>
+        <w:jc w:val="both"/>
+        <w:rPr>
+          <w:sz w:val="28"/>
+          <w:szCs w:val="28"/>
+        </w:rPr>
+      </w:pPr>
+    </w:p>
+    <w:p>
+      <w:pPr>
+        <w:pStyle w:val="a8"/>
+        <w:numPr>
+          <w:ilvl w:val="0"/>
+          <w:numId w:val="41"/>
+        </w:numPr>
+        <w:jc w:val="both"/>
+        <w:rPr>
+          <w:b/>
+          <w:bCs/>
+          <w:sz w:val="28"/>
+          <w:szCs w:val="28"/>
+        </w:rPr>
+      </w:pPr>
+      <w:r>
+        <w:rPr>
+          <w:b/>
+          <w:bCs/>
+          <w:sz w:val="28"/>
+          <w:szCs w:val="28"/>
+        </w:rPr>
+        <w:t>Цель работы:</w:t>
+      </w:r>
+    </w:p>
+    <w:p>
+      <w:pPr>
+        <w:pStyle w:val="a8"/>
+        <w:numPr>
+          <w:ilvl w:val="1"/>
+          <w:numId w:val="41"/>
+        </w:numPr>
+        <w:jc w:val="both"/>
+        <w:rPr>
+          <w:b/>
+          <w:bCs/>
+          <w:sz w:val="28"/>
+          <w:szCs w:val="28"/>
+        </w:rPr>
+      </w:pPr>
+      <w:r>
+        <w:rPr>
+          <w:rFonts w:eastAsiaTheme="minorHAnsi"/>
+          <w:bCs/>
+          <w:kern w:val="3"/>
+          <w:sz w:val="28"/>
+          <w:szCs w:val="28"/>
+        </w:rPr>
+        <w:t xml:space="preserve">Изучить процесс настройки и использования элементов управления для отображения списков в приложении </w:t>
+      </w:r>
+      <w:proofErr w:type="spellStart"/>
+      <w:r>
+        <w:rPr>
+          <w:rFonts w:eastAsiaTheme="minorHAnsi"/>
+          <w:bCs/>
+          <w:kern w:val="3"/>
+          <w:sz w:val="28"/>
+          <w:szCs w:val="28"/>
+        </w:rPr>
+        <w:t>Android</w:t>
+      </w:r>
+      <w:proofErr w:type="spellEnd"/>
+      <w:r>
+        <w:rPr>
+          <w:rFonts w:eastAsiaTheme="minorHAnsi"/>
+          <w:bCs/>
+          <w:kern w:val="3"/>
+          <w:sz w:val="28"/>
+          <w:szCs w:val="28"/>
+        </w:rPr>
+        <w:t>.</w:t>
+      </w:r>
+    </w:p>
+    <w:p>
+      <w:pPr>
+        <w:jc w:val="both"/>
+        <w:rPr>
+          <w:color w:val="000000"/>
+          <w:sz w:val="28"/>
+          <w:szCs w:val="28"/>
+          <w:lang w:eastAsia="ru-RU"/>
+        </w:rPr>
+      </w:pPr>
+    </w:p>
+    <w:p>
+      <w:pPr>
+        <w:pStyle w:val="a8"/>
+        <w:numPr>
+          <w:ilvl w:val="0"/>
+          <w:numId w:val="41"/>
+        </w:numPr>
+        <w:jc w:val="both"/>
+        <w:rPr>
+          <w:sz w:val="28"/>
+          <w:szCs w:val="28"/>
+          <w:lang w:eastAsia="ru-RU"/>
+        </w:rPr>
+      </w:pPr>
+      <w:r>
+        <w:rPr>
+          <w:b/>
+          <w:bCs/>
+          <w:color w:val="000000"/>
+          <w:sz w:val="28"/>
+          <w:szCs w:val="28"/>
+          <w:lang w:eastAsia="ru-RU"/>
+        </w:rPr>
+        <w:t>Контрольные вопросы:</w:t>
+      </w:r>
+    </w:p>
+    <w:p>
+      <w:pPr>
+        <w:pStyle w:val="a8"/>
+        <w:numPr>
+          <w:ilvl w:val="1"/>
+          <w:numId w:val="41"/>
+        </w:numPr>
+        <w:jc w:val="both"/>
+        <w:rPr>
+          <w:rFonts w:eastAsiaTheme="minorHAnsi"/>
+          <w:bCs/>
+          <w:kern w:val="3"/>
+          <w:sz w:val="28"/>
+          <w:szCs w:val="28"/>
+        </w:rPr>
+      </w:pPr>
+      <w:r>
+        <w:rPr>
+          <w:rFonts w:eastAsiaTheme="minorHAnsi"/>
+          <w:bCs/>
+          <w:kern w:val="3"/>
+          <w:sz w:val="28"/>
+          <w:szCs w:val="28"/>
+        </w:rPr>
+        <w:t>Что такое «</w:t>
+      </w:r>
+      <w:proofErr w:type="spellStart"/>
+      <w:r>
+        <w:rPr>
+          <w:rFonts w:eastAsiaTheme="minorHAnsi"/>
+          <w:bCs/>
+          <w:kern w:val="3"/>
+          <w:sz w:val="28"/>
+          <w:szCs w:val="28"/>
+        </w:rPr>
+        <w:t>LazyColumn</w:t>
+      </w:r>
+      <w:proofErr w:type="spellEnd"/>
+      <w:r>
+        <w:rPr>
+          <w:rFonts w:eastAsiaTheme="minorHAnsi"/>
+          <w:bCs/>
+          <w:kern w:val="3"/>
+          <w:sz w:val="28"/>
+          <w:szCs w:val="28"/>
+        </w:rPr>
+        <w:t>»?</w:t>
+      </w:r>
+    </w:p>
+    <w:p>
+      <w:pPr>
+        <w:ind w:firstLine="709"/>
+        <w:jc w:val="both"/>
+        <w:rPr>
+          <w:rFonts w:eastAsiaTheme="minorHAnsi"/>
+          <w:bCs/>
+          <w:kern w:val="3"/>
+          <w:sz w:val="28"/>
+          <w:szCs w:val="28"/>
+        </w:rPr>
+      </w:pPr>
+      <w:proofErr w:type="spellStart"/>
+      <w:r>
+        <w:rPr>
+          <w:rFonts w:eastAsiaTheme="minorHAnsi"/>
+          <w:bCs/>
+          <w:kern w:val="3"/>
+          <w:sz w:val="28"/>
+          <w:szCs w:val="28"/>
+        </w:rPr>
+        <w:t>LazyColumn</w:t>
+      </w:r>
+      <w:proofErr w:type="spellEnd"/>
+      <w:r>
+        <w:rPr>
+          <w:rFonts w:eastAsiaTheme="minorHAnsi"/>
+          <w:bCs/>
+          <w:kern w:val="3"/>
+          <w:sz w:val="28"/>
+          <w:szCs w:val="28"/>
         </w:rPr>
         <w:t xml:space="preserve"> </w:t>
       </w:r>
       <w:r>
         <w:rPr>
-          <w:sz w:val="28"/>
-          <w:szCs w:val="28"/>
-          <w:lang w:eastAsia="ru-RU"/>
-        </w:rPr>
-        <w:t xml:space="preserve">использования элементов управления кнопок в приложениях </w:t>
+          <w:rFonts w:eastAsiaTheme="minorHAnsi"/>
+          <w:bCs/>
+          <w:kern w:val="3"/>
+          <w:sz w:val="28"/>
+          <w:szCs w:val="28"/>
+        </w:rPr>
+        <w:t>–</w:t>
+      </w:r>
+      <w:r>
+        <w:rPr>
+          <w:rFonts w:eastAsiaTheme="minorHAnsi"/>
+          <w:bCs/>
+          <w:kern w:val="3"/>
+          <w:sz w:val="28"/>
+          <w:szCs w:val="28"/>
+        </w:rPr>
+        <w:t xml:space="preserve"> это компонент </w:t>
+      </w:r>
+      <w:proofErr w:type="spellStart"/>
+      <w:r>
+        <w:rPr>
+          <w:rFonts w:eastAsiaTheme="minorHAnsi"/>
+          <w:bCs/>
+          <w:kern w:val="3"/>
+          <w:sz w:val="28"/>
+          <w:szCs w:val="28"/>
+        </w:rPr>
+        <w:t>Jetpack</w:t>
+      </w:r>
+      <w:proofErr w:type="spellEnd"/>
+      <w:r>
+        <w:rPr>
+          <w:rFonts w:eastAsiaTheme="minorHAnsi"/>
+          <w:bCs/>
+          <w:kern w:val="3"/>
+          <w:sz w:val="28"/>
+          <w:szCs w:val="28"/>
+        </w:rPr>
+        <w:t xml:space="preserve"> </w:t>
+      </w:r>
+      <w:proofErr w:type="spellStart"/>
+      <w:r>
+        <w:rPr>
+          <w:rFonts w:eastAsiaTheme="minorHAnsi"/>
+          <w:bCs/>
+          <w:kern w:val="3"/>
+          <w:sz w:val="28"/>
+          <w:szCs w:val="28"/>
+        </w:rPr>
+        <w:t>Compose</w:t>
+      </w:r>
+      <w:proofErr w:type="spellEnd"/>
+      <w:r>
+        <w:rPr>
+          <w:rFonts w:eastAsiaTheme="minorHAnsi"/>
+          <w:bCs/>
+          <w:kern w:val="3"/>
+          <w:sz w:val="28"/>
+          <w:szCs w:val="28"/>
+        </w:rPr>
+        <w:t xml:space="preserve"> для создания вертикального списка с ленивой загрузкой элементов. Он отображает только те элементы, которые видны на экране (или находятся в области предварительной загрузки), что обеспечивает высокую производительность даже при работе с большими списками.</w:t>
+      </w:r>
+    </w:p>
+    <w:p>
+      <w:pPr>
+        <w:jc w:val="both"/>
+        <w:rPr>
+          <w:rFonts w:eastAsiaTheme="minorHAnsi"/>
+          <w:bCs/>
+          <w:kern w:val="3"/>
+          <w:sz w:val="28"/>
+          <w:szCs w:val="28"/>
+        </w:rPr>
+      </w:pPr>
+    </w:p>
+    <w:p>
+      <w:pPr>
+        <w:pStyle w:val="a8"/>
+        <w:numPr>
+          <w:ilvl w:val="1"/>
+          <w:numId w:val="41"/>
+        </w:numPr>
+        <w:jc w:val="both"/>
+        <w:rPr>
+          <w:rFonts w:eastAsiaTheme="minorHAnsi"/>
+          <w:bCs/>
+          <w:kern w:val="3"/>
+          <w:sz w:val="28"/>
+          <w:szCs w:val="28"/>
+        </w:rPr>
+      </w:pPr>
+      <w:r>
+        <w:rPr>
+          <w:rFonts w:eastAsiaTheme="minorHAnsi"/>
+          <w:bCs/>
+          <w:kern w:val="3"/>
+          <w:sz w:val="28"/>
+          <w:szCs w:val="28"/>
+        </w:rPr>
+        <w:t>Что такое «</w:t>
+      </w:r>
+      <w:proofErr w:type="spellStart"/>
+      <w:r>
+        <w:rPr>
+          <w:rFonts w:eastAsiaTheme="minorHAnsi"/>
+          <w:bCs/>
+          <w:kern w:val="3"/>
+          <w:sz w:val="28"/>
+          <w:szCs w:val="28"/>
+        </w:rPr>
+        <w:t>LazyRow</w:t>
+      </w:r>
+      <w:proofErr w:type="spellEnd"/>
+      <w:r>
+        <w:rPr>
+          <w:rFonts w:eastAsiaTheme="minorHAnsi"/>
+          <w:bCs/>
+          <w:kern w:val="3"/>
+          <w:sz w:val="28"/>
+          <w:szCs w:val="28"/>
+        </w:rPr>
+        <w:t>»?</w:t>
+      </w:r>
+    </w:p>
+    <w:p>
+      <w:pPr>
+        <w:ind w:firstLine="709"/>
+        <w:jc w:val="both"/>
+        <w:rPr>
+          <w:rFonts w:eastAsiaTheme="minorHAnsi"/>
+          <w:bCs/>
+          <w:kern w:val="3"/>
+          <w:sz w:val="28"/>
+          <w:szCs w:val="28"/>
+        </w:rPr>
+      </w:pPr>
+      <w:proofErr w:type="spellStart"/>
+      <w:r>
+        <w:rPr>
+          <w:rFonts w:eastAsiaTheme="minorHAnsi"/>
+          <w:bCs/>
+          <w:kern w:val="3"/>
+          <w:sz w:val="28"/>
+          <w:szCs w:val="28"/>
+        </w:rPr>
+        <w:t>LazyRow</w:t>
+      </w:r>
+      <w:proofErr w:type="spellEnd"/>
+      <w:r>
+        <w:rPr>
+          <w:rFonts w:eastAsiaTheme="minorHAnsi"/>
+          <w:bCs/>
+          <w:kern w:val="3"/>
+          <w:sz w:val="28"/>
+          <w:szCs w:val="28"/>
+        </w:rPr>
+        <w:t xml:space="preserve"> </w:t>
+      </w:r>
+      <w:r>
+        <w:rPr>
+          <w:rFonts w:eastAsiaTheme="minorHAnsi"/>
+          <w:bCs/>
+          <w:kern w:val="3"/>
+          <w:sz w:val="28"/>
+          <w:szCs w:val="28"/>
+        </w:rPr>
+        <w:t>–</w:t>
+      </w:r>
+      <w:r>
+        <w:rPr>
+          <w:rFonts w:eastAsiaTheme="minorHAnsi"/>
+          <w:bCs/>
+          <w:kern w:val="3"/>
+          <w:sz w:val="28"/>
+          <w:szCs w:val="28"/>
+        </w:rPr>
+        <w:t xml:space="preserve"> горизонтальный аналог </w:t>
+      </w:r>
+      <w:proofErr w:type="spellStart"/>
+      <w:r>
+        <w:rPr>
+          <w:rFonts w:eastAsiaTheme="minorHAnsi"/>
+          <w:bCs/>
+          <w:kern w:val="3"/>
+          <w:sz w:val="28"/>
+          <w:szCs w:val="28"/>
+        </w:rPr>
+        <w:t>LazyColumn</w:t>
+      </w:r>
+      <w:proofErr w:type="spellEnd"/>
+      <w:r>
+        <w:rPr>
+          <w:rFonts w:eastAsiaTheme="minorHAnsi"/>
+          <w:bCs/>
+          <w:kern w:val="3"/>
+          <w:sz w:val="28"/>
+          <w:szCs w:val="28"/>
+        </w:rPr>
+        <w:t>. Он создаёт горизонтальный список, элементы которого загружаются лениво по мере прокрутки. Используется, когда контент располагается по горизонтали (например, галерея изображений или карусель).</w:t>
+      </w:r>
+    </w:p>
+    <w:p>
+      <w:pPr>
+        <w:jc w:val="both"/>
+        <w:rPr>
+          <w:rFonts w:eastAsiaTheme="minorHAnsi"/>
+          <w:bCs/>
+          <w:kern w:val="3"/>
+          <w:sz w:val="28"/>
+          <w:szCs w:val="28"/>
+        </w:rPr>
+      </w:pPr>
+    </w:p>
+    <w:p>
+      <w:pPr>
+        <w:pStyle w:val="a8"/>
+        <w:numPr>
+          <w:ilvl w:val="1"/>
+          <w:numId w:val="41"/>
+        </w:numPr>
+        <w:jc w:val="both"/>
+        <w:rPr>
+          <w:rFonts w:eastAsiaTheme="minorHAnsi"/>
+          <w:bCs/>
+          <w:kern w:val="3"/>
+          <w:sz w:val="28"/>
+          <w:szCs w:val="28"/>
+        </w:rPr>
+      </w:pPr>
+      <w:r>
+        <w:rPr>
+          <w:rFonts w:eastAsiaTheme="minorHAnsi"/>
+          <w:bCs/>
+          <w:kern w:val="3"/>
+          <w:sz w:val="28"/>
+          <w:szCs w:val="28"/>
+        </w:rPr>
+        <w:t>Что такое «</w:t>
+      </w:r>
+      <w:proofErr w:type="spellStart"/>
+      <w:r>
+        <w:rPr>
+          <w:rFonts w:eastAsiaTheme="minorHAnsi"/>
+          <w:bCs/>
+          <w:kern w:val="3"/>
+          <w:sz w:val="28"/>
+          <w:szCs w:val="28"/>
+        </w:rPr>
+        <w:t>LazyVerticalGrid</w:t>
+      </w:r>
+      <w:proofErr w:type="spellEnd"/>
+      <w:r>
+        <w:rPr>
+          <w:rFonts w:eastAsiaTheme="minorHAnsi"/>
+          <w:bCs/>
+          <w:kern w:val="3"/>
+          <w:sz w:val="28"/>
+          <w:szCs w:val="28"/>
+        </w:rPr>
+        <w:t>»?</w:t>
+      </w:r>
+    </w:p>
+    <w:p>
+      <w:pPr>
+        <w:ind w:firstLine="709"/>
+        <w:jc w:val="both"/>
+        <w:rPr>
+          <w:rFonts w:eastAsiaTheme="minorHAnsi"/>
+          <w:bCs/>
+          <w:kern w:val="3"/>
+          <w:sz w:val="28"/>
+          <w:szCs w:val="28"/>
+        </w:rPr>
+      </w:pPr>
+      <w:proofErr w:type="spellStart"/>
+      <w:r>
+        <w:rPr>
+          <w:rFonts w:eastAsiaTheme="minorHAnsi"/>
+          <w:bCs/>
+          <w:kern w:val="3"/>
+          <w:sz w:val="28"/>
+          <w:szCs w:val="28"/>
+        </w:rPr>
+        <w:t>LazyVerticalGrid</w:t>
+      </w:r>
+      <w:proofErr w:type="spellEnd"/>
+      <w:r>
+        <w:rPr>
+          <w:rFonts w:eastAsiaTheme="minorHAnsi"/>
+          <w:bCs/>
+          <w:kern w:val="3"/>
+          <w:sz w:val="28"/>
+          <w:szCs w:val="28"/>
+        </w:rPr>
+        <w:t xml:space="preserve"> </w:t>
+      </w:r>
+      <w:r>
+        <w:rPr>
+          <w:rFonts w:eastAsiaTheme="minorHAnsi"/>
+          <w:bCs/>
+          <w:kern w:val="3"/>
+          <w:sz w:val="28"/>
+          <w:szCs w:val="28"/>
+        </w:rPr>
+        <w:t>–</w:t>
+      </w:r>
+      <w:r>
+        <w:rPr>
+          <w:rFonts w:eastAsiaTheme="minorHAnsi"/>
+          <w:bCs/>
+          <w:kern w:val="3"/>
+          <w:sz w:val="28"/>
+          <w:szCs w:val="28"/>
+        </w:rPr>
+        <w:t xml:space="preserve"> компонент для создания сетки с вертикальной прокруткой, где элементы располагаются в виде строк и столбцов. В отличие от обычной </w:t>
+      </w:r>
+      <w:proofErr w:type="spellStart"/>
+      <w:r>
+        <w:rPr>
+          <w:rFonts w:eastAsiaTheme="minorHAnsi"/>
+          <w:bCs/>
+          <w:kern w:val="3"/>
+          <w:sz w:val="28"/>
+          <w:szCs w:val="28"/>
+        </w:rPr>
+        <w:t>LazyColumn</w:t>
+      </w:r>
+      <w:proofErr w:type="spellEnd"/>
+      <w:r>
+        <w:rPr>
+          <w:rFonts w:eastAsiaTheme="minorHAnsi"/>
+          <w:bCs/>
+          <w:kern w:val="3"/>
+          <w:sz w:val="28"/>
+          <w:szCs w:val="28"/>
+        </w:rPr>
+        <w:t xml:space="preserve">, здесь можно задать количество столбцов (фиксированное или адаптивное) с помощью </w:t>
+      </w:r>
+      <w:proofErr w:type="spellStart"/>
+      <w:r>
+        <w:rPr>
+          <w:rFonts w:eastAsiaTheme="minorHAnsi"/>
+          <w:bCs/>
+          <w:kern w:val="3"/>
+          <w:sz w:val="28"/>
+          <w:szCs w:val="28"/>
+        </w:rPr>
+        <w:t>GridCells</w:t>
+      </w:r>
+      <w:proofErr w:type="spellEnd"/>
+      <w:r>
+        <w:rPr>
+          <w:rFonts w:eastAsiaTheme="minorHAnsi"/>
+          <w:bCs/>
+          <w:kern w:val="3"/>
+          <w:sz w:val="28"/>
+          <w:szCs w:val="28"/>
+        </w:rPr>
+        <w:t>. Ленивая загрузка работает аналогично: создаются только видимые элементы сетки.</w:t>
+      </w:r>
+    </w:p>
+    <w:p>
+      <w:pPr>
+        <w:jc w:val="both"/>
+        <w:rPr>
+          <w:rFonts w:eastAsiaTheme="minorHAnsi"/>
+          <w:bCs/>
+          <w:kern w:val="3"/>
+          <w:sz w:val="28"/>
+          <w:szCs w:val="28"/>
+        </w:rPr>
+      </w:pPr>
+    </w:p>
+    <w:p>
+      <w:pPr>
+        <w:pStyle w:val="a8"/>
+        <w:numPr>
+          <w:ilvl w:val="1"/>
+          <w:numId w:val="41"/>
+        </w:numPr>
+        <w:jc w:val="both"/>
+        <w:rPr>
+          <w:rFonts w:eastAsiaTheme="minorHAnsi"/>
+          <w:bCs/>
+          <w:kern w:val="3"/>
+          <w:sz w:val="28"/>
+          <w:szCs w:val="28"/>
+        </w:rPr>
+      </w:pPr>
+      <w:r>
+        <w:rPr>
+          <w:rFonts w:eastAsiaTheme="minorHAnsi"/>
+          <w:bCs/>
+          <w:kern w:val="3"/>
+          <w:sz w:val="28"/>
+          <w:szCs w:val="28"/>
+        </w:rPr>
+        <w:t>Что такое «</w:t>
+      </w:r>
+      <w:proofErr w:type="spellStart"/>
+      <w:r>
+        <w:rPr>
+          <w:rFonts w:eastAsiaTheme="minorHAnsi"/>
+          <w:bCs/>
+          <w:kern w:val="3"/>
+          <w:sz w:val="28"/>
+          <w:szCs w:val="28"/>
+        </w:rPr>
+        <w:t>LazyHorizontalGrid</w:t>
+      </w:r>
+      <w:proofErr w:type="spellEnd"/>
+      <w:r>
+        <w:rPr>
+          <w:rFonts w:eastAsiaTheme="minorHAnsi"/>
+          <w:bCs/>
+          <w:kern w:val="3"/>
+          <w:sz w:val="28"/>
+          <w:szCs w:val="28"/>
+        </w:rPr>
+        <w:t>»?</w:t>
+      </w:r>
+    </w:p>
+    <w:p>
+      <w:pPr>
+        <w:ind w:firstLine="709"/>
+        <w:jc w:val="both"/>
+        <w:rPr>
+          <w:rFonts w:eastAsiaTheme="minorHAnsi"/>
+          <w:bCs/>
+          <w:kern w:val="3"/>
+          <w:sz w:val="28"/>
+          <w:szCs w:val="28"/>
+        </w:rPr>
+      </w:pPr>
+      <w:proofErr w:type="spellStart"/>
+      <w:r>
+        <w:rPr>
+          <w:rFonts w:eastAsiaTheme="minorHAnsi"/>
+          <w:bCs/>
+          <w:kern w:val="3"/>
+          <w:sz w:val="28"/>
+          <w:szCs w:val="28"/>
+        </w:rPr>
+        <w:t>LazyHorizontalGrid</w:t>
+      </w:r>
+      <w:proofErr w:type="spellEnd"/>
+      <w:r>
+        <w:rPr>
+          <w:rFonts w:eastAsiaTheme="minorHAnsi"/>
+          <w:bCs/>
+          <w:kern w:val="3"/>
+          <w:sz w:val="28"/>
+          <w:szCs w:val="28"/>
+        </w:rPr>
+        <w:t xml:space="preserve"> </w:t>
+      </w:r>
+      <w:r>
+        <w:rPr>
+          <w:rFonts w:eastAsiaTheme="minorHAnsi"/>
+          <w:bCs/>
+          <w:kern w:val="3"/>
+          <w:sz w:val="28"/>
+          <w:szCs w:val="28"/>
+        </w:rPr>
+        <w:t>–</w:t>
+      </w:r>
+      <w:r>
+        <w:rPr>
+          <w:rFonts w:eastAsiaTheme="minorHAnsi"/>
+          <w:bCs/>
+          <w:kern w:val="3"/>
+          <w:sz w:val="28"/>
+          <w:szCs w:val="28"/>
+        </w:rPr>
+        <w:t xml:space="preserve"> горизонтальная версия ленивой сетки. Элементы располагаются в столбцах, а прокрутка осуществляется по горизонтали. Количество строк (аналог столбцов в вертикальной сетке) задаётся через </w:t>
+      </w:r>
+      <w:proofErr w:type="spellStart"/>
+      <w:r>
+        <w:rPr>
+          <w:rFonts w:eastAsiaTheme="minorHAnsi"/>
+          <w:bCs/>
+          <w:kern w:val="3"/>
+          <w:sz w:val="28"/>
+          <w:szCs w:val="28"/>
+        </w:rPr>
+        <w:t>GridCells</w:t>
+      </w:r>
+      <w:proofErr w:type="spellEnd"/>
+      <w:r>
+        <w:rPr>
+          <w:rFonts w:eastAsiaTheme="minorHAnsi"/>
+          <w:bCs/>
+          <w:kern w:val="3"/>
+          <w:sz w:val="28"/>
+          <w:szCs w:val="28"/>
+        </w:rPr>
+        <w:t>.</w:t>
+      </w:r>
+    </w:p>
+    <w:p>
+      <w:pPr>
+        <w:jc w:val="both"/>
+        <w:rPr>
+          <w:color w:val="000000"/>
+          <w:sz w:val="28"/>
+          <w:szCs w:val="28"/>
+          <w:lang w:eastAsia="ru-RU"/>
+        </w:rPr>
+      </w:pPr>
+    </w:p>
+    <w:p>
+      <w:pPr>
+        <w:pStyle w:val="a8"/>
+        <w:numPr>
+          <w:ilvl w:val="0"/>
+          <w:numId w:val="41"/>
+        </w:numPr>
+        <w:jc w:val="both"/>
+        <w:rPr>
+          <w:sz w:val="28"/>
+          <w:szCs w:val="28"/>
+          <w:lang w:eastAsia="ru-RU"/>
+        </w:rPr>
+      </w:pPr>
+      <w:r>
+        <w:rPr>
+          <w:b/>
+          <w:bCs/>
+          <w:color w:val="000000"/>
+          <w:sz w:val="28"/>
+          <w:szCs w:val="28"/>
+          <w:lang w:eastAsia="ru-RU"/>
+        </w:rPr>
+        <w:t>Вывод</w:t>
+      </w:r>
+      <w:r>
+        <w:rPr>
+          <w:b/>
+          <w:bCs/>
+          <w:sz w:val="28"/>
+          <w:szCs w:val="28"/>
+          <w:lang w:eastAsia="ru-RU"/>
+        </w:rPr>
+        <w:t>:</w:t>
+      </w:r>
+      <w:r>
+        <w:rPr>
+          <w:sz w:val="28"/>
+          <w:szCs w:val="28"/>
+          <w:lang w:eastAsia="ru-RU"/>
+        </w:rPr>
+        <w:t xml:space="preserve"> в ходе лабораторной работы изучили </w:t>
+      </w:r>
+      <w:r>
+        <w:rPr>
+          <w:sz w:val="28"/>
+          <w:szCs w:val="28"/>
+          <w:lang w:eastAsia="ru-RU"/>
+        </w:rPr>
+        <w:t xml:space="preserve">процесс настройки и использования элементов управления для отображения списков в приложении </w:t>
+      </w:r>
+      <w:proofErr w:type="spellStart"/>
+      <w:r>
+        <w:rPr>
+          <w:sz w:val="28"/>
+          <w:szCs w:val="28"/>
+          <w:lang w:eastAsia="ru-RU"/>
+        </w:rPr>
+        <w:t>Android</w:t>
+      </w:r>
+      <w:proofErr w:type="spellEnd"/>
+      <w:r>
+        <w:rPr>
+          <w:sz w:val="28"/>
+          <w:szCs w:val="28"/>
+          <w:lang w:eastAsia="ru-RU"/>
+        </w:rPr>
+        <w:t>.</w:t>
+      </w:r>
+    </w:p>
+    <w:p>
+      <w:pPr>
+        <w:jc w:val="both"/>
+        <w:rPr>
+          <w:sz w:val="28"/>
+          <w:szCs w:val="28"/>
+          <w:lang w:eastAsia="ru-RU"/>
+        </w:rPr>
+      </w:pPr>
+      <w:r>
+        <w:rPr>
+          <w:sz w:val="28"/>
+          <w:szCs w:val="28"/>
+          <w:lang w:eastAsia="ru-RU"/>
+        </w:rPr>
+        <w:br w:type="page"/>
+      </w:r>
+    </w:p>
+    <w:p>
+      <w:pPr>
+        <w:pStyle w:val="a8"/>
+        <w:jc w:val="center"/>
+        <w:rPr>
+          <w:b/>
+          <w:bCs/>
+          <w:sz w:val="32"/>
+          <w:szCs w:val="32"/>
+        </w:rPr>
+      </w:pPr>
+      <w:r>
+        <w:rPr>
+          <w:b/>
+          <w:bCs/>
+          <w:sz w:val="32"/>
+          <w:szCs w:val="32"/>
+        </w:rPr>
+        <w:lastRenderedPageBreak/>
+        <w:t>Лабораторная работа №</w:t>
+      </w:r>
+      <w:r>
+        <w:rPr>
+          <w:b/>
+          <w:bCs/>
+          <w:sz w:val="32"/>
+          <w:szCs w:val="32"/>
+        </w:rPr>
+        <w:t>20</w:t>
+      </w:r>
+    </w:p>
+    <w:p>
+      <w:pPr>
+        <w:jc w:val="center"/>
+        <w:rPr>
+          <w:b/>
+          <w:bCs/>
+          <w:sz w:val="32"/>
+          <w:szCs w:val="32"/>
+        </w:rPr>
+      </w:pPr>
+      <w:r>
+        <w:rPr>
+          <w:b/>
+          <w:bCs/>
+          <w:sz w:val="32"/>
+          <w:szCs w:val="32"/>
+        </w:rPr>
+        <w:t>«</w:t>
+      </w:r>
+      <w:r>
+        <w:rPr>
+          <w:b/>
+          <w:bCs/>
+          <w:sz w:val="32"/>
+          <w:szCs w:val="32"/>
+        </w:rPr>
+        <w:t>Обработка событий: переключение между экранами</w:t>
+      </w:r>
+      <w:r>
+        <w:rPr>
+          <w:b/>
+          <w:bCs/>
+          <w:sz w:val="32"/>
+          <w:szCs w:val="32"/>
+        </w:rPr>
+        <w:t>»</w:t>
+      </w:r>
+    </w:p>
+    <w:p>
+      <w:pPr>
+        <w:jc w:val="both"/>
+        <w:rPr>
+          <w:sz w:val="28"/>
+          <w:szCs w:val="28"/>
+        </w:rPr>
+      </w:pPr>
+    </w:p>
+    <w:p>
+      <w:pPr>
+        <w:pStyle w:val="a8"/>
+        <w:numPr>
+          <w:ilvl w:val="0"/>
+          <w:numId w:val="42"/>
+        </w:numPr>
+        <w:jc w:val="both"/>
+        <w:rPr>
+          <w:b/>
+          <w:bCs/>
+          <w:sz w:val="28"/>
+          <w:szCs w:val="28"/>
+        </w:rPr>
+      </w:pPr>
+      <w:r>
+        <w:rPr>
+          <w:b/>
+          <w:bCs/>
+          <w:sz w:val="28"/>
+          <w:szCs w:val="28"/>
+        </w:rPr>
+        <w:t>Цель работы:</w:t>
+      </w:r>
+    </w:p>
+    <w:p>
+      <w:pPr>
+        <w:pStyle w:val="a8"/>
+        <w:numPr>
+          <w:ilvl w:val="1"/>
+          <w:numId w:val="42"/>
+        </w:numPr>
+        <w:jc w:val="both"/>
+        <w:rPr>
+          <w:b/>
+          <w:bCs/>
+          <w:sz w:val="28"/>
+          <w:szCs w:val="28"/>
+        </w:rPr>
+      </w:pPr>
+      <w:r>
+        <w:rPr>
+          <w:rFonts w:eastAsiaTheme="minorHAnsi"/>
+          <w:bCs/>
+          <w:kern w:val="3"/>
+          <w:sz w:val="28"/>
+          <w:szCs w:val="28"/>
+        </w:rPr>
+        <w:t xml:space="preserve">Изучить процесс настройки и реализации перехода между экранами в приложении </w:t>
+      </w:r>
+      <w:proofErr w:type="spellStart"/>
+      <w:r>
+        <w:rPr>
+          <w:rFonts w:eastAsiaTheme="minorHAnsi"/>
+          <w:bCs/>
+          <w:kern w:val="3"/>
+          <w:sz w:val="28"/>
+          <w:szCs w:val="28"/>
+        </w:rPr>
+        <w:t>Android</w:t>
+      </w:r>
+      <w:proofErr w:type="spellEnd"/>
+      <w:r>
+        <w:rPr>
+          <w:rFonts w:eastAsiaTheme="minorHAnsi"/>
+          <w:bCs/>
+          <w:kern w:val="3"/>
+          <w:sz w:val="28"/>
+          <w:szCs w:val="28"/>
+        </w:rPr>
+        <w:t>.</w:t>
+      </w:r>
+    </w:p>
+    <w:p>
+      <w:pPr>
+        <w:jc w:val="both"/>
+        <w:rPr>
+          <w:color w:val="000000"/>
+          <w:sz w:val="28"/>
+          <w:szCs w:val="28"/>
+          <w:lang w:eastAsia="ru-RU"/>
+        </w:rPr>
+      </w:pPr>
+    </w:p>
+    <w:p>
+      <w:pPr>
+        <w:pStyle w:val="a8"/>
+        <w:numPr>
+          <w:ilvl w:val="0"/>
+          <w:numId w:val="42"/>
+        </w:numPr>
+        <w:jc w:val="both"/>
+        <w:rPr>
+          <w:sz w:val="28"/>
+          <w:szCs w:val="28"/>
+          <w:lang w:eastAsia="ru-RU"/>
+        </w:rPr>
+      </w:pPr>
+      <w:r>
+        <w:rPr>
+          <w:b/>
+          <w:bCs/>
+          <w:color w:val="000000"/>
+          <w:sz w:val="28"/>
+          <w:szCs w:val="28"/>
+          <w:lang w:eastAsia="ru-RU"/>
+        </w:rPr>
+        <w:t>Контрольные вопросы:</w:t>
+      </w:r>
+    </w:p>
+    <w:p>
+      <w:pPr>
+        <w:pStyle w:val="a8"/>
+        <w:numPr>
+          <w:ilvl w:val="1"/>
+          <w:numId w:val="42"/>
+        </w:numPr>
+        <w:jc w:val="both"/>
+        <w:rPr>
+          <w:rFonts w:eastAsiaTheme="minorHAnsi"/>
+          <w:bCs/>
+          <w:kern w:val="3"/>
+          <w:sz w:val="28"/>
+          <w:szCs w:val="28"/>
+        </w:rPr>
+      </w:pPr>
+      <w:r>
+        <w:rPr>
+          <w:rFonts w:eastAsiaTheme="minorHAnsi"/>
+          <w:bCs/>
+          <w:kern w:val="3"/>
+          <w:sz w:val="28"/>
+          <w:szCs w:val="28"/>
+        </w:rPr>
+        <w:t xml:space="preserve">Какую зависимость нужно добавить в </w:t>
+      </w:r>
+      <w:proofErr w:type="spellStart"/>
+      <w:r>
+        <w:rPr>
+          <w:rFonts w:eastAsiaTheme="minorHAnsi"/>
+          <w:bCs/>
+          <w:kern w:val="3"/>
+          <w:sz w:val="28"/>
+          <w:szCs w:val="28"/>
+        </w:rPr>
+        <w:t>Gradle</w:t>
+      </w:r>
+      <w:proofErr w:type="spellEnd"/>
+      <w:r>
+        <w:rPr>
+          <w:rFonts w:eastAsiaTheme="minorHAnsi"/>
+          <w:bCs/>
+          <w:kern w:val="3"/>
+          <w:sz w:val="28"/>
+          <w:szCs w:val="28"/>
+        </w:rPr>
+        <w:t xml:space="preserve"> для поддержки навигации?</w:t>
+      </w:r>
+    </w:p>
+    <w:p>
+      <w:pPr>
+        <w:ind w:firstLine="709"/>
+        <w:jc w:val="both"/>
+        <w:rPr>
+          <w:rFonts w:eastAsiaTheme="minorHAnsi"/>
+          <w:bCs/>
+          <w:kern w:val="3"/>
+          <w:sz w:val="28"/>
+          <w:szCs w:val="28"/>
+        </w:rPr>
+      </w:pPr>
+      <w:r>
+        <w:rPr>
+          <w:rFonts w:eastAsiaTheme="minorHAnsi"/>
+          <w:bCs/>
+          <w:kern w:val="3"/>
+          <w:sz w:val="28"/>
+          <w:szCs w:val="28"/>
+        </w:rPr>
+        <w:t xml:space="preserve">Для навигации в </w:t>
+      </w:r>
+      <w:proofErr w:type="spellStart"/>
+      <w:r>
+        <w:rPr>
+          <w:rFonts w:eastAsiaTheme="minorHAnsi"/>
+          <w:bCs/>
+          <w:kern w:val="3"/>
+          <w:sz w:val="28"/>
+          <w:szCs w:val="28"/>
+        </w:rPr>
+        <w:t>Jetpack</w:t>
+      </w:r>
+      <w:proofErr w:type="spellEnd"/>
+      <w:r>
+        <w:rPr>
+          <w:rFonts w:eastAsiaTheme="minorHAnsi"/>
+          <w:bCs/>
+          <w:kern w:val="3"/>
+          <w:sz w:val="28"/>
+          <w:szCs w:val="28"/>
+        </w:rPr>
+        <w:t xml:space="preserve"> </w:t>
+      </w:r>
+      <w:proofErr w:type="spellStart"/>
+      <w:r>
+        <w:rPr>
+          <w:rFonts w:eastAsiaTheme="minorHAnsi"/>
+          <w:bCs/>
+          <w:kern w:val="3"/>
+          <w:sz w:val="28"/>
+          <w:szCs w:val="28"/>
+        </w:rPr>
+        <w:t>Compose</w:t>
+      </w:r>
+      <w:proofErr w:type="spellEnd"/>
+      <w:r>
+        <w:rPr>
+          <w:rFonts w:eastAsiaTheme="minorHAnsi"/>
+          <w:bCs/>
+          <w:kern w:val="3"/>
+          <w:sz w:val="28"/>
+          <w:szCs w:val="28"/>
+        </w:rPr>
+        <w:t xml:space="preserve"> необходимо добавить зависимость</w:t>
+      </w:r>
+      <w:r>
+        <w:rPr>
+          <w:rFonts w:eastAsiaTheme="minorHAnsi"/>
+          <w:bCs/>
+          <w:kern w:val="3"/>
+          <w:sz w:val="28"/>
+          <w:szCs w:val="28"/>
+        </w:rPr>
+        <w:t xml:space="preserve"> </w:t>
+      </w:r>
+      <w:r>
+        <w:rPr>
+          <w:rFonts w:eastAsiaTheme="minorHAnsi"/>
+          <w:bCs/>
+          <w:kern w:val="3"/>
+          <w:sz w:val="28"/>
+          <w:szCs w:val="28"/>
+        </w:rPr>
+        <w:t xml:space="preserve">в </w:t>
+      </w:r>
+      <w:r>
+        <w:rPr>
+          <w:rFonts w:eastAsiaTheme="minorHAnsi"/>
+          <w:bCs/>
+          <w:kern w:val="3"/>
+          <w:sz w:val="28"/>
+          <w:szCs w:val="28"/>
+          <w:lang w:val="en-US"/>
+        </w:rPr>
+        <w:t>build</w:t>
+      </w:r>
+      <w:r>
+        <w:rPr>
+          <w:rFonts w:eastAsiaTheme="minorHAnsi"/>
+          <w:bCs/>
+          <w:kern w:val="3"/>
+          <w:sz w:val="28"/>
+          <w:szCs w:val="28"/>
+        </w:rPr>
+        <w:t>.</w:t>
+      </w:r>
+      <w:proofErr w:type="spellStart"/>
+      <w:r>
+        <w:rPr>
+          <w:rFonts w:eastAsiaTheme="minorHAnsi"/>
+          <w:bCs/>
+          <w:kern w:val="3"/>
+          <w:sz w:val="28"/>
+          <w:szCs w:val="28"/>
+          <w:lang w:val="en-US"/>
+        </w:rPr>
+        <w:t>gradle</w:t>
+      </w:r>
+      <w:proofErr w:type="spellEnd"/>
+      <w:r>
+        <w:rPr>
+          <w:rFonts w:eastAsiaTheme="minorHAnsi"/>
+          <w:bCs/>
+          <w:kern w:val="3"/>
+          <w:sz w:val="28"/>
+          <w:szCs w:val="28"/>
+        </w:rPr>
+        <w:t>.</w:t>
+      </w:r>
+      <w:r>
+        <w:rPr>
+          <w:rFonts w:eastAsiaTheme="minorHAnsi"/>
+          <w:bCs/>
+          <w:kern w:val="3"/>
+          <w:sz w:val="28"/>
+          <w:szCs w:val="28"/>
+          <w:lang w:val="en-US"/>
+        </w:rPr>
+        <w:t>kts</w:t>
+      </w:r>
+      <w:r>
+        <w:rPr>
+          <w:rFonts w:eastAsiaTheme="minorHAnsi"/>
+          <w:bCs/>
+          <w:kern w:val="3"/>
+          <w:sz w:val="28"/>
+          <w:szCs w:val="28"/>
+        </w:rPr>
+        <w:t xml:space="preserve"> (</w:t>
+      </w:r>
+      <w:proofErr w:type="gramStart"/>
+      <w:r>
+        <w:rPr>
+          <w:rFonts w:eastAsiaTheme="minorHAnsi"/>
+          <w:bCs/>
+          <w:kern w:val="3"/>
+          <w:sz w:val="28"/>
+          <w:szCs w:val="28"/>
+          <w:lang w:val="en-US"/>
+        </w:rPr>
+        <w:t>Module</w:t>
+      </w:r>
+      <w:r>
+        <w:rPr>
+          <w:rFonts w:eastAsiaTheme="minorHAnsi"/>
+          <w:bCs/>
+          <w:kern w:val="3"/>
+          <w:sz w:val="28"/>
+          <w:szCs w:val="28"/>
+        </w:rPr>
+        <w:t xml:space="preserve"> :</w:t>
+      </w:r>
+      <w:r>
+        <w:rPr>
+          <w:rFonts w:eastAsiaTheme="minorHAnsi"/>
+          <w:bCs/>
+          <w:kern w:val="3"/>
+          <w:sz w:val="28"/>
+          <w:szCs w:val="28"/>
+          <w:lang w:val="en-US"/>
+        </w:rPr>
+        <w:t>app</w:t>
+      </w:r>
+      <w:proofErr w:type="gramEnd"/>
+      <w:r>
+        <w:rPr>
+          <w:rFonts w:eastAsiaTheme="minorHAnsi"/>
+          <w:bCs/>
+          <w:kern w:val="3"/>
+          <w:sz w:val="28"/>
+          <w:szCs w:val="28"/>
+        </w:rPr>
+        <w:t>)</w:t>
+      </w:r>
+      <w:r>
+        <w:rPr>
+          <w:rFonts w:eastAsiaTheme="minorHAnsi"/>
+          <w:bCs/>
+          <w:kern w:val="3"/>
+          <w:sz w:val="28"/>
+          <w:szCs w:val="28"/>
+        </w:rPr>
+        <w:t>:</w:t>
+      </w:r>
+    </w:p>
+    <w:p>
+      <w:pPr>
+        <w:ind w:firstLine="992"/>
+        <w:jc w:val="both"/>
+        <w:rPr>
+          <w:rFonts w:eastAsiaTheme="minorHAnsi"/>
+          <w:bCs/>
+          <w:kern w:val="3"/>
+          <w:sz w:val="28"/>
+          <w:szCs w:val="28"/>
+          <w:lang w:val="en-US"/>
+        </w:rPr>
+      </w:pPr>
+      <w:r>
+        <w:rPr>
+          <w:rFonts w:eastAsiaTheme="minorHAnsi"/>
+          <w:bCs/>
+          <w:kern w:val="3"/>
+          <w:sz w:val="28"/>
+          <w:szCs w:val="28"/>
+          <w:lang w:val="en-US"/>
+        </w:rPr>
+        <w:t>implementation</w:t>
+      </w:r>
+      <w:r>
+        <w:rPr>
+          <w:rFonts w:eastAsiaTheme="minorHAnsi"/>
+          <w:bCs/>
+          <w:kern w:val="3"/>
+          <w:sz w:val="28"/>
+          <w:szCs w:val="28"/>
+          <w:lang w:val="en-US"/>
+        </w:rPr>
+        <w:t>("</w:t>
+      </w:r>
+      <w:proofErr w:type="gramStart"/>
+      <w:r>
+        <w:rPr>
+          <w:rFonts w:eastAsiaTheme="minorHAnsi"/>
+          <w:bCs/>
+          <w:kern w:val="3"/>
+          <w:sz w:val="28"/>
+          <w:szCs w:val="28"/>
+          <w:lang w:val="en-US"/>
+        </w:rPr>
+        <w:t>androidx</w:t>
+      </w:r>
+      <w:r>
+        <w:rPr>
+          <w:rFonts w:eastAsiaTheme="minorHAnsi"/>
+          <w:bCs/>
+          <w:kern w:val="3"/>
+          <w:sz w:val="28"/>
+          <w:szCs w:val="28"/>
+          <w:lang w:val="en-US"/>
+        </w:rPr>
+        <w:t>.</w:t>
+      </w:r>
+      <w:r>
+        <w:rPr>
+          <w:rFonts w:eastAsiaTheme="minorHAnsi"/>
+          <w:bCs/>
+          <w:kern w:val="3"/>
+          <w:sz w:val="28"/>
+          <w:szCs w:val="28"/>
+          <w:lang w:val="en-US"/>
+        </w:rPr>
+        <w:t>navigation</w:t>
+      </w:r>
+      <w:proofErr w:type="gramEnd"/>
+      <w:r>
+        <w:rPr>
+          <w:rFonts w:eastAsiaTheme="minorHAnsi"/>
+          <w:bCs/>
+          <w:kern w:val="3"/>
+          <w:sz w:val="28"/>
+          <w:szCs w:val="28"/>
+          <w:lang w:val="en-US"/>
+        </w:rPr>
+        <w:t>:</w:t>
+      </w:r>
+      <w:r>
+        <w:rPr>
+          <w:rFonts w:eastAsiaTheme="minorHAnsi"/>
+          <w:bCs/>
+          <w:kern w:val="3"/>
+          <w:sz w:val="28"/>
+          <w:szCs w:val="28"/>
+          <w:lang w:val="en-US"/>
+        </w:rPr>
+        <w:t>navigation</w:t>
+      </w:r>
+      <w:r>
+        <w:rPr>
+          <w:rFonts w:eastAsiaTheme="minorHAnsi"/>
+          <w:bCs/>
+          <w:kern w:val="3"/>
+          <w:sz w:val="28"/>
+          <w:szCs w:val="28"/>
+          <w:lang w:val="en-US"/>
+        </w:rPr>
+        <w:t>-</w:t>
+      </w:r>
+      <w:r>
+        <w:rPr>
+          <w:rFonts w:eastAsiaTheme="minorHAnsi"/>
+          <w:bCs/>
+          <w:kern w:val="3"/>
+          <w:sz w:val="28"/>
+          <w:szCs w:val="28"/>
+          <w:lang w:val="en-US"/>
+        </w:rPr>
+        <w:t>compose</w:t>
+      </w:r>
+      <w:r>
+        <w:rPr>
+          <w:rFonts w:eastAsiaTheme="minorHAnsi"/>
+          <w:bCs/>
+          <w:kern w:val="3"/>
+          <w:sz w:val="28"/>
+          <w:szCs w:val="28"/>
+          <w:lang w:val="en-US"/>
+        </w:rPr>
+        <w:t>:</w:t>
+      </w:r>
+      <w:r>
+        <w:rPr>
+          <w:rFonts w:eastAsiaTheme="minorHAnsi"/>
+          <w:bCs/>
+          <w:kern w:val="3"/>
+          <w:sz w:val="28"/>
+          <w:szCs w:val="28"/>
+          <w:lang w:val="en-US"/>
+        </w:rPr>
+        <w:t>2.8.0</w:t>
+      </w:r>
+      <w:r>
+        <w:rPr>
+          <w:rFonts w:eastAsiaTheme="minorHAnsi"/>
+          <w:bCs/>
+          <w:kern w:val="3"/>
+          <w:sz w:val="28"/>
+          <w:szCs w:val="28"/>
+          <w:lang w:val="en-US"/>
+        </w:rPr>
+        <w:t>")</w:t>
+      </w:r>
+    </w:p>
+    <w:p>
+      <w:pPr>
+        <w:jc w:val="both"/>
+        <w:rPr>
+          <w:rFonts w:eastAsiaTheme="minorHAnsi"/>
+          <w:bCs/>
+          <w:kern w:val="3"/>
+          <w:sz w:val="28"/>
+          <w:szCs w:val="28"/>
+          <w:lang w:val="en-US"/>
+        </w:rPr>
+      </w:pPr>
+    </w:p>
+    <w:p>
+      <w:pPr>
+        <w:pStyle w:val="a8"/>
+        <w:numPr>
+          <w:ilvl w:val="1"/>
+          <w:numId w:val="42"/>
+        </w:numPr>
+        <w:jc w:val="both"/>
+        <w:rPr>
+          <w:rFonts w:eastAsiaTheme="minorHAnsi"/>
+          <w:bCs/>
+          <w:kern w:val="3"/>
+          <w:sz w:val="28"/>
+          <w:szCs w:val="28"/>
+        </w:rPr>
+      </w:pPr>
+      <w:r>
+        <w:rPr>
+          <w:rFonts w:eastAsiaTheme="minorHAnsi"/>
+          <w:bCs/>
+          <w:kern w:val="3"/>
+          <w:sz w:val="28"/>
+          <w:szCs w:val="28"/>
+        </w:rPr>
+        <w:t xml:space="preserve">Для чего предназначен </w:t>
+      </w:r>
+      <w:proofErr w:type="spellStart"/>
+      <w:r>
+        <w:rPr>
+          <w:rFonts w:eastAsiaTheme="minorHAnsi"/>
+          <w:bCs/>
+          <w:kern w:val="3"/>
+          <w:sz w:val="28"/>
+          <w:szCs w:val="28"/>
+        </w:rPr>
+        <w:t>NavHost</w:t>
+      </w:r>
+      <w:proofErr w:type="spellEnd"/>
+      <w:r>
+        <w:rPr>
+          <w:rFonts w:eastAsiaTheme="minorHAnsi"/>
+          <w:bCs/>
+          <w:kern w:val="3"/>
+          <w:sz w:val="28"/>
+          <w:szCs w:val="28"/>
+        </w:rPr>
+        <w:t>?</w:t>
+      </w:r>
+    </w:p>
+    <w:p>
+      <w:pPr>
+        <w:ind w:firstLine="709"/>
+        <w:jc w:val="both"/>
+        <w:rPr>
+          <w:rFonts w:eastAsiaTheme="minorHAnsi"/>
+          <w:bCs/>
+          <w:kern w:val="3"/>
+          <w:sz w:val="28"/>
+          <w:szCs w:val="28"/>
+        </w:rPr>
+      </w:pPr>
+      <w:proofErr w:type="spellStart"/>
+      <w:r>
+        <w:rPr>
+          <w:rFonts w:eastAsiaTheme="minorHAnsi"/>
+          <w:bCs/>
+          <w:kern w:val="3"/>
+          <w:sz w:val="28"/>
+          <w:szCs w:val="28"/>
+        </w:rPr>
+        <w:t>NavHost</w:t>
+      </w:r>
+      <w:proofErr w:type="spellEnd"/>
+      <w:r>
+        <w:rPr>
+          <w:rFonts w:eastAsiaTheme="minorHAnsi"/>
+          <w:bCs/>
+          <w:kern w:val="3"/>
+          <w:sz w:val="28"/>
+          <w:szCs w:val="28"/>
+        </w:rPr>
+        <w:t xml:space="preserve"> </w:t>
+      </w:r>
+      <w:r>
+        <w:rPr>
+          <w:rFonts w:eastAsiaTheme="minorHAnsi"/>
+          <w:bCs/>
+          <w:kern w:val="3"/>
+          <w:sz w:val="28"/>
+          <w:szCs w:val="28"/>
+        </w:rPr>
+        <w:t>–</w:t>
+      </w:r>
+      <w:r>
+        <w:rPr>
+          <w:rFonts w:eastAsiaTheme="minorHAnsi"/>
+          <w:bCs/>
+          <w:kern w:val="3"/>
+          <w:sz w:val="28"/>
+          <w:szCs w:val="28"/>
+        </w:rPr>
+        <w:t xml:space="preserve"> это контейнер, который отображает текущий пункт назначения (</w:t>
+      </w:r>
+      <w:proofErr w:type="spellStart"/>
+      <w:r>
+        <w:rPr>
+          <w:rFonts w:eastAsiaTheme="minorHAnsi"/>
+          <w:bCs/>
+          <w:kern w:val="3"/>
+          <w:sz w:val="28"/>
+          <w:szCs w:val="28"/>
+        </w:rPr>
+        <w:t>destination</w:t>
+      </w:r>
+      <w:proofErr w:type="spellEnd"/>
+      <w:r>
+        <w:rPr>
+          <w:rFonts w:eastAsiaTheme="minorHAnsi"/>
+          <w:bCs/>
+          <w:kern w:val="3"/>
+          <w:sz w:val="28"/>
+          <w:szCs w:val="28"/>
+        </w:rPr>
+        <w:t xml:space="preserve">) из графа навигации. Он связывает </w:t>
+      </w:r>
+      <w:proofErr w:type="spellStart"/>
+      <w:r>
+        <w:rPr>
+          <w:rFonts w:eastAsiaTheme="minorHAnsi"/>
+          <w:bCs/>
+          <w:kern w:val="3"/>
+          <w:sz w:val="28"/>
+          <w:szCs w:val="28"/>
+        </w:rPr>
+        <w:t>NavController</w:t>
+      </w:r>
+      <w:proofErr w:type="spellEnd"/>
+      <w:r>
+        <w:rPr>
+          <w:rFonts w:eastAsiaTheme="minorHAnsi"/>
+          <w:bCs/>
+          <w:kern w:val="3"/>
+          <w:sz w:val="28"/>
+          <w:szCs w:val="28"/>
+        </w:rPr>
+        <w:t xml:space="preserve"> с графом и определяет, какой составной элемент отображать в зависимости от текущего маршрута.</w:t>
+      </w:r>
+    </w:p>
+    <w:p>
+      <w:pPr>
+        <w:jc w:val="both"/>
+        <w:rPr>
+          <w:rFonts w:eastAsiaTheme="minorHAnsi"/>
+          <w:bCs/>
+          <w:kern w:val="3"/>
+          <w:sz w:val="28"/>
+          <w:szCs w:val="28"/>
+        </w:rPr>
+      </w:pPr>
+    </w:p>
+    <w:p>
+      <w:pPr>
+        <w:pStyle w:val="a8"/>
+        <w:numPr>
+          <w:ilvl w:val="1"/>
+          <w:numId w:val="42"/>
+        </w:numPr>
+        <w:jc w:val="both"/>
+        <w:rPr>
+          <w:rFonts w:eastAsiaTheme="minorHAnsi"/>
+          <w:bCs/>
+          <w:kern w:val="3"/>
+          <w:sz w:val="28"/>
+          <w:szCs w:val="28"/>
+        </w:rPr>
+      </w:pPr>
+      <w:r>
+        <w:rPr>
+          <w:rFonts w:eastAsiaTheme="minorHAnsi"/>
+          <w:bCs/>
+          <w:kern w:val="3"/>
+          <w:sz w:val="28"/>
+          <w:szCs w:val="28"/>
+        </w:rPr>
+        <w:t xml:space="preserve">Для чего предназначен </w:t>
+      </w:r>
+      <w:proofErr w:type="spellStart"/>
+      <w:r>
+        <w:rPr>
+          <w:rFonts w:eastAsiaTheme="minorHAnsi"/>
+          <w:bCs/>
+          <w:kern w:val="3"/>
+          <w:sz w:val="28"/>
+          <w:szCs w:val="28"/>
+        </w:rPr>
+        <w:t>NavController</w:t>
+      </w:r>
+      <w:proofErr w:type="spellEnd"/>
+      <w:r>
+        <w:rPr>
+          <w:rFonts w:eastAsiaTheme="minorHAnsi"/>
+          <w:bCs/>
+          <w:kern w:val="3"/>
+          <w:sz w:val="28"/>
+          <w:szCs w:val="28"/>
+        </w:rPr>
+        <w:t>?</w:t>
+      </w:r>
+    </w:p>
+    <w:p>
+      <w:pPr>
+        <w:ind w:firstLine="709"/>
+        <w:jc w:val="both"/>
+        <w:rPr>
+          <w:rFonts w:eastAsiaTheme="minorHAnsi"/>
+          <w:bCs/>
+          <w:kern w:val="3"/>
+          <w:sz w:val="28"/>
+          <w:szCs w:val="28"/>
+        </w:rPr>
+      </w:pPr>
+      <w:proofErr w:type="spellStart"/>
+      <w:r>
+        <w:rPr>
+          <w:rFonts w:eastAsiaTheme="minorHAnsi"/>
+          <w:bCs/>
+          <w:kern w:val="3"/>
+          <w:sz w:val="28"/>
+          <w:szCs w:val="28"/>
+        </w:rPr>
+        <w:t>NavController</w:t>
+      </w:r>
+      <w:proofErr w:type="spellEnd"/>
+      <w:r>
+        <w:rPr>
+          <w:rFonts w:eastAsiaTheme="minorHAnsi"/>
+          <w:bCs/>
+          <w:kern w:val="3"/>
+          <w:sz w:val="28"/>
+          <w:szCs w:val="28"/>
+        </w:rPr>
+        <w:t xml:space="preserve"> управляет навигацией: он хранит стек переходов, позволяет перемещаться между экранами (</w:t>
+      </w:r>
+      <w:proofErr w:type="spellStart"/>
+      <w:r>
+        <w:rPr>
+          <w:rFonts w:eastAsiaTheme="minorHAnsi"/>
+          <w:bCs/>
+          <w:kern w:val="3"/>
+          <w:sz w:val="28"/>
+          <w:szCs w:val="28"/>
+        </w:rPr>
+        <w:t>navigate</w:t>
+      </w:r>
+      <w:proofErr w:type="spellEnd"/>
+      <w:r>
+        <w:rPr>
+          <w:rFonts w:eastAsiaTheme="minorHAnsi"/>
+          <w:bCs/>
+          <w:kern w:val="3"/>
+          <w:sz w:val="28"/>
+          <w:szCs w:val="28"/>
+        </w:rPr>
+        <w:t>), возвращаться назад (</w:t>
+      </w:r>
+      <w:proofErr w:type="spellStart"/>
+      <w:r>
+        <w:rPr>
+          <w:rFonts w:eastAsiaTheme="minorHAnsi"/>
+          <w:bCs/>
+          <w:kern w:val="3"/>
+          <w:sz w:val="28"/>
+          <w:szCs w:val="28"/>
+        </w:rPr>
+        <w:t>popBackStack</w:t>
+      </w:r>
+      <w:proofErr w:type="spellEnd"/>
+      <w:r>
+        <w:rPr>
+          <w:rFonts w:eastAsiaTheme="minorHAnsi"/>
+          <w:bCs/>
+          <w:kern w:val="3"/>
+          <w:sz w:val="28"/>
+          <w:szCs w:val="28"/>
+        </w:rPr>
+        <w:t>) и управлять состоянием навигации.</w:t>
+      </w:r>
+    </w:p>
+    <w:p>
+      <w:pPr>
+        <w:jc w:val="both"/>
+        <w:rPr>
+          <w:rFonts w:eastAsiaTheme="minorHAnsi"/>
+          <w:bCs/>
+          <w:kern w:val="3"/>
+          <w:sz w:val="28"/>
+          <w:szCs w:val="28"/>
+        </w:rPr>
+      </w:pPr>
+    </w:p>
+    <w:p>
+      <w:pPr>
+        <w:pStyle w:val="a8"/>
+        <w:numPr>
+          <w:ilvl w:val="1"/>
+          <w:numId w:val="42"/>
+        </w:numPr>
+        <w:jc w:val="both"/>
+        <w:rPr>
+          <w:rFonts w:eastAsiaTheme="minorHAnsi"/>
+          <w:bCs/>
+          <w:kern w:val="3"/>
+          <w:sz w:val="28"/>
+          <w:szCs w:val="28"/>
+        </w:rPr>
+      </w:pPr>
+      <w:r>
+        <w:rPr>
+          <w:rFonts w:eastAsiaTheme="minorHAnsi"/>
+          <w:bCs/>
+          <w:kern w:val="3"/>
+          <w:sz w:val="28"/>
+          <w:szCs w:val="28"/>
+        </w:rPr>
+        <w:t>Что указывается в графе навигации?</w:t>
+      </w:r>
+    </w:p>
+    <w:p>
+      <w:pPr>
+        <w:ind w:firstLine="709"/>
+        <w:jc w:val="both"/>
+        <w:rPr>
+          <w:rFonts w:eastAsiaTheme="minorHAnsi"/>
+          <w:bCs/>
+          <w:kern w:val="3"/>
+          <w:sz w:val="28"/>
+          <w:szCs w:val="28"/>
+        </w:rPr>
+      </w:pPr>
+      <w:r>
+        <w:rPr>
+          <w:rFonts w:eastAsiaTheme="minorHAnsi"/>
+          <w:bCs/>
+          <w:kern w:val="3"/>
+          <w:sz w:val="28"/>
+          <w:szCs w:val="28"/>
+        </w:rPr>
+        <w:t>В графе навигации указываются все возможные маршруты (</w:t>
+      </w:r>
+      <w:proofErr w:type="spellStart"/>
+      <w:r>
+        <w:rPr>
+          <w:rFonts w:eastAsiaTheme="minorHAnsi"/>
+          <w:bCs/>
+          <w:kern w:val="3"/>
+          <w:sz w:val="28"/>
+          <w:szCs w:val="28"/>
+        </w:rPr>
+        <w:t>routes</w:t>
+      </w:r>
+      <w:proofErr w:type="spellEnd"/>
+      <w:r>
+        <w:rPr>
+          <w:rFonts w:eastAsiaTheme="minorHAnsi"/>
+          <w:bCs/>
+          <w:kern w:val="3"/>
+          <w:sz w:val="28"/>
+          <w:szCs w:val="28"/>
+        </w:rPr>
+        <w:t>) приложения и действия (</w:t>
+      </w:r>
+      <w:proofErr w:type="spellStart"/>
+      <w:r>
+        <w:rPr>
+          <w:rFonts w:eastAsiaTheme="minorHAnsi"/>
+          <w:bCs/>
+          <w:kern w:val="3"/>
+          <w:sz w:val="28"/>
+          <w:szCs w:val="28"/>
+        </w:rPr>
+        <w:t>actions</w:t>
+      </w:r>
+      <w:proofErr w:type="spellEnd"/>
+      <w:r>
+        <w:rPr>
+          <w:rFonts w:eastAsiaTheme="minorHAnsi"/>
+          <w:bCs/>
+          <w:kern w:val="3"/>
+          <w:sz w:val="28"/>
+          <w:szCs w:val="28"/>
+        </w:rPr>
+        <w:t xml:space="preserve">) между ними. В </w:t>
+      </w:r>
+      <w:proofErr w:type="spellStart"/>
+      <w:r>
+        <w:rPr>
+          <w:rFonts w:eastAsiaTheme="minorHAnsi"/>
+          <w:bCs/>
+          <w:kern w:val="3"/>
+          <w:sz w:val="28"/>
+          <w:szCs w:val="28"/>
+        </w:rPr>
+        <w:t>Compose</w:t>
+      </w:r>
+      <w:proofErr w:type="spellEnd"/>
+      <w:r>
+        <w:rPr>
+          <w:rFonts w:eastAsiaTheme="minorHAnsi"/>
+          <w:bCs/>
+          <w:kern w:val="3"/>
+          <w:sz w:val="28"/>
+          <w:szCs w:val="28"/>
+        </w:rPr>
+        <w:t xml:space="preserve"> граф обычно строится внутри </w:t>
+      </w:r>
+      <w:proofErr w:type="spellStart"/>
+      <w:r>
+        <w:rPr>
+          <w:rFonts w:eastAsiaTheme="minorHAnsi"/>
+          <w:bCs/>
+          <w:kern w:val="3"/>
+          <w:sz w:val="28"/>
+          <w:szCs w:val="28"/>
+        </w:rPr>
+        <w:t>NavHost</w:t>
+      </w:r>
+      <w:proofErr w:type="spellEnd"/>
+      <w:r>
+        <w:rPr>
+          <w:rFonts w:eastAsiaTheme="minorHAnsi"/>
+          <w:bCs/>
+          <w:kern w:val="3"/>
+          <w:sz w:val="28"/>
+          <w:szCs w:val="28"/>
+        </w:rPr>
+        <w:t xml:space="preserve"> с помощью лямбды, где для каждого маршрута задаётся </w:t>
+      </w:r>
+      <w:proofErr w:type="spellStart"/>
+      <w:r>
+        <w:rPr>
+          <w:rFonts w:eastAsiaTheme="minorHAnsi"/>
+          <w:bCs/>
+          <w:kern w:val="3"/>
+          <w:sz w:val="28"/>
+          <w:szCs w:val="28"/>
+        </w:rPr>
+        <w:t>composable</w:t>
+      </w:r>
+      <w:proofErr w:type="spellEnd"/>
+      <w:r>
+        <w:rPr>
+          <w:rFonts w:eastAsiaTheme="minorHAnsi"/>
+          <w:bCs/>
+          <w:kern w:val="3"/>
+          <w:sz w:val="28"/>
+          <w:szCs w:val="28"/>
+        </w:rPr>
+        <w:t>-функция.</w:t>
+      </w:r>
+    </w:p>
+    <w:p>
+      <w:pPr>
+        <w:jc w:val="both"/>
+        <w:rPr>
+          <w:rFonts w:eastAsiaTheme="minorHAnsi"/>
+          <w:bCs/>
+          <w:kern w:val="3"/>
+          <w:sz w:val="28"/>
+          <w:szCs w:val="28"/>
+        </w:rPr>
+      </w:pPr>
+    </w:p>
+    <w:p>
+      <w:pPr>
+        <w:pStyle w:val="a8"/>
+        <w:numPr>
+          <w:ilvl w:val="1"/>
+          <w:numId w:val="42"/>
+        </w:numPr>
+        <w:jc w:val="both"/>
+        <w:rPr>
+          <w:rFonts w:eastAsiaTheme="minorHAnsi"/>
+          <w:bCs/>
+          <w:kern w:val="3"/>
+          <w:sz w:val="28"/>
+          <w:szCs w:val="28"/>
+        </w:rPr>
+      </w:pPr>
+      <w:r>
+        <w:rPr>
+          <w:rFonts w:eastAsiaTheme="minorHAnsi"/>
+          <w:bCs/>
+          <w:kern w:val="3"/>
+          <w:sz w:val="28"/>
+          <w:szCs w:val="28"/>
+        </w:rPr>
+        <w:t xml:space="preserve">В каких случаях для организации маршрутов используется </w:t>
+      </w:r>
+      <w:proofErr w:type="spellStart"/>
+      <w:r>
+        <w:rPr>
+          <w:rFonts w:eastAsiaTheme="minorHAnsi"/>
+          <w:bCs/>
+          <w:kern w:val="3"/>
+          <w:sz w:val="28"/>
+          <w:szCs w:val="28"/>
+        </w:rPr>
+        <w:t>sealed</w:t>
+      </w:r>
+      <w:proofErr w:type="spellEnd"/>
+      <w:r>
+        <w:rPr>
+          <w:rFonts w:eastAsiaTheme="minorHAnsi"/>
+          <w:bCs/>
+          <w:kern w:val="3"/>
+          <w:sz w:val="28"/>
+          <w:szCs w:val="28"/>
+        </w:rPr>
+        <w:t xml:space="preserve"> </w:t>
+      </w:r>
+      <w:proofErr w:type="spellStart"/>
+      <w:r>
+        <w:rPr>
+          <w:rFonts w:eastAsiaTheme="minorHAnsi"/>
+          <w:bCs/>
+          <w:kern w:val="3"/>
+          <w:sz w:val="28"/>
+          <w:szCs w:val="28"/>
+        </w:rPr>
+        <w:t>class</w:t>
+      </w:r>
+      <w:proofErr w:type="spellEnd"/>
+      <w:r>
+        <w:rPr>
+          <w:rFonts w:eastAsiaTheme="minorHAnsi"/>
+          <w:bCs/>
+          <w:kern w:val="3"/>
+          <w:sz w:val="28"/>
+          <w:szCs w:val="28"/>
+        </w:rPr>
+        <w:t>?</w:t>
+      </w:r>
+    </w:p>
+    <w:p>
+      <w:pPr>
+        <w:ind w:firstLine="709"/>
+        <w:jc w:val="both"/>
+        <w:rPr>
+          <w:rFonts w:eastAsiaTheme="minorHAnsi"/>
+          <w:bCs/>
+          <w:kern w:val="3"/>
+          <w:sz w:val="28"/>
+          <w:szCs w:val="28"/>
+        </w:rPr>
+      </w:pPr>
+      <w:proofErr w:type="spellStart"/>
+      <w:r>
+        <w:rPr>
+          <w:rFonts w:eastAsiaTheme="minorHAnsi"/>
+          <w:bCs/>
+          <w:kern w:val="3"/>
+          <w:sz w:val="28"/>
+          <w:szCs w:val="28"/>
+        </w:rPr>
+        <w:t>Sealed</w:t>
+      </w:r>
+      <w:proofErr w:type="spellEnd"/>
+      <w:r>
+        <w:rPr>
+          <w:rFonts w:eastAsiaTheme="minorHAnsi"/>
+          <w:bCs/>
+          <w:kern w:val="3"/>
+          <w:sz w:val="28"/>
+          <w:szCs w:val="28"/>
+        </w:rPr>
+        <w:t xml:space="preserve"> </w:t>
+      </w:r>
+      <w:proofErr w:type="spellStart"/>
+      <w:r>
+        <w:rPr>
+          <w:rFonts w:eastAsiaTheme="minorHAnsi"/>
+          <w:bCs/>
+          <w:kern w:val="3"/>
+          <w:sz w:val="28"/>
+          <w:szCs w:val="28"/>
+        </w:rPr>
+        <w:t>class</w:t>
+      </w:r>
+      <w:proofErr w:type="spellEnd"/>
+      <w:r>
+        <w:rPr>
+          <w:rFonts w:eastAsiaTheme="minorHAnsi"/>
+          <w:bCs/>
+          <w:kern w:val="3"/>
+          <w:sz w:val="28"/>
+          <w:szCs w:val="28"/>
+        </w:rPr>
+        <w:t xml:space="preserve"> используется, когда маршруты имеют иерархию, дополнительные параметры разного типа или требуют сложной логики создания. Это позволяет безопасно обрабатывать разные типы маршрутов и передавать сложные данные.</w:t>
+      </w:r>
+    </w:p>
+    <w:p>
+      <w:pPr>
+        <w:jc w:val="both"/>
+        <w:rPr>
+          <w:rFonts w:eastAsiaTheme="minorHAnsi"/>
+          <w:bCs/>
+          <w:kern w:val="3"/>
+          <w:sz w:val="28"/>
+          <w:szCs w:val="28"/>
+        </w:rPr>
+      </w:pPr>
+    </w:p>
+    <w:p>
+      <w:pPr>
+        <w:pStyle w:val="a8"/>
+        <w:numPr>
+          <w:ilvl w:val="1"/>
+          <w:numId w:val="42"/>
+        </w:numPr>
+        <w:jc w:val="both"/>
+        <w:rPr>
+          <w:rFonts w:eastAsiaTheme="minorHAnsi"/>
+          <w:bCs/>
+          <w:kern w:val="3"/>
+          <w:sz w:val="28"/>
+          <w:szCs w:val="28"/>
+        </w:rPr>
+      </w:pPr>
+      <w:r>
+        <w:rPr>
+          <w:rFonts w:eastAsiaTheme="minorHAnsi"/>
+          <w:bCs/>
+          <w:kern w:val="3"/>
+          <w:sz w:val="28"/>
+          <w:szCs w:val="28"/>
+        </w:rPr>
+        <w:t xml:space="preserve">В каких случаях для организации маршрутов используется </w:t>
+      </w:r>
+      <w:proofErr w:type="spellStart"/>
+      <w:r>
+        <w:rPr>
+          <w:rFonts w:eastAsiaTheme="minorHAnsi"/>
+          <w:bCs/>
+          <w:kern w:val="3"/>
+          <w:sz w:val="28"/>
+          <w:szCs w:val="28"/>
+        </w:rPr>
+        <w:t>enum</w:t>
+      </w:r>
+      <w:proofErr w:type="spellEnd"/>
+      <w:r>
+        <w:rPr>
+          <w:rFonts w:eastAsiaTheme="minorHAnsi"/>
+          <w:bCs/>
+          <w:kern w:val="3"/>
+          <w:sz w:val="28"/>
+          <w:szCs w:val="28"/>
+        </w:rPr>
+        <w:t>?</w:t>
+      </w:r>
+    </w:p>
+    <w:p>
+      <w:pPr>
+        <w:ind w:firstLine="709"/>
+        <w:jc w:val="both"/>
+        <w:rPr>
+          <w:rFonts w:eastAsiaTheme="minorHAnsi"/>
+          <w:bCs/>
+          <w:kern w:val="3"/>
+          <w:sz w:val="28"/>
+          <w:szCs w:val="28"/>
+        </w:rPr>
+      </w:pPr>
+      <w:proofErr w:type="spellStart"/>
+      <w:r>
+        <w:rPr>
+          <w:rFonts w:eastAsiaTheme="minorHAnsi"/>
+          <w:bCs/>
+          <w:kern w:val="3"/>
+          <w:sz w:val="28"/>
+          <w:szCs w:val="28"/>
+        </w:rPr>
+        <w:t>Enum</w:t>
+      </w:r>
+      <w:proofErr w:type="spellEnd"/>
+      <w:r>
+        <w:rPr>
+          <w:rFonts w:eastAsiaTheme="minorHAnsi"/>
+          <w:bCs/>
+          <w:kern w:val="3"/>
+          <w:sz w:val="28"/>
+          <w:szCs w:val="28"/>
+        </w:rPr>
+        <w:t xml:space="preserve"> используется, когда маршруты являются простыми константами без параметров и не требуют дополнительных данных. Например, для экранов, которые всегда одинаковы (главный экран, настройки, профиль).</w:t>
+      </w:r>
+    </w:p>
+    <w:p>
+      <w:pPr>
+        <w:jc w:val="both"/>
+        <w:rPr>
+          <w:rFonts w:eastAsiaTheme="minorHAnsi"/>
+          <w:bCs/>
+          <w:kern w:val="3"/>
+          <w:sz w:val="28"/>
+          <w:szCs w:val="28"/>
+        </w:rPr>
+      </w:pPr>
+    </w:p>
+    <w:p>
+      <w:pPr>
+        <w:pStyle w:val="a8"/>
+        <w:numPr>
+          <w:ilvl w:val="1"/>
+          <w:numId w:val="42"/>
+        </w:numPr>
+        <w:jc w:val="both"/>
+        <w:rPr>
+          <w:rFonts w:eastAsiaTheme="minorHAnsi"/>
+          <w:bCs/>
+          <w:kern w:val="3"/>
+          <w:sz w:val="28"/>
+          <w:szCs w:val="28"/>
+        </w:rPr>
+      </w:pPr>
+      <w:r>
+        <w:rPr>
+          <w:rFonts w:eastAsiaTheme="minorHAnsi"/>
+          <w:bCs/>
+          <w:kern w:val="3"/>
+          <w:sz w:val="28"/>
+          <w:szCs w:val="28"/>
+        </w:rPr>
+        <w:t>Как считать параметры, переданные при навигации?</w:t>
+      </w:r>
+    </w:p>
+    <w:p>
+      <w:pPr>
+        <w:ind w:firstLine="709"/>
+        <w:jc w:val="both"/>
+        <w:rPr>
+          <w:rFonts w:eastAsiaTheme="minorHAnsi"/>
+          <w:bCs/>
+          <w:kern w:val="3"/>
+          <w:sz w:val="28"/>
+          <w:szCs w:val="28"/>
+        </w:rPr>
+      </w:pPr>
+      <w:r>
+        <w:rPr>
+          <w:rFonts w:eastAsiaTheme="minorHAnsi"/>
+          <w:bCs/>
+          <w:kern w:val="3"/>
+          <w:sz w:val="28"/>
+          <w:szCs w:val="28"/>
+        </w:rPr>
+        <w:t>Параметры передаются через шаблон маршрута (например, "</w:t>
+      </w:r>
+      <w:proofErr w:type="spellStart"/>
+      <w:r>
+        <w:rPr>
+          <w:rFonts w:eastAsiaTheme="minorHAnsi"/>
+          <w:bCs/>
+          <w:kern w:val="3"/>
+          <w:sz w:val="28"/>
+          <w:szCs w:val="28"/>
+        </w:rPr>
+        <w:t>profile</w:t>
+      </w:r>
+      <w:proofErr w:type="spellEnd"/>
+      <w:r>
+        <w:rPr>
+          <w:rFonts w:eastAsiaTheme="minorHAnsi"/>
+          <w:bCs/>
+          <w:kern w:val="3"/>
+          <w:sz w:val="28"/>
+          <w:szCs w:val="28"/>
+        </w:rPr>
+        <w:t>/{</w:t>
+      </w:r>
+      <w:proofErr w:type="spellStart"/>
+      <w:r>
+        <w:rPr>
+          <w:rFonts w:eastAsiaTheme="minorHAnsi"/>
+          <w:bCs/>
+          <w:kern w:val="3"/>
+          <w:sz w:val="28"/>
+          <w:szCs w:val="28"/>
+        </w:rPr>
+        <w:t>userId</w:t>
+      </w:r>
+      <w:proofErr w:type="spellEnd"/>
+      <w:r>
+        <w:rPr>
+          <w:rFonts w:eastAsiaTheme="minorHAnsi"/>
+          <w:bCs/>
+          <w:kern w:val="3"/>
+          <w:sz w:val="28"/>
+          <w:szCs w:val="28"/>
+        </w:rPr>
+        <w:t xml:space="preserve">}"). В </w:t>
+      </w:r>
+      <w:proofErr w:type="spellStart"/>
+      <w:r>
+        <w:rPr>
+          <w:rFonts w:eastAsiaTheme="minorHAnsi"/>
+          <w:bCs/>
+          <w:kern w:val="3"/>
+          <w:sz w:val="28"/>
+          <w:szCs w:val="28"/>
+        </w:rPr>
+        <w:t>composable</w:t>
+      </w:r>
+      <w:proofErr w:type="spellEnd"/>
+      <w:r>
+        <w:rPr>
+          <w:rFonts w:eastAsiaTheme="minorHAnsi"/>
+          <w:bCs/>
+          <w:kern w:val="3"/>
+          <w:sz w:val="28"/>
+          <w:szCs w:val="28"/>
+        </w:rPr>
+        <w:t xml:space="preserve">-функции они извлекаются с помощью </w:t>
+      </w:r>
+      <w:proofErr w:type="gramStart"/>
+      <w:r>
+        <w:rPr>
+          <w:rFonts w:eastAsiaTheme="minorHAnsi"/>
+          <w:bCs/>
+          <w:kern w:val="3"/>
+          <w:sz w:val="28"/>
+          <w:szCs w:val="28"/>
+        </w:rPr>
+        <w:t>navController.currentBackStackEntry?.</w:t>
+      </w:r>
+      <w:proofErr w:type="gramEnd"/>
+      <w:r>
+        <w:rPr>
+          <w:rFonts w:eastAsiaTheme="minorHAnsi"/>
+          <w:bCs/>
+          <w:kern w:val="3"/>
+          <w:sz w:val="28"/>
+          <w:szCs w:val="28"/>
+        </w:rPr>
+        <w:t xml:space="preserve">arguments?.getString("userId") или при использовании типизированных навигационных библиотек (например, </w:t>
+      </w:r>
+      <w:proofErr w:type="spellStart"/>
+      <w:r>
+        <w:rPr>
+          <w:rFonts w:eastAsiaTheme="minorHAnsi"/>
+          <w:bCs/>
+          <w:kern w:val="3"/>
+          <w:sz w:val="28"/>
+          <w:szCs w:val="28"/>
+        </w:rPr>
+        <w:t>Compose</w:t>
+      </w:r>
+      <w:proofErr w:type="spellEnd"/>
+      <w:r>
+        <w:rPr>
+          <w:rFonts w:eastAsiaTheme="minorHAnsi"/>
+          <w:bCs/>
+          <w:kern w:val="3"/>
+          <w:sz w:val="28"/>
+          <w:szCs w:val="28"/>
+        </w:rPr>
+        <w:t xml:space="preserve"> </w:t>
+      </w:r>
+      <w:proofErr w:type="spellStart"/>
+      <w:r>
+        <w:rPr>
+          <w:rFonts w:eastAsiaTheme="minorHAnsi"/>
+          <w:bCs/>
+          <w:kern w:val="3"/>
+          <w:sz w:val="28"/>
+          <w:szCs w:val="28"/>
+        </w:rPr>
+        <w:t>Navigation</w:t>
+      </w:r>
+      <w:proofErr w:type="spellEnd"/>
+      <w:r>
+        <w:rPr>
+          <w:rFonts w:eastAsiaTheme="minorHAnsi"/>
+          <w:bCs/>
+          <w:kern w:val="3"/>
+          <w:sz w:val="28"/>
+          <w:szCs w:val="28"/>
+        </w:rPr>
+        <w:t xml:space="preserve"> с </w:t>
+      </w:r>
+      <w:proofErr w:type="spellStart"/>
+      <w:r>
+        <w:rPr>
+          <w:rFonts w:eastAsiaTheme="minorHAnsi"/>
+          <w:bCs/>
+          <w:kern w:val="3"/>
+          <w:sz w:val="28"/>
+          <w:szCs w:val="28"/>
+        </w:rPr>
+        <w:t>сериализацией</w:t>
+      </w:r>
+      <w:proofErr w:type="spellEnd"/>
+      <w:r>
+        <w:rPr>
+          <w:rFonts w:eastAsiaTheme="minorHAnsi"/>
+          <w:bCs/>
+          <w:kern w:val="3"/>
+          <w:sz w:val="28"/>
+          <w:szCs w:val="28"/>
+        </w:rPr>
+        <w:t xml:space="preserve">) </w:t>
+      </w:r>
+      <w:r>
+        <w:rPr>
+          <w:rFonts w:eastAsiaTheme="minorHAnsi"/>
+          <w:bCs/>
+          <w:kern w:val="3"/>
+          <w:sz w:val="28"/>
+          <w:szCs w:val="28"/>
+        </w:rPr>
+        <w:t>–</w:t>
+      </w:r>
+      <w:r>
+        <w:rPr>
+          <w:rFonts w:eastAsiaTheme="minorHAnsi"/>
+          <w:bCs/>
+          <w:kern w:val="3"/>
+          <w:sz w:val="28"/>
+          <w:szCs w:val="28"/>
+        </w:rPr>
+        <w:t xml:space="preserve"> через аргументы, автоматически передаваемые в </w:t>
+      </w:r>
+      <w:proofErr w:type="spellStart"/>
+      <w:r>
+        <w:rPr>
+          <w:rFonts w:eastAsiaTheme="minorHAnsi"/>
+          <w:bCs/>
+          <w:kern w:val="3"/>
+          <w:sz w:val="28"/>
+          <w:szCs w:val="28"/>
+        </w:rPr>
+        <w:lastRenderedPageBreak/>
+        <w:t>composable</w:t>
+      </w:r>
+      <w:proofErr w:type="spellEnd"/>
+      <w:r>
+        <w:rPr>
+          <w:rFonts w:eastAsiaTheme="minorHAnsi"/>
+          <w:bCs/>
+          <w:kern w:val="3"/>
+          <w:sz w:val="28"/>
+          <w:szCs w:val="28"/>
+        </w:rPr>
+        <w:t>.</w:t>
+      </w:r>
+    </w:p>
+    <w:p>
+      <w:pPr>
+        <w:jc w:val="both"/>
+        <w:rPr>
+          <w:color w:val="000000"/>
+          <w:sz w:val="28"/>
+          <w:szCs w:val="28"/>
+          <w:lang w:eastAsia="ru-RU"/>
+        </w:rPr>
+      </w:pPr>
+    </w:p>
+    <w:p>
+      <w:pPr>
+        <w:pStyle w:val="a8"/>
+        <w:numPr>
+          <w:ilvl w:val="0"/>
+          <w:numId w:val="42"/>
+        </w:numPr>
+        <w:jc w:val="both"/>
+        <w:rPr>
+          <w:sz w:val="28"/>
+          <w:szCs w:val="28"/>
+          <w:lang w:eastAsia="ru-RU"/>
+        </w:rPr>
+      </w:pPr>
+      <w:r>
+        <w:rPr>
+          <w:b/>
+          <w:bCs/>
+          <w:color w:val="000000"/>
+          <w:sz w:val="28"/>
+          <w:szCs w:val="28"/>
+          <w:lang w:eastAsia="ru-RU"/>
+        </w:rPr>
+        <w:t>Вывод</w:t>
+      </w:r>
+      <w:r>
+        <w:rPr>
+          <w:b/>
+          <w:bCs/>
+          <w:sz w:val="28"/>
+          <w:szCs w:val="28"/>
+          <w:lang w:eastAsia="ru-RU"/>
+        </w:rPr>
+        <w:t>:</w:t>
+      </w:r>
+      <w:r>
+        <w:rPr>
+          <w:sz w:val="28"/>
+          <w:szCs w:val="28"/>
+          <w:lang w:eastAsia="ru-RU"/>
+        </w:rPr>
+        <w:t xml:space="preserve"> в ходе лабораторной работы изучили процесс </w:t>
+      </w:r>
+      <w:r>
+        <w:rPr>
+          <w:sz w:val="28"/>
+          <w:szCs w:val="28"/>
+          <w:lang w:eastAsia="ru-RU"/>
+        </w:rPr>
+        <w:t xml:space="preserve">настройки и реализации перехода между экранами в приложении </w:t>
       </w:r>
       <w:proofErr w:type="spellStart"/>
       <w:r>
@@ -31760,7 +34505,7 @@
     </w:lvl>
   </w:abstractNum>
   <w:abstractNum w:abstractNumId="18" w15:restartNumberingAfterBreak="0">
-    <w:nsid w:val="61930BA3"/>
+    <w:nsid w:val="5AFF38A0"/>
     <w:multiLevelType w:val="multilevel"/>
     <w:tmpl w:val="607E3D5E"/>
     <w:lvl w:ilvl="0">
@@ -31879,7 +34624,7 @@
     </w:lvl>
   </w:abstractNum>
   <w:abstractNum w:abstractNumId="19" w15:restartNumberingAfterBreak="0">
-    <w:nsid w:val="61CA5672"/>
+    <w:nsid w:val="5BED5640"/>
     <w:multiLevelType w:val="multilevel"/>
     <w:tmpl w:val="607E3D5E"/>
     <w:lvl w:ilvl="0">
@@ -31998,6 +34743,244 @@
     </w:lvl>
   </w:abstractNum>
   <w:abstractNum w:abstractNumId="20" w15:restartNumberingAfterBreak="0">
+    <w:nsid w:val="61930BA3"/>
+    <w:multiLevelType w:val="multilevel"/>
+    <w:tmpl w:val="607E3D5E"/>
+    <w:lvl w:ilvl="0">
+      <w:start w:val="1"/>
+      <w:numFmt w:val="decimal"/>
+      <w:lvlText w:val="%1"/>
+      <w:lvlJc w:val="left"/>
+      <w:pPr>
+        <w:ind w:left="0" w:firstLine="0"/>
+      </w:pPr>
+      <w:rPr>
+        <w:rFonts w:hint="default"/>
+        <w:b/>
+        <w:i w:val="0"/>
+      </w:rPr>
+    </w:lvl>
+    <w:lvl w:ilvl="1">
+      <w:start w:val="1"/>
+      <w:numFmt w:val="decimal"/>
+      <w:lvlText w:val="%1.%2"/>
+      <w:lvlJc w:val="left"/>
+      <w:pPr>
+        <w:ind w:left="0" w:firstLine="709"/>
+      </w:pPr>
+      <w:rPr>
+        <w:rFonts w:hint="default"/>
+        <w:b w:val="0"/>
+        <w:bCs w:val="0"/>
+      </w:rPr>
+    </w:lvl>
+    <w:lvl w:ilvl="2">
+      <w:start w:val="1"/>
+      <w:numFmt w:val="decimal"/>
+      <w:lvlText w:val="%1.%2.%3"/>
+      <w:lvlJc w:val="left"/>
+      <w:pPr>
+        <w:ind w:left="0" w:firstLine="1418"/>
+      </w:pPr>
+      <w:rPr>
+        <w:rFonts w:hint="default"/>
+        <w:b w:val="0"/>
+        <w:bCs w:val="0"/>
+      </w:rPr>
+    </w:lvl>
+    <w:lvl w:ilvl="3">
+      <w:start w:val="1"/>
+      <w:numFmt w:val="decimal"/>
+      <w:lvlText w:val="%1.%2.%3.%4"/>
+      <w:lvlJc w:val="left"/>
+      <w:pPr>
+        <w:ind w:left="2127" w:firstLine="0"/>
+      </w:pPr>
+      <w:rPr>
+        <w:rFonts w:hint="default"/>
+      </w:rPr>
+    </w:lvl>
+    <w:lvl w:ilvl="4">
+      <w:start w:val="1"/>
+      <w:numFmt w:val="decimal"/>
+      <w:lvlText w:val="%1.%2.%3.%4.%5"/>
+      <w:lvlJc w:val="left"/>
+      <w:pPr>
+        <w:ind w:left="2836" w:firstLine="0"/>
+      </w:pPr>
+      <w:rPr>
+        <w:rFonts w:hint="default"/>
+      </w:rPr>
+    </w:lvl>
+    <w:lvl w:ilvl="5">
+      <w:start w:val="1"/>
+      <w:numFmt w:val="decimal"/>
+      <w:lvlText w:val="%1.%2.%3.%4.%5.%6"/>
+      <w:lvlJc w:val="left"/>
+      <w:pPr>
+        <w:ind w:left="3545" w:firstLine="0"/>
+      </w:pPr>
+      <w:rPr>
+        <w:rFonts w:hint="default"/>
+      </w:rPr>
+    </w:lvl>
+    <w:lvl w:ilvl="6">
+      <w:start w:val="1"/>
+      <w:numFmt w:val="decimal"/>
+      <w:lvlText w:val="%1.%2.%3.%4.%5.%6.%7"/>
+      <w:lvlJc w:val="left"/>
+      <w:pPr>
+        <w:ind w:left="4254" w:firstLine="0"/>
+      </w:pPr>
+      <w:rPr>
+        <w:rFonts w:hint="default"/>
+      </w:rPr>
+    </w:lvl>
+    <w:lvl w:ilvl="7">
+      <w:start w:val="1"/>
+      <w:numFmt w:val="decimal"/>
+      <w:lvlText w:val="%1.%2.%3.%4.%5.%6.%7.%8"/>
+      <w:lvlJc w:val="left"/>
+      <w:pPr>
+        <w:ind w:left="4963" w:firstLine="0"/>
+      </w:pPr>
+      <w:rPr>
+        <w:rFonts w:hint="default"/>
+      </w:rPr>
+    </w:lvl>
+    <w:lvl w:ilvl="8">
+      <w:start w:val="1"/>
+      <w:numFmt w:val="decimal"/>
+      <w:lvlText w:val="%1.%2.%3.%4.%5.%6.%7.%8.%9"/>
+      <w:lvlJc w:val="left"/>
+      <w:pPr>
+        <w:ind w:left="5672" w:firstLine="0"/>
+      </w:pPr>
+      <w:rPr>
+        <w:rFonts w:hint="default"/>
+      </w:rPr>
+    </w:lvl>
+  </w:abstractNum>
+  <w:abstractNum w:abstractNumId="21" w15:restartNumberingAfterBreak="0">
+    <w:nsid w:val="61CA5672"/>
+    <w:multiLevelType w:val="multilevel"/>
+    <w:tmpl w:val="607E3D5E"/>
+    <w:lvl w:ilvl="0">
+      <w:start w:val="1"/>
+      <w:numFmt w:val="decimal"/>
+      <w:lvlText w:val="%1"/>
+      <w:lvlJc w:val="left"/>
+      <w:pPr>
+        <w:ind w:left="0" w:firstLine="0"/>
+      </w:pPr>
+      <w:rPr>
+        <w:rFonts w:hint="default"/>
+        <w:b/>
+        <w:i w:val="0"/>
+      </w:rPr>
+    </w:lvl>
+    <w:lvl w:ilvl="1">
+      <w:start w:val="1"/>
+      <w:numFmt w:val="decimal"/>
+      <w:lvlText w:val="%1.%2"/>
+      <w:lvlJc w:val="left"/>
+      <w:pPr>
+        <w:ind w:left="0" w:firstLine="709"/>
+      </w:pPr>
+      <w:rPr>
+        <w:rFonts w:hint="default"/>
+        <w:b w:val="0"/>
+        <w:bCs w:val="0"/>
+      </w:rPr>
+    </w:lvl>
+    <w:lvl w:ilvl="2">
+      <w:start w:val="1"/>
+      <w:numFmt w:val="decimal"/>
+      <w:lvlText w:val="%1.%2.%3"/>
+      <w:lvlJc w:val="left"/>
+      <w:pPr>
+        <w:ind w:left="0" w:firstLine="1418"/>
+      </w:pPr>
+      <w:rPr>
+        <w:rFonts w:hint="default"/>
+        <w:b w:val="0"/>
+        <w:bCs w:val="0"/>
+      </w:rPr>
+    </w:lvl>
+    <w:lvl w:ilvl="3">
+      <w:start w:val="1"/>
+      <w:numFmt w:val="decimal"/>
+      <w:lvlText w:val="%1.%2.%3.%4"/>
+      <w:lvlJc w:val="left"/>
+      <w:pPr>
+        <w:ind w:left="2127" w:firstLine="0"/>
+      </w:pPr>
+      <w:rPr>
+        <w:rFonts w:hint="default"/>
+      </w:rPr>
+    </w:lvl>
+    <w:lvl w:ilvl="4">
+      <w:start w:val="1"/>
+      <w:numFmt w:val="decimal"/>
+      <w:lvlText w:val="%1.%2.%3.%4.%5"/>
+      <w:lvlJc w:val="left"/>
+      <w:pPr>
+        <w:ind w:left="2836" w:firstLine="0"/>
+      </w:pPr>
+      <w:rPr>
+        <w:rFonts w:hint="default"/>
+      </w:rPr>
+    </w:lvl>
+    <w:lvl w:ilvl="5">
+      <w:start w:val="1"/>
+      <w:numFmt w:val="decimal"/>
+      <w:lvlText w:val="%1.%2.%3.%4.%5.%6"/>
+      <w:lvlJc w:val="left"/>
+      <w:pPr>
+        <w:ind w:left="3545" w:firstLine="0"/>
+      </w:pPr>
+      <w:rPr>
+        <w:rFonts w:hint="default"/>
+      </w:rPr>
+    </w:lvl>
+    <w:lvl w:ilvl="6">
+      <w:start w:val="1"/>
+      <w:numFmt w:val="decimal"/>
+      <w:lvlText w:val="%1.%2.%3.%4.%5.%6.%7"/>
+      <w:lvlJc w:val="left"/>
+      <w:pPr>
+        <w:ind w:left="4254" w:firstLine="0"/>
+      </w:pPr>
+      <w:rPr>
+        <w:rFonts w:hint="default"/>
+      </w:rPr>
+    </w:lvl>
+    <w:lvl w:ilvl="7">
+      <w:start w:val="1"/>
+      <w:numFmt w:val="decimal"/>
+      <w:lvlText w:val="%1.%2.%3.%4.%5.%6.%7.%8"/>
+      <w:lvlJc w:val="left"/>
+      <w:pPr>
+        <w:ind w:left="4963" w:firstLine="0"/>
+      </w:pPr>
+      <w:rPr>
+        <w:rFonts w:hint="default"/>
+      </w:rPr>
+    </w:lvl>
+    <w:lvl w:ilvl="8">
+      <w:start w:val="1"/>
+      <w:numFmt w:val="decimal"/>
+      <w:lvlText w:val="%1.%2.%3.%4.%5.%6.%7.%8.%9"/>
+      <w:lvlJc w:val="left"/>
+      <w:pPr>
+        <w:ind w:left="5672" w:firstLine="0"/>
+      </w:pPr>
+      <w:rPr>
+        <w:rFonts w:hint="default"/>
+      </w:rPr>
+    </w:lvl>
+  </w:abstractNum>
+  <w:abstractNum w:abstractNumId="22" w15:restartNumberingAfterBreak="0">
     <w:nsid w:val="635D41CF"/>
     <w:multiLevelType w:val="multilevel"/>
     <w:tmpl w:val="A7DC3C5C"/>
@@ -32132,7 +35115,7 @@
       </w:rPr>
     </w:lvl>
   </w:abstractNum>
-  <w:abstractNum w:abstractNumId="21" w15:restartNumberingAfterBreak="0">
+  <w:abstractNum w:abstractNumId="23" w15:restartNumberingAfterBreak="0">
     <w:nsid w:val="656D45D2"/>
     <w:multiLevelType w:val="hybridMultilevel"/>
     <w:tmpl w:val="7D8020AE"/>
@@ -32245,7 +35228,7 @@
       </w:rPr>
     </w:lvl>
   </w:abstractNum>
-  <w:abstractNum w:abstractNumId="22" w15:restartNumberingAfterBreak="0">
+  <w:abstractNum w:abstractNumId="24" w15:restartNumberingAfterBreak="0">
     <w:nsid w:val="68F7292F"/>
     <w:multiLevelType w:val="hybridMultilevel"/>
     <w:tmpl w:val="65305D06"/>
@@ -32358,7 +35341,7 @@
       </w:rPr>
     </w:lvl>
   </w:abstractNum>
-  <w:abstractNum w:abstractNumId="23" w15:restartNumberingAfterBreak="0">
+  <w:abstractNum w:abstractNumId="25" w15:restartNumberingAfterBreak="0">
     <w:nsid w:val="6B8A4A36"/>
     <w:multiLevelType w:val="hybridMultilevel"/>
     <w:tmpl w:val="75D83BB0"/>
@@ -32471,7 +35454,7 @@
       </w:rPr>
     </w:lvl>
   </w:abstractNum>
-  <w:abstractNum w:abstractNumId="24" w15:restartNumberingAfterBreak="0">
+  <w:abstractNum w:abstractNumId="26" w15:restartNumberingAfterBreak="0">
     <w:nsid w:val="6C6C38FE"/>
     <w:multiLevelType w:val="hybridMultilevel"/>
     <w:tmpl w:val="2B20DBFE"/>
@@ -32584,7 +35567,7 @@
       </w:rPr>
     </w:lvl>
   </w:abstractNum>
-  <w:abstractNum w:abstractNumId="25" w15:restartNumberingAfterBreak="0">
+  <w:abstractNum w:abstractNumId="27" w15:restartNumberingAfterBreak="0">
     <w:nsid w:val="6C890A18"/>
     <w:multiLevelType w:val="multilevel"/>
     <w:tmpl w:val="607E3D5E"/>
@@ -32703,7 +35686,7 @@
       </w:rPr>
     </w:lvl>
   </w:abstractNum>
-  <w:abstractNum w:abstractNumId="26" w15:restartNumberingAfterBreak="0">
+  <w:abstractNum w:abstractNumId="28" w15:restartNumberingAfterBreak="0">
     <w:nsid w:val="6D884F1A"/>
     <w:multiLevelType w:val="hybridMultilevel"/>
     <w:tmpl w:val="C3C87034"/>
@@ -32816,7 +35799,7 @@
       </w:rPr>
     </w:lvl>
   </w:abstractNum>
-  <w:abstractNum w:abstractNumId="27" w15:restartNumberingAfterBreak="0">
+  <w:abstractNum w:abstractNumId="29" w15:restartNumberingAfterBreak="0">
     <w:nsid w:val="72C82248"/>
     <w:multiLevelType w:val="hybridMultilevel"/>
     <w:tmpl w:val="B9E6235E"/>
@@ -32929,7 +35912,7 @@
       </w:rPr>
     </w:lvl>
   </w:abstractNum>
-  <w:abstractNum w:abstractNumId="28" w15:restartNumberingAfterBreak="0">
+  <w:abstractNum w:abstractNumId="30" w15:restartNumberingAfterBreak="0">
     <w:nsid w:val="76CB09DC"/>
     <w:multiLevelType w:val="multilevel"/>
     <w:tmpl w:val="607E3D5E"/>
@@ -33048,7 +36031,7 @@
       </w:rPr>
     </w:lvl>
   </w:abstractNum>
-  <w:abstractNum w:abstractNumId="29" w15:restartNumberingAfterBreak="0">
+  <w:abstractNum w:abstractNumId="31" w15:restartNumberingAfterBreak="0">
     <w:nsid w:val="7A2410EC"/>
     <w:multiLevelType w:val="multilevel"/>
     <w:tmpl w:val="607E3D5E"/>
@@ -33167,7 +36150,7 @@
       </w:rPr>
     </w:lvl>
   </w:abstractNum>
-  <w:abstractNum w:abstractNumId="30" w15:restartNumberingAfterBreak="0">
+  <w:abstractNum w:abstractNumId="32" w15:restartNumberingAfterBreak="0">
     <w:nsid w:val="7A502793"/>
     <w:multiLevelType w:val="hybridMultilevel"/>
     <w:tmpl w:val="D38883D6"/>
@@ -33280,7 +36263,7 @@
       </w:rPr>
     </w:lvl>
   </w:abstractNum>
-  <w:abstractNum w:abstractNumId="31" w15:restartNumberingAfterBreak="0">
+  <w:abstractNum w:abstractNumId="33" w15:restartNumberingAfterBreak="0">
     <w:nsid w:val="7BFD5E93"/>
     <w:multiLevelType w:val="hybridMultilevel"/>
     <w:tmpl w:val="FDB6C79C"/>
@@ -33400,7 +36383,7 @@
     <w:abstractNumId w:val="17"/>
   </w:num>
   <w:num w:numId="3">
-    <w:abstractNumId w:val="20"/>
+    <w:abstractNumId w:val="22"/>
   </w:num>
   <w:num w:numId="4">
     <w:abstractNumId w:val="4"/>
@@ -33415,7 +36398,7 @@
     <w:abstractNumId w:val="1"/>
   </w:num>
   <w:num w:numId="8">
-    <w:abstractNumId w:val="31"/>
+    <w:abstractNumId w:val="33"/>
   </w:num>
   <w:num w:numId="9">
     <w:abstractNumId w:val="3"/>
@@ -33430,10 +36413,10 @@
     <w:abstractNumId w:val="5"/>
   </w:num>
   <w:num w:numId="13">
-    <w:abstractNumId w:val="21"/>
+    <w:abstractNumId w:val="23"/>
   </w:num>
   <w:num w:numId="14">
-    <w:abstractNumId w:val="23"/>
+    <w:abstractNumId w:val="25"/>
   </w:num>
   <w:num w:numId="15">
     <w:abstractNumId w:val="10"/>
@@ -33460,31 +36443,31 @@
     <w:abstractNumId w:val="6"/>
   </w:num>
   <w:num w:numId="23">
-    <w:abstractNumId w:val="18"/>
+    <w:abstractNumId w:val="20"/>
   </w:num>
   <w:num w:numId="24">
+    <w:abstractNumId w:val="31"/>
+  </w:num>
+  <w:num w:numId="25">
+    <w:abstractNumId w:val="27"/>
+  </w:num>
+  <w:num w:numId="26">
+    <w:abstractNumId w:val="26"/>
+  </w:num>
+  <w:num w:numId="27">
+    <w:abstractNumId w:val="24"/>
+  </w:num>
+  <w:num w:numId="28">
+    <w:abstractNumId w:val="32"/>
+  </w:num>
+  <w:num w:numId="29">
     <w:abstractNumId w:val="29"/>
   </w:num>
-  <w:num w:numId="25">
-    <w:abstractNumId w:val="25"/>
-  </w:num>
-  <w:num w:numId="26">
-    <w:abstractNumId w:val="24"/>
-  </w:num>
-  <w:num w:numId="27">
-    <w:abstractNumId w:val="22"/>
-  </w:num>
-  <w:num w:numId="28">
-    <w:abstractNumId w:val="30"/>
-  </w:num>
-  <w:num w:numId="29">
-    <w:abstractNumId w:val="27"/>
-  </w:num>
   <w:num w:numId="30">
-    <w:abstractNumId w:val="19"/>
+    <w:abstractNumId w:val="21"/>
   </w:num>
   <w:num w:numId="31">
-    <w:abstractNumId w:val="20"/>
+    <w:abstractNumId w:val="22"/>
     <w:lvlOverride w:ilvl="0">
       <w:lvl w:ilvl="0">
         <w:start w:val="1"/>
@@ -33634,31 +36617,37 @@
     </w:lvlOverride>
   </w:num>
   <w:num w:numId="32">
-    <w:abstractNumId w:val="20"/>
+    <w:abstractNumId w:val="22"/>
   </w:num>
   <w:num w:numId="33">
-    <w:abstractNumId w:val="20"/>
+    <w:abstractNumId w:val="22"/>
   </w:num>
   <w:num w:numId="34">
-    <w:abstractNumId w:val="20"/>
+    <w:abstractNumId w:val="22"/>
   </w:num>
   <w:num w:numId="35">
-    <w:abstractNumId w:val="20"/>
+    <w:abstractNumId w:val="22"/>
   </w:num>
   <w:num w:numId="36">
-    <w:abstractNumId w:val="20"/>
+    <w:abstractNumId w:val="22"/>
   </w:num>
   <w:num w:numId="37">
-    <w:abstractNumId w:val="20"/>
+    <w:abstractNumId w:val="22"/>
   </w:num>
   <w:num w:numId="38">
-    <w:abstractNumId w:val="20"/>
+    <w:abstractNumId w:val="22"/>
   </w:num>
   <w:num w:numId="39">
-    <w:abstractNumId w:val="26"/>
+    <w:abstractNumId w:val="28"/>
   </w:num>
   <w:num w:numId="40">
-    <w:abstractNumId w:val="28"/>
+    <w:abstractNumId w:val="30"/>
+  </w:num>
+  <w:num w:numId="41">
+    <w:abstractNumId w:val="18"/>
+  </w:num>
+  <w:num w:numId="42">
+    <w:abstractNumId w:val="19"/>
   </w:num>
   <w:numIdMacAtCleanup w:val="29"/>
 </w:numbering>

--- a/Labs/Отчёты по РМП.docx
+++ b/Labs/Отчёты по РМП.docx
@@ -1,6 +1,6 @@
 
 <file path=word/document.xml><?xml version="1.0" encoding="utf-8"?>
-<w:document xmlns:wpc="http://schemas.microsoft.com/office/word/2010/wordprocessingCanvas" xmlns:cx="http://schemas.microsoft.com/office/drawing/2014/chartex" xmlns:mc="http://schemas.openxmlformats.org/markup-compatibility/2006" xmlns:o="urn:schemas-microsoft-com:office:office" xmlns:r="http://schemas.openxmlformats.org/officeDocument/2006/relationships" xmlns:m="http://schemas.openxmlformats.org/officeDocument/2006/math" xmlns:v="urn:schemas-microsoft-com:vml" xmlns:wp14="http://schemas.microsoft.com/office/word/2010/wordprocessingDrawing" xmlns:wp="http://schemas.openxmlformats.org/drawingml/2006/wordprocessingDrawing" xmlns:w10="urn:schemas-microsoft-com:office:word" xmlns:w="http://schemas.openxmlformats.org/wordprocessingml/2006/main" xmlns:w14="http://schemas.microsoft.com/office/word/2010/wordml" xmlns:w15="http://schemas.microsoft.com/office/word/2012/wordml" xmlns:w16se="http://schemas.microsoft.com/office/word/2015/wordml/symex" xmlns:wpg="http://schemas.microsoft.com/office/word/2010/wordprocessingGroup" xmlns:wpi="http://schemas.microsoft.com/office/word/2010/wordprocessingInk" xmlns:wne="http://schemas.microsoft.com/office/word/2006/wordml" xmlns:wps="http://schemas.microsoft.com/office/word/2010/wordprocessingShape" mc:Ignorable="w14 w15 w16se wp14">
+<w:document xmlns:wpc="http://schemas.microsoft.com/office/word/2010/wordprocessingCanvas" xmlns:cx="http://schemas.microsoft.com/office/drawing/2014/chartex" xmlns:cx1="http://schemas.microsoft.com/office/drawing/2015/9/8/chartex" xmlns:cx2="http://schemas.microsoft.com/office/drawing/2015/10/21/chartex" xmlns:cx3="http://schemas.microsoft.com/office/drawing/2016/5/9/chartex" xmlns:cx4="http://schemas.microsoft.com/office/drawing/2016/5/10/chartex" xmlns:cx5="http://schemas.microsoft.com/office/drawing/2016/5/11/chartex" xmlns:cx6="http://schemas.microsoft.com/office/drawing/2016/5/12/chartex" xmlns:cx7="http://schemas.microsoft.com/office/drawing/2016/5/13/chartex" xmlns:cx8="http://schemas.microsoft.com/office/drawing/2016/5/14/chartex" xmlns:mc="http://schemas.openxmlformats.org/markup-compatibility/2006" xmlns:aink="http://schemas.microsoft.com/office/drawing/2016/ink" xmlns:am3d="http://schemas.microsoft.com/office/drawing/2017/model3d" xmlns:o="urn:schemas-microsoft-com:office:office" xmlns:r="http://schemas.openxmlformats.org/officeDocument/2006/relationships" xmlns:m="http://schemas.openxmlformats.org/officeDocument/2006/math" xmlns:v="urn:schemas-microsoft-com:vml" xmlns:wp14="http://schemas.microsoft.com/office/word/2010/wordprocessingDrawing" xmlns:wp="http://schemas.openxmlformats.org/drawingml/2006/wordprocessingDrawing" xmlns:w10="urn:schemas-microsoft-com:office:word" xmlns:w="http://schemas.openxmlformats.org/wordprocessingml/2006/main" xmlns:w14="http://schemas.microsoft.com/office/word/2010/wordml" xmlns:w15="http://schemas.microsoft.com/office/word/2012/wordml" xmlns:w16cex="http://schemas.microsoft.com/office/word/2018/wordml/cex" xmlns:w16cid="http://schemas.microsoft.com/office/word/2016/wordml/cid" xmlns:w16="http://schemas.microsoft.com/office/word/2018/wordml" xmlns:w16sdtdh="http://schemas.microsoft.com/office/word/2020/wordml/sdtdatahash" xmlns:w16se="http://schemas.microsoft.com/office/word/2015/wordml/symex" xmlns:wpg="http://schemas.microsoft.com/office/word/2010/wordprocessingGroup" xmlns:wpi="http://schemas.microsoft.com/office/word/2010/wordprocessingInk" xmlns:wne="http://schemas.microsoft.com/office/word/2006/wordml" xmlns:wps="http://schemas.microsoft.com/office/word/2010/wordprocessingShape" mc:Ignorable="w14 w15 w16se w16cid w16 w16cex w16sdtdh wp14">
   <w:body>
     <w:p>
       <w:pPr>
@@ -6356,7 +6356,6 @@
         <w:rPr>
           <w:sz w:val="28"/>
           <w:szCs w:val="28"/>
-          <w:lang w:val="en-US"/>
         </w:rPr>
       </w:pPr>
       <w:r>
@@ -6371,7 +6370,6 @@
         <w:rPr>
           <w:sz w:val="28"/>
           <w:szCs w:val="28"/>
-          <w:lang w:val="en-US"/>
         </w:rPr>
         <w:t xml:space="preserve"> </w:t>
       </w:r>
@@ -6387,7 +6385,6 @@
         <w:rPr>
           <w:sz w:val="28"/>
           <w:szCs w:val="28"/>
-          <w:lang w:val="en-US"/>
         </w:rPr>
         <w:t xml:space="preserve"> = </w:t>
       </w:r>
@@ -6403,7 +6400,6 @@
         <w:rPr>
           <w:sz w:val="28"/>
           <w:szCs w:val="28"/>
-          <w:lang w:val="en-US"/>
         </w:rPr>
         <w:t>(1,2,3,4)</w:t>
       </w:r>
@@ -6415,7 +6411,6 @@
         <w:rPr>
           <w:sz w:val="28"/>
           <w:szCs w:val="28"/>
-          <w:lang w:val="en-US"/>
         </w:rPr>
       </w:pPr>
       <w:r>
@@ -6430,7 +6425,6 @@
         <w:rPr>
           <w:sz w:val="28"/>
           <w:szCs w:val="28"/>
-          <w:lang w:val="en-US"/>
         </w:rPr>
         <w:t xml:space="preserve"> </w:t>
       </w:r>
@@ -6446,7 +6440,6 @@
         <w:rPr>
           <w:sz w:val="28"/>
           <w:szCs w:val="28"/>
-          <w:lang w:val="en-US"/>
         </w:rPr>
         <w:t xml:space="preserve"> = </w:t>
       </w:r>
@@ -6462,7 +6455,6 @@
         <w:rPr>
           <w:sz w:val="28"/>
           <w:szCs w:val="28"/>
-          <w:lang w:val="en-US"/>
         </w:rPr>
         <w:t>.</w:t>
       </w:r>
@@ -6478,7 +6470,6 @@
         <w:rPr>
           <w:sz w:val="28"/>
           <w:szCs w:val="28"/>
-          <w:lang w:val="en-US"/>
         </w:rPr>
         <w:t xml:space="preserve"> { </w:t>
       </w:r>
@@ -6494,7 +6485,6 @@
         <w:rPr>
           <w:sz w:val="28"/>
           <w:szCs w:val="28"/>
-          <w:lang w:val="en-US"/>
         </w:rPr>
         <w:t xml:space="preserve"> % 2 == 0 } // </w:t>
       </w:r>
@@ -6509,7 +6499,6 @@
         <w:rPr>
           <w:sz w:val="28"/>
           <w:szCs w:val="28"/>
-          <w:lang w:val="en-US"/>
         </w:rPr>
         <w:t>-</w:t>
       </w:r>
@@ -6524,7 +6513,6 @@
         <w:rPr>
           <w:sz w:val="28"/>
           <w:szCs w:val="28"/>
-          <w:lang w:val="en-US"/>
         </w:rPr>
         <w:t xml:space="preserve"> </w:t>
       </w:r>
@@ -6539,7 +6527,6 @@
         <w:rPr>
           <w:sz w:val="28"/>
           <w:szCs w:val="28"/>
-          <w:lang w:val="en-US"/>
         </w:rPr>
         <w:t xml:space="preserve"> </w:t>
       </w:r>
@@ -6554,7 +6541,6 @@
         <w:rPr>
           <w:sz w:val="28"/>
           <w:szCs w:val="28"/>
-          <w:lang w:val="en-US"/>
         </w:rPr>
         <w:t>.</w:t>
       </w:r>
@@ -6566,7 +6552,7 @@
           <w:color w:val="000000"/>
           <w:sz w:val="28"/>
           <w:szCs w:val="28"/>
-          <w:lang w:val="en-US" w:eastAsia="ru-RU"/>
+          <w:lang w:eastAsia="ru-RU"/>
         </w:rPr>
       </w:pPr>
     </w:p>
@@ -15463,16 +15449,40 @@
         <w:rPr>
           <w:sz w:val="28"/>
           <w:szCs w:val="28"/>
+          <w:lang w:eastAsia="ru-RU"/>
+        </w:rPr>
+      </w:pPr>
+      <w:r>
+        <w:rPr>
+          <w:sz w:val="28"/>
+          <w:szCs w:val="28"/>
           <w:lang w:val="en-US" w:eastAsia="ru-RU"/>
         </w:rPr>
-      </w:pPr>
+        <w:t>color</w:t>
+      </w:r>
+      <w:r>
+        <w:rPr>
+          <w:sz w:val="28"/>
+          <w:szCs w:val="28"/>
+          <w:lang w:eastAsia="ru-RU"/>
+        </w:rPr>
+        <w:t xml:space="preserve"> = </w:t>
+      </w:r>
       <w:r>
         <w:rPr>
           <w:sz w:val="28"/>
           <w:szCs w:val="28"/>
           <w:lang w:val="en-US" w:eastAsia="ru-RU"/>
         </w:rPr>
-        <w:t>color</w:t>
+        <w:t>Color</w:t>
+      </w:r>
+      <w:r>
+        <w:rPr>
+          <w:sz w:val="28"/>
+          <w:szCs w:val="28"/>
+          <w:lang w:eastAsia="ru-RU"/>
+        </w:rPr>
+        <w:t>.</w:t>
       </w:r>
       <w:r>
         <w:rPr>
@@ -15480,6 +15490,66 @@
           <w:szCs w:val="28"/>
           <w:lang w:val="en-US" w:eastAsia="ru-RU"/>
         </w:rPr>
+        <w:t>Red</w:t>
+      </w:r>
+      <w:r>
+        <w:rPr>
+          <w:sz w:val="28"/>
+          <w:szCs w:val="28"/>
+          <w:lang w:eastAsia="ru-RU"/>
+        </w:rPr>
+        <w:t xml:space="preserve">,                                   // </w:t>
+      </w:r>
+      <w:r>
+        <w:rPr>
+          <w:sz w:val="28"/>
+          <w:szCs w:val="28"/>
+          <w:lang w:eastAsia="ru-RU"/>
+        </w:rPr>
+        <w:t>Цвет</w:t>
+      </w:r>
+      <w:r>
+        <w:rPr>
+          <w:sz w:val="28"/>
+          <w:szCs w:val="28"/>
+          <w:lang w:eastAsia="ru-RU"/>
+        </w:rPr>
+        <w:t xml:space="preserve"> </w:t>
+      </w:r>
+      <w:r>
+        <w:rPr>
+          <w:sz w:val="28"/>
+          <w:szCs w:val="28"/>
+          <w:lang w:eastAsia="ru-RU"/>
+        </w:rPr>
+        <w:t>текста</w:t>
+      </w:r>
+    </w:p>
+    <w:p>
+      <w:pPr>
+        <w:pStyle w:val="a8"/>
+        <w:ind w:firstLine="1418"/>
+        <w:jc w:val="both"/>
+        <w:rPr>
+          <w:sz w:val="28"/>
+          <w:szCs w:val="28"/>
+          <w:lang w:eastAsia="ru-RU"/>
+        </w:rPr>
+      </w:pPr>
+      <w:r>
+        <w:rPr>
+          <w:sz w:val="28"/>
+          <w:szCs w:val="28"/>
+          <w:lang w:val="en-US" w:eastAsia="ru-RU"/>
+        </w:rPr>
+        <w:t>fontFamily</w:t>
+      </w:r>
+      <w:r>
+        <w:rPr>
+          <w:sz w:val="28"/>
+          <w:szCs w:val="28"/>
+          <w:lang w:eastAsia="ru-RU"/>
+        </w:rPr>
         <w:t xml:space="preserve"> = </w:t>
       </w:r>
       <w:r>
@@ -15488,7 +15558,15 @@
           <w:szCs w:val="28"/>
           <w:lang w:val="en-US" w:eastAsia="ru-RU"/>
         </w:rPr>
-        <w:t>Color</w:t>
+        <w:t>FontFamily</w:t>
+      </w:r>
+      <w:r>
+        <w:rPr>
+          <w:sz w:val="28"/>
+          <w:szCs w:val="28"/>
+          <w:lang w:eastAsia="ru-RU"/>
+        </w:rPr>
+        <w:t>.</w:t>
       </w:r>
       <w:r>
         <w:rPr>
@@ -15496,6 +15574,66 @@
           <w:szCs w:val="28"/>
           <w:lang w:val="en-US" w:eastAsia="ru-RU"/>
         </w:rPr>
+        <w:t>Monospace</w:t>
+      </w:r>
+      <w:r>
+        <w:rPr>
+          <w:sz w:val="28"/>
+          <w:szCs w:val="28"/>
+          <w:lang w:eastAsia="ru-RU"/>
+        </w:rPr>
+        <w:t xml:space="preserve">,                   // </w:t>
+      </w:r>
+      <w:r>
+        <w:rPr>
+          <w:sz w:val="28"/>
+          <w:szCs w:val="28"/>
+          <w:lang w:eastAsia="ru-RU"/>
+        </w:rPr>
+        <w:t>Шрифт</w:t>
+      </w:r>
+    </w:p>
+    <w:p>
+      <w:pPr>
+        <w:pStyle w:val="a8"/>
+        <w:ind w:firstLine="1418"/>
+        <w:jc w:val="both"/>
+        <w:rPr>
+          <w:sz w:val="28"/>
+          <w:szCs w:val="28"/>
+          <w:lang w:eastAsia="ru-RU"/>
+        </w:rPr>
+      </w:pPr>
+      <w:r>
+        <w:rPr>
+          <w:sz w:val="28"/>
+          <w:szCs w:val="28"/>
+          <w:lang w:val="en-US" w:eastAsia="ru-RU"/>
+        </w:rPr>
+        <w:t>textAlign</w:t>
+      </w:r>
+      <w:r>
+        <w:rPr>
+          <w:sz w:val="28"/>
+          <w:szCs w:val="28"/>
+          <w:lang w:eastAsia="ru-RU"/>
+        </w:rPr>
+        <w:t xml:space="preserve"> = </w:t>
+      </w:r>
+      <w:r>
+        <w:rPr>
+          <w:sz w:val="28"/>
+          <w:szCs w:val="28"/>
+          <w:lang w:val="en-US" w:eastAsia="ru-RU"/>
+        </w:rPr>
+        <w:t>TextAlign</w:t>
+      </w:r>
+      <w:r>
+        <w:rPr>
+          <w:sz w:val="28"/>
+          <w:szCs w:val="28"/>
+          <w:lang w:eastAsia="ru-RU"/>
+        </w:rPr>
         <w:t>.</w:t>
       </w:r>
       <w:r>
@@ -15504,165 +15642,13 @@
           <w:szCs w:val="28"/>
           <w:lang w:val="en-US" w:eastAsia="ru-RU"/>
         </w:rPr>
-        <w:t>Red</w:t>
-      </w:r>
-      <w:r>
-        <w:rPr>
-          <w:sz w:val="28"/>
-          <w:szCs w:val="28"/>
-          <w:lang w:val="en-US" w:eastAsia="ru-RU"/>
-        </w:rPr>
-        <w:t xml:space="preserve">,                                   // </w:t>
-      </w:r>
-      <w:r>
-        <w:rPr>
-          <w:sz w:val="28"/>
-          <w:szCs w:val="28"/>
-          <w:lang w:eastAsia="ru-RU"/>
-        </w:rPr>
-        <w:t>Цвет</w:t>
-      </w:r>
-      <w:r>
-        <w:rPr>
-          <w:sz w:val="28"/>
-          <w:szCs w:val="28"/>
-          <w:lang w:val="en-US" w:eastAsia="ru-RU"/>
-        </w:rPr>
-        <w:t xml:space="preserve"> </w:t>
-      </w:r>
-      <w:r>
-        <w:rPr>
-          <w:sz w:val="28"/>
-          <w:szCs w:val="28"/>
-          <w:lang w:eastAsia="ru-RU"/>
-        </w:rPr>
-        <w:t>текста</w:t>
-      </w:r>
-    </w:p>
-    <w:p>
-      <w:pPr>
-        <w:pStyle w:val="a8"/>
-        <w:ind w:firstLine="1418"/>
-        <w:jc w:val="both"/>
-        <w:rPr>
-          <w:sz w:val="28"/>
-          <w:szCs w:val="28"/>
-          <w:lang w:val="en-US" w:eastAsia="ru-RU"/>
-        </w:rPr>
-      </w:pPr>
-      <w:r>
-        <w:rPr>
-          <w:sz w:val="28"/>
-          <w:szCs w:val="28"/>
-          <w:lang w:val="en-US" w:eastAsia="ru-RU"/>
-        </w:rPr>
-        <w:t>fontFamily</w:t>
-      </w:r>
-      <w:r>
-        <w:rPr>
-          <w:sz w:val="28"/>
-          <w:szCs w:val="28"/>
-          <w:lang w:val="en-US" w:eastAsia="ru-RU"/>
-        </w:rPr>
-        <w:t xml:space="preserve"> = </w:t>
-      </w:r>
-      <w:r>
-        <w:rPr>
-          <w:sz w:val="28"/>
-          <w:szCs w:val="28"/>
-          <w:lang w:val="en-US" w:eastAsia="ru-RU"/>
-        </w:rPr>
-        <w:t>FontFamily</w:t>
-      </w:r>
-      <w:r>
-        <w:rPr>
-          <w:sz w:val="28"/>
-          <w:szCs w:val="28"/>
-          <w:lang w:val="en-US" w:eastAsia="ru-RU"/>
-        </w:rPr>
-        <w:t>.</w:t>
-      </w:r>
-      <w:r>
-        <w:rPr>
-          <w:sz w:val="28"/>
-          <w:szCs w:val="28"/>
-          <w:lang w:val="en-US" w:eastAsia="ru-RU"/>
-        </w:rPr>
-        <w:t>Monospace</w:t>
-      </w:r>
-      <w:r>
-        <w:rPr>
-          <w:sz w:val="28"/>
-          <w:szCs w:val="28"/>
-          <w:lang w:val="en-US" w:eastAsia="ru-RU"/>
-        </w:rPr>
-        <w:t xml:space="preserve">,                   // </w:t>
-      </w:r>
-      <w:r>
-        <w:rPr>
-          <w:sz w:val="28"/>
-          <w:szCs w:val="28"/>
-          <w:lang w:eastAsia="ru-RU"/>
-        </w:rPr>
-        <w:t>Шрифт</w:t>
-      </w:r>
-    </w:p>
-    <w:p>
-      <w:pPr>
-        <w:pStyle w:val="a8"/>
-        <w:ind w:firstLine="1418"/>
-        <w:jc w:val="both"/>
-        <w:rPr>
-          <w:sz w:val="28"/>
-          <w:szCs w:val="28"/>
-          <w:lang w:val="en-US" w:eastAsia="ru-RU"/>
-        </w:rPr>
-      </w:pPr>
-      <w:r>
-        <w:rPr>
-          <w:sz w:val="28"/>
-          <w:szCs w:val="28"/>
-          <w:lang w:val="en-US" w:eastAsia="ru-RU"/>
-        </w:rPr>
-        <w:t>textAlign</w:t>
-      </w:r>
-      <w:r>
-        <w:rPr>
-          <w:sz w:val="28"/>
-          <w:szCs w:val="28"/>
-          <w:lang w:val="en-US" w:eastAsia="ru-RU"/>
-        </w:rPr>
-        <w:t xml:space="preserve"> = </w:t>
-      </w:r>
-      <w:r>
-        <w:rPr>
-          <w:sz w:val="28"/>
-          <w:szCs w:val="28"/>
-          <w:lang w:val="en-US" w:eastAsia="ru-RU"/>
-        </w:rPr>
-        <w:t>TextAlign</w:t>
-      </w:r>
-      <w:r>
-        <w:rPr>
-          <w:sz w:val="28"/>
-          <w:szCs w:val="28"/>
-          <w:lang w:val="en-US" w:eastAsia="ru-RU"/>
-        </w:rPr>
-        <w:t>.</w:t>
-      </w:r>
-      <w:r>
-        <w:rPr>
-          <w:sz w:val="28"/>
-          <w:szCs w:val="28"/>
-          <w:lang w:val="en-US" w:eastAsia="ru-RU"/>
-        </w:rPr>
         <w:t>Center</w:t>
       </w:r>
       <w:r>
         <w:rPr>
           <w:sz w:val="28"/>
           <w:szCs w:val="28"/>
-          <w:lang w:val="en-US" w:eastAsia="ru-RU"/>
+          <w:lang w:eastAsia="ru-RU"/>
         </w:rPr>
         <w:t xml:space="preserve">,                        // </w:t>
       </w:r>
@@ -19442,7 +19428,6 @@
           <w:kern w:val="3"/>
           <w:sz w:val="28"/>
           <w:szCs w:val="28"/>
-          <w:lang w:val="en-US"/>
         </w:rPr>
       </w:pPr>
       <w:r>
@@ -19463,7 +19448,6 @@
           <w:kern w:val="3"/>
           <w:sz w:val="28"/>
           <w:szCs w:val="28"/>
-          <w:lang w:val="en-US"/>
         </w:rPr>
         <w:t xml:space="preserve"> </w:t>
       </w:r>
@@ -19485,7 +19469,6 @@
           <w:kern w:val="3"/>
           <w:sz w:val="28"/>
           <w:szCs w:val="28"/>
-          <w:lang w:val="en-US"/>
         </w:rPr>
         <w:t xml:space="preserve"> </w:t>
       </w:r>
@@ -19507,7 +19490,6 @@
           <w:kern w:val="3"/>
           <w:sz w:val="28"/>
           <w:szCs w:val="28"/>
-          <w:lang w:val="en-US"/>
         </w:rPr>
         <w:t xml:space="preserve"> </w:t>
       </w:r>
@@ -19529,7 +19511,6 @@
           <w:kern w:val="3"/>
           <w:sz w:val="28"/>
           <w:szCs w:val="28"/>
-          <w:lang w:val="en-US"/>
         </w:rPr>
         <w:t xml:space="preserve"> { </w:t>
       </w:r>
@@ -19551,7 +19532,6 @@
           <w:kern w:val="3"/>
           <w:sz w:val="28"/>
           <w:szCs w:val="28"/>
-          <w:lang w:val="en-US"/>
         </w:rPr>
         <w:t>(</w:t>
       </w:r>
@@ -19573,7 +19553,6 @@
           <w:kern w:val="3"/>
           <w:sz w:val="28"/>
           <w:szCs w:val="28"/>
-          <w:lang w:val="en-US"/>
         </w:rPr>
         <w:t>) }</w:t>
       </w:r>
@@ -20055,6 +20034,7 @@
           <w:kern w:val="3"/>
           <w:sz w:val="28"/>
           <w:szCs w:val="28"/>
+          <w:lang w:val="en-US"/>
         </w:rPr>
       </w:pPr>
       <w:r>
@@ -20075,6 +20055,7 @@
           <w:kern w:val="3"/>
           <w:sz w:val="28"/>
           <w:szCs w:val="28"/>
+          <w:lang w:val="en-US"/>
         </w:rPr>
         <w:t>(</w:t>
       </w:r>
@@ -20096,6 +20077,7 @@
           <w:kern w:val="3"/>
           <w:sz w:val="28"/>
           <w:szCs w:val="28"/>
+          <w:lang w:val="en-US"/>
         </w:rPr>
         <w:t>.</w:t>
       </w:r>
@@ -20117,6 +20099,7 @@
           <w:kern w:val="3"/>
           <w:sz w:val="28"/>
           <w:szCs w:val="28"/>
+          <w:lang w:val="en-US"/>
         </w:rPr>
         <w:t>.</w:t>
       </w:r>
@@ -20138,6 +20121,7 @@
           <w:kern w:val="3"/>
           <w:sz w:val="28"/>
           <w:szCs w:val="28"/>
+          <w:lang w:val="en-US"/>
         </w:rPr>
         <w:t xml:space="preserve">, </w:t>
       </w:r>
@@ -20159,6 +20143,7 @@
           <w:kern w:val="3"/>
           <w:sz w:val="28"/>
           <w:szCs w:val="28"/>
+          <w:lang w:val="en-US"/>
         </w:rPr>
         <w:t xml:space="preserve"> = "</w:t>
       </w:r>
@@ -20179,6 +20164,7 @@
           <w:kern w:val="3"/>
           <w:sz w:val="28"/>
           <w:szCs w:val="28"/>
+          <w:lang w:val="en-US"/>
         </w:rPr>
         <w:t>")</w:t>
       </w:r>
@@ -20355,7 +20341,6 @@
           <w:kern w:val="3"/>
           <w:sz w:val="28"/>
           <w:szCs w:val="28"/>
-          <w:lang w:val="en-US"/>
         </w:rPr>
       </w:pPr>
       <w:r>
@@ -20376,7 +20361,6 @@
           <w:kern w:val="3"/>
           <w:sz w:val="28"/>
           <w:szCs w:val="28"/>
-          <w:lang w:val="en-US"/>
         </w:rPr>
         <w:t>(</w:t>
       </w:r>
@@ -22312,6 +22296,971 @@
           <w:sz w:val="28"/>
           <w:szCs w:val="28"/>
           <w:lang w:eastAsia="ru-RU"/>
+        </w:rPr>
+        <w:br w:type="page"/>
+      </w:r>
+    </w:p>
+    <w:p>
+      <w:pPr>
+        <w:pStyle w:val="a8"/>
+        <w:jc w:val="center"/>
+        <w:rPr>
+          <w:sz w:val="28"/>
+          <w:szCs w:val="28"/>
+          <w:lang w:eastAsia="ru-RU"/>
+        </w:rPr>
+      </w:pPr>
+      <w:r>
+        <w:rPr>
+          <w:b/>
+          <w:bCs/>
+          <w:sz w:val="32"/>
+          <w:szCs w:val="32"/>
+        </w:rPr>
+        <w:lastRenderedPageBreak/>
+        <w:t>Лабораторная работа №</w:t>
+      </w:r>
+      <w:r>
+        <w:rPr>
+          <w:b/>
+          <w:bCs/>
+          <w:sz w:val="32"/>
+          <w:szCs w:val="32"/>
+        </w:rPr>
+        <w:t>21</w:t>
+      </w:r>
+    </w:p>
+    <w:p>
+      <w:pPr>
+        <w:jc w:val="center"/>
+        <w:rPr>
+          <w:b/>
+          <w:bCs/>
+          <w:sz w:val="32"/>
+          <w:szCs w:val="32"/>
+        </w:rPr>
+      </w:pPr>
+      <w:r>
+        <w:rPr>
+          <w:b/>
+          <w:bCs/>
+          <w:sz w:val="32"/>
+          <w:szCs w:val="32"/>
+        </w:rPr>
+        <w:t>«</w:t>
+      </w:r>
+      <w:r>
+        <w:rPr>
+          <w:b/>
+          <w:bCs/>
+          <w:sz w:val="32"/>
+          <w:szCs w:val="32"/>
+        </w:rPr>
+        <w:t>Обработка событий: подсказки</w:t>
+      </w:r>
+      <w:r>
+        <w:rPr>
+          <w:b/>
+          <w:bCs/>
+          <w:sz w:val="32"/>
+          <w:szCs w:val="32"/>
+        </w:rPr>
+        <w:t>»</w:t>
+      </w:r>
+    </w:p>
+    <w:p>
+      <w:pPr>
+        <w:jc w:val="both"/>
+        <w:rPr>
+          <w:sz w:val="28"/>
+          <w:szCs w:val="28"/>
+        </w:rPr>
+      </w:pPr>
+    </w:p>
+    <w:p>
+      <w:pPr>
+        <w:pStyle w:val="a8"/>
+        <w:numPr>
+          <w:ilvl w:val="0"/>
+          <w:numId w:val="44"/>
+        </w:numPr>
+        <w:jc w:val="both"/>
+        <w:rPr>
+          <w:b/>
+          <w:bCs/>
+          <w:sz w:val="28"/>
+          <w:szCs w:val="28"/>
+        </w:rPr>
+      </w:pPr>
+      <w:r>
+        <w:rPr>
+          <w:b/>
+          <w:bCs/>
+          <w:sz w:val="28"/>
+          <w:szCs w:val="28"/>
+        </w:rPr>
+        <w:t>Цель работы:</w:t>
+      </w:r>
+    </w:p>
+    <w:p>
+      <w:pPr>
+        <w:pStyle w:val="a8"/>
+        <w:numPr>
+          <w:ilvl w:val="1"/>
+          <w:numId w:val="44"/>
+        </w:numPr>
+        <w:jc w:val="both"/>
+        <w:rPr>
+          <w:b/>
+          <w:bCs/>
+          <w:sz w:val="28"/>
+          <w:szCs w:val="28"/>
+        </w:rPr>
+      </w:pPr>
+      <w:r>
+        <w:rPr>
+          <w:rFonts w:eastAsiaTheme="minorHAnsi"/>
+          <w:bCs/>
+          <w:kern w:val="3"/>
+          <w:sz w:val="28"/>
+          <w:szCs w:val="28"/>
+        </w:rPr>
+        <w:t>Изучить процесс настройки и использования элементов управления для отображения уведомлений и подсказок.</w:t>
+      </w:r>
+    </w:p>
+    <w:p>
+      <w:pPr>
+        <w:jc w:val="both"/>
+        <w:rPr>
+          <w:color w:val="000000"/>
+          <w:sz w:val="28"/>
+          <w:szCs w:val="28"/>
+          <w:lang w:eastAsia="ru-RU"/>
+        </w:rPr>
+      </w:pPr>
+    </w:p>
+    <w:p>
+      <w:pPr>
+        <w:pStyle w:val="a8"/>
+        <w:numPr>
+          <w:ilvl w:val="0"/>
+          <w:numId w:val="44"/>
+        </w:numPr>
+        <w:jc w:val="both"/>
+        <w:rPr>
+          <w:sz w:val="28"/>
+          <w:szCs w:val="28"/>
+          <w:lang w:eastAsia="ru-RU"/>
+        </w:rPr>
+      </w:pPr>
+      <w:r>
+        <w:rPr>
+          <w:b/>
+          <w:bCs/>
+          <w:color w:val="000000"/>
+          <w:sz w:val="28"/>
+          <w:szCs w:val="28"/>
+          <w:lang w:eastAsia="ru-RU"/>
+        </w:rPr>
+        <w:t>Контрольные вопросы:</w:t>
+      </w:r>
+    </w:p>
+    <w:p>
+      <w:pPr>
+        <w:pStyle w:val="a8"/>
+        <w:numPr>
+          <w:ilvl w:val="1"/>
+          <w:numId w:val="44"/>
+        </w:numPr>
+        <w:jc w:val="both"/>
+        <w:rPr>
+          <w:rFonts w:eastAsiaTheme="minorHAnsi"/>
+          <w:bCs/>
+          <w:kern w:val="3"/>
+          <w:sz w:val="28"/>
+          <w:szCs w:val="28"/>
+        </w:rPr>
+      </w:pPr>
+      <w:r>
+        <w:rPr>
+          <w:rFonts w:eastAsiaTheme="minorHAnsi"/>
+          <w:bCs/>
+          <w:kern w:val="3"/>
+          <w:sz w:val="28"/>
+          <w:szCs w:val="28"/>
+        </w:rPr>
+        <w:t>Какой класс позволяет описать диалоговое окно?</w:t>
+      </w:r>
+    </w:p>
+    <w:p>
+      <w:pPr>
+        <w:ind w:firstLine="709"/>
+        <w:jc w:val="both"/>
+        <w:rPr>
+          <w:rFonts w:eastAsiaTheme="minorHAnsi"/>
+          <w:bCs/>
+          <w:kern w:val="3"/>
+          <w:sz w:val="28"/>
+          <w:szCs w:val="28"/>
+          <w:lang w:val="en-US"/>
+        </w:rPr>
+      </w:pPr>
+      <w:r>
+        <w:rPr>
+          <w:rFonts w:eastAsiaTheme="minorHAnsi"/>
+          <w:bCs/>
+          <w:kern w:val="3"/>
+          <w:sz w:val="28"/>
+          <w:szCs w:val="28"/>
+        </w:rPr>
+        <w:t>Класс</w:t>
+      </w:r>
+      <w:r>
+        <w:rPr>
+          <w:rFonts w:eastAsiaTheme="minorHAnsi"/>
+          <w:bCs/>
+          <w:kern w:val="3"/>
+          <w:sz w:val="28"/>
+          <w:szCs w:val="28"/>
+          <w:lang w:val="en-US"/>
+        </w:rPr>
+        <w:t xml:space="preserve"> AlertDialog </w:t>
+      </w:r>
+      <w:r>
+        <w:rPr>
+          <w:rFonts w:eastAsiaTheme="minorHAnsi"/>
+          <w:bCs/>
+          <w:kern w:val="3"/>
+          <w:sz w:val="28"/>
+          <w:szCs w:val="28"/>
+        </w:rPr>
+        <w:t>из</w:t>
+      </w:r>
+      <w:r>
+        <w:rPr>
+          <w:rFonts w:eastAsiaTheme="minorHAnsi"/>
+          <w:bCs/>
+          <w:kern w:val="3"/>
+          <w:sz w:val="28"/>
+          <w:szCs w:val="28"/>
+          <w:lang w:val="en-US"/>
+        </w:rPr>
+        <w:t xml:space="preserve"> Material Design.</w:t>
+      </w:r>
+    </w:p>
+    <w:p>
+      <w:pPr>
+        <w:jc w:val="both"/>
+        <w:rPr>
+          <w:rFonts w:eastAsiaTheme="minorHAnsi"/>
+          <w:bCs/>
+          <w:kern w:val="3"/>
+          <w:sz w:val="28"/>
+          <w:szCs w:val="28"/>
+          <w:lang w:val="en-US"/>
+        </w:rPr>
+      </w:pPr>
+    </w:p>
+    <w:p>
+      <w:pPr>
+        <w:pStyle w:val="a8"/>
+        <w:numPr>
+          <w:ilvl w:val="1"/>
+          <w:numId w:val="44"/>
+        </w:numPr>
+        <w:jc w:val="both"/>
+        <w:rPr>
+          <w:rFonts w:eastAsiaTheme="minorHAnsi"/>
+          <w:bCs/>
+          <w:kern w:val="3"/>
+          <w:sz w:val="28"/>
+          <w:szCs w:val="28"/>
+          <w:lang w:val="en-US"/>
+        </w:rPr>
+      </w:pPr>
+      <w:r>
+        <w:rPr>
+          <w:rFonts w:eastAsiaTheme="minorHAnsi"/>
+          <w:bCs/>
+          <w:kern w:val="3"/>
+          <w:sz w:val="28"/>
+          <w:szCs w:val="28"/>
+        </w:rPr>
+        <w:t>Какая общая форма описания диалогового окна?</w:t>
+      </w:r>
+    </w:p>
+    <w:p>
+      <w:pPr>
+        <w:jc w:val="both"/>
+        <w:rPr>
+          <w:rFonts w:eastAsiaTheme="minorHAnsi"/>
+          <w:bCs/>
+          <w:kern w:val="3"/>
+          <w:sz w:val="28"/>
+          <w:szCs w:val="28"/>
+          <w:lang w:val="en-US"/>
+        </w:rPr>
+      </w:pPr>
+      <w:r>
+        <w:rPr>
+          <w:rFonts w:eastAsiaTheme="minorHAnsi"/>
+          <w:bCs/>
+          <w:noProof/>
+          <w:kern w:val="3"/>
+          <w:sz w:val="28"/>
+          <w:szCs w:val="28"/>
+        </w:rPr>
+        <mc:AlternateContent>
+          <mc:Choice Requires="wps">
+            <w:drawing>
+              <wp:anchor distT="0" distB="0" distL="114300" distR="114300" simplePos="0" relativeHeight="251659264" behindDoc="0" locked="0" layoutInCell="1" allowOverlap="1" wp14:anchorId="444DF788" wp14:editId="6F405DF1">
+                <wp:simplePos x="0" y="0"/>
+                <wp:positionH relativeFrom="margin">
+                  <wp:posOffset>573872</wp:posOffset>
+                </wp:positionH>
+                <wp:positionV relativeFrom="paragraph">
+                  <wp:posOffset>207525</wp:posOffset>
+                </wp:positionV>
+                <wp:extent cx="5658929" cy="1475117"/>
+                <wp:effectExtent l="0" t="0" r="18415" b="10795"/>
+                <wp:wrapNone/>
+                <wp:docPr id="1" name="Прямоугольник 1"/>
+                <wp:cNvGraphicFramePr/>
+                <a:graphic xmlns:a="http://schemas.openxmlformats.org/drawingml/2006/main">
+                  <a:graphicData uri="http://schemas.microsoft.com/office/word/2010/wordprocessingShape">
+                    <wps:wsp>
+                      <wps:cNvSpPr/>
+                      <wps:spPr>
+                        <a:xfrm>
+                          <a:off x="0" y="0"/>
+                          <a:ext cx="5658929" cy="1475117"/>
+                        </a:xfrm>
+                        <a:prstGeom prst="rect">
+                          <a:avLst/>
+                        </a:prstGeom>
+                        <a:noFill/>
+                        <a:ln>
+                          <a:solidFill>
+                            <a:schemeClr val="tx1"/>
+                          </a:solidFill>
+                        </a:ln>
+                      </wps:spPr>
+                      <wps:style>
+                        <a:lnRef idx="2">
+                          <a:schemeClr val="accent1">
+                            <a:shade val="50000"/>
+                          </a:schemeClr>
+                        </a:lnRef>
+                        <a:fillRef idx="1">
+                          <a:schemeClr val="accent1"/>
+                        </a:fillRef>
+                        <a:effectRef idx="0">
+                          <a:schemeClr val="accent1"/>
+                        </a:effectRef>
+                        <a:fontRef idx="minor">
+                          <a:schemeClr val="lt1"/>
+                        </a:fontRef>
+                      </wps:style>
+                      <wps:bodyPr rot="0" spcFirstLastPara="0" vertOverflow="overflow" horzOverflow="overflow" vert="horz" wrap="square" lIns="91440" tIns="45720" rIns="91440" bIns="45720" numCol="1" spcCol="0" rtlCol="0" fromWordArt="0" anchor="ctr" anchorCtr="0" forceAA="0" compatLnSpc="1">
+                        <a:prstTxWarp prst="textNoShape">
+                          <a:avLst/>
+                        </a:prstTxWarp>
+                        <a:noAutofit/>
+                      </wps:bodyPr>
+                    </wps:wsp>
+                  </a:graphicData>
+                </a:graphic>
+                <wp14:sizeRelH relativeFrom="margin">
+                  <wp14:pctWidth>0</wp14:pctWidth>
+                </wp14:sizeRelH>
+                <wp14:sizeRelV relativeFrom="margin">
+                  <wp14:pctHeight>0</wp14:pctHeight>
+                </wp14:sizeRelV>
+              </wp:anchor>
+            </w:drawing>
+          </mc:Choice>
+          <mc:Fallback>
+            <w:pict>
+              <v:rect w14:anchorId="3255F335" id="Прямоугольник 1" o:spid="_x0000_s1026" style="position:absolute;margin-left:45.2pt;margin-top:16.35pt;width:445.6pt;height:116.15pt;z-index:251659264;visibility:visible;mso-wrap-style:square;mso-width-percent:0;mso-height-percent:0;mso-wrap-distance-left:9pt;mso-wrap-distance-top:0;mso-wrap-distance-right:9pt;mso-wrap-distance-bottom:0;mso-position-horizontal:absolute;mso-position-horizontal-relative:margin;mso-position-vertical:absolute;mso-position-vertical-relative:text;mso-width-percent:0;mso-height-percent:0;mso-width-relative:margin;mso-height-relative:margin;v-text-anchor:middle" o:gfxdata="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" filled="f" strokecolor="black [3213]" strokeweight="2pt">
+                <w10:wrap anchorx="margin"/>
+              </v:rect>
+            </w:pict>
+          </mc:Fallback>
+        </mc:AlternateContent>
+      </w:r>
+    </w:p>
+    <w:p>
+      <w:pPr>
+        <w:ind w:firstLine="992"/>
+        <w:jc w:val="both"/>
+        <w:rPr>
+          <w:rFonts w:eastAsiaTheme="minorHAnsi"/>
+          <w:bCs/>
+          <w:kern w:val="3"/>
+          <w:sz w:val="28"/>
+          <w:szCs w:val="28"/>
+          <w:lang w:val="en-US"/>
+        </w:rPr>
+      </w:pPr>
+      <w:r>
+        <w:rPr>
+          <w:rFonts w:eastAsiaTheme="minorHAnsi"/>
+          <w:bCs/>
+          <w:kern w:val="3"/>
+          <w:sz w:val="28"/>
+          <w:szCs w:val="28"/>
+          <w:lang w:val="en-US"/>
+        </w:rPr>
+        <w:t>AlertDialog(</w:t>
+      </w:r>
+    </w:p>
+    <w:p>
+      <w:pPr>
+        <w:ind w:firstLine="1701"/>
+        <w:jc w:val="both"/>
+        <w:rPr>
+          <w:rFonts w:eastAsiaTheme="minorHAnsi"/>
+          <w:bCs/>
+          <w:kern w:val="3"/>
+          <w:sz w:val="28"/>
+          <w:szCs w:val="28"/>
+          <w:lang w:val="en-US"/>
+        </w:rPr>
+      </w:pPr>
+      <w:r>
+        <w:rPr>
+          <w:rFonts w:eastAsiaTheme="minorHAnsi"/>
+          <w:bCs/>
+          <w:kern w:val="3"/>
+          <w:sz w:val="28"/>
+          <w:szCs w:val="28"/>
+          <w:lang w:val="en-US"/>
+        </w:rPr>
+        <w:t>onDismissRequest = { /* обработка закрытия */ },</w:t>
+      </w:r>
+    </w:p>
+    <w:p>
+      <w:pPr>
+        <w:ind w:firstLine="1701"/>
+        <w:jc w:val="both"/>
+        <w:rPr>
+          <w:rFonts w:eastAsiaTheme="minorHAnsi"/>
+          <w:bCs/>
+          <w:kern w:val="3"/>
+          <w:sz w:val="28"/>
+          <w:szCs w:val="28"/>
+          <w:lang w:val="en-US"/>
+        </w:rPr>
+      </w:pPr>
+      <w:r>
+        <w:rPr>
+          <w:rFonts w:eastAsiaTheme="minorHAnsi"/>
+          <w:bCs/>
+          <w:kern w:val="3"/>
+          <w:sz w:val="28"/>
+          <w:szCs w:val="28"/>
+          <w:lang w:val="en-US"/>
+        </w:rPr>
+        <w:t>title = { /* composable заголовка */ },</w:t>
+      </w:r>
+    </w:p>
+    <w:p>
+      <w:pPr>
+        <w:ind w:firstLine="1701"/>
+        <w:jc w:val="both"/>
+        <w:rPr>
+          <w:rFonts w:eastAsiaTheme="minorHAnsi"/>
+          <w:bCs/>
+          <w:kern w:val="3"/>
+          <w:sz w:val="28"/>
+          <w:szCs w:val="28"/>
+          <w:lang w:val="en-US"/>
+        </w:rPr>
+      </w:pPr>
+      <w:r>
+        <w:rPr>
+          <w:rFonts w:eastAsiaTheme="minorHAnsi"/>
+          <w:bCs/>
+          <w:kern w:val="3"/>
+          <w:sz w:val="28"/>
+          <w:szCs w:val="28"/>
+          <w:lang w:val="en-US"/>
+        </w:rPr>
+        <w:t>text = { /* composable содержимого */ },</w:t>
+      </w:r>
+    </w:p>
+    <w:p>
+      <w:pPr>
+        <w:ind w:firstLine="1701"/>
+        <w:jc w:val="both"/>
+        <w:rPr>
+          <w:rFonts w:eastAsiaTheme="minorHAnsi"/>
+          <w:bCs/>
+          <w:kern w:val="3"/>
+          <w:sz w:val="28"/>
+          <w:szCs w:val="28"/>
+          <w:lang w:val="en-US"/>
+        </w:rPr>
+      </w:pPr>
+      <w:r>
+        <w:rPr>
+          <w:rFonts w:eastAsiaTheme="minorHAnsi"/>
+          <w:bCs/>
+          <w:kern w:val="3"/>
+          <w:sz w:val="28"/>
+          <w:szCs w:val="28"/>
+          <w:lang w:val="en-US"/>
+        </w:rPr>
+        <w:t>confirmButton = { /* composable кнопки подтверждения */ },</w:t>
+      </w:r>
+    </w:p>
+    <w:p>
+      <w:pPr>
+        <w:ind w:firstLine="1701"/>
+        <w:jc w:val="both"/>
+        <w:rPr>
+          <w:rFonts w:eastAsiaTheme="minorHAnsi"/>
+          <w:bCs/>
+          <w:kern w:val="3"/>
+          <w:sz w:val="28"/>
+          <w:szCs w:val="28"/>
+          <w:lang w:val="en-US"/>
+        </w:rPr>
+      </w:pPr>
+      <w:r>
+        <w:rPr>
+          <w:rFonts w:eastAsiaTheme="minorHAnsi"/>
+          <w:bCs/>
+          <w:kern w:val="3"/>
+          <w:sz w:val="28"/>
+          <w:szCs w:val="28"/>
+          <w:lang w:val="en-US"/>
+        </w:rPr>
+        <w:t>dismissButton = { /* composable кнопки отмены (опционально) */ }</w:t>
+      </w:r>
+    </w:p>
+    <w:p>
+      <w:pPr>
+        <w:ind w:firstLine="992"/>
+        <w:jc w:val="both"/>
+        <w:rPr>
+          <w:rFonts w:eastAsiaTheme="minorHAnsi"/>
+          <w:bCs/>
+          <w:kern w:val="3"/>
+          <w:sz w:val="28"/>
+          <w:szCs w:val="28"/>
+          <w:lang w:val="en-US"/>
+        </w:rPr>
+      </w:pPr>
+      <w:r>
+        <w:rPr>
+          <w:rFonts w:eastAsiaTheme="minorHAnsi"/>
+          <w:bCs/>
+          <w:kern w:val="3"/>
+          <w:sz w:val="28"/>
+          <w:szCs w:val="28"/>
+          <w:lang w:val="en-US"/>
+        </w:rPr>
+        <w:t>)</w:t>
+      </w:r>
+    </w:p>
+    <w:p>
+      <w:pPr>
+        <w:jc w:val="both"/>
+        <w:rPr>
+          <w:rFonts w:eastAsiaTheme="minorHAnsi"/>
+          <w:bCs/>
+          <w:kern w:val="3"/>
+          <w:sz w:val="28"/>
+          <w:szCs w:val="28"/>
+          <w:lang w:val="en-US"/>
+        </w:rPr>
+      </w:pPr>
+    </w:p>
+    <w:p>
+      <w:pPr>
+        <w:pStyle w:val="a8"/>
+        <w:numPr>
+          <w:ilvl w:val="1"/>
+          <w:numId w:val="44"/>
+        </w:numPr>
+        <w:jc w:val="both"/>
+        <w:rPr>
+          <w:rFonts w:eastAsiaTheme="minorHAnsi"/>
+          <w:bCs/>
+          <w:kern w:val="3"/>
+          <w:sz w:val="28"/>
+          <w:szCs w:val="28"/>
+        </w:rPr>
+      </w:pPr>
+      <w:r>
+        <w:rPr>
+          <w:rFonts w:eastAsiaTheme="minorHAnsi"/>
+          <w:bCs/>
+          <w:kern w:val="3"/>
+          <w:sz w:val="28"/>
+          <w:szCs w:val="28"/>
+        </w:rPr>
+        <w:t>Какой класс позволяет описать настройки всплывающего сообщения?</w:t>
+      </w:r>
+    </w:p>
+    <w:p>
+      <w:pPr>
+        <w:ind w:firstLine="709"/>
+        <w:jc w:val="both"/>
+        <w:rPr>
+          <w:rFonts w:eastAsiaTheme="minorHAnsi"/>
+          <w:bCs/>
+          <w:kern w:val="3"/>
+          <w:sz w:val="28"/>
+          <w:szCs w:val="28"/>
+        </w:rPr>
+      </w:pPr>
+      <w:r>
+        <w:rPr>
+          <w:rFonts w:eastAsiaTheme="minorHAnsi"/>
+          <w:bCs/>
+          <w:kern w:val="3"/>
+          <w:sz w:val="28"/>
+          <w:szCs w:val="28"/>
+        </w:rPr>
+        <w:t>Класс SnackbarHostState позволяет управлять настройками и отображением</w:t>
+      </w:r>
+      <w:r>
+        <w:rPr>
+          <w:rFonts w:eastAsiaTheme="minorHAnsi"/>
+          <w:bCs/>
+          <w:kern w:val="3"/>
+          <w:sz w:val="28"/>
+          <w:szCs w:val="28"/>
+        </w:rPr>
+        <w:t xml:space="preserve"> </w:t>
+      </w:r>
+      <w:r>
+        <w:rPr>
+          <w:rFonts w:eastAsiaTheme="minorHAnsi"/>
+          <w:bCs/>
+          <w:kern w:val="3"/>
+          <w:sz w:val="28"/>
+          <w:szCs w:val="28"/>
+        </w:rPr>
+        <w:t>всплывающих сообщений (snackbar).</w:t>
+      </w:r>
+    </w:p>
+    <w:p>
+      <w:pPr>
+        <w:jc w:val="both"/>
+        <w:rPr>
+          <w:rFonts w:eastAsiaTheme="minorHAnsi"/>
+          <w:bCs/>
+          <w:kern w:val="3"/>
+          <w:sz w:val="28"/>
+          <w:szCs w:val="28"/>
+        </w:rPr>
+      </w:pPr>
+    </w:p>
+    <w:p>
+      <w:pPr>
+        <w:pStyle w:val="a8"/>
+        <w:numPr>
+          <w:ilvl w:val="1"/>
+          <w:numId w:val="44"/>
+        </w:numPr>
+        <w:jc w:val="both"/>
+        <w:rPr>
+          <w:rFonts w:eastAsiaTheme="minorHAnsi"/>
+          <w:bCs/>
+          <w:kern w:val="3"/>
+          <w:sz w:val="28"/>
+          <w:szCs w:val="28"/>
+        </w:rPr>
+      </w:pPr>
+      <w:r>
+        <w:rPr>
+          <w:rFonts w:eastAsiaTheme="minorHAnsi"/>
+          <w:bCs/>
+          <w:kern w:val="3"/>
+          <w:sz w:val="28"/>
+          <w:szCs w:val="28"/>
+        </w:rPr>
+        <w:t>Для чего в диалоговых окнах используется функция onDismissRequest?</w:t>
+      </w:r>
+    </w:p>
+    <w:p>
+      <w:pPr>
+        <w:ind w:firstLine="709"/>
+        <w:jc w:val="both"/>
+        <w:rPr>
+          <w:rFonts w:eastAsiaTheme="minorHAnsi"/>
+          <w:bCs/>
+          <w:kern w:val="3"/>
+          <w:sz w:val="28"/>
+          <w:szCs w:val="28"/>
+        </w:rPr>
+      </w:pPr>
+      <w:r>
+        <w:rPr>
+          <w:rFonts w:eastAsiaTheme="minorHAnsi"/>
+          <w:bCs/>
+          <w:kern w:val="3"/>
+          <w:sz w:val="28"/>
+          <w:szCs w:val="28"/>
+        </w:rPr>
+        <w:t>onDismissRequest используется для обработки закрытия диалога (например,</w:t>
+      </w:r>
+      <w:r>
+        <w:rPr>
+          <w:rFonts w:eastAsiaTheme="minorHAnsi"/>
+          <w:bCs/>
+          <w:kern w:val="3"/>
+          <w:sz w:val="28"/>
+          <w:szCs w:val="28"/>
+        </w:rPr>
+        <w:t xml:space="preserve"> </w:t>
+      </w:r>
+      <w:r>
+        <w:rPr>
+          <w:rFonts w:eastAsiaTheme="minorHAnsi"/>
+          <w:bCs/>
+          <w:kern w:val="3"/>
+          <w:sz w:val="28"/>
+          <w:szCs w:val="28"/>
+        </w:rPr>
+        <w:t>при нажатии за его пределами или кнопке «Назад»). Внутри этой функции нужно</w:t>
+      </w:r>
+      <w:r>
+        <w:rPr>
+          <w:rFonts w:eastAsiaTheme="minorHAnsi"/>
+          <w:bCs/>
+          <w:kern w:val="3"/>
+          <w:sz w:val="28"/>
+          <w:szCs w:val="28"/>
+        </w:rPr>
+        <w:t xml:space="preserve"> </w:t>
+      </w:r>
+      <w:r>
+        <w:rPr>
+          <w:rFonts w:eastAsiaTheme="minorHAnsi"/>
+          <w:bCs/>
+          <w:kern w:val="3"/>
+          <w:sz w:val="28"/>
+          <w:szCs w:val="28"/>
+        </w:rPr>
+        <w:t>менять состояние, отвечающее за видимость диалога.</w:t>
+      </w:r>
+    </w:p>
+    <w:p>
+      <w:pPr>
+        <w:jc w:val="both"/>
+        <w:rPr>
+          <w:rFonts w:eastAsiaTheme="minorHAnsi"/>
+          <w:bCs/>
+          <w:kern w:val="3"/>
+          <w:sz w:val="28"/>
+          <w:szCs w:val="28"/>
+        </w:rPr>
+      </w:pPr>
+    </w:p>
+    <w:p>
+      <w:pPr>
+        <w:pStyle w:val="a8"/>
+        <w:numPr>
+          <w:ilvl w:val="1"/>
+          <w:numId w:val="44"/>
+        </w:numPr>
+        <w:jc w:val="both"/>
+        <w:rPr>
+          <w:rFonts w:eastAsiaTheme="minorHAnsi"/>
+          <w:bCs/>
+          <w:kern w:val="3"/>
+          <w:sz w:val="28"/>
+          <w:szCs w:val="28"/>
+        </w:rPr>
+      </w:pPr>
+      <w:r>
+        <w:rPr>
+          <w:rFonts w:eastAsiaTheme="minorHAnsi"/>
+          <w:bCs/>
+          <w:kern w:val="3"/>
+          <w:sz w:val="28"/>
+          <w:szCs w:val="28"/>
+        </w:rPr>
+        <w:t>Для чего применяется объект SnackbarHost?</w:t>
+      </w:r>
+    </w:p>
+    <w:p>
+      <w:pPr>
+        <w:ind w:firstLine="709"/>
+        <w:jc w:val="both"/>
+        <w:rPr>
+          <w:rFonts w:eastAsiaTheme="minorHAnsi"/>
+          <w:bCs/>
+          <w:kern w:val="3"/>
+          <w:sz w:val="28"/>
+          <w:szCs w:val="28"/>
+        </w:rPr>
+      </w:pPr>
+      <w:r>
+        <w:rPr>
+          <w:rFonts w:eastAsiaTheme="minorHAnsi"/>
+          <w:bCs/>
+          <w:kern w:val="3"/>
+          <w:sz w:val="28"/>
+          <w:szCs w:val="28"/>
+        </w:rPr>
+        <w:t xml:space="preserve">SnackbarHost </w:t>
+      </w:r>
+      <w:r>
+        <w:rPr>
+          <w:rFonts w:eastAsiaTheme="minorHAnsi"/>
+          <w:bCs/>
+          <w:kern w:val="3"/>
+          <w:sz w:val="28"/>
+          <w:szCs w:val="28"/>
+        </w:rPr>
+        <w:t>–</w:t>
+      </w:r>
+      <w:r>
+        <w:rPr>
+          <w:rFonts w:eastAsiaTheme="minorHAnsi"/>
+          <w:bCs/>
+          <w:kern w:val="3"/>
+          <w:sz w:val="28"/>
+          <w:szCs w:val="28"/>
+        </w:rPr>
+        <w:t xml:space="preserve"> это композуемый компонент, который отображает очередь</w:t>
+      </w:r>
+      <w:r>
+        <w:rPr>
+          <w:rFonts w:eastAsiaTheme="minorHAnsi"/>
+          <w:bCs/>
+          <w:kern w:val="3"/>
+          <w:sz w:val="28"/>
+          <w:szCs w:val="28"/>
+        </w:rPr>
+        <w:t xml:space="preserve"> </w:t>
+      </w:r>
+      <w:r>
+        <w:rPr>
+          <w:rFonts w:eastAsiaTheme="minorHAnsi"/>
+          <w:bCs/>
+          <w:kern w:val="3"/>
+          <w:sz w:val="28"/>
+          <w:szCs w:val="28"/>
+        </w:rPr>
+        <w:t xml:space="preserve">всплывающих сообщений, </w:t>
+      </w:r>
+      <w:r>
+        <w:rPr>
+          <w:rFonts w:eastAsiaTheme="minorHAnsi"/>
+          <w:bCs/>
+          <w:kern w:val="3"/>
+          <w:sz w:val="28"/>
+          <w:szCs w:val="28"/>
+        </w:rPr>
+        <w:t>которая в свою очередь управляется</w:t>
+      </w:r>
+      <w:r>
+        <w:rPr>
+          <w:rFonts w:eastAsiaTheme="minorHAnsi"/>
+          <w:bCs/>
+          <w:kern w:val="3"/>
+          <w:sz w:val="28"/>
+          <w:szCs w:val="28"/>
+        </w:rPr>
+        <w:t xml:space="preserve"> через SnackbarHostState. Обычно</w:t>
+      </w:r>
+      <w:r>
+        <w:rPr>
+          <w:rFonts w:eastAsiaTheme="minorHAnsi"/>
+          <w:bCs/>
+          <w:kern w:val="3"/>
+          <w:sz w:val="28"/>
+          <w:szCs w:val="28"/>
+        </w:rPr>
+        <w:t xml:space="preserve"> </w:t>
+      </w:r>
+      <w:r>
+        <w:rPr>
+          <w:rFonts w:eastAsiaTheme="minorHAnsi"/>
+          <w:bCs/>
+          <w:kern w:val="3"/>
+          <w:sz w:val="28"/>
+          <w:szCs w:val="28"/>
+        </w:rPr>
+        <w:t>используется внутри Scaffold для показа snackbar-ов.</w:t>
+      </w:r>
+    </w:p>
+    <w:p>
+      <w:pPr>
+        <w:jc w:val="both"/>
+        <w:rPr>
+          <w:color w:val="000000"/>
+          <w:sz w:val="28"/>
+          <w:szCs w:val="28"/>
+          <w:lang w:eastAsia="ru-RU"/>
+        </w:rPr>
+      </w:pPr>
+    </w:p>
+    <w:p>
+      <w:pPr>
+        <w:pStyle w:val="a8"/>
+        <w:numPr>
+          <w:ilvl w:val="0"/>
+          <w:numId w:val="44"/>
+        </w:numPr>
+        <w:jc w:val="both"/>
+        <w:rPr>
+          <w:sz w:val="28"/>
+          <w:szCs w:val="28"/>
+          <w:lang w:eastAsia="ru-RU"/>
+        </w:rPr>
+      </w:pPr>
+      <w:r>
+        <w:rPr>
+          <w:b/>
+          <w:bCs/>
+          <w:color w:val="000000"/>
+          <w:sz w:val="28"/>
+          <w:szCs w:val="28"/>
+          <w:lang w:eastAsia="ru-RU"/>
+        </w:rPr>
+        <w:t>Вывод</w:t>
+      </w:r>
+      <w:r>
+        <w:rPr>
+          <w:b/>
+          <w:bCs/>
+          <w:sz w:val="28"/>
+          <w:szCs w:val="28"/>
+          <w:lang w:eastAsia="ru-RU"/>
+        </w:rPr>
+        <w:t>:</w:t>
+      </w:r>
+      <w:r>
+        <w:rPr>
+          <w:sz w:val="28"/>
+          <w:szCs w:val="28"/>
+          <w:lang w:eastAsia="ru-RU"/>
+        </w:rPr>
+        <w:t xml:space="preserve"> в ходе лабораторной работы изучили процесс настройки и использования элементов управления для отображения уведомлений и подсказок.</w:t>
+      </w:r>
+    </w:p>
+    <w:p>
+      <w:pPr>
+        <w:rPr>
+          <w:b/>
+          <w:bCs/>
+          <w:sz w:val="32"/>
+          <w:szCs w:val="32"/>
+        </w:rPr>
+      </w:pPr>
+      <w:r>
+        <w:rPr>
+          <w:b/>
+          <w:bCs/>
+          <w:sz w:val="32"/>
+          <w:szCs w:val="32"/>
         </w:rPr>
         <w:br w:type="page"/>
       </w:r>
@@ -22580,17 +23529,7 @@
           <w:sz w:val="28"/>
           <w:szCs w:val="28"/>
         </w:rPr>
-        <w:t>CircularProgressI</w:t>
-      </w:r>
-      <w:r>
-        <w:rPr>
-          <w:rFonts w:eastAsiaTheme="minorHAnsi"/>
-          <w:bCs/>
-          <w:kern w:val="3"/>
-          <w:sz w:val="28"/>
-          <w:szCs w:val="28"/>
-        </w:rPr>
-        <w:t>ndicator</w:t>
+        <w:t>CircularProgressIndicator</w:t>
       </w:r>
       <w:r>
         <w:rPr>
@@ -23334,19 +24273,7 @@
           <w:sz w:val="28"/>
           <w:szCs w:val="28"/>
         </w:rPr>
-        <w:t>ндикация статуса (напр</w:t>
-      </w:r>
-      <w:bookmarkStart w:id="2" w:name="_GoBack"/>
-      <w:bookmarkEnd w:id="2"/>
-      <w:r>
-        <w:rPr>
-          <w:rFonts w:eastAsiaTheme="minorHAnsi"/>
-          <w:bCs/>
-          <w:kern w:val="3"/>
-          <w:sz w:val="28"/>
-          <w:szCs w:val="28"/>
-        </w:rPr>
-        <w:t>имер,</w:t>
+        <w:t>ндикация статуса (например,</w:t>
       </w:r>
       <w:r>
         <w:rPr>
@@ -23472,7 +24399,7 @@
 </file>
 
 <file path=word/endnotes.xml><?xml version="1.0" encoding="utf-8"?>
-<w:endnotes xmlns:wpc="http://schemas.microsoft.com/office/word/2010/wordprocessingCanvas" xmlns:cx="http://schemas.microsoft.com/office/drawing/2014/chartex" xmlns:mc="http://schemas.openxmlformats.org/markup-compatibility/2006" xmlns:o="urn:schemas-microsoft-com:office:office" xmlns:r="http://schemas.openxmlformats.org/officeDocument/2006/relationships" xmlns:m="http://schemas.openxmlformats.org/officeDocument/2006/math" xmlns:v="urn:schemas-microsoft-com:vml" xmlns:wp14="http://schemas.microsoft.com/office/word/2010/wordprocessingDrawing" xmlns:wp="http://schemas.openxmlformats.org/drawingml/2006/wordprocessingDrawing" xmlns:w10="urn:schemas-microsoft-com:office:word" xmlns:w="http://schemas.openxmlformats.org/wordprocessingml/2006/main" xmlns:w14="http://schemas.microsoft.com/office/word/2010/wordml" xmlns:w15="http://schemas.microsoft.com/office/word/2012/wordml" xmlns:w16se="http://schemas.microsoft.com/office/word/2015/wordml/symex" xmlns:wpg="http://schemas.microsoft.com/office/word/2010/wordprocessingGroup" xmlns:wpi="http://schemas.microsoft.com/office/word/2010/wordprocessingInk" xmlns:wne="http://schemas.microsoft.com/office/word/2006/wordml" xmlns:wps="http://schemas.microsoft.com/office/word/2010/wordprocessingShape" mc:Ignorable="w14 w15 w16se wp14">
+<w:endnotes xmlns:wpc="http://schemas.microsoft.com/office/word/2010/wordprocessingCanvas" xmlns:cx="http://schemas.microsoft.com/office/drawing/2014/chartex" xmlns:cx1="http://schemas.microsoft.com/office/drawing/2015/9/8/chartex" xmlns:cx2="http://schemas.microsoft.com/office/drawing/2015/10/21/chartex" xmlns:cx3="http://schemas.microsoft.com/office/drawing/2016/5/9/chartex" xmlns:cx4="http://schemas.microsoft.com/office/drawing/2016/5/10/chartex" xmlns:cx5="http://schemas.microsoft.com/office/drawing/2016/5/11/chartex" xmlns:cx6="http://schemas.microsoft.com/office/drawing/2016/5/12/chartex" xmlns:cx7="http://schemas.microsoft.com/office/drawing/2016/5/13/chartex" xmlns:cx8="http://schemas.microsoft.com/office/drawing/2016/5/14/chartex" xmlns:mc="http://schemas.openxmlformats.org/markup-compatibility/2006" xmlns:aink="http://schemas.microsoft.com/office/drawing/2016/ink" xmlns:am3d="http://schemas.microsoft.com/office/drawing/2017/model3d" xmlns:o="urn:schemas-microsoft-com:office:office" xmlns:r="http://schemas.openxmlformats.org/officeDocument/2006/relationships" xmlns:m="http://schemas.openxmlformats.org/officeDocument/2006/math" xmlns:v="urn:schemas-microsoft-com:vml" xmlns:wp14="http://schemas.microsoft.com/office/word/2010/wordprocessingDrawing" xmlns:wp="http://schemas.openxmlformats.org/drawingml/2006/wordprocessingDrawing" xmlns:w10="urn:schemas-microsoft-com:office:word" xmlns:w="http://schemas.openxmlformats.org/wordprocessingml/2006/main" xmlns:w14="http://schemas.microsoft.com/office/word/2010/wordml" xmlns:w15="http://schemas.microsoft.com/office/word/2012/wordml" xmlns:w16cex="http://schemas.microsoft.com/office/word/2018/wordml/cex" xmlns:w16cid="http://schemas.microsoft.com/office/word/2016/wordml/cid" xmlns:w16="http://schemas.microsoft.com/office/word/2018/wordml" xmlns:w16sdtdh="http://schemas.microsoft.com/office/word/2020/wordml/sdtdatahash" xmlns:w16se="http://schemas.microsoft.com/office/word/2015/wordml/symex" xmlns:wpg="http://schemas.microsoft.com/office/word/2010/wordprocessingGroup" xmlns:wpi="http://schemas.microsoft.com/office/word/2010/wordprocessingInk" xmlns:wne="http://schemas.microsoft.com/office/word/2006/wordml" xmlns:wps="http://schemas.microsoft.com/office/word/2010/wordprocessingShape" mc:Ignorable="w14 w15 w16se w16cid w16 w16cex w16sdtdh wp14">
   <w:endnote w:type="separator" w:id="-1">
     <w:p>
       <w:r>
@@ -23491,7 +24418,7 @@
 </file>
 
 <file path=word/footnotes.xml><?xml version="1.0" encoding="utf-8"?>
-<w:footnotes xmlns:wpc="http://schemas.microsoft.com/office/word/2010/wordprocessingCanvas" xmlns:cx="http://schemas.microsoft.com/office/drawing/2014/chartex" xmlns:mc="http://schemas.openxmlformats.org/markup-compatibility/2006" xmlns:o="urn:schemas-microsoft-com:office:office" xmlns:r="http://schemas.openxmlformats.org/officeDocument/2006/relationships" xmlns:m="http://schemas.openxmlformats.org/officeDocument/2006/math" xmlns:v="urn:schemas-microsoft-com:vml" xmlns:wp14="http://schemas.microsoft.com/office/word/2010/wordprocessingDrawing" xmlns:wp="http://schemas.openxmlformats.org/drawingml/2006/wordprocessingDrawing" xmlns:w10="urn:schemas-microsoft-com:office:word" xmlns:w="http://schemas.openxmlformats.org/wordprocessingml/2006/main" xmlns:w14="http://schemas.microsoft.com/office/word/2010/wordml" xmlns:w15="http://schemas.microsoft.com/office/word/2012/wordml" xmlns:w16se="http://schemas.microsoft.com/office/word/2015/wordml/symex" xmlns:wpg="http://schemas.microsoft.com/office/word/2010/wordprocessingGroup" xmlns:wpi="http://schemas.microsoft.com/office/word/2010/wordprocessingInk" xmlns:wne="http://schemas.microsoft.com/office/word/2006/wordml" xmlns:wps="http://schemas.microsoft.com/office/word/2010/wordprocessingShape" mc:Ignorable="w14 w15 w16se wp14">
+<w:footnotes xmlns:wpc="http://schemas.microsoft.com/office/word/2010/wordprocessingCanvas" xmlns:cx="http://schemas.microsoft.com/office/drawing/2014/chartex" xmlns:cx1="http://schemas.microsoft.com/office/drawing/2015/9/8/chartex" xmlns:cx2="http://schemas.microsoft.com/office/drawing/2015/10/21/chartex" xmlns:cx3="http://schemas.microsoft.com/office/drawing/2016/5/9/chartex" xmlns:cx4="http://schemas.microsoft.com/office/drawing/2016/5/10/chartex" xmlns:cx5="http://schemas.microsoft.com/office/drawing/2016/5/11/chartex" xmlns:cx6="http://schemas.microsoft.com/office/drawing/2016/5/12/chartex" xmlns:cx7="http://schemas.microsoft.com/office/drawing/2016/5/13/chartex" xmlns:cx8="http://schemas.microsoft.com/office/drawing/2016/5/14/chartex" xmlns:mc="http://schemas.openxmlformats.org/markup-compatibility/2006" xmlns:aink="http://schemas.microsoft.com/office/drawing/2016/ink" xmlns:am3d="http://schemas.microsoft.com/office/drawing/2017/model3d" xmlns:o="urn:schemas-microsoft-com:office:office" xmlns:r="http://schemas.openxmlformats.org/officeDocument/2006/relationships" xmlns:m="http://schemas.openxmlformats.org/officeDocument/2006/math" xmlns:v="urn:schemas-microsoft-com:vml" xmlns:wp14="http://schemas.microsoft.com/office/word/2010/wordprocessingDrawing" xmlns:wp="http://schemas.openxmlformats.org/drawingml/2006/wordprocessingDrawing" xmlns:w10="urn:schemas-microsoft-com:office:word" xmlns:w="http://schemas.openxmlformats.org/wordprocessingml/2006/main" xmlns:w14="http://schemas.microsoft.com/office/word/2010/wordml" xmlns:w15="http://schemas.microsoft.com/office/word/2012/wordml" xmlns:w16cex="http://schemas.microsoft.com/office/word/2018/wordml/cex" xmlns:w16cid="http://schemas.microsoft.com/office/word/2016/wordml/cid" xmlns:w16="http://schemas.microsoft.com/office/word/2018/wordml" xmlns:w16sdtdh="http://schemas.microsoft.com/office/word/2020/wordml/sdtdatahash" xmlns:w16se="http://schemas.microsoft.com/office/word/2015/wordml/symex" xmlns:wpg="http://schemas.microsoft.com/office/word/2010/wordprocessingGroup" xmlns:wpi="http://schemas.microsoft.com/office/word/2010/wordprocessingInk" xmlns:wne="http://schemas.microsoft.com/office/word/2006/wordml" xmlns:wps="http://schemas.microsoft.com/office/word/2010/wordprocessingShape" mc:Ignorable="w14 w15 w16se w16cid w16 w16cex w16sdtdh wp14">
   <w:footnote w:type="separator" w:id="-1">
     <w:p>
       <w:r>
@@ -23510,7 +24437,7 @@
 </file>
 
 <file path=word/numbering.xml><?xml version="1.0" encoding="utf-8"?>
-<w:numbering xmlns:wpc="http://schemas.microsoft.com/office/word/2010/wordprocessingCanvas" xmlns:cx="http://schemas.microsoft.com/office/drawing/2014/chartex" xmlns:mc="http://schemas.openxmlformats.org/markup-compatibility/2006" xmlns:o="urn:schemas-microsoft-com:office:office" xmlns:r="http://schemas.openxmlformats.org/officeDocument/2006/relationships" xmlns:m="http://schemas.openxmlformats.org/officeDocument/2006/math" xmlns:v="urn:schemas-microsoft-com:vml" xmlns:wp14="http://schemas.microsoft.com/office/word/2010/wordprocessingDrawing" xmlns:wp="http://schemas.openxmlformats.org/drawingml/2006/wordprocessingDrawing" xmlns:w10="urn:schemas-microsoft-com:office:word" xmlns:w="http://schemas.openxmlformats.org/wordprocessingml/2006/main" xmlns:w14="http://schemas.microsoft.com/office/word/2010/wordml" xmlns:w15="http://schemas.microsoft.com/office/word/2012/wordml" xmlns:w16se="http://schemas.microsoft.com/office/word/2015/wordml/symex" xmlns:wpg="http://schemas.microsoft.com/office/word/2010/wordprocessingGroup" xmlns:wpi="http://schemas.microsoft.com/office/word/2010/wordprocessingInk" xmlns:wne="http://schemas.microsoft.com/office/word/2006/wordml" xmlns:wps="http://schemas.microsoft.com/office/word/2010/wordprocessingShape" mc:Ignorable="w14 w15 w16se wp14">
+<w:numbering xmlns:wpc="http://schemas.microsoft.com/office/word/2010/wordprocessingCanvas" xmlns:cx="http://schemas.microsoft.com/office/drawing/2014/chartex" xmlns:cx1="http://schemas.microsoft.com/office/drawing/2015/9/8/chartex" xmlns:cx2="http://schemas.microsoft.com/office/drawing/2015/10/21/chartex" xmlns:cx3="http://schemas.microsoft.com/office/drawing/2016/5/9/chartex" xmlns:cx4="http://schemas.microsoft.com/office/drawing/2016/5/10/chartex" xmlns:cx5="http://schemas.microsoft.com/office/drawing/2016/5/11/chartex" xmlns:cx6="http://schemas.microsoft.com/office/drawing/2016/5/12/chartex" xmlns:cx7="http://schemas.microsoft.com/office/drawing/2016/5/13/chartex" xmlns:cx8="http://schemas.microsoft.com/office/drawing/2016/5/14/chartex" xmlns:mc="http://schemas.openxmlformats.org/markup-compatibility/2006" xmlns:aink="http://schemas.microsoft.com/office/drawing/2016/ink" xmlns:am3d="http://schemas.microsoft.com/office/drawing/2017/model3d" xmlns:o="urn:schemas-microsoft-com:office:office" xmlns:r="http://schemas.openxmlformats.org/officeDocument/2006/relationships" xmlns:m="http://schemas.openxmlformats.org/officeDocument/2006/math" xmlns:v="urn:schemas-microsoft-com:vml" xmlns:wp14="http://schemas.microsoft.com/office/word/2010/wordprocessingDrawing" xmlns:wp="http://schemas.openxmlformats.org/drawingml/2006/wordprocessingDrawing" xmlns:w10="urn:schemas-microsoft-com:office:word" xmlns:w="http://schemas.openxmlformats.org/wordprocessingml/2006/main" xmlns:w14="http://schemas.microsoft.com/office/word/2010/wordml" xmlns:w15="http://schemas.microsoft.com/office/word/2012/wordml" xmlns:w16cex="http://schemas.microsoft.com/office/word/2018/wordml/cex" xmlns:w16cid="http://schemas.microsoft.com/office/word/2016/wordml/cid" xmlns:w16="http://schemas.microsoft.com/office/word/2018/wordml" xmlns:w16sdtdh="http://schemas.microsoft.com/office/word/2020/wordml/sdtdatahash" xmlns:w16se="http://schemas.microsoft.com/office/word/2015/wordml/symex" xmlns:wpg="http://schemas.microsoft.com/office/word/2010/wordprocessingGroup" xmlns:wpi="http://schemas.microsoft.com/office/word/2010/wordprocessingInk" xmlns:wne="http://schemas.microsoft.com/office/word/2006/wordml" xmlns:wps="http://schemas.microsoft.com/office/word/2010/wordprocessingShape" mc:Ignorable="w14 w15 w16se w16cid w16 w16cex w16sdtdh wp14">
   <w:abstractNum w:abstractNumId="0" w15:restartNumberingAfterBreak="0">
     <w:nsid w:val="FFFFFF89"/>
     <w:multiLevelType w:val="singleLevel"/>
@@ -27057,6 +27984,125 @@
     </w:lvl>
   </w:abstractNum>
   <w:abstractNum w:abstractNumId="31" w15:restartNumberingAfterBreak="0">
+    <w:nsid w:val="7680582B"/>
+    <w:multiLevelType w:val="multilevel"/>
+    <w:tmpl w:val="607E3D5E"/>
+    <w:lvl w:ilvl="0">
+      <w:start w:val="1"/>
+      <w:numFmt w:val="decimal"/>
+      <w:lvlText w:val="%1"/>
+      <w:lvlJc w:val="left"/>
+      <w:pPr>
+        <w:ind w:left="0" w:firstLine="0"/>
+      </w:pPr>
+      <w:rPr>
+        <w:rFonts w:hint="default"/>
+        <w:b/>
+        <w:i w:val="0"/>
+      </w:rPr>
+    </w:lvl>
+    <w:lvl w:ilvl="1">
+      <w:start w:val="1"/>
+      <w:numFmt w:val="decimal"/>
+      <w:lvlText w:val="%1.%2"/>
+      <w:lvlJc w:val="left"/>
+      <w:pPr>
+        <w:ind w:left="0" w:firstLine="709"/>
+      </w:pPr>
+      <w:rPr>
+        <w:rFonts w:hint="default"/>
+        <w:b w:val="0"/>
+        <w:bCs w:val="0"/>
+      </w:rPr>
+    </w:lvl>
+    <w:lvl w:ilvl="2">
+      <w:start w:val="1"/>
+      <w:numFmt w:val="decimal"/>
+      <w:lvlText w:val="%1.%2.%3"/>
+      <w:lvlJc w:val="left"/>
+      <w:pPr>
+        <w:ind w:left="0" w:firstLine="1418"/>
+      </w:pPr>
+      <w:rPr>
+        <w:rFonts w:hint="default"/>
+        <w:b w:val="0"/>
+        <w:bCs w:val="0"/>
+      </w:rPr>
+    </w:lvl>
+    <w:lvl w:ilvl="3">
+      <w:start w:val="1"/>
+      <w:numFmt w:val="decimal"/>
+      <w:lvlText w:val="%1.%2.%3.%4"/>
+      <w:lvlJc w:val="left"/>
+      <w:pPr>
+        <w:ind w:left="2127" w:firstLine="0"/>
+      </w:pPr>
+      <w:rPr>
+        <w:rFonts w:hint="default"/>
+      </w:rPr>
+    </w:lvl>
+    <w:lvl w:ilvl="4">
+      <w:start w:val="1"/>
+      <w:numFmt w:val="decimal"/>
+      <w:lvlText w:val="%1.%2.%3.%4.%5"/>
+      <w:lvlJc w:val="left"/>
+      <w:pPr>
+        <w:ind w:left="2836" w:firstLine="0"/>
+      </w:pPr>
+      <w:rPr>
+        <w:rFonts w:hint="default"/>
+      </w:rPr>
+    </w:lvl>
+    <w:lvl w:ilvl="5">
+      <w:start w:val="1"/>
+      <w:numFmt w:val="decimal"/>
+      <w:lvlText w:val="%1.%2.%3.%4.%5.%6"/>
+      <w:lvlJc w:val="left"/>
+      <w:pPr>
+        <w:ind w:left="3545" w:firstLine="0"/>
+      </w:pPr>
+      <w:rPr>
+        <w:rFonts w:hint="default"/>
+      </w:rPr>
+    </w:lvl>
+    <w:lvl w:ilvl="6">
+      <w:start w:val="1"/>
+      <w:numFmt w:val="decimal"/>
+      <w:lvlText w:val="%1.%2.%3.%4.%5.%6.%7"/>
+      <w:lvlJc w:val="left"/>
+      <w:pPr>
+        <w:ind w:left="4254" w:firstLine="0"/>
+      </w:pPr>
+      <w:rPr>
+        <w:rFonts w:hint="default"/>
+      </w:rPr>
+    </w:lvl>
+    <w:lvl w:ilvl="7">
+      <w:start w:val="1"/>
+      <w:numFmt w:val="decimal"/>
+      <w:lvlText w:val="%1.%2.%3.%4.%5.%6.%7.%8"/>
+      <w:lvlJc w:val="left"/>
+      <w:pPr>
+        <w:ind w:left="4963" w:firstLine="0"/>
+      </w:pPr>
+      <w:rPr>
+        <w:rFonts w:hint="default"/>
+      </w:rPr>
+    </w:lvl>
+    <w:lvl w:ilvl="8">
+      <w:start w:val="1"/>
+      <w:numFmt w:val="decimal"/>
+      <w:lvlText w:val="%1.%2.%3.%4.%5.%6.%7.%8.%9"/>
+      <w:lvlJc w:val="left"/>
+      <w:pPr>
+        <w:ind w:left="5672" w:firstLine="0"/>
+      </w:pPr>
+      <w:rPr>
+        <w:rFonts w:hint="default"/>
+      </w:rPr>
+    </w:lvl>
+  </w:abstractNum>
+  <w:abstractNum w:abstractNumId="32" w15:restartNumberingAfterBreak="0">
     <w:nsid w:val="76CB09DC"/>
     <w:multiLevelType w:val="multilevel"/>
     <w:tmpl w:val="607E3D5E"/>
@@ -27175,7 +28221,7 @@
       </w:rPr>
     </w:lvl>
   </w:abstractNum>
-  <w:abstractNum w:abstractNumId="32" w15:restartNumberingAfterBreak="0">
+  <w:abstractNum w:abstractNumId="33" w15:restartNumberingAfterBreak="0">
     <w:nsid w:val="7A2410EC"/>
     <w:multiLevelType w:val="multilevel"/>
     <w:tmpl w:val="607E3D5E"/>
@@ -27294,7 +28340,7 @@
       </w:rPr>
     </w:lvl>
   </w:abstractNum>
-  <w:abstractNum w:abstractNumId="33" w15:restartNumberingAfterBreak="0">
+  <w:abstractNum w:abstractNumId="34" w15:restartNumberingAfterBreak="0">
     <w:nsid w:val="7A502793"/>
     <w:multiLevelType w:val="hybridMultilevel"/>
     <w:tmpl w:val="D38883D6"/>
@@ -27407,7 +28453,7 @@
       </w:rPr>
     </w:lvl>
   </w:abstractNum>
-  <w:abstractNum w:abstractNumId="34" w15:restartNumberingAfterBreak="0">
+  <w:abstractNum w:abstractNumId="35" w15:restartNumberingAfterBreak="0">
     <w:nsid w:val="7BFD5E93"/>
     <w:multiLevelType w:val="hybridMultilevel"/>
     <w:tmpl w:val="FDB6C79C"/>
@@ -27542,7 +28588,7 @@
     <w:abstractNumId w:val="1"/>
   </w:num>
   <w:num w:numId="8">
-    <w:abstractNumId w:val="34"/>
+    <w:abstractNumId w:val="35"/>
   </w:num>
   <w:num w:numId="9">
     <w:abstractNumId w:val="3"/>
@@ -27590,7 +28636,7 @@
     <w:abstractNumId w:val="21"/>
   </w:num>
   <w:num w:numId="24">
-    <w:abstractNumId w:val="32"/>
+    <w:abstractNumId w:val="33"/>
   </w:num>
   <w:num w:numId="25">
     <w:abstractNumId w:val="28"/>
@@ -27602,7 +28648,7 @@
     <w:abstractNumId w:val="25"/>
   </w:num>
   <w:num w:numId="28">
-    <w:abstractNumId w:val="33"/>
+    <w:abstractNumId w:val="34"/>
   </w:num>
   <w:num w:numId="29">
     <w:abstractNumId w:val="30"/>
@@ -27785,7 +28831,7 @@
     <w:abstractNumId w:val="29"/>
   </w:num>
   <w:num w:numId="40">
-    <w:abstractNumId w:val="31"/>
+    <w:abstractNumId w:val="32"/>
   </w:num>
   <w:num w:numId="41">
     <w:abstractNumId w:val="18"/>
@@ -27796,12 +28842,15 @@
   <w:num w:numId="43">
     <w:abstractNumId w:val="19"/>
   </w:num>
+  <w:num w:numId="44">
+    <w:abstractNumId w:val="31"/>
+  </w:num>
   <w:numIdMacAtCleanup w:val="29"/>
 </w:numbering>
 </file>
 
 <file path=word/styles.xml><?xml version="1.0" encoding="utf-8"?>
-<w:styles xmlns:mc="http://schemas.openxmlformats.org/markup-compatibility/2006" xmlns:r="http://schemas.openxmlformats.org/officeDocument/2006/relationships" xmlns:w="http://schemas.openxmlformats.org/wordprocessingml/2006/main" xmlns:w14="http://schemas.microsoft.com/office/word/2010/wordml" xmlns:w15="http://schemas.microsoft.com/office/word/2012/wordml" xmlns:w16se="http://schemas.microsoft.com/office/word/2015/wordml/symex" mc:Ignorable="w14 w15 w16se">
+<w:styles xmlns:mc="http://schemas.openxmlformats.org/markup-compatibility/2006" xmlns:r="http://schemas.openxmlformats.org/officeDocument/2006/relationships" xmlns:w="http://schemas.openxmlformats.org/wordprocessingml/2006/main" xmlns:w14="http://schemas.microsoft.com/office/word/2010/wordml" xmlns:w15="http://schemas.microsoft.com/office/word/2012/wordml" xmlns:w16cex="http://schemas.microsoft.com/office/word/2018/wordml/cex" xmlns:w16cid="http://schemas.microsoft.com/office/word/2016/wordml/cid" xmlns:w16="http://schemas.microsoft.com/office/word/2018/wordml" xmlns:w16sdtdh="http://schemas.microsoft.com/office/word/2020/wordml/sdtdatahash" xmlns:w16se="http://schemas.microsoft.com/office/word/2015/wordml/symex" mc:Ignorable="w14 w15 w16se w16cid w16 w16cex w16sdtdh">
   <w:docDefaults>
     <w:rPrDefault>
       <w:rPr>
@@ -27819,7 +28868,7 @@
       </w:pPr>
     </w:pPrDefault>
   </w:docDefaults>
-  <w:latentStyles w:defLockedState="0" w:defUIPriority="99" w:defSemiHidden="0" w:defUnhideWhenUsed="0" w:defQFormat="0" w:count="371">
+  <w:latentStyles w:defLockedState="0" w:defUIPriority="99" w:defSemiHidden="0" w:defUnhideWhenUsed="0" w:defQFormat="0" w:count="376">
     <w:lsdException w:name="Normal" w:uiPriority="0" w:qFormat="1"/>
     <w:lsdException w:name="heading 1" w:uiPriority="9" w:qFormat="1"/>
     <w:lsdException w:name="heading 2" w:semiHidden="1" w:uiPriority="9" w:unhideWhenUsed="1" w:qFormat="1"/>
@@ -27925,7 +28974,6 @@
     <w:lsdException w:name="HTML Sample" w:semiHidden="1" w:unhideWhenUsed="1"/>
     <w:lsdException w:name="HTML Typewriter" w:semiHidden="1" w:unhideWhenUsed="1"/>
     <w:lsdException w:name="HTML Variable" w:semiHidden="1" w:unhideWhenUsed="1"/>
-    <w:lsdException w:name="Normal Table" w:semiHidden="1" w:unhideWhenUsed="1"/>
     <w:lsdException w:name="annotation subject" w:semiHidden="1" w:unhideWhenUsed="1"/>
     <w:lsdException w:name="No List" w:semiHidden="1" w:unhideWhenUsed="1"/>
     <w:lsdException w:name="Outline List 1" w:semiHidden="1" w:unhideWhenUsed="1"/>
@@ -27968,11 +29016,8 @@
     <w:lsdException w:name="Table Contemporary" w:semiHidden="1" w:unhideWhenUsed="1"/>
     <w:lsdException w:name="Table Elegant" w:semiHidden="1" w:unhideWhenUsed="1"/>
     <w:lsdException w:name="Table Professional" w:semiHidden="1" w:unhideWhenUsed="1"/>
-    <w:lsdException w:name="Table Subtle 1" w:semiHidden="1" w:unhideWhenUsed="1"/>
     <w:lsdException w:name="Table Subtle 2" w:semiHidden="1" w:unhideWhenUsed="1"/>
     <w:lsdException w:name="Table Web 1" w:semiHidden="1" w:unhideWhenUsed="1"/>
-    <w:lsdException w:name="Table Web 2" w:semiHidden="1" w:unhideWhenUsed="1"/>
-    <w:lsdException w:name="Table Web 3" w:semiHidden="1" w:unhideWhenUsed="1"/>
     <w:lsdException w:name="Balloon Text" w:semiHidden="1" w:unhideWhenUsed="1"/>
     <w:lsdException w:name="Table Grid" w:uiPriority="39"/>
     <w:lsdException w:name="Table Theme" w:semiHidden="1" w:unhideWhenUsed="1"/>
@@ -28191,6 +29236,11 @@
     <w:lsdException w:name="List Table 5 Dark Accent 6" w:uiPriority="50"/>
     <w:lsdException w:name="List Table 6 Colorful Accent 6" w:uiPriority="51"/>
     <w:lsdException w:name="List Table 7 Colorful Accent 6" w:uiPriority="52"/>
+    <w:lsdException w:name="Mention" w:semiHidden="1" w:unhideWhenUsed="1"/>
+    <w:lsdException w:name="Smart Hyperlink" w:semiHidden="1" w:unhideWhenUsed="1"/>
+    <w:lsdException w:name="Hashtag" w:semiHidden="1" w:unhideWhenUsed="1"/>
+    <w:lsdException w:name="Unresolved Mention" w:semiHidden="1" w:unhideWhenUsed="1"/>
+    <w:lsdException w:name="Smart Link" w:semiHidden="1" w:unhideWhenUsed="1"/>
   </w:latentStyles>
   <w:style w:type="paragraph" w:default="1" w:styleId="a1">
     <w:name w:val="Normal"/>

--- a/Labs/Отчёты по РМП.docx
+++ b/Labs/Отчёты по РМП.docx
@@ -11025,6 +11025,7 @@
         <w:rPr>
           <w:sz w:val="28"/>
           <w:szCs w:val="28"/>
+          <w:lang w:val="en-US"/>
         </w:rPr>
       </w:pPr>
       <w:proofErr w:type="spellStart"/>
@@ -11041,6 +11042,7 @@
         <w:rPr>
           <w:sz w:val="28"/>
           <w:szCs w:val="28"/>
+          <w:lang w:val="en-US"/>
         </w:rPr>
         <w:t xml:space="preserve"> </w:t>
       </w:r>
@@ -11056,6 +11058,7 @@
         <w:rPr>
           <w:sz w:val="28"/>
           <w:szCs w:val="28"/>
+          <w:lang w:val="en-US"/>
         </w:rPr>
         <w:t xml:space="preserve"> = </w:t>
       </w:r>
@@ -11074,6 +11077,7 @@
         <w:rPr>
           <w:sz w:val="28"/>
           <w:szCs w:val="28"/>
+          <w:lang w:val="en-US"/>
         </w:rPr>
         <w:t>(</w:t>
       </w:r>
@@ -11082,6 +11086,7 @@
         <w:rPr>
           <w:sz w:val="28"/>
           <w:szCs w:val="28"/>
+          <w:lang w:val="en-US"/>
         </w:rPr>
         <w:t>1,2,3,4)</w:t>
       </w:r>
@@ -11093,6 +11098,7 @@
         <w:rPr>
           <w:sz w:val="28"/>
           <w:szCs w:val="28"/>
+          <w:lang w:val="en-US"/>
         </w:rPr>
       </w:pPr>
       <w:proofErr w:type="spellStart"/>
@@ -11109,6 +11115,7 @@
         <w:rPr>
           <w:sz w:val="28"/>
           <w:szCs w:val="28"/>
+          <w:lang w:val="en-US"/>
         </w:rPr>
         <w:t xml:space="preserve"> </w:t>
       </w:r>
@@ -11124,9 +11131,11 @@
         <w:rPr>
           <w:sz w:val="28"/>
           <w:szCs w:val="28"/>
+          <w:lang w:val="en-US"/>
         </w:rPr>
         <w:t xml:space="preserve"> = </w:t>
       </w:r>
+      <w:proofErr w:type="spellStart"/>
       <w:proofErr w:type="gramStart"/>
       <w:r>
         <w:rPr>
@@ -11140,6 +11149,7 @@
         <w:rPr>
           <w:sz w:val="28"/>
           <w:szCs w:val="28"/>
+          <w:lang w:val="en-US"/>
         </w:rPr>
         <w:t>.</w:t>
       </w:r>
@@ -11151,11 +11161,13 @@
         </w:rPr>
         <w:t>filter</w:t>
       </w:r>
+      <w:proofErr w:type="spellEnd"/>
       <w:proofErr w:type="gramEnd"/>
       <w:r>
         <w:rPr>
           <w:sz w:val="28"/>
           <w:szCs w:val="28"/>
+          <w:lang w:val="en-US"/>
         </w:rPr>
         <w:t xml:space="preserve"> { </w:t>
       </w:r>
@@ -11171,6 +11183,7 @@
         <w:rPr>
           <w:sz w:val="28"/>
           <w:szCs w:val="28"/>
+          <w:lang w:val="en-US"/>
         </w:rPr>
         <w:t xml:space="preserve"> % 2 == 0 } // </w:t>
       </w:r>
@@ -11185,6 +11198,7 @@
         <w:rPr>
           <w:sz w:val="28"/>
           <w:szCs w:val="28"/>
+          <w:lang w:val="en-US"/>
         </w:rPr>
         <w:t>-</w:t>
       </w:r>
@@ -11199,6 +11213,7 @@
         <w:rPr>
           <w:sz w:val="28"/>
           <w:szCs w:val="28"/>
+          <w:lang w:val="en-US"/>
         </w:rPr>
         <w:t xml:space="preserve"> </w:t>
       </w:r>
@@ -11213,6 +11228,7 @@
         <w:rPr>
           <w:sz w:val="28"/>
           <w:szCs w:val="28"/>
+          <w:lang w:val="en-US"/>
         </w:rPr>
         <w:t xml:space="preserve"> </w:t>
       </w:r>
@@ -11227,6 +11243,7 @@
         <w:rPr>
           <w:sz w:val="28"/>
           <w:szCs w:val="28"/>
+          <w:lang w:val="en-US"/>
         </w:rPr>
         <w:t>.</w:t>
       </w:r>
@@ -11238,7 +11255,7 @@
           <w:color w:val="000000"/>
           <w:sz w:val="28"/>
           <w:szCs w:val="28"/>
-          <w:lang w:eastAsia="ru-RU"/>
+          <w:lang w:val="en-US" w:eastAsia="ru-RU"/>
         </w:rPr>
       </w:pPr>
     </w:p>
@@ -18558,12 +18575,13 @@
     </w:p>
     <w:p>
       <w:pPr>
-        <w:jc w:val="both"/>
-        <w:rPr>
-          <w:color w:val="000000"/>
-          <w:sz w:val="28"/>
-          <w:szCs w:val="28"/>
-          <w:lang w:eastAsia="ru-RU"/>
+        <w:pStyle w:val="a8"/>
+        <w:jc w:val="both"/>
+        <w:rPr>
+          <w:b/>
+          <w:bCs/>
+          <w:sz w:val="28"/>
+          <w:szCs w:val="28"/>
         </w:rPr>
       </w:pPr>
     </w:p>
@@ -18576,21 +18594,30 @@
         </w:numPr>
         <w:jc w:val="both"/>
         <w:rPr>
-          <w:sz w:val="28"/>
-          <w:szCs w:val="28"/>
-          <w:lang w:eastAsia="ru-RU"/>
-        </w:rPr>
-      </w:pPr>
-      <w:r>
-        <w:rPr>
           <w:b/>
           <w:bCs/>
-          <w:color w:val="000000"/>
-          <w:sz w:val="28"/>
-          <w:szCs w:val="28"/>
-          <w:lang w:eastAsia="ru-RU"/>
-        </w:rPr>
-        <w:t>Контрольные вопросы:</w:t>
+          <w:sz w:val="28"/>
+          <w:szCs w:val="28"/>
+        </w:rPr>
+      </w:pPr>
+      <w:r>
+        <w:rPr>
+          <w:b/>
+          <w:bCs/>
+          <w:sz w:val="28"/>
+          <w:szCs w:val="28"/>
+        </w:rPr>
+        <w:t>Ход работы</w:t>
+      </w:r>
+      <w:r>
+        <w:rPr>
+          <w:b/>
+          <w:bCs/>
+          <w:sz w:val="28"/>
+          <w:szCs w:val="28"/>
+          <w:lang w:val="en-US"/>
+        </w:rPr>
+        <w:t>:</w:t>
       </w:r>
     </w:p>
     <w:p>
@@ -18610,138 +18637,251 @@
         <w:rPr>
           <w:sz w:val="28"/>
           <w:szCs w:val="28"/>
-        </w:rPr>
-        <w:t xml:space="preserve">Что такое </w:t>
-      </w:r>
-      <w:proofErr w:type="spellStart"/>
-      <w:r>
-        <w:rPr>
-          <w:sz w:val="28"/>
-          <w:szCs w:val="28"/>
-        </w:rPr>
-        <w:t>adb</w:t>
-      </w:r>
-      <w:proofErr w:type="spellEnd"/>
-      <w:r>
-        <w:rPr>
-          <w:sz w:val="28"/>
-          <w:szCs w:val="28"/>
-        </w:rPr>
-        <w:t>?</w:t>
-      </w:r>
-    </w:p>
-    <w:p>
-      <w:pPr>
-        <w:ind w:firstLine="709"/>
-        <w:jc w:val="both"/>
-        <w:rPr>
-          <w:sz w:val="28"/>
-          <w:szCs w:val="28"/>
-        </w:rPr>
-      </w:pPr>
-      <w:proofErr w:type="spellStart"/>
-      <w:r>
-        <w:rPr>
-          <w:sz w:val="28"/>
-          <w:szCs w:val="28"/>
-        </w:rPr>
-        <w:t>Android</w:t>
-      </w:r>
-      <w:proofErr w:type="spellEnd"/>
-      <w:r>
-        <w:rPr>
-          <w:sz w:val="28"/>
-          <w:szCs w:val="28"/>
+          <w:lang w:val="en-US"/>
         </w:rPr>
         <w:t xml:space="preserve"> </w:t>
       </w:r>
-      <w:proofErr w:type="spellStart"/>
-      <w:r>
-        <w:rPr>
-          <w:sz w:val="28"/>
-          <w:szCs w:val="28"/>
-        </w:rPr>
-        <w:t>Debug</w:t>
-      </w:r>
-      <w:proofErr w:type="spellEnd"/>
-      <w:r>
-        <w:rPr>
-          <w:sz w:val="28"/>
-          <w:szCs w:val="28"/>
-        </w:rPr>
-        <w:t xml:space="preserve"> Bridge (</w:t>
-      </w:r>
-      <w:proofErr w:type="spellStart"/>
-      <w:r>
-        <w:rPr>
-          <w:sz w:val="28"/>
-          <w:szCs w:val="28"/>
-        </w:rPr>
-        <w:t>adb</w:t>
-      </w:r>
-      <w:proofErr w:type="spellEnd"/>
-      <w:r>
-        <w:rPr>
-          <w:sz w:val="28"/>
-          <w:szCs w:val="28"/>
-        </w:rPr>
-        <w:t xml:space="preserve">) </w:t>
-      </w:r>
-      <w:r>
-        <w:rPr>
-          <w:sz w:val="28"/>
-          <w:szCs w:val="28"/>
-        </w:rPr>
-        <w:t>–</w:t>
-      </w:r>
-      <w:r>
-        <w:rPr>
-          <w:sz w:val="28"/>
-          <w:szCs w:val="28"/>
-        </w:rPr>
-        <w:t xml:space="preserve"> это универсальный инструмент командной строки для взаимодействия с </w:t>
-      </w:r>
-      <w:proofErr w:type="spellStart"/>
-      <w:r>
-        <w:rPr>
-          <w:sz w:val="28"/>
-          <w:szCs w:val="28"/>
-        </w:rPr>
-        <w:t>Android</w:t>
-      </w:r>
-      <w:proofErr w:type="spellEnd"/>
-      <w:r>
-        <w:rPr>
-          <w:sz w:val="28"/>
-          <w:szCs w:val="28"/>
-        </w:rPr>
-        <w:t xml:space="preserve">-устройством (физическим или эмулятором). Позволяет устанавливать приложения, запускать отладку, получать доступ к </w:t>
-      </w:r>
-      <w:proofErr w:type="spellStart"/>
-      <w:r>
-        <w:rPr>
-          <w:sz w:val="28"/>
-          <w:szCs w:val="28"/>
-        </w:rPr>
-        <w:t>shell</w:t>
-      </w:r>
-      <w:proofErr w:type="spellEnd"/>
-      <w:r>
-        <w:rPr>
-          <w:sz w:val="28"/>
-          <w:szCs w:val="28"/>
-        </w:rPr>
-        <w:t xml:space="preserve"> и выполнять различные команды.</w:t>
-      </w:r>
-    </w:p>
-    <w:p>
-      <w:pPr>
-        <w:jc w:val="both"/>
-        <w:rPr>
-          <w:sz w:val="28"/>
-          <w:szCs w:val="28"/>
-        </w:rPr>
-      </w:pPr>
+      <w:r>
+        <w:rPr>
+          <w:sz w:val="28"/>
+          <w:szCs w:val="28"/>
+          <w:lang w:val="en-US"/>
+        </w:rPr>
+        <w:tab/>
+      </w:r>
+    </w:p>
+    <w:p>
+      <w:pPr>
+        <w:pStyle w:val="a8"/>
+        <w:numPr>
+          <w:ilvl w:val="2"/>
+          <w:numId w:val="21"/>
+        </w:numPr>
+        <w:jc w:val="both"/>
+        <w:rPr>
+          <w:b/>
+          <w:bCs/>
+          <w:sz w:val="28"/>
+          <w:szCs w:val="28"/>
+          <w:lang w:val="en-US"/>
+        </w:rPr>
+      </w:pPr>
+      <w:r>
+        <w:rPr>
+          <w:sz w:val="28"/>
+          <w:szCs w:val="28"/>
+        </w:rPr>
+        <w:t>Ввели</w:t>
+      </w:r>
+      <w:r>
+        <w:rPr>
+          <w:sz w:val="28"/>
+          <w:szCs w:val="28"/>
+          <w:lang w:val="en-US"/>
+        </w:rPr>
+        <w:t xml:space="preserve"> </w:t>
+      </w:r>
+      <w:r>
+        <w:rPr>
+          <w:sz w:val="28"/>
+          <w:szCs w:val="28"/>
+        </w:rPr>
+        <w:t>команды</w:t>
+      </w:r>
+      <w:r>
+        <w:rPr>
+          <w:sz w:val="28"/>
+          <w:szCs w:val="28"/>
+          <w:lang w:val="en-US"/>
+        </w:rPr>
+        <w:t xml:space="preserve"> </w:t>
+      </w:r>
+      <w:r>
+        <w:rPr>
+          <w:sz w:val="28"/>
+          <w:szCs w:val="28"/>
+          <w:lang w:val="en-US"/>
+        </w:rPr>
+        <w:t>ifconfig</w:t>
+      </w:r>
+      <w:r>
+        <w:rPr>
+          <w:sz w:val="28"/>
+          <w:szCs w:val="28"/>
+          <w:lang w:val="en-US"/>
+        </w:rPr>
+        <w:t xml:space="preserve">, </w:t>
+      </w:r>
+      <w:r>
+        <w:rPr>
+          <w:sz w:val="28"/>
+          <w:szCs w:val="28"/>
+          <w:lang w:val="en-US"/>
+        </w:rPr>
+        <w:t>ls</w:t>
+      </w:r>
+      <w:r>
+        <w:rPr>
+          <w:sz w:val="28"/>
+          <w:szCs w:val="28"/>
+          <w:lang w:val="en-US"/>
+        </w:rPr>
+        <w:t xml:space="preserve">, </w:t>
+      </w:r>
+      <w:r>
+        <w:rPr>
+          <w:sz w:val="28"/>
+          <w:szCs w:val="28"/>
+          <w:lang w:val="en-US"/>
+        </w:rPr>
+        <w:t xml:space="preserve">ls </w:t>
+      </w:r>
+      <w:r>
+        <w:rPr>
+          <w:sz w:val="28"/>
+          <w:szCs w:val="28"/>
+          <w:lang w:val="en-US"/>
+        </w:rPr>
+        <w:t>/</w:t>
+      </w:r>
+      <w:r>
+        <w:rPr>
+          <w:sz w:val="28"/>
+          <w:szCs w:val="28"/>
+          <w:lang w:val="en-US"/>
+        </w:rPr>
+        <w:t>system/</w:t>
+      </w:r>
+      <w:proofErr w:type="spellStart"/>
+      <w:proofErr w:type="gramStart"/>
+      <w:r>
+        <w:rPr>
+          <w:sz w:val="28"/>
+          <w:szCs w:val="28"/>
+          <w:lang w:val="en-US"/>
+        </w:rPr>
+        <w:t>bin,su</w:t>
+      </w:r>
+      <w:proofErr w:type="gramEnd"/>
+      <w:r>
+        <w:rPr>
+          <w:sz w:val="28"/>
+          <w:szCs w:val="28"/>
+          <w:lang w:val="en-US"/>
+        </w:rPr>
+        <w:t>,exit</w:t>
+      </w:r>
+      <w:proofErr w:type="spellEnd"/>
+    </w:p>
+    <w:p>
+      <w:pPr>
+        <w:ind w:left="1440"/>
+        <w:jc w:val="both"/>
+        <w:rPr>
+          <w:color w:val="000000"/>
+          <w:sz w:val="28"/>
+          <w:szCs w:val="28"/>
+          <w:lang w:val="en-US" w:eastAsia="ru-RU"/>
+        </w:rPr>
+      </w:pPr>
+      <w:r>
+        <w:rPr>
+          <w:color w:val="000000"/>
+          <w:sz w:val="28"/>
+          <w:szCs w:val="28"/>
+          <w:lang w:val="en-US" w:eastAsia="ru-RU"/>
+        </w:rPr>
+        <w:drawing>
+          <wp:inline distT="0" distB="0" distL="0" distR="0" wp14:anchorId="4ECF181A" wp14:editId="0978427B">
+            <wp:extent cx="4706289" cy="3743219"/>
+            <wp:effectExtent l="0" t="0" r="0" b="0"/>
+            <wp:docPr id="8" name="Рисунок 8"/>
+            <wp:cNvGraphicFramePr>
+              <a:graphicFrameLocks xmlns:a="http://schemas.openxmlformats.org/drawingml/2006/main" noChangeAspect="1"/>
+            </wp:cNvGraphicFramePr>
+            <a:graphic xmlns:a="http://schemas.openxmlformats.org/drawingml/2006/main">
+              <a:graphicData uri="http://schemas.openxmlformats.org/drawingml/2006/picture">
+                <pic:pic xmlns:pic="http://schemas.openxmlformats.org/drawingml/2006/picture">
+                  <pic:nvPicPr>
+                    <pic:cNvPr id="1" name=""/>
+                    <pic:cNvPicPr/>
+                  </pic:nvPicPr>
+                  <pic:blipFill>
+                    <a:blip r:embed="rId36"/>
+                    <a:stretch>
+                      <a:fillRect/>
+                    </a:stretch>
+                  </pic:blipFill>
+                  <pic:spPr>
+                    <a:xfrm>
+                      <a:off x="0" y="0"/>
+                      <a:ext cx="4729917" cy="3762012"/>
+                    </a:xfrm>
+                    <a:prstGeom prst="rect">
+                      <a:avLst/>
+                    </a:prstGeom>
+                  </pic:spPr>
+                </pic:pic>
+              </a:graphicData>
+            </a:graphic>
+          </wp:inline>
+        </w:drawing>
+      </w:r>
+    </w:p>
+    <w:p>
+      <w:pPr>
+        <w:ind w:left="1440"/>
+        <w:jc w:val="both"/>
+        <w:rPr>
+          <w:color w:val="000000"/>
+          <w:sz w:val="28"/>
+          <w:szCs w:val="28"/>
+          <w:lang w:val="en-US" w:eastAsia="ru-RU"/>
+        </w:rPr>
+      </w:pPr>
+      <w:r>
+        <w:rPr>
+          <w:color w:val="000000"/>
+          <w:sz w:val="28"/>
+          <w:szCs w:val="28"/>
+          <w:lang w:val="en-US" w:eastAsia="ru-RU"/>
+        </w:rPr>
+        <w:drawing>
+          <wp:inline distT="0" distB="0" distL="0" distR="0" wp14:anchorId="1E6DC914" wp14:editId="166A26DA">
+            <wp:extent cx="3938961" cy="3724650"/>
+            <wp:effectExtent l="0" t="0" r="4445" b="9525"/>
+            <wp:docPr id="9" name="Рисунок 9"/>
+            <wp:cNvGraphicFramePr>
+              <a:graphicFrameLocks xmlns:a="http://schemas.openxmlformats.org/drawingml/2006/main" noChangeAspect="1"/>
+            </wp:cNvGraphicFramePr>
+            <a:graphic xmlns:a="http://schemas.openxmlformats.org/drawingml/2006/main">
+              <a:graphicData uri="http://schemas.openxmlformats.org/drawingml/2006/picture">
+                <pic:pic xmlns:pic="http://schemas.openxmlformats.org/drawingml/2006/picture">
+                  <pic:nvPicPr>
+                    <pic:cNvPr id="1" name=""/>
+                    <pic:cNvPicPr/>
+                  </pic:nvPicPr>
+                  <pic:blipFill>
+                    <a:blip r:embed="rId37"/>
+                    <a:stretch>
+                      <a:fillRect/>
+                    </a:stretch>
+                  </pic:blipFill>
+                  <pic:spPr>
+                    <a:xfrm>
+                      <a:off x="0" y="0"/>
+                      <a:ext cx="3952441" cy="3737396"/>
+                    </a:xfrm>
+                    <a:prstGeom prst="rect">
+                      <a:avLst/>
+                    </a:prstGeom>
+                  </pic:spPr>
+                </pic:pic>
+              </a:graphicData>
+            </a:graphic>
+          </wp:inline>
+        </w:drawing>
+      </w:r>
     </w:p>
     <w:p>
       <w:pPr>
@@ -18761,13 +18901,15 @@
           <w:sz w:val="28"/>
           <w:szCs w:val="28"/>
         </w:rPr>
-        <w:t xml:space="preserve">Как узнать путь к папке с </w:t>
-      </w:r>
-      <w:proofErr w:type="spellStart"/>
-      <w:r>
-        <w:rPr>
-          <w:sz w:val="28"/>
-          <w:szCs w:val="28"/>
+        <w:lastRenderedPageBreak/>
+        <w:t xml:space="preserve">Запуск </w:t>
+      </w:r>
+      <w:proofErr w:type="spellStart"/>
+      <w:r>
+        <w:rPr>
+          <w:sz w:val="28"/>
+          <w:szCs w:val="28"/>
+          <w:lang w:val="en-US"/>
         </w:rPr>
         <w:t>adb</w:t>
       </w:r>
@@ -18776,24 +18918,196 @@
         <w:rPr>
           <w:sz w:val="28"/>
           <w:szCs w:val="28"/>
-        </w:rPr>
-        <w:t>?</w:t>
-      </w:r>
-    </w:p>
-    <w:p>
-      <w:pPr>
-        <w:ind w:firstLine="709"/>
-        <w:jc w:val="both"/>
-        <w:rPr>
-          <w:sz w:val="28"/>
-          <w:szCs w:val="28"/>
-        </w:rPr>
-      </w:pPr>
-      <w:proofErr w:type="spellStart"/>
-      <w:r>
-        <w:rPr>
-          <w:sz w:val="28"/>
-          <w:szCs w:val="28"/>
+          <w:lang w:val="en-US"/>
+        </w:rPr>
+        <w:t>:</w:t>
+      </w:r>
+    </w:p>
+    <w:p>
+      <w:pPr>
+        <w:pStyle w:val="a8"/>
+        <w:numPr>
+          <w:ilvl w:val="2"/>
+          <w:numId w:val="21"/>
+        </w:numPr>
+        <w:jc w:val="both"/>
+        <w:rPr>
+          <w:sz w:val="28"/>
+          <w:szCs w:val="28"/>
+        </w:rPr>
+      </w:pPr>
+      <w:bookmarkStart w:id="2" w:name="_Hlk226492255"/>
+      <w:r>
+        <w:rPr>
+          <w:sz w:val="28"/>
+          <w:szCs w:val="28"/>
+        </w:rPr>
+        <w:t xml:space="preserve">Перешли к папке с </w:t>
+      </w:r>
+      <w:r>
+        <w:rPr>
+          <w:sz w:val="28"/>
+          <w:szCs w:val="28"/>
+          <w:lang w:val="en-US"/>
+        </w:rPr>
+        <w:t>Android</w:t>
+      </w:r>
+      <w:r>
+        <w:rPr>
+          <w:sz w:val="28"/>
+          <w:szCs w:val="28"/>
+        </w:rPr>
+        <w:t xml:space="preserve"> </w:t>
+      </w:r>
+      <w:r>
+        <w:rPr>
+          <w:sz w:val="28"/>
+          <w:szCs w:val="28"/>
+          <w:lang w:val="en-US"/>
+        </w:rPr>
+        <w:t>SDK</w:t>
+      </w:r>
+      <w:r>
+        <w:rPr>
+          <w:sz w:val="28"/>
+          <w:szCs w:val="28"/>
+        </w:rPr>
+        <w:t xml:space="preserve"> </w:t>
+      </w:r>
+      <w:r>
+        <w:rPr>
+          <w:sz w:val="28"/>
+          <w:szCs w:val="28"/>
+        </w:rPr>
+        <w:t xml:space="preserve">и открыли папку </w:t>
+      </w:r>
+      <w:r>
+        <w:rPr>
+          <w:sz w:val="28"/>
+          <w:szCs w:val="28"/>
+          <w:lang w:val="en-US"/>
+        </w:rPr>
+        <w:t>platform</w:t>
+      </w:r>
+      <w:r>
+        <w:rPr>
+          <w:sz w:val="28"/>
+          <w:szCs w:val="28"/>
+        </w:rPr>
+        <w:t>-</w:t>
+      </w:r>
+      <w:r>
+        <w:rPr>
+          <w:sz w:val="28"/>
+          <w:szCs w:val="28"/>
+          <w:lang w:val="en-US"/>
+        </w:rPr>
+        <w:t>tools</w:t>
+      </w:r>
+      <w:r>
+        <w:rPr>
+          <w:sz w:val="28"/>
+          <w:szCs w:val="28"/>
+        </w:rPr>
+        <w:t>:</w:t>
+      </w:r>
+      <w:bookmarkEnd w:id="2"/>
+    </w:p>
+    <w:p>
+      <w:pPr>
+        <w:pStyle w:val="a8"/>
+        <w:ind w:left="1418"/>
+        <w:jc w:val="both"/>
+        <w:rPr>
+          <w:sz w:val="28"/>
+          <w:szCs w:val="28"/>
+        </w:rPr>
+      </w:pPr>
+      <w:r>
+        <w:rPr>
+          <w:sz w:val="28"/>
+          <w:szCs w:val="28"/>
+        </w:rPr>
+        <w:drawing>
+          <wp:inline distT="0" distB="0" distL="0" distR="0" wp14:anchorId="47307250" wp14:editId="6E9920FB">
+            <wp:extent cx="5228487" cy="1272748"/>
+            <wp:effectExtent l="0" t="0" r="0" b="3810"/>
+            <wp:docPr id="10" name="Рисунок 10"/>
+            <wp:cNvGraphicFramePr>
+              <a:graphicFrameLocks xmlns:a="http://schemas.openxmlformats.org/drawingml/2006/main" noChangeAspect="1"/>
+            </wp:cNvGraphicFramePr>
+            <a:graphic xmlns:a="http://schemas.openxmlformats.org/drawingml/2006/main">
+              <a:graphicData uri="http://schemas.openxmlformats.org/drawingml/2006/picture">
+                <pic:pic xmlns:pic="http://schemas.openxmlformats.org/drawingml/2006/picture">
+                  <pic:nvPicPr>
+                    <pic:cNvPr id="1" name=""/>
+                    <pic:cNvPicPr/>
+                  </pic:nvPicPr>
+                  <pic:blipFill>
+                    <a:blip r:embed="rId38"/>
+                    <a:stretch>
+                      <a:fillRect/>
+                    </a:stretch>
+                  </pic:blipFill>
+                  <pic:spPr>
+                    <a:xfrm>
+                      <a:off x="0" y="0"/>
+                      <a:ext cx="5240193" cy="1275597"/>
+                    </a:xfrm>
+                    <a:prstGeom prst="rect">
+                      <a:avLst/>
+                    </a:prstGeom>
+                  </pic:spPr>
+                </pic:pic>
+              </a:graphicData>
+            </a:graphic>
+          </wp:inline>
+        </w:drawing>
+      </w:r>
+    </w:p>
+    <w:p>
+      <w:pPr>
+        <w:pStyle w:val="a8"/>
+        <w:numPr>
+          <w:ilvl w:val="2"/>
+          <w:numId w:val="21"/>
+        </w:numPr>
+        <w:jc w:val="both"/>
+        <w:rPr>
+          <w:sz w:val="28"/>
+          <w:szCs w:val="28"/>
+        </w:rPr>
+      </w:pPr>
+      <w:r>
+        <w:rPr>
+          <w:sz w:val="28"/>
+          <w:szCs w:val="28"/>
+        </w:rPr>
+        <w:t xml:space="preserve">В адресной строке ввели </w:t>
+      </w:r>
+      <w:proofErr w:type="spellStart"/>
+      <w:r>
+        <w:rPr>
+          <w:sz w:val="28"/>
+          <w:szCs w:val="28"/>
+          <w:lang w:val="en-US"/>
+        </w:rPr>
+        <w:t>cmd</w:t>
+      </w:r>
+      <w:proofErr w:type="spellEnd"/>
+      <w:r>
+        <w:rPr>
+          <w:sz w:val="28"/>
+          <w:szCs w:val="28"/>
+        </w:rPr>
+        <w:t xml:space="preserve">, запустили утилиту </w:t>
+      </w:r>
+      <w:proofErr w:type="spellStart"/>
+      <w:r>
+        <w:rPr>
+          <w:sz w:val="28"/>
+          <w:szCs w:val="28"/>
+          <w:lang w:val="en-US"/>
         </w:rPr>
         <w:t>adb</w:t>
       </w:r>
@@ -18803,94 +19117,331 @@
           <w:sz w:val="28"/>
           <w:szCs w:val="28"/>
         </w:rPr>
-        <w:t xml:space="preserve"> входит в состав </w:t>
-      </w:r>
-      <w:proofErr w:type="spellStart"/>
-      <w:r>
-        <w:rPr>
-          <w:sz w:val="28"/>
-          <w:szCs w:val="28"/>
+        <w:t xml:space="preserve"> </w:t>
+      </w:r>
+      <w:r>
+        <w:rPr>
+          <w:sz w:val="28"/>
+          <w:szCs w:val="28"/>
+        </w:rPr>
+        <w:t xml:space="preserve">и вызвали справку </w:t>
+      </w:r>
+      <w:proofErr w:type="spellStart"/>
+      <w:r>
+        <w:rPr>
+          <w:sz w:val="28"/>
+          <w:szCs w:val="28"/>
+          <w:lang w:val="en-US"/>
+        </w:rPr>
+        <w:t>adb</w:t>
+      </w:r>
+      <w:proofErr w:type="spellEnd"/>
+      <w:r>
+        <w:rPr>
+          <w:sz w:val="28"/>
+          <w:szCs w:val="28"/>
+        </w:rPr>
+        <w:t xml:space="preserve"> </w:t>
+      </w:r>
+      <w:r>
+        <w:rPr>
+          <w:sz w:val="28"/>
+          <w:szCs w:val="28"/>
+          <w:lang w:val="en-US"/>
+        </w:rPr>
+        <w:t>help</w:t>
+      </w:r>
+      <w:r>
+        <w:rPr>
+          <w:sz w:val="28"/>
+          <w:szCs w:val="28"/>
+        </w:rPr>
+        <w:t>:</w:t>
+      </w:r>
+    </w:p>
+    <w:p>
+      <w:pPr>
+        <w:ind w:left="1440"/>
+        <w:jc w:val="both"/>
+        <w:rPr>
+          <w:color w:val="000000"/>
+          <w:sz w:val="28"/>
+          <w:szCs w:val="28"/>
+          <w:lang w:eastAsia="ru-RU"/>
+        </w:rPr>
+      </w:pPr>
+      <w:r>
+        <w:rPr>
+          <w:color w:val="000000"/>
+          <w:sz w:val="28"/>
+          <w:szCs w:val="28"/>
+          <w:lang w:eastAsia="ru-RU"/>
+        </w:rPr>
+        <w:drawing>
+          <wp:inline distT="0" distB="0" distL="0" distR="0" wp14:anchorId="20F3F06C" wp14:editId="79BF0BF9">
+            <wp:extent cx="5207222" cy="2752876"/>
+            <wp:effectExtent l="0" t="0" r="0" b="9525"/>
+            <wp:docPr id="12" name="Рисунок 12"/>
+            <wp:cNvGraphicFramePr>
+              <a:graphicFrameLocks xmlns:a="http://schemas.openxmlformats.org/drawingml/2006/main" noChangeAspect="1"/>
+            </wp:cNvGraphicFramePr>
+            <a:graphic xmlns:a="http://schemas.openxmlformats.org/drawingml/2006/main">
+              <a:graphicData uri="http://schemas.openxmlformats.org/drawingml/2006/picture">
+                <pic:pic xmlns:pic="http://schemas.openxmlformats.org/drawingml/2006/picture">
+                  <pic:nvPicPr>
+                    <pic:cNvPr id="1" name=""/>
+                    <pic:cNvPicPr/>
+                  </pic:nvPicPr>
+                  <pic:blipFill>
+                    <a:blip r:embed="rId39"/>
+                    <a:stretch>
+                      <a:fillRect/>
+                    </a:stretch>
+                  </pic:blipFill>
+                  <pic:spPr>
+                    <a:xfrm>
+                      <a:off x="0" y="0"/>
+                      <a:ext cx="5210996" cy="2754871"/>
+                    </a:xfrm>
+                    <a:prstGeom prst="rect">
+                      <a:avLst/>
+                    </a:prstGeom>
+                  </pic:spPr>
+                </pic:pic>
+              </a:graphicData>
+            </a:graphic>
+          </wp:inline>
+        </w:drawing>
+      </w:r>
+    </w:p>
+    <w:p>
+      <w:pPr>
+        <w:pStyle w:val="a8"/>
+        <w:numPr>
+          <w:ilvl w:val="2"/>
+          <w:numId w:val="21"/>
+        </w:numPr>
+        <w:jc w:val="both"/>
+        <w:rPr>
+          <w:sz w:val="28"/>
+          <w:szCs w:val="28"/>
+        </w:rPr>
+      </w:pPr>
+      <w:r>
+        <w:rPr>
+          <w:sz w:val="28"/>
+          <w:szCs w:val="28"/>
+        </w:rPr>
+        <w:t xml:space="preserve">Запустили </w:t>
+      </w:r>
+      <w:r>
+        <w:rPr>
+          <w:sz w:val="28"/>
+          <w:szCs w:val="28"/>
+          <w:lang w:val="en-US"/>
         </w:rPr>
         <w:t>Android</w:t>
       </w:r>
-      <w:proofErr w:type="spellEnd"/>
-      <w:r>
-        <w:rPr>
-          <w:sz w:val="28"/>
-          <w:szCs w:val="28"/>
-        </w:rPr>
-        <w:t xml:space="preserve"> SDK Platform Tools. Обычно находится в папке </w:t>
-      </w:r>
-      <w:proofErr w:type="spellStart"/>
-      <w:r>
-        <w:rPr>
-          <w:sz w:val="28"/>
-          <w:szCs w:val="28"/>
-        </w:rPr>
-        <w:t>android_sdk</w:t>
-      </w:r>
-      <w:proofErr w:type="spellEnd"/>
-      <w:r>
-        <w:rPr>
-          <w:sz w:val="28"/>
-          <w:szCs w:val="28"/>
-        </w:rPr>
-        <w:t>/</w:t>
-      </w:r>
-      <w:proofErr w:type="spellStart"/>
-      <w:r>
-        <w:rPr>
-          <w:sz w:val="28"/>
-          <w:szCs w:val="28"/>
-        </w:rPr>
-        <w:t>platform-tools</w:t>
-      </w:r>
-      <w:proofErr w:type="spellEnd"/>
-      <w:r>
-        <w:rPr>
-          <w:sz w:val="28"/>
-          <w:szCs w:val="28"/>
-        </w:rPr>
-        <w:t xml:space="preserve">/. Точный путь можно узнать в настройках </w:t>
-      </w:r>
-      <w:proofErr w:type="spellStart"/>
-      <w:r>
-        <w:rPr>
-          <w:sz w:val="28"/>
-          <w:szCs w:val="28"/>
-        </w:rPr>
-        <w:t>Android</w:t>
-      </w:r>
-      <w:proofErr w:type="spellEnd"/>
-      <w:r>
-        <w:rPr>
-          <w:sz w:val="28"/>
-          <w:szCs w:val="28"/>
-        </w:rPr>
-        <w:t xml:space="preserve"> Studio: SDK Manager </w:t>
-      </w:r>
-      <w:r>
-        <w:rPr>
-          <w:sz w:val="28"/>
-          <w:szCs w:val="28"/>
-          <w:lang w:val="en-US"/>
-        </w:rPr>
-        <w:sym w:font="Wingdings" w:char="F0E0"/>
-      </w:r>
-      <w:r>
-        <w:rPr>
-          <w:sz w:val="28"/>
-          <w:szCs w:val="28"/>
-        </w:rPr>
-        <w:t xml:space="preserve"> указан путь к SDK.</w:t>
-      </w:r>
-    </w:p>
-    <w:p>
-      <w:pPr>
-        <w:jc w:val="both"/>
-        <w:rPr>
-          <w:sz w:val="28"/>
-          <w:szCs w:val="28"/>
+      <w:r>
+        <w:rPr>
+          <w:sz w:val="28"/>
+          <w:szCs w:val="28"/>
+        </w:rPr>
+        <w:t xml:space="preserve"> </w:t>
+      </w:r>
+      <w:r>
+        <w:rPr>
+          <w:sz w:val="28"/>
+          <w:szCs w:val="28"/>
+          <w:lang w:val="en-US"/>
+        </w:rPr>
+        <w:t>Studio</w:t>
+      </w:r>
+      <w:r>
+        <w:rPr>
+          <w:sz w:val="28"/>
+          <w:szCs w:val="28"/>
+        </w:rPr>
+        <w:t xml:space="preserve">, </w:t>
+      </w:r>
+      <w:r>
+        <w:rPr>
+          <w:sz w:val="28"/>
+          <w:szCs w:val="28"/>
+        </w:rPr>
+        <w:t xml:space="preserve">выбрали вкладку </w:t>
+      </w:r>
+      <w:r>
+        <w:rPr>
+          <w:sz w:val="28"/>
+          <w:szCs w:val="28"/>
+          <w:lang w:val="en-US"/>
+        </w:rPr>
+        <w:t>Terminal</w:t>
+      </w:r>
+      <w:r>
+        <w:rPr>
+          <w:sz w:val="28"/>
+          <w:szCs w:val="28"/>
+        </w:rPr>
+        <w:t xml:space="preserve">, </w:t>
+      </w:r>
+      <w:r>
+        <w:rPr>
+          <w:sz w:val="28"/>
+          <w:szCs w:val="28"/>
+        </w:rPr>
+        <w:t xml:space="preserve">перешли в папку </w:t>
+      </w:r>
+      <w:r>
+        <w:rPr>
+          <w:sz w:val="28"/>
+          <w:szCs w:val="28"/>
+        </w:rPr>
+        <w:t>\</w:t>
+      </w:r>
+      <w:r>
+        <w:rPr>
+          <w:sz w:val="28"/>
+          <w:szCs w:val="28"/>
+          <w:lang w:val="en-US"/>
+        </w:rPr>
+        <w:t>platform</w:t>
+      </w:r>
+      <w:r>
+        <w:rPr>
+          <w:sz w:val="28"/>
+          <w:szCs w:val="28"/>
+        </w:rPr>
+        <w:t>-</w:t>
+      </w:r>
+      <w:r>
+        <w:rPr>
+          <w:sz w:val="28"/>
+          <w:szCs w:val="28"/>
+          <w:lang w:val="en-US"/>
+        </w:rPr>
+        <w:t>tools</w:t>
+      </w:r>
+      <w:r>
+        <w:rPr>
+          <w:sz w:val="28"/>
+          <w:szCs w:val="28"/>
+        </w:rPr>
+        <w:t xml:space="preserve"> </w:t>
+      </w:r>
+      <w:r>
+        <w:rPr>
+          <w:sz w:val="28"/>
+          <w:szCs w:val="28"/>
+        </w:rPr>
+        <w:t xml:space="preserve">и написали </w:t>
+      </w:r>
+      <w:proofErr w:type="gramStart"/>
+      <w:r>
+        <w:rPr>
+          <w:sz w:val="28"/>
+          <w:szCs w:val="28"/>
+        </w:rPr>
+        <w:t xml:space="preserve">команду </w:t>
+      </w:r>
+      <w:r>
+        <w:rPr>
+          <w:sz w:val="28"/>
+          <w:szCs w:val="28"/>
+        </w:rPr>
+        <w:t>.</w:t>
+      </w:r>
+      <w:proofErr w:type="gramEnd"/>
+      <w:r>
+        <w:rPr>
+          <w:sz w:val="28"/>
+          <w:szCs w:val="28"/>
+        </w:rPr>
+        <w:t>\</w:t>
+      </w:r>
+      <w:proofErr w:type="spellStart"/>
+      <w:r>
+        <w:rPr>
+          <w:sz w:val="28"/>
+          <w:szCs w:val="28"/>
+          <w:lang w:val="en-US"/>
+        </w:rPr>
+        <w:t>adb</w:t>
+      </w:r>
+      <w:proofErr w:type="spellEnd"/>
+      <w:r>
+        <w:rPr>
+          <w:sz w:val="28"/>
+          <w:szCs w:val="28"/>
+        </w:rPr>
+        <w:t>:</w:t>
+      </w:r>
+    </w:p>
+    <w:p>
+      <w:pPr>
+        <w:ind w:left="1440"/>
+        <w:jc w:val="both"/>
+        <w:rPr>
+          <w:color w:val="000000"/>
+          <w:sz w:val="28"/>
+          <w:szCs w:val="28"/>
+          <w:lang w:eastAsia="ru-RU"/>
+        </w:rPr>
+      </w:pPr>
+      <w:r>
+        <w:rPr>
+          <w:color w:val="000000"/>
+          <w:sz w:val="28"/>
+          <w:szCs w:val="28"/>
+          <w:lang w:eastAsia="ru-RU"/>
+        </w:rPr>
+        <w:drawing>
+          <wp:inline distT="0" distB="0" distL="0" distR="0" wp14:anchorId="1A4F7D76" wp14:editId="00FEFC1E">
+            <wp:extent cx="4973305" cy="3527163"/>
+            <wp:effectExtent l="0" t="0" r="0" b="0"/>
+            <wp:docPr id="16" name="Рисунок 16"/>
+            <wp:cNvGraphicFramePr>
+              <a:graphicFrameLocks xmlns:a="http://schemas.openxmlformats.org/drawingml/2006/main" noChangeAspect="1"/>
+            </wp:cNvGraphicFramePr>
+            <a:graphic xmlns:a="http://schemas.openxmlformats.org/drawingml/2006/main">
+              <a:graphicData uri="http://schemas.openxmlformats.org/drawingml/2006/picture">
+                <pic:pic xmlns:pic="http://schemas.openxmlformats.org/drawingml/2006/picture">
+                  <pic:nvPicPr>
+                    <pic:cNvPr id="1" name=""/>
+                    <pic:cNvPicPr/>
+                  </pic:nvPicPr>
+                  <pic:blipFill>
+                    <a:blip r:embed="rId40"/>
+                    <a:stretch>
+                      <a:fillRect/>
+                    </a:stretch>
+                  </pic:blipFill>
+                  <pic:spPr>
+                    <a:xfrm>
+                      <a:off x="0" y="0"/>
+                      <a:ext cx="4979496" cy="3531554"/>
+                    </a:xfrm>
+                    <a:prstGeom prst="rect">
+                      <a:avLst/>
+                    </a:prstGeom>
+                  </pic:spPr>
+                </pic:pic>
+              </a:graphicData>
+            </a:graphic>
+          </wp:inline>
+        </w:drawing>
+      </w:r>
+    </w:p>
+    <w:p>
+      <w:pPr>
+        <w:ind w:left="1440"/>
+        <w:jc w:val="both"/>
+        <w:rPr>
+          <w:color w:val="000000"/>
+          <w:sz w:val="28"/>
+          <w:szCs w:val="28"/>
+          <w:lang w:eastAsia="ru-RU"/>
         </w:rPr>
       </w:pPr>
     </w:p>
@@ -18912,13 +19463,14 @@
           <w:sz w:val="28"/>
           <w:szCs w:val="28"/>
         </w:rPr>
-        <w:t xml:space="preserve">Как запустить утилиту </w:t>
-      </w:r>
-      <w:proofErr w:type="spellStart"/>
-      <w:r>
-        <w:rPr>
-          <w:sz w:val="28"/>
-          <w:szCs w:val="28"/>
+        <w:t xml:space="preserve">Подключение к устройству через </w:t>
+      </w:r>
+      <w:proofErr w:type="spellStart"/>
+      <w:r>
+        <w:rPr>
+          <w:sz w:val="28"/>
+          <w:szCs w:val="28"/>
+          <w:lang w:val="en-US"/>
         </w:rPr>
         <w:t>adb</w:t>
       </w:r>
@@ -18928,50 +19480,37 @@
           <w:sz w:val="28"/>
           <w:szCs w:val="28"/>
         </w:rPr>
-        <w:t>?</w:t>
-      </w:r>
-    </w:p>
-    <w:p>
-      <w:pPr>
-        <w:ind w:firstLine="709"/>
-        <w:jc w:val="both"/>
-        <w:rPr>
-          <w:sz w:val="28"/>
-          <w:szCs w:val="28"/>
-        </w:rPr>
-      </w:pPr>
-      <w:r>
-        <w:rPr>
-          <w:sz w:val="28"/>
-          <w:szCs w:val="28"/>
-        </w:rPr>
-        <w:t xml:space="preserve">Через командную строку (терминал): перейти в папку с </w:t>
-      </w:r>
-      <w:proofErr w:type="spellStart"/>
-      <w:r>
-        <w:rPr>
-          <w:sz w:val="28"/>
-          <w:szCs w:val="28"/>
-        </w:rPr>
-        <w:t>adb</w:t>
-      </w:r>
-      <w:proofErr w:type="spellEnd"/>
-      <w:r>
-        <w:rPr>
-          <w:sz w:val="28"/>
-          <w:szCs w:val="28"/>
-        </w:rPr>
-        <w:t xml:space="preserve"> (</w:t>
-      </w:r>
-      <w:proofErr w:type="spellStart"/>
-      <w:r>
-        <w:rPr>
-          <w:sz w:val="28"/>
-          <w:szCs w:val="28"/>
-        </w:rPr>
-        <w:t>cd</w:t>
-      </w:r>
-      <w:proofErr w:type="spellEnd"/>
+        <w:t>:</w:t>
+      </w:r>
+    </w:p>
+    <w:p>
+      <w:pPr>
+        <w:pStyle w:val="a8"/>
+        <w:numPr>
+          <w:ilvl w:val="2"/>
+          <w:numId w:val="21"/>
+        </w:numPr>
+        <w:jc w:val="both"/>
+        <w:rPr>
+          <w:sz w:val="28"/>
+          <w:szCs w:val="28"/>
+        </w:rPr>
+      </w:pPr>
+      <w:r>
+        <w:rPr>
+          <w:sz w:val="28"/>
+          <w:szCs w:val="28"/>
+        </w:rPr>
+        <w:t xml:space="preserve">Вывели список всех устройств с подробностями, подключились к виртуальной машине </w:t>
+      </w:r>
+      <w:r>
+        <w:rPr>
+          <w:sz w:val="28"/>
+          <w:szCs w:val="28"/>
+          <w:lang w:val="en-US"/>
+        </w:rPr>
+        <w:t>Android</w:t>
+      </w:r>
       <w:r>
         <w:rPr>
           <w:sz w:val="28"/>
@@ -18979,15 +19518,97 @@
         </w:rPr>
         <w:t xml:space="preserve"> </w:t>
       </w:r>
-      <w:proofErr w:type="spellStart"/>
-      <w:r>
-        <w:rPr>
-          <w:sz w:val="28"/>
-          <w:szCs w:val="28"/>
-        </w:rPr>
-        <w:t>путь_к_platform-tools</w:t>
-      </w:r>
-      <w:proofErr w:type="spellEnd"/>
+      <w:r>
+        <w:rPr>
+          <w:sz w:val="28"/>
+          <w:szCs w:val="28"/>
+        </w:rPr>
+        <w:t>и повторно вывели список всех устройств</w:t>
+      </w:r>
+      <w:r>
+        <w:rPr>
+          <w:sz w:val="28"/>
+          <w:szCs w:val="28"/>
+        </w:rPr>
+        <w:t>:</w:t>
+      </w:r>
+    </w:p>
+    <w:p>
+      <w:pPr>
+        <w:ind w:left="1440"/>
+        <w:jc w:val="both"/>
+        <w:rPr>
+          <w:color w:val="000000"/>
+          <w:sz w:val="28"/>
+          <w:szCs w:val="28"/>
+          <w:lang w:eastAsia="ru-RU"/>
+        </w:rPr>
+      </w:pPr>
+      <w:r>
+        <w:rPr>
+          <w:color w:val="000000"/>
+          <w:sz w:val="28"/>
+          <w:szCs w:val="28"/>
+          <w:lang w:eastAsia="ru-RU"/>
+        </w:rPr>
+        <w:lastRenderedPageBreak/>
+        <w:drawing>
+          <wp:inline distT="0" distB="0" distL="0" distR="0" wp14:anchorId="70AE75F5" wp14:editId="44556437">
+            <wp:extent cx="5483668" cy="1642062"/>
+            <wp:effectExtent l="0" t="0" r="3175" b="0"/>
+            <wp:docPr id="17" name="Рисунок 17"/>
+            <wp:cNvGraphicFramePr>
+              <a:graphicFrameLocks xmlns:a="http://schemas.openxmlformats.org/drawingml/2006/main" noChangeAspect="1"/>
+            </wp:cNvGraphicFramePr>
+            <a:graphic xmlns:a="http://schemas.openxmlformats.org/drawingml/2006/main">
+              <a:graphicData uri="http://schemas.openxmlformats.org/drawingml/2006/picture">
+                <pic:pic xmlns:pic="http://schemas.openxmlformats.org/drawingml/2006/picture">
+                  <pic:nvPicPr>
+                    <pic:cNvPr id="1" name=""/>
+                    <pic:cNvPicPr/>
+                  </pic:nvPicPr>
+                  <pic:blipFill>
+                    <a:blip r:embed="rId41"/>
+                    <a:stretch>
+                      <a:fillRect/>
+                    </a:stretch>
+                  </pic:blipFill>
+                  <pic:spPr>
+                    <a:xfrm>
+                      <a:off x="0" y="0"/>
+                      <a:ext cx="5493663" cy="1645055"/>
+                    </a:xfrm>
+                    <a:prstGeom prst="rect">
+                      <a:avLst/>
+                    </a:prstGeom>
+                  </pic:spPr>
+                </pic:pic>
+              </a:graphicData>
+            </a:graphic>
+          </wp:inline>
+        </w:drawing>
+      </w:r>
+    </w:p>
+    <w:p>
+      <w:pPr>
+        <w:pStyle w:val="a8"/>
+        <w:numPr>
+          <w:ilvl w:val="2"/>
+          <w:numId w:val="21"/>
+        </w:numPr>
+        <w:jc w:val="both"/>
+        <w:rPr>
+          <w:sz w:val="28"/>
+          <w:szCs w:val="28"/>
+        </w:rPr>
+      </w:pPr>
+      <w:r>
+        <w:rPr>
+          <w:sz w:val="28"/>
+          <w:szCs w:val="28"/>
+        </w:rPr>
+        <w:t>Перезапустили сервер,</w:t>
+      </w:r>
       <w:r>
         <w:rPr>
           <w:sz w:val="28"/>
@@ -19000,141 +19621,261 @@
           <w:sz w:val="28"/>
           <w:szCs w:val="28"/>
         </w:rPr>
-        <w:t xml:space="preserve">или </w:t>
-      </w:r>
-      <w:proofErr w:type="spellStart"/>
-      <w:r>
-        <w:rPr>
-          <w:sz w:val="28"/>
-          <w:szCs w:val="28"/>
-          <w:lang w:val="en-US"/>
-        </w:rPr>
-        <w:t>cmd</w:t>
-      </w:r>
-      <w:proofErr w:type="spellEnd"/>
-      <w:r>
-        <w:rPr>
-          <w:sz w:val="28"/>
-          <w:szCs w:val="28"/>
-        </w:rPr>
-        <w:t xml:space="preserve"> </w:t>
-      </w:r>
-      <w:r>
-        <w:rPr>
-          <w:sz w:val="28"/>
-          <w:szCs w:val="28"/>
-        </w:rPr>
-        <w:t xml:space="preserve">в адресной строке в папке </w:t>
-      </w:r>
-      <w:proofErr w:type="spellStart"/>
-      <w:r>
-        <w:rPr>
-          <w:sz w:val="28"/>
-          <w:szCs w:val="28"/>
-        </w:rPr>
-        <w:t>platform-tools</w:t>
-      </w:r>
-      <w:proofErr w:type="spellEnd"/>
-      <w:r>
-        <w:rPr>
-          <w:sz w:val="28"/>
-          <w:szCs w:val="28"/>
-        </w:rPr>
-        <w:t xml:space="preserve">) и </w:t>
-      </w:r>
-      <w:r>
-        <w:rPr>
-          <w:sz w:val="28"/>
-          <w:szCs w:val="28"/>
-        </w:rPr>
-        <w:t xml:space="preserve">ввести команду </w:t>
-      </w:r>
-      <w:proofErr w:type="spellStart"/>
-      <w:r>
-        <w:rPr>
-          <w:sz w:val="28"/>
-          <w:szCs w:val="28"/>
-          <w:lang w:val="en-US"/>
-        </w:rPr>
-        <w:t>adb</w:t>
-      </w:r>
-      <w:proofErr w:type="spellEnd"/>
-      <w:r>
-        <w:rPr>
-          <w:sz w:val="28"/>
-          <w:szCs w:val="28"/>
-        </w:rPr>
-        <w:t xml:space="preserve"> (.\</w:t>
-      </w:r>
-      <w:proofErr w:type="spellStart"/>
-      <w:r>
-        <w:rPr>
-          <w:sz w:val="28"/>
-          <w:szCs w:val="28"/>
-          <w:lang w:val="en-US"/>
-        </w:rPr>
-        <w:t>adb</w:t>
-      </w:r>
-      <w:proofErr w:type="spellEnd"/>
-      <w:r>
-        <w:rPr>
-          <w:sz w:val="28"/>
-          <w:szCs w:val="28"/>
-        </w:rPr>
-        <w:t xml:space="preserve">, </w:t>
-      </w:r>
-      <w:r>
-        <w:rPr>
-          <w:sz w:val="28"/>
-          <w:szCs w:val="28"/>
-        </w:rPr>
-        <w:t xml:space="preserve">если команда </w:t>
-      </w:r>
-      <w:proofErr w:type="spellStart"/>
-      <w:r>
-        <w:rPr>
-          <w:sz w:val="28"/>
-          <w:szCs w:val="28"/>
-          <w:lang w:val="en-US"/>
-        </w:rPr>
-        <w:t>adb</w:t>
-      </w:r>
-      <w:proofErr w:type="spellEnd"/>
-      <w:r>
-        <w:rPr>
-          <w:sz w:val="28"/>
-          <w:szCs w:val="28"/>
-        </w:rPr>
-        <w:t xml:space="preserve"> </w:t>
-      </w:r>
-      <w:r>
-        <w:rPr>
-          <w:sz w:val="28"/>
-          <w:szCs w:val="28"/>
-        </w:rPr>
-        <w:t>не работает</w:t>
-      </w:r>
-      <w:r>
-        <w:rPr>
-          <w:sz w:val="28"/>
-          <w:szCs w:val="28"/>
-        </w:rPr>
-        <w:t>)</w:t>
-      </w:r>
-      <w:r>
-        <w:rPr>
-          <w:sz w:val="28"/>
-          <w:szCs w:val="28"/>
-        </w:rPr>
-        <w:t>.</w:t>
-      </w:r>
-    </w:p>
-    <w:p>
-      <w:pPr>
-        <w:jc w:val="both"/>
-        <w:rPr>
-          <w:sz w:val="28"/>
-          <w:szCs w:val="28"/>
+        <w:t xml:space="preserve">вывели </w:t>
+      </w:r>
+      <w:r>
+        <w:rPr>
+          <w:sz w:val="28"/>
+          <w:szCs w:val="28"/>
+        </w:rPr>
+        <w:t xml:space="preserve">список всех устройств с подробностями, подключились к виртуальной машине </w:t>
+      </w:r>
+      <w:r>
+        <w:rPr>
+          <w:sz w:val="28"/>
+          <w:szCs w:val="28"/>
+          <w:lang w:val="en-US"/>
+        </w:rPr>
+        <w:t>Android</w:t>
+      </w:r>
+      <w:r>
+        <w:rPr>
+          <w:sz w:val="28"/>
+          <w:szCs w:val="28"/>
+        </w:rPr>
+        <w:t>:</w:t>
+      </w:r>
+    </w:p>
+    <w:p>
+      <w:pPr>
+        <w:ind w:left="1440"/>
+        <w:jc w:val="both"/>
+        <w:rPr>
+          <w:color w:val="000000"/>
+          <w:sz w:val="28"/>
+          <w:szCs w:val="28"/>
+          <w:lang w:eastAsia="ru-RU"/>
+        </w:rPr>
+      </w:pPr>
+      <w:r>
+        <w:rPr>
+          <w:color w:val="000000"/>
+          <w:sz w:val="28"/>
+          <w:szCs w:val="28"/>
+          <w:lang w:eastAsia="ru-RU"/>
+        </w:rPr>
+        <w:drawing>
+          <wp:inline distT="0" distB="0" distL="0" distR="0" wp14:anchorId="594B18B1" wp14:editId="160677F0">
+            <wp:extent cx="5471757" cy="2017797"/>
+            <wp:effectExtent l="0" t="0" r="0" b="1905"/>
+            <wp:docPr id="18" name="Рисунок 18"/>
+            <wp:cNvGraphicFramePr>
+              <a:graphicFrameLocks xmlns:a="http://schemas.openxmlformats.org/drawingml/2006/main" noChangeAspect="1"/>
+            </wp:cNvGraphicFramePr>
+            <a:graphic xmlns:a="http://schemas.openxmlformats.org/drawingml/2006/main">
+              <a:graphicData uri="http://schemas.openxmlformats.org/drawingml/2006/picture">
+                <pic:pic xmlns:pic="http://schemas.openxmlformats.org/drawingml/2006/picture">
+                  <pic:nvPicPr>
+                    <pic:cNvPr id="1" name=""/>
+                    <pic:cNvPicPr/>
+                  </pic:nvPicPr>
+                  <pic:blipFill>
+                    <a:blip r:embed="rId42"/>
+                    <a:stretch>
+                      <a:fillRect/>
+                    </a:stretch>
+                  </pic:blipFill>
+                  <pic:spPr>
+                    <a:xfrm>
+                      <a:off x="0" y="0"/>
+                      <a:ext cx="5485356" cy="2022812"/>
+                    </a:xfrm>
+                    <a:prstGeom prst="rect">
+                      <a:avLst/>
+                    </a:prstGeom>
+                  </pic:spPr>
+                </pic:pic>
+              </a:graphicData>
+            </a:graphic>
+          </wp:inline>
+        </w:drawing>
+      </w:r>
+    </w:p>
+    <w:p>
+      <w:pPr>
+        <w:pStyle w:val="a8"/>
+        <w:numPr>
+          <w:ilvl w:val="2"/>
+          <w:numId w:val="21"/>
+        </w:numPr>
+        <w:jc w:val="both"/>
+        <w:rPr>
+          <w:sz w:val="28"/>
+          <w:szCs w:val="28"/>
+        </w:rPr>
+      </w:pPr>
+      <w:r>
+        <w:rPr>
+          <w:sz w:val="28"/>
+          <w:szCs w:val="28"/>
+        </w:rPr>
+        <w:t>Выполнили перезагрузку устройства</w:t>
+      </w:r>
+      <w:r>
+        <w:rPr>
+          <w:sz w:val="28"/>
+          <w:szCs w:val="28"/>
+        </w:rPr>
+        <w:t>:</w:t>
+      </w:r>
+    </w:p>
+    <w:p>
+      <w:pPr>
+        <w:ind w:left="1440"/>
+        <w:jc w:val="both"/>
+        <w:rPr>
+          <w:color w:val="000000"/>
+          <w:sz w:val="28"/>
+          <w:szCs w:val="28"/>
+          <w:lang w:eastAsia="ru-RU"/>
+        </w:rPr>
+      </w:pPr>
+      <w:r>
+        <w:rPr>
+          <w:color w:val="000000"/>
+          <w:sz w:val="28"/>
+          <w:szCs w:val="28"/>
+          <w:lang w:eastAsia="ru-RU"/>
+        </w:rPr>
+        <w:drawing>
+          <wp:inline distT="0" distB="0" distL="0" distR="0" wp14:anchorId="1B51C54A" wp14:editId="512482EA">
+            <wp:extent cx="5286729" cy="2721934"/>
+            <wp:effectExtent l="0" t="0" r="0" b="2540"/>
+            <wp:docPr id="19" name="Рисунок 19"/>
+            <wp:cNvGraphicFramePr>
+              <a:graphicFrameLocks xmlns:a="http://schemas.openxmlformats.org/drawingml/2006/main" noChangeAspect="1"/>
+            </wp:cNvGraphicFramePr>
+            <a:graphic xmlns:a="http://schemas.openxmlformats.org/drawingml/2006/main">
+              <a:graphicData uri="http://schemas.openxmlformats.org/drawingml/2006/picture">
+                <pic:pic xmlns:pic="http://schemas.openxmlformats.org/drawingml/2006/picture">
+                  <pic:nvPicPr>
+                    <pic:cNvPr id="1" name=""/>
+                    <pic:cNvPicPr/>
+                  </pic:nvPicPr>
+                  <pic:blipFill>
+                    <a:blip r:embed="rId43"/>
+                    <a:stretch>
+                      <a:fillRect/>
+                    </a:stretch>
+                  </pic:blipFill>
+                  <pic:spPr>
+                    <a:xfrm>
+                      <a:off x="0" y="0"/>
+                      <a:ext cx="5305064" cy="2731374"/>
+                    </a:xfrm>
+                    <a:prstGeom prst="rect">
+                      <a:avLst/>
+                    </a:prstGeom>
+                  </pic:spPr>
+                </pic:pic>
+              </a:graphicData>
+            </a:graphic>
+          </wp:inline>
+        </w:drawing>
+      </w:r>
+    </w:p>
+    <w:p>
+      <w:pPr>
+        <w:pStyle w:val="a8"/>
+        <w:numPr>
+          <w:ilvl w:val="2"/>
+          <w:numId w:val="21"/>
+        </w:numPr>
+        <w:jc w:val="both"/>
+        <w:rPr>
+          <w:sz w:val="28"/>
+          <w:szCs w:val="28"/>
+        </w:rPr>
+      </w:pPr>
+      <w:r>
+        <w:rPr>
+          <w:sz w:val="28"/>
+          <w:szCs w:val="28"/>
+        </w:rPr>
+        <w:t>Подключились к устройству с правами суперпользователя</w:t>
+      </w:r>
+      <w:r>
+        <w:rPr>
+          <w:sz w:val="28"/>
+          <w:szCs w:val="28"/>
+        </w:rPr>
+        <w:t>:</w:t>
+      </w:r>
+    </w:p>
+    <w:p>
+      <w:pPr>
+        <w:ind w:left="1440"/>
+        <w:jc w:val="both"/>
+        <w:rPr>
+          <w:color w:val="000000"/>
+          <w:sz w:val="28"/>
+          <w:szCs w:val="28"/>
+          <w:lang w:eastAsia="ru-RU"/>
+        </w:rPr>
+      </w:pPr>
+      <w:r>
+        <w:rPr>
+          <w:color w:val="000000"/>
+          <w:sz w:val="28"/>
+          <w:szCs w:val="28"/>
+          <w:lang w:eastAsia="ru-RU"/>
+        </w:rPr>
+        <w:drawing>
+          <wp:inline distT="0" distB="0" distL="0" distR="0" wp14:anchorId="529134D7" wp14:editId="1A13D271">
+            <wp:extent cx="4484134" cy="659218"/>
+            <wp:effectExtent l="0" t="0" r="0" b="7620"/>
+            <wp:docPr id="20" name="Рисунок 20"/>
+            <wp:cNvGraphicFramePr>
+              <a:graphicFrameLocks xmlns:a="http://schemas.openxmlformats.org/drawingml/2006/main" noChangeAspect="1"/>
+            </wp:cNvGraphicFramePr>
+            <a:graphic xmlns:a="http://schemas.openxmlformats.org/drawingml/2006/main">
+              <a:graphicData uri="http://schemas.openxmlformats.org/drawingml/2006/picture">
+                <pic:pic xmlns:pic="http://schemas.openxmlformats.org/drawingml/2006/picture">
+                  <pic:nvPicPr>
+                    <pic:cNvPr id="1" name=""/>
+                    <pic:cNvPicPr/>
+                  </pic:nvPicPr>
+                  <pic:blipFill>
+                    <a:blip r:embed="rId44"/>
+                    <a:stretch>
+                      <a:fillRect/>
+                    </a:stretch>
+                  </pic:blipFill>
+                  <pic:spPr>
+                    <a:xfrm>
+                      <a:off x="0" y="0"/>
+                      <a:ext cx="4572602" cy="672224"/>
+                    </a:xfrm>
+                    <a:prstGeom prst="rect">
+                      <a:avLst/>
+                    </a:prstGeom>
+                  </pic:spPr>
+                </pic:pic>
+              </a:graphicData>
+            </a:graphic>
+          </wp:inline>
+        </w:drawing>
+      </w:r>
+    </w:p>
+    <w:p>
+      <w:pPr>
+        <w:ind w:left="1440"/>
+        <w:jc w:val="both"/>
+        <w:rPr>
+          <w:color w:val="000000"/>
+          <w:sz w:val="28"/>
+          <w:szCs w:val="28"/>
+          <w:lang w:eastAsia="ru-RU"/>
         </w:rPr>
       </w:pPr>
     </w:p>
@@ -19156,13 +19897,14 @@
           <w:sz w:val="28"/>
           <w:szCs w:val="28"/>
         </w:rPr>
-        <w:t xml:space="preserve">Как узнать список доступных команд </w:t>
-      </w:r>
-      <w:proofErr w:type="spellStart"/>
-      <w:r>
-        <w:rPr>
-          <w:sz w:val="28"/>
-          <w:szCs w:val="28"/>
+        <w:t xml:space="preserve">Подключение к устройству через </w:t>
+      </w:r>
+      <w:proofErr w:type="spellStart"/>
+      <w:r>
+        <w:rPr>
+          <w:sz w:val="28"/>
+          <w:szCs w:val="28"/>
+          <w:lang w:val="en-US"/>
         </w:rPr>
         <w:t>adb</w:t>
       </w:r>
@@ -19172,24 +19914,316 @@
           <w:sz w:val="28"/>
           <w:szCs w:val="28"/>
         </w:rPr>
-        <w:t>?</w:t>
-      </w:r>
-    </w:p>
-    <w:p>
-      <w:pPr>
-        <w:ind w:firstLine="709"/>
-        <w:jc w:val="both"/>
-        <w:rPr>
-          <w:sz w:val="28"/>
-          <w:szCs w:val="28"/>
-        </w:rPr>
-      </w:pPr>
-      <w:r>
-        <w:rPr>
-          <w:sz w:val="28"/>
-          <w:szCs w:val="28"/>
-        </w:rPr>
-        <w:t>Ввести в терминале</w:t>
+        <w:t>:</w:t>
+      </w:r>
+    </w:p>
+    <w:p>
+      <w:pPr>
+        <w:pStyle w:val="a8"/>
+        <w:numPr>
+          <w:ilvl w:val="2"/>
+          <w:numId w:val="21"/>
+        </w:numPr>
+        <w:jc w:val="both"/>
+        <w:rPr>
+          <w:sz w:val="28"/>
+          <w:szCs w:val="28"/>
+        </w:rPr>
+      </w:pPr>
+      <w:r>
+        <w:rPr>
+          <w:sz w:val="28"/>
+          <w:szCs w:val="28"/>
+        </w:rPr>
+        <w:t>Загрузили файл на устройство, открыли Файлы на виртуальном устройстве и показали внутреннее хранилище, нашли и окрыли загруженный файл</w:t>
+      </w:r>
+      <w:r>
+        <w:rPr>
+          <w:sz w:val="28"/>
+          <w:szCs w:val="28"/>
+        </w:rPr>
+        <w:t>:</w:t>
+      </w:r>
+    </w:p>
+    <w:p>
+      <w:pPr>
+        <w:ind w:left="1440"/>
+        <w:jc w:val="both"/>
+        <w:rPr>
+          <w:color w:val="000000"/>
+          <w:sz w:val="28"/>
+          <w:szCs w:val="28"/>
+          <w:lang w:eastAsia="ru-RU"/>
+        </w:rPr>
+      </w:pPr>
+      <w:r>
+        <w:rPr>
+          <w:color w:val="000000"/>
+          <w:sz w:val="28"/>
+          <w:szCs w:val="28"/>
+          <w:lang w:eastAsia="ru-RU"/>
+        </w:rPr>
+        <w:lastRenderedPageBreak/>
+        <w:drawing>
+          <wp:inline distT="0" distB="0" distL="0" distR="0" wp14:anchorId="4C893E46" wp14:editId="1DE096C1">
+            <wp:extent cx="5551230" cy="3232298"/>
+            <wp:effectExtent l="0" t="0" r="0" b="6350"/>
+            <wp:docPr id="21" name="Рисунок 21"/>
+            <wp:cNvGraphicFramePr>
+              <a:graphicFrameLocks xmlns:a="http://schemas.openxmlformats.org/drawingml/2006/main" noChangeAspect="1"/>
+            </wp:cNvGraphicFramePr>
+            <a:graphic xmlns:a="http://schemas.openxmlformats.org/drawingml/2006/main">
+              <a:graphicData uri="http://schemas.openxmlformats.org/drawingml/2006/picture">
+                <pic:pic xmlns:pic="http://schemas.openxmlformats.org/drawingml/2006/picture">
+                  <pic:nvPicPr>
+                    <pic:cNvPr id="1" name=""/>
+                    <pic:cNvPicPr/>
+                  </pic:nvPicPr>
+                  <pic:blipFill>
+                    <a:blip r:embed="rId45"/>
+                    <a:stretch>
+                      <a:fillRect/>
+                    </a:stretch>
+                  </pic:blipFill>
+                  <pic:spPr>
+                    <a:xfrm>
+                      <a:off x="0" y="0"/>
+                      <a:ext cx="5567924" cy="3242018"/>
+                    </a:xfrm>
+                    <a:prstGeom prst="rect">
+                      <a:avLst/>
+                    </a:prstGeom>
+                  </pic:spPr>
+                </pic:pic>
+              </a:graphicData>
+            </a:graphic>
+          </wp:inline>
+        </w:drawing>
+      </w:r>
+    </w:p>
+    <w:p>
+      <w:pPr>
+        <w:ind w:left="1440"/>
+        <w:jc w:val="both"/>
+        <w:rPr>
+          <w:color w:val="000000"/>
+          <w:sz w:val="28"/>
+          <w:szCs w:val="28"/>
+          <w:lang w:eastAsia="ru-RU"/>
+        </w:rPr>
+      </w:pPr>
+      <w:r>
+        <w:rPr>
+          <w:color w:val="000000"/>
+          <w:sz w:val="28"/>
+          <w:szCs w:val="28"/>
+          <w:lang w:eastAsia="ru-RU"/>
+        </w:rPr>
+        <w:drawing>
+          <wp:inline distT="0" distB="0" distL="0" distR="0" wp14:anchorId="0769125D" wp14:editId="106029DB">
+            <wp:extent cx="5504653" cy="1383789"/>
+            <wp:effectExtent l="0" t="0" r="1270" b="6985"/>
+            <wp:docPr id="23" name="Рисунок 23"/>
+            <wp:cNvGraphicFramePr>
+              <a:graphicFrameLocks xmlns:a="http://schemas.openxmlformats.org/drawingml/2006/main" noChangeAspect="1"/>
+            </wp:cNvGraphicFramePr>
+            <a:graphic xmlns:a="http://schemas.openxmlformats.org/drawingml/2006/main">
+              <a:graphicData uri="http://schemas.openxmlformats.org/drawingml/2006/picture">
+                <pic:pic xmlns:pic="http://schemas.openxmlformats.org/drawingml/2006/picture">
+                  <pic:nvPicPr>
+                    <pic:cNvPr id="1" name=""/>
+                    <pic:cNvPicPr/>
+                  </pic:nvPicPr>
+                  <pic:blipFill>
+                    <a:blip r:embed="rId46"/>
+                    <a:stretch>
+                      <a:fillRect/>
+                    </a:stretch>
+                  </pic:blipFill>
+                  <pic:spPr>
+                    <a:xfrm>
+                      <a:off x="0" y="0"/>
+                      <a:ext cx="5534447" cy="1391279"/>
+                    </a:xfrm>
+                    <a:prstGeom prst="rect">
+                      <a:avLst/>
+                    </a:prstGeom>
+                  </pic:spPr>
+                </pic:pic>
+              </a:graphicData>
+            </a:graphic>
+          </wp:inline>
+        </w:drawing>
+      </w:r>
+    </w:p>
+    <w:p>
+      <w:pPr>
+        <w:pStyle w:val="a8"/>
+        <w:numPr>
+          <w:ilvl w:val="2"/>
+          <w:numId w:val="21"/>
+        </w:numPr>
+        <w:jc w:val="both"/>
+        <w:rPr>
+          <w:sz w:val="28"/>
+          <w:szCs w:val="28"/>
+        </w:rPr>
+      </w:pPr>
+      <w:r>
+        <w:rPr>
+          <w:sz w:val="28"/>
+          <w:szCs w:val="28"/>
+        </w:rPr>
+        <w:t xml:space="preserve">Загрузили файл </w:t>
+      </w:r>
+      <w:r>
+        <w:rPr>
+          <w:sz w:val="28"/>
+          <w:szCs w:val="28"/>
+        </w:rPr>
+        <w:t>с</w:t>
+      </w:r>
+      <w:r>
+        <w:rPr>
+          <w:sz w:val="28"/>
+          <w:szCs w:val="28"/>
+        </w:rPr>
+        <w:t xml:space="preserve"> устройств</w:t>
+      </w:r>
+      <w:r>
+        <w:rPr>
+          <w:sz w:val="28"/>
+          <w:szCs w:val="28"/>
+        </w:rPr>
+        <w:t>а</w:t>
+      </w:r>
+      <w:r>
+        <w:rPr>
+          <w:sz w:val="28"/>
+          <w:szCs w:val="28"/>
+        </w:rPr>
+        <w:t>:</w:t>
+      </w:r>
+    </w:p>
+    <w:p>
+      <w:pPr>
+        <w:ind w:left="1440"/>
+        <w:jc w:val="both"/>
+        <w:rPr>
+          <w:color w:val="000000"/>
+          <w:sz w:val="28"/>
+          <w:szCs w:val="28"/>
+          <w:lang w:eastAsia="ru-RU"/>
+        </w:rPr>
+      </w:pPr>
+      <w:r>
+        <w:rPr>
+          <w:color w:val="000000"/>
+          <w:sz w:val="28"/>
+          <w:szCs w:val="28"/>
+          <w:lang w:eastAsia="ru-RU"/>
+        </w:rPr>
+        <w:drawing>
+          <wp:inline distT="0" distB="0" distL="0" distR="0" wp14:anchorId="2A93BF04" wp14:editId="3FC354A1">
+            <wp:extent cx="5356077" cy="2801889"/>
+            <wp:effectExtent l="0" t="0" r="0" b="0"/>
+            <wp:docPr id="26" name="Рисунок 26"/>
+            <wp:cNvGraphicFramePr>
+              <a:graphicFrameLocks xmlns:a="http://schemas.openxmlformats.org/drawingml/2006/main" noChangeAspect="1"/>
+            </wp:cNvGraphicFramePr>
+            <a:graphic xmlns:a="http://schemas.openxmlformats.org/drawingml/2006/main">
+              <a:graphicData uri="http://schemas.openxmlformats.org/drawingml/2006/picture">
+                <pic:pic xmlns:pic="http://schemas.openxmlformats.org/drawingml/2006/picture">
+                  <pic:nvPicPr>
+                    <pic:cNvPr id="1" name=""/>
+                    <pic:cNvPicPr/>
+                  </pic:nvPicPr>
+                  <pic:blipFill>
+                    <a:blip r:embed="rId47"/>
+                    <a:stretch>
+                      <a:fillRect/>
+                    </a:stretch>
+                  </pic:blipFill>
+                  <pic:spPr>
+                    <a:xfrm>
+                      <a:off x="0" y="0"/>
+                      <a:ext cx="5361635" cy="2804796"/>
+                    </a:xfrm>
+                    <a:prstGeom prst="rect">
+                      <a:avLst/>
+                    </a:prstGeom>
+                  </pic:spPr>
+                </pic:pic>
+              </a:graphicData>
+            </a:graphic>
+          </wp:inline>
+        </w:drawing>
+      </w:r>
+    </w:p>
+    <w:p>
+      <w:pPr>
+        <w:jc w:val="both"/>
+        <w:rPr>
+          <w:color w:val="000000"/>
+          <w:sz w:val="28"/>
+          <w:szCs w:val="28"/>
+          <w:lang w:eastAsia="ru-RU"/>
+        </w:rPr>
+      </w:pPr>
+    </w:p>
+    <w:p>
+      <w:pPr>
+        <w:pStyle w:val="a8"/>
+        <w:numPr>
+          <w:ilvl w:val="2"/>
+          <w:numId w:val="21"/>
+        </w:numPr>
+        <w:jc w:val="both"/>
+        <w:rPr>
+          <w:color w:val="000000"/>
+          <w:sz w:val="28"/>
+          <w:szCs w:val="28"/>
+          <w:lang w:eastAsia="ru-RU"/>
+        </w:rPr>
+      </w:pPr>
+      <w:r>
+        <w:rPr>
+          <w:sz w:val="28"/>
+          <w:szCs w:val="28"/>
+        </w:rPr>
+        <w:t xml:space="preserve">Установили </w:t>
+      </w:r>
+      <w:proofErr w:type="spellStart"/>
+      <w:r>
+        <w:rPr>
+          <w:sz w:val="28"/>
+          <w:szCs w:val="28"/>
+          <w:lang w:val="en-US"/>
+        </w:rPr>
+        <w:t>apk</w:t>
+      </w:r>
+      <w:proofErr w:type="spellEnd"/>
+      <w:r>
+        <w:rPr>
+          <w:sz w:val="28"/>
+          <w:szCs w:val="28"/>
+        </w:rPr>
+        <w:t>-</w:t>
+      </w:r>
+      <w:r>
+        <w:rPr>
+          <w:sz w:val="28"/>
+          <w:szCs w:val="28"/>
+        </w:rPr>
+        <w:t xml:space="preserve">файл </w:t>
+      </w:r>
+      <w:r>
+        <w:rPr>
+          <w:sz w:val="28"/>
+          <w:szCs w:val="28"/>
+          <w:lang w:val="en-US"/>
+        </w:rPr>
+        <w:t>Angry</w:t>
       </w:r>
       <w:r>
         <w:rPr>
@@ -19198,15 +20232,14 @@
         </w:rPr>
         <w:t xml:space="preserve"> </w:t>
       </w:r>
-      <w:proofErr w:type="spellStart"/>
-      <w:r>
-        <w:rPr>
-          <w:sz w:val="28"/>
-          <w:szCs w:val="28"/>
-        </w:rPr>
-        <w:t>adb</w:t>
-      </w:r>
-      <w:proofErr w:type="spellEnd"/>
+      <w:r>
+        <w:rPr>
+          <w:sz w:val="28"/>
+          <w:szCs w:val="28"/>
+          <w:lang w:val="en-US"/>
+        </w:rPr>
+        <w:t>Birds</w:t>
+      </w:r>
       <w:r>
         <w:rPr>
           <w:sz w:val="28"/>
@@ -19214,61 +20247,416 @@
         </w:rPr>
         <w:t xml:space="preserve"> </w:t>
       </w:r>
-      <w:proofErr w:type="spellStart"/>
-      <w:r>
-        <w:rPr>
-          <w:sz w:val="28"/>
-          <w:szCs w:val="28"/>
-        </w:rPr>
-        <w:t>help</w:t>
-      </w:r>
-      <w:proofErr w:type="spellEnd"/>
-      <w:r>
-        <w:rPr>
-          <w:sz w:val="28"/>
-          <w:szCs w:val="28"/>
-        </w:rPr>
-        <w:t xml:space="preserve"> или </w:t>
-      </w:r>
-      <w:proofErr w:type="spellStart"/>
-      <w:r>
-        <w:rPr>
-          <w:sz w:val="28"/>
-          <w:szCs w:val="28"/>
-        </w:rPr>
-        <w:t>adb</w:t>
-      </w:r>
-      <w:proofErr w:type="spellEnd"/>
-      <w:r>
-        <w:rPr>
-          <w:sz w:val="28"/>
-          <w:szCs w:val="28"/>
-        </w:rPr>
-        <w:t xml:space="preserve"> --</w:t>
-      </w:r>
-      <w:proofErr w:type="spellStart"/>
-      <w:r>
-        <w:rPr>
-          <w:sz w:val="28"/>
-          <w:szCs w:val="28"/>
-        </w:rPr>
-        <w:t>help</w:t>
-      </w:r>
-      <w:proofErr w:type="spellEnd"/>
-      <w:r>
-        <w:rPr>
-          <w:sz w:val="28"/>
-          <w:szCs w:val="28"/>
-        </w:rPr>
-        <w:t>. Будет выведен список всех основных команд с кратким описанием. Подробные примеры использования можно найти в официальной документации.</w:t>
-      </w:r>
-    </w:p>
-    <w:p>
-      <w:pPr>
-        <w:jc w:val="both"/>
-        <w:rPr>
-          <w:sz w:val="28"/>
-          <w:szCs w:val="28"/>
+      <w:r>
+        <w:rPr>
+          <w:sz w:val="28"/>
+          <w:szCs w:val="28"/>
+        </w:rPr>
+        <w:t>и вывели список установленных на устройстве пакетов</w:t>
+      </w:r>
+      <w:r>
+        <w:rPr>
+          <w:sz w:val="28"/>
+          <w:szCs w:val="28"/>
+        </w:rPr>
+        <w:t>:</w:t>
+      </w:r>
+    </w:p>
+    <w:p>
+      <w:pPr>
+        <w:ind w:left="1440"/>
+        <w:jc w:val="both"/>
+        <w:rPr>
+          <w:color w:val="000000"/>
+          <w:sz w:val="28"/>
+          <w:szCs w:val="28"/>
+          <w:lang w:eastAsia="ru-RU"/>
+        </w:rPr>
+      </w:pPr>
+      <w:r>
+        <w:rPr>
+          <w:noProof/>
+          <w:color w:val="000000"/>
+          <w:sz w:val="28"/>
+          <w:szCs w:val="28"/>
+          <w:lang w:eastAsia="ru-RU"/>
+        </w:rPr>
+        <mc:AlternateContent>
+          <mc:Choice Requires="wps">
+            <w:drawing>
+              <wp:anchor distT="0" distB="0" distL="114300" distR="114300" simplePos="0" relativeHeight="251660288" behindDoc="0" locked="0" layoutInCell="1" allowOverlap="1" wp14:anchorId="39C9BB66" wp14:editId="7DE316F2">
+                <wp:simplePos x="0" y="0"/>
+                <wp:positionH relativeFrom="column">
+                  <wp:posOffset>1831975</wp:posOffset>
+                </wp:positionH>
+                <wp:positionV relativeFrom="paragraph">
+                  <wp:posOffset>837233</wp:posOffset>
+                </wp:positionV>
+                <wp:extent cx="834887" cy="204663"/>
+                <wp:effectExtent l="0" t="0" r="22860" b="24130"/>
+                <wp:wrapNone/>
+                <wp:docPr id="29" name="Прямоугольник 29"/>
+                <wp:cNvGraphicFramePr/>
+                <a:graphic xmlns:a="http://schemas.openxmlformats.org/drawingml/2006/main">
+                  <a:graphicData uri="http://schemas.microsoft.com/office/word/2010/wordprocessingShape">
+                    <wps:wsp>
+                      <wps:cNvSpPr/>
+                      <wps:spPr>
+                        <a:xfrm>
+                          <a:off x="0" y="0"/>
+                          <a:ext cx="834887" cy="204663"/>
+                        </a:xfrm>
+                        <a:prstGeom prst="rect">
+                          <a:avLst/>
+                        </a:prstGeom>
+                        <a:noFill/>
+                        <a:ln>
+                          <a:solidFill>
+                            <a:srgbClr val="C00000"/>
+                          </a:solidFill>
+                        </a:ln>
+                      </wps:spPr>
+                      <wps:style>
+                        <a:lnRef idx="2">
+                          <a:schemeClr val="accent1">
+                            <a:shade val="50000"/>
+                          </a:schemeClr>
+                        </a:lnRef>
+                        <a:fillRef idx="1">
+                          <a:schemeClr val="accent1"/>
+                        </a:fillRef>
+                        <a:effectRef idx="0">
+                          <a:schemeClr val="accent1"/>
+                        </a:effectRef>
+                        <a:fontRef idx="minor">
+                          <a:schemeClr val="lt1"/>
+                        </a:fontRef>
+                      </wps:style>
+                      <wps:bodyPr rot="0" spcFirstLastPara="0" vertOverflow="overflow" horzOverflow="overflow" vert="horz" wrap="square" lIns="91440" tIns="45720" rIns="91440" bIns="45720" numCol="1" spcCol="0" rtlCol="0" fromWordArt="0" anchor="ctr" anchorCtr="0" forceAA="0" compatLnSpc="1">
+                        <a:prstTxWarp prst="textNoShape">
+                          <a:avLst/>
+                        </a:prstTxWarp>
+                        <a:noAutofit/>
+                      </wps:bodyPr>
+                    </wps:wsp>
+                  </a:graphicData>
+                </a:graphic>
+                <wp14:sizeRelH relativeFrom="margin">
+                  <wp14:pctWidth>0</wp14:pctWidth>
+                </wp14:sizeRelH>
+                <wp14:sizeRelV relativeFrom="margin">
+                  <wp14:pctHeight>0</wp14:pctHeight>
+                </wp14:sizeRelV>
+              </wp:anchor>
+            </w:drawing>
+          </mc:Choice>
+          <mc:Fallback>
+            <w:pict>
+              <v:rect w14:anchorId="0614D0D0" id="Прямоугольник 29" o:spid="_x0000_s1026" style="position:absolute;margin-left:144.25pt;margin-top:65.9pt;width:65.75pt;height:16.1pt;z-index:251660288;visibility:visible;mso-wrap-style:square;mso-width-percent:0;mso-height-percent:0;mso-wrap-distance-left:9pt;mso-wrap-distance-top:0;mso-wrap-distance-right:9pt;mso-wrap-distance-bottom:0;mso-position-horizontal:absolute;mso-position-horizontal-relative:text;mso-position-vertical:absolute;mso-position-vertical-relative:text;mso-width-percent:0;mso-height-percent:0;mso-width-relative:margin;mso-height-relative:margin;v-text-anchor:middle" o:gfxdata="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" filled="f" strokecolor="#c00000" strokeweight="2pt"/>
+            </w:pict>
+          </mc:Fallback>
+        </mc:AlternateContent>
+      </w:r>
+      <w:r>
+        <w:rPr>
+          <w:color w:val="000000"/>
+          <w:sz w:val="28"/>
+          <w:szCs w:val="28"/>
+          <w:lang w:eastAsia="ru-RU"/>
+        </w:rPr>
+        <w:drawing>
+          <wp:inline distT="0" distB="0" distL="0" distR="0" wp14:anchorId="50670B9B" wp14:editId="61E9B7C9">
+            <wp:extent cx="3872285" cy="1355008"/>
+            <wp:effectExtent l="0" t="0" r="0" b="0"/>
+            <wp:docPr id="27" name="Рисунок 27"/>
+            <wp:cNvGraphicFramePr>
+              <a:graphicFrameLocks xmlns:a="http://schemas.openxmlformats.org/drawingml/2006/main" noChangeAspect="1"/>
+            </wp:cNvGraphicFramePr>
+            <a:graphic xmlns:a="http://schemas.openxmlformats.org/drawingml/2006/main">
+              <a:graphicData uri="http://schemas.openxmlformats.org/drawingml/2006/picture">
+                <pic:pic xmlns:pic="http://schemas.openxmlformats.org/drawingml/2006/picture">
+                  <pic:nvPicPr>
+                    <pic:cNvPr id="1" name=""/>
+                    <pic:cNvPicPr/>
+                  </pic:nvPicPr>
+                  <pic:blipFill>
+                    <a:blip r:embed="rId48"/>
+                    <a:stretch>
+                      <a:fillRect/>
+                    </a:stretch>
+                  </pic:blipFill>
+                  <pic:spPr>
+                    <a:xfrm>
+                      <a:off x="0" y="0"/>
+                      <a:ext cx="4077201" cy="1426713"/>
+                    </a:xfrm>
+                    <a:prstGeom prst="rect">
+                      <a:avLst/>
+                    </a:prstGeom>
+                  </pic:spPr>
+                </pic:pic>
+              </a:graphicData>
+            </a:graphic>
+          </wp:inline>
+        </w:drawing>
+      </w:r>
+    </w:p>
+    <w:p>
+      <w:pPr>
+        <w:ind w:left="1440"/>
+        <w:jc w:val="both"/>
+        <w:rPr>
+          <w:color w:val="000000"/>
+          <w:sz w:val="28"/>
+          <w:szCs w:val="28"/>
+          <w:lang w:eastAsia="ru-RU"/>
+        </w:rPr>
+      </w:pPr>
+      <w:r>
+        <w:rPr>
+          <w:noProof/>
+          <w:color w:val="000000"/>
+          <w:sz w:val="28"/>
+          <w:szCs w:val="28"/>
+          <w:lang w:eastAsia="ru-RU"/>
+        </w:rPr>
+        <w:lastRenderedPageBreak/>
+        <mc:AlternateContent>
+          <mc:Choice Requires="wps">
+            <w:drawing>
+              <wp:anchor distT="0" distB="0" distL="114300" distR="114300" simplePos="0" relativeHeight="251662336" behindDoc="0" locked="0" layoutInCell="1" allowOverlap="1" wp14:anchorId="7E0AFDD4" wp14:editId="3F40E3A6">
+                <wp:simplePos x="0" y="0"/>
+                <wp:positionH relativeFrom="column">
+                  <wp:posOffset>918330</wp:posOffset>
+                </wp:positionH>
+                <wp:positionV relativeFrom="paragraph">
+                  <wp:posOffset>3591987</wp:posOffset>
+                </wp:positionV>
+                <wp:extent cx="1266314" cy="106325"/>
+                <wp:effectExtent l="0" t="0" r="10160" b="27305"/>
+                <wp:wrapNone/>
+                <wp:docPr id="40" name="Прямоугольник 40"/>
+                <wp:cNvGraphicFramePr/>
+                <a:graphic xmlns:a="http://schemas.openxmlformats.org/drawingml/2006/main">
+                  <a:graphicData uri="http://schemas.microsoft.com/office/word/2010/wordprocessingShape">
+                    <wps:wsp>
+                      <wps:cNvSpPr/>
+                      <wps:spPr>
+                        <a:xfrm>
+                          <a:off x="0" y="0"/>
+                          <a:ext cx="1266314" cy="106325"/>
+                        </a:xfrm>
+                        <a:prstGeom prst="rect">
+                          <a:avLst/>
+                        </a:prstGeom>
+                        <a:noFill/>
+                        <a:ln>
+                          <a:solidFill>
+                            <a:srgbClr val="C00000"/>
+                          </a:solidFill>
+                        </a:ln>
+                      </wps:spPr>
+                      <wps:style>
+                        <a:lnRef idx="2">
+                          <a:schemeClr val="accent1">
+                            <a:shade val="50000"/>
+                          </a:schemeClr>
+                        </a:lnRef>
+                        <a:fillRef idx="1">
+                          <a:schemeClr val="accent1"/>
+                        </a:fillRef>
+                        <a:effectRef idx="0">
+                          <a:schemeClr val="accent1"/>
+                        </a:effectRef>
+                        <a:fontRef idx="minor">
+                          <a:schemeClr val="lt1"/>
+                        </a:fontRef>
+                      </wps:style>
+                      <wps:bodyPr rot="0" spcFirstLastPara="0" vertOverflow="overflow" horzOverflow="overflow" vert="horz" wrap="square" lIns="91440" tIns="45720" rIns="91440" bIns="45720" numCol="1" spcCol="0" rtlCol="0" fromWordArt="0" anchor="ctr" anchorCtr="0" forceAA="0" compatLnSpc="1">
+                        <a:prstTxWarp prst="textNoShape">
+                          <a:avLst/>
+                        </a:prstTxWarp>
+                        <a:noAutofit/>
+                      </wps:bodyPr>
+                    </wps:wsp>
+                  </a:graphicData>
+                </a:graphic>
+                <wp14:sizeRelH relativeFrom="margin">
+                  <wp14:pctWidth>0</wp14:pctWidth>
+                </wp14:sizeRelH>
+              </wp:anchor>
+            </w:drawing>
+          </mc:Choice>
+          <mc:Fallback>
+            <w:pict>
+              <v:rect w14:anchorId="364C3B5C" id="Прямоугольник 40" o:spid="_x0000_s1026" style="position:absolute;margin-left:72.3pt;margin-top:282.85pt;width:99.7pt;height:8.35pt;z-index:251662336;visibility:visible;mso-wrap-style:square;mso-width-percent:0;mso-wrap-distance-left:9pt;mso-wrap-distance-top:0;mso-wrap-distance-right:9pt;mso-wrap-distance-bottom:0;mso-position-horizontal:absolute;mso-position-horizontal-relative:text;mso-position-vertical:absolute;mso-position-vertical-relative:text;mso-width-percent:0;mso-width-relative:margin;v-text-anchor:middle" o:gfxdata="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" filled="f" strokecolor="#c00000" strokeweight="2pt"/>
+            </w:pict>
+          </mc:Fallback>
+        </mc:AlternateContent>
+      </w:r>
+      <w:r>
+        <w:rPr>
+          <w:color w:val="000000"/>
+          <w:sz w:val="28"/>
+          <w:szCs w:val="28"/>
+          <w:lang w:eastAsia="ru-RU"/>
+        </w:rPr>
+        <w:drawing>
+          <wp:inline distT="0" distB="0" distL="0" distR="0" wp14:anchorId="2A5709ED" wp14:editId="5AAA5D75">
+            <wp:extent cx="5292282" cy="4273818"/>
+            <wp:effectExtent l="0" t="0" r="3810" b="0"/>
+            <wp:docPr id="30" name="Рисунок 30"/>
+            <wp:cNvGraphicFramePr>
+              <a:graphicFrameLocks xmlns:a="http://schemas.openxmlformats.org/drawingml/2006/main" noChangeAspect="1"/>
+            </wp:cNvGraphicFramePr>
+            <a:graphic xmlns:a="http://schemas.openxmlformats.org/drawingml/2006/main">
+              <a:graphicData uri="http://schemas.openxmlformats.org/drawingml/2006/picture">
+                <pic:pic xmlns:pic="http://schemas.openxmlformats.org/drawingml/2006/picture">
+                  <pic:nvPicPr>
+                    <pic:cNvPr id="1" name=""/>
+                    <pic:cNvPicPr/>
+                  </pic:nvPicPr>
+                  <pic:blipFill>
+                    <a:blip r:embed="rId49"/>
+                    <a:stretch>
+                      <a:fillRect/>
+                    </a:stretch>
+                  </pic:blipFill>
+                  <pic:spPr>
+                    <a:xfrm>
+                      <a:off x="0" y="0"/>
+                      <a:ext cx="5296143" cy="4276936"/>
+                    </a:xfrm>
+                    <a:prstGeom prst="rect">
+                      <a:avLst/>
+                    </a:prstGeom>
+                  </pic:spPr>
+                </pic:pic>
+              </a:graphicData>
+            </a:graphic>
+          </wp:inline>
+        </w:drawing>
+      </w:r>
+    </w:p>
+    <w:p>
+      <w:pPr>
+        <w:ind w:left="1440"/>
+        <w:jc w:val="both"/>
+        <w:rPr>
+          <w:color w:val="000000"/>
+          <w:sz w:val="28"/>
+          <w:szCs w:val="28"/>
+          <w:lang w:eastAsia="ru-RU"/>
+        </w:rPr>
+      </w:pPr>
+      <w:r>
+        <w:rPr>
+          <w:color w:val="000000"/>
+          <w:sz w:val="28"/>
+          <w:szCs w:val="28"/>
+          <w:lang w:eastAsia="ru-RU"/>
+        </w:rPr>
+        <w:drawing>
+          <wp:inline distT="0" distB="0" distL="0" distR="0" wp14:anchorId="4CA645EF" wp14:editId="48309178">
+            <wp:extent cx="3732028" cy="2319309"/>
+            <wp:effectExtent l="0" t="0" r="1905" b="5080"/>
+            <wp:docPr id="31" name="Рисунок 31"/>
+            <wp:cNvGraphicFramePr>
+              <a:graphicFrameLocks xmlns:a="http://schemas.openxmlformats.org/drawingml/2006/main" noChangeAspect="1"/>
+            </wp:cNvGraphicFramePr>
+            <a:graphic xmlns:a="http://schemas.openxmlformats.org/drawingml/2006/main">
+              <a:graphicData uri="http://schemas.openxmlformats.org/drawingml/2006/picture">
+                <pic:pic xmlns:pic="http://schemas.openxmlformats.org/drawingml/2006/picture">
+                  <pic:nvPicPr>
+                    <pic:cNvPr id="1" name=""/>
+                    <pic:cNvPicPr/>
+                  </pic:nvPicPr>
+                  <pic:blipFill>
+                    <a:blip r:embed="rId50"/>
+                    <a:stretch>
+                      <a:fillRect/>
+                    </a:stretch>
+                  </pic:blipFill>
+                  <pic:spPr>
+                    <a:xfrm>
+                      <a:off x="0" y="0"/>
+                      <a:ext cx="3735897" cy="2321713"/>
+                    </a:xfrm>
+                    <a:prstGeom prst="rect">
+                      <a:avLst/>
+                    </a:prstGeom>
+                  </pic:spPr>
+                </pic:pic>
+              </a:graphicData>
+            </a:graphic>
+          </wp:inline>
+        </w:drawing>
+      </w:r>
+    </w:p>
+    <w:p>
+      <w:pPr>
+        <w:ind w:left="1440"/>
+        <w:jc w:val="both"/>
+        <w:rPr>
+          <w:color w:val="000000"/>
+          <w:sz w:val="28"/>
+          <w:szCs w:val="28"/>
+          <w:lang w:eastAsia="ru-RU"/>
+        </w:rPr>
+      </w:pPr>
+      <w:r>
+        <w:rPr>
+          <w:color w:val="000000"/>
+          <w:sz w:val="28"/>
+          <w:szCs w:val="28"/>
+          <w:lang w:eastAsia="ru-RU"/>
+        </w:rPr>
+        <w:drawing>
+          <wp:inline distT="0" distB="0" distL="0" distR="0" wp14:anchorId="7EA0FF7D" wp14:editId="4988AF15">
+            <wp:extent cx="3769388" cy="2721935"/>
+            <wp:effectExtent l="0" t="0" r="2540" b="2540"/>
+            <wp:docPr id="32" name="Рисунок 32"/>
+            <wp:cNvGraphicFramePr>
+              <a:graphicFrameLocks xmlns:a="http://schemas.openxmlformats.org/drawingml/2006/main" noChangeAspect="1"/>
+            </wp:cNvGraphicFramePr>
+            <a:graphic xmlns:a="http://schemas.openxmlformats.org/drawingml/2006/main">
+              <a:graphicData uri="http://schemas.openxmlformats.org/drawingml/2006/picture">
+                <pic:pic xmlns:pic="http://schemas.openxmlformats.org/drawingml/2006/picture">
+                  <pic:nvPicPr>
+                    <pic:cNvPr id="1" name=""/>
+                    <pic:cNvPicPr/>
+                  </pic:nvPicPr>
+                  <pic:blipFill>
+                    <a:blip r:embed="rId51"/>
+                    <a:stretch>
+                      <a:fillRect/>
+                    </a:stretch>
+                  </pic:blipFill>
+                  <pic:spPr>
+                    <a:xfrm>
+                      <a:off x="0" y="0"/>
+                      <a:ext cx="3778658" cy="2728629"/>
+                    </a:xfrm>
+                    <a:prstGeom prst="rect">
+                      <a:avLst/>
+                    </a:prstGeom>
+                  </pic:spPr>
+                </pic:pic>
+              </a:graphicData>
+            </a:graphic>
+          </wp:inline>
+        </w:drawing>
+      </w:r>
+    </w:p>
+    <w:p>
+      <w:pPr>
+        <w:ind w:left="1440"/>
+        <w:jc w:val="both"/>
+        <w:rPr>
+          <w:color w:val="000000"/>
+          <w:sz w:val="28"/>
+          <w:szCs w:val="28"/>
+          <w:lang w:eastAsia="ru-RU"/>
         </w:rPr>
       </w:pPr>
     </w:p>
@@ -19290,6 +20678,1996 @@
           <w:sz w:val="28"/>
           <w:szCs w:val="28"/>
         </w:rPr>
+        <w:lastRenderedPageBreak/>
+        <w:t>Логирование</w:t>
+      </w:r>
+      <w:r>
+        <w:rPr>
+          <w:sz w:val="28"/>
+          <w:szCs w:val="28"/>
+        </w:rPr>
+        <w:t>:</w:t>
+      </w:r>
+    </w:p>
+    <w:p>
+      <w:pPr>
+        <w:pStyle w:val="a8"/>
+        <w:numPr>
+          <w:ilvl w:val="2"/>
+          <w:numId w:val="21"/>
+        </w:numPr>
+        <w:jc w:val="both"/>
+        <w:rPr>
+          <w:sz w:val="28"/>
+          <w:szCs w:val="28"/>
+        </w:rPr>
+      </w:pPr>
+      <w:r>
+        <w:rPr>
+          <w:sz w:val="28"/>
+          <w:szCs w:val="28"/>
+        </w:rPr>
+        <w:t>Создали 3 скриншота экрана устройства</w:t>
+      </w:r>
+      <w:r>
+        <w:rPr>
+          <w:sz w:val="28"/>
+          <w:szCs w:val="28"/>
+        </w:rPr>
+        <w:t>:</w:t>
+      </w:r>
+    </w:p>
+    <w:p>
+      <w:pPr>
+        <w:ind w:left="1440"/>
+        <w:jc w:val="both"/>
+        <w:rPr>
+          <w:color w:val="000000"/>
+          <w:sz w:val="28"/>
+          <w:szCs w:val="28"/>
+          <w:lang w:eastAsia="ru-RU"/>
+        </w:rPr>
+      </w:pPr>
+      <w:r>
+        <w:rPr>
+          <w:color w:val="000000"/>
+          <w:sz w:val="28"/>
+          <w:szCs w:val="28"/>
+          <w:lang w:eastAsia="ru-RU"/>
+        </w:rPr>
+        <w:drawing>
+          <wp:inline distT="0" distB="0" distL="0" distR="0" wp14:anchorId="33C6CD10" wp14:editId="76C3579D">
+            <wp:extent cx="5026468" cy="3558284"/>
+            <wp:effectExtent l="0" t="0" r="3175" b="4445"/>
+            <wp:docPr id="33" name="Рисунок 33"/>
+            <wp:cNvGraphicFramePr>
+              <a:graphicFrameLocks xmlns:a="http://schemas.openxmlformats.org/drawingml/2006/main" noChangeAspect="1"/>
+            </wp:cNvGraphicFramePr>
+            <a:graphic xmlns:a="http://schemas.openxmlformats.org/drawingml/2006/main">
+              <a:graphicData uri="http://schemas.openxmlformats.org/drawingml/2006/picture">
+                <pic:pic xmlns:pic="http://schemas.openxmlformats.org/drawingml/2006/picture">
+                  <pic:nvPicPr>
+                    <pic:cNvPr id="1" name=""/>
+                    <pic:cNvPicPr/>
+                  </pic:nvPicPr>
+                  <pic:blipFill>
+                    <a:blip r:embed="rId52"/>
+                    <a:stretch>
+                      <a:fillRect/>
+                    </a:stretch>
+                  </pic:blipFill>
+                  <pic:spPr>
+                    <a:xfrm>
+                      <a:off x="0" y="0"/>
+                      <a:ext cx="5028713" cy="3559873"/>
+                    </a:xfrm>
+                    <a:prstGeom prst="rect">
+                      <a:avLst/>
+                    </a:prstGeom>
+                  </pic:spPr>
+                </pic:pic>
+              </a:graphicData>
+            </a:graphic>
+          </wp:inline>
+        </w:drawing>
+      </w:r>
+    </w:p>
+    <w:p>
+      <w:pPr>
+        <w:pStyle w:val="a8"/>
+        <w:numPr>
+          <w:ilvl w:val="2"/>
+          <w:numId w:val="21"/>
+        </w:numPr>
+        <w:jc w:val="both"/>
+        <w:rPr>
+          <w:sz w:val="28"/>
+          <w:szCs w:val="28"/>
+        </w:rPr>
+      </w:pPr>
+      <w:r>
+        <w:rPr>
+          <w:sz w:val="28"/>
+          <w:szCs w:val="28"/>
+        </w:rPr>
+        <w:t xml:space="preserve">Создали </w:t>
+      </w:r>
+      <w:r>
+        <w:rPr>
+          <w:sz w:val="28"/>
+          <w:szCs w:val="28"/>
+        </w:rPr>
+        <w:t>видеозапись экрана устройства</w:t>
+      </w:r>
+      <w:r>
+        <w:rPr>
+          <w:sz w:val="28"/>
+          <w:szCs w:val="28"/>
+        </w:rPr>
+        <w:t>:</w:t>
+      </w:r>
+    </w:p>
+    <w:p>
+      <w:pPr>
+        <w:ind w:left="1440"/>
+        <w:jc w:val="both"/>
+        <w:rPr>
+          <w:color w:val="000000"/>
+          <w:sz w:val="28"/>
+          <w:szCs w:val="28"/>
+          <w:lang w:eastAsia="ru-RU"/>
+        </w:rPr>
+      </w:pPr>
+      <w:r>
+        <w:rPr>
+          <w:color w:val="000000"/>
+          <w:sz w:val="28"/>
+          <w:szCs w:val="28"/>
+          <w:lang w:eastAsia="ru-RU"/>
+        </w:rPr>
+        <w:drawing>
+          <wp:inline distT="0" distB="0" distL="0" distR="0" wp14:anchorId="58796CA7" wp14:editId="2FCBAA01">
+            <wp:extent cx="4702681" cy="3721395"/>
+            <wp:effectExtent l="0" t="0" r="3175" b="0"/>
+            <wp:docPr id="34" name="Рисунок 34"/>
+            <wp:cNvGraphicFramePr>
+              <a:graphicFrameLocks xmlns:a="http://schemas.openxmlformats.org/drawingml/2006/main" noChangeAspect="1"/>
+            </wp:cNvGraphicFramePr>
+            <a:graphic xmlns:a="http://schemas.openxmlformats.org/drawingml/2006/main">
+              <a:graphicData uri="http://schemas.openxmlformats.org/drawingml/2006/picture">
+                <pic:pic xmlns:pic="http://schemas.openxmlformats.org/drawingml/2006/picture">
+                  <pic:nvPicPr>
+                    <pic:cNvPr id="1" name=""/>
+                    <pic:cNvPicPr/>
+                  </pic:nvPicPr>
+                  <pic:blipFill>
+                    <a:blip r:embed="rId53"/>
+                    <a:stretch>
+                      <a:fillRect/>
+                    </a:stretch>
+                  </pic:blipFill>
+                  <pic:spPr>
+                    <a:xfrm>
+                      <a:off x="0" y="0"/>
+                      <a:ext cx="4725419" cy="3739389"/>
+                    </a:xfrm>
+                    <a:prstGeom prst="rect">
+                      <a:avLst/>
+                    </a:prstGeom>
+                  </pic:spPr>
+                </pic:pic>
+              </a:graphicData>
+            </a:graphic>
+          </wp:inline>
+        </w:drawing>
+      </w:r>
+    </w:p>
+    <w:p>
+      <w:pPr>
+        <w:pStyle w:val="a8"/>
+        <w:numPr>
+          <w:ilvl w:val="2"/>
+          <w:numId w:val="21"/>
+        </w:numPr>
+        <w:jc w:val="both"/>
+        <w:rPr>
+          <w:sz w:val="28"/>
+          <w:szCs w:val="28"/>
+        </w:rPr>
+      </w:pPr>
+      <w:r>
+        <w:rPr>
+          <w:sz w:val="28"/>
+          <w:szCs w:val="28"/>
+        </w:rPr>
+        <w:t xml:space="preserve">Создали </w:t>
+      </w:r>
+      <w:r>
+        <w:rPr>
+          <w:sz w:val="28"/>
+          <w:szCs w:val="28"/>
+        </w:rPr>
+        <w:t>10-</w:t>
+      </w:r>
+      <w:r>
+        <w:rPr>
+          <w:sz w:val="28"/>
+          <w:szCs w:val="28"/>
+        </w:rPr>
+        <w:t>секундную видеозапись экрана устройства</w:t>
+      </w:r>
+      <w:r>
+        <w:rPr>
+          <w:sz w:val="28"/>
+          <w:szCs w:val="28"/>
+        </w:rPr>
+        <w:t>:</w:t>
+      </w:r>
+    </w:p>
+    <w:p>
+      <w:pPr>
+        <w:ind w:left="1440"/>
+        <w:jc w:val="both"/>
+        <w:rPr>
+          <w:color w:val="000000"/>
+          <w:sz w:val="28"/>
+          <w:szCs w:val="28"/>
+          <w:lang w:eastAsia="ru-RU"/>
+        </w:rPr>
+      </w:pPr>
+      <w:r>
+        <w:rPr>
+          <w:color w:val="000000"/>
+          <w:sz w:val="28"/>
+          <w:szCs w:val="28"/>
+          <w:lang w:eastAsia="ru-RU"/>
+        </w:rPr>
+        <w:lastRenderedPageBreak/>
+        <w:drawing>
+          <wp:inline distT="0" distB="0" distL="0" distR="0" wp14:anchorId="12DC24C9" wp14:editId="2B2017FA">
+            <wp:extent cx="4890962" cy="3211033"/>
+            <wp:effectExtent l="0" t="0" r="5080" b="8890"/>
+            <wp:docPr id="35" name="Рисунок 35"/>
+            <wp:cNvGraphicFramePr>
+              <a:graphicFrameLocks xmlns:a="http://schemas.openxmlformats.org/drawingml/2006/main" noChangeAspect="1"/>
+            </wp:cNvGraphicFramePr>
+            <a:graphic xmlns:a="http://schemas.openxmlformats.org/drawingml/2006/main">
+              <a:graphicData uri="http://schemas.openxmlformats.org/drawingml/2006/picture">
+                <pic:pic xmlns:pic="http://schemas.openxmlformats.org/drawingml/2006/picture">
+                  <pic:nvPicPr>
+                    <pic:cNvPr id="1" name=""/>
+                    <pic:cNvPicPr/>
+                  </pic:nvPicPr>
+                  <pic:blipFill>
+                    <a:blip r:embed="rId54"/>
+                    <a:stretch>
+                      <a:fillRect/>
+                    </a:stretch>
+                  </pic:blipFill>
+                  <pic:spPr>
+                    <a:xfrm>
+                      <a:off x="0" y="0"/>
+                      <a:ext cx="4915355" cy="3227047"/>
+                    </a:xfrm>
+                    <a:prstGeom prst="rect">
+                      <a:avLst/>
+                    </a:prstGeom>
+                  </pic:spPr>
+                </pic:pic>
+              </a:graphicData>
+            </a:graphic>
+          </wp:inline>
+        </w:drawing>
+      </w:r>
+    </w:p>
+    <w:p>
+      <w:pPr>
+        <w:ind w:left="1440"/>
+        <w:jc w:val="both"/>
+        <w:rPr>
+          <w:color w:val="000000"/>
+          <w:sz w:val="28"/>
+          <w:szCs w:val="28"/>
+          <w:lang w:eastAsia="ru-RU"/>
+        </w:rPr>
+      </w:pPr>
+      <w:r>
+        <w:rPr>
+          <w:noProof/>
+          <w:color w:val="000000"/>
+          <w:sz w:val="28"/>
+          <w:szCs w:val="28"/>
+          <w:lang w:eastAsia="ru-RU"/>
+        </w:rPr>
+        <mc:AlternateContent>
+          <mc:Choice Requires="wps">
+            <w:drawing>
+              <wp:anchor distT="0" distB="0" distL="114300" distR="114300" simplePos="0" relativeHeight="251661312" behindDoc="0" locked="0" layoutInCell="1" allowOverlap="1" wp14:anchorId="4855046A" wp14:editId="4040E943">
+                <wp:simplePos x="0" y="0"/>
+                <wp:positionH relativeFrom="column">
+                  <wp:posOffset>934286</wp:posOffset>
+                </wp:positionH>
+                <wp:positionV relativeFrom="paragraph">
+                  <wp:posOffset>1970331</wp:posOffset>
+                </wp:positionV>
+                <wp:extent cx="4392291" cy="264277"/>
+                <wp:effectExtent l="0" t="0" r="27940" b="21590"/>
+                <wp:wrapNone/>
+                <wp:docPr id="37" name="Прямоугольник 37"/>
+                <wp:cNvGraphicFramePr/>
+                <a:graphic xmlns:a="http://schemas.openxmlformats.org/drawingml/2006/main">
+                  <a:graphicData uri="http://schemas.microsoft.com/office/word/2010/wordprocessingShape">
+                    <wps:wsp>
+                      <wps:cNvSpPr/>
+                      <wps:spPr>
+                        <a:xfrm>
+                          <a:off x="0" y="0"/>
+                          <a:ext cx="4392291" cy="264277"/>
+                        </a:xfrm>
+                        <a:prstGeom prst="rect">
+                          <a:avLst/>
+                        </a:prstGeom>
+                        <a:noFill/>
+                        <a:ln>
+                          <a:solidFill>
+                            <a:srgbClr val="C00000"/>
+                          </a:solidFill>
+                        </a:ln>
+                      </wps:spPr>
+                      <wps:style>
+                        <a:lnRef idx="2">
+                          <a:schemeClr val="accent1">
+                            <a:shade val="50000"/>
+                          </a:schemeClr>
+                        </a:lnRef>
+                        <a:fillRef idx="1">
+                          <a:schemeClr val="accent1"/>
+                        </a:fillRef>
+                        <a:effectRef idx="0">
+                          <a:schemeClr val="accent1"/>
+                        </a:effectRef>
+                        <a:fontRef idx="minor">
+                          <a:schemeClr val="lt1"/>
+                        </a:fontRef>
+                      </wps:style>
+                      <wps:bodyPr rot="0" spcFirstLastPara="0" vertOverflow="overflow" horzOverflow="overflow" vert="horz" wrap="square" lIns="91440" tIns="45720" rIns="91440" bIns="45720" numCol="1" spcCol="0" rtlCol="0" fromWordArt="0" anchor="ctr" anchorCtr="0" forceAA="0" compatLnSpc="1">
+                        <a:prstTxWarp prst="textNoShape">
+                          <a:avLst/>
+                        </a:prstTxWarp>
+                        <a:noAutofit/>
+                      </wps:bodyPr>
+                    </wps:wsp>
+                  </a:graphicData>
+                </a:graphic>
+                <wp14:sizeRelH relativeFrom="margin">
+                  <wp14:pctWidth>0</wp14:pctWidth>
+                </wp14:sizeRelH>
+                <wp14:sizeRelV relativeFrom="margin">
+                  <wp14:pctHeight>0</wp14:pctHeight>
+                </wp14:sizeRelV>
+              </wp:anchor>
+            </w:drawing>
+          </mc:Choice>
+          <mc:Fallback>
+            <w:pict>
+              <v:rect w14:anchorId="290064D3" id="Прямоугольник 37" o:spid="_x0000_s1026" style="position:absolute;margin-left:73.55pt;margin-top:155.15pt;width:345.85pt;height:20.8pt;z-index:251661312;visibility:visible;mso-wrap-style:square;mso-width-percent:0;mso-height-percent:0;mso-wrap-distance-left:9pt;mso-wrap-distance-top:0;mso-wrap-distance-right:9pt;mso-wrap-distance-bottom:0;mso-position-horizontal:absolute;mso-position-horizontal-relative:text;mso-position-vertical:absolute;mso-position-vertical-relative:text;mso-width-percent:0;mso-height-percent:0;mso-width-relative:margin;mso-height-relative:margin;v-text-anchor:middle" o:gfxdata="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" filled="f" strokecolor="#c00000" strokeweight="2pt"/>
+            </w:pict>
+          </mc:Fallback>
+        </mc:AlternateContent>
+      </w:r>
+      <w:r>
+        <w:rPr>
+          <w:color w:val="000000"/>
+          <w:sz w:val="28"/>
+          <w:szCs w:val="28"/>
+          <w:lang w:eastAsia="ru-RU"/>
+        </w:rPr>
+        <w:drawing>
+          <wp:inline distT="0" distB="0" distL="0" distR="0" wp14:anchorId="58A36BE6" wp14:editId="2880BDFC">
+            <wp:extent cx="5112639" cy="2721935"/>
+            <wp:effectExtent l="0" t="0" r="0" b="2540"/>
+            <wp:docPr id="36" name="Рисунок 36"/>
+            <wp:cNvGraphicFramePr>
+              <a:graphicFrameLocks xmlns:a="http://schemas.openxmlformats.org/drawingml/2006/main" noChangeAspect="1"/>
+            </wp:cNvGraphicFramePr>
+            <a:graphic xmlns:a="http://schemas.openxmlformats.org/drawingml/2006/main">
+              <a:graphicData uri="http://schemas.openxmlformats.org/drawingml/2006/picture">
+                <pic:pic xmlns:pic="http://schemas.openxmlformats.org/drawingml/2006/picture">
+                  <pic:nvPicPr>
+                    <pic:cNvPr id="1" name=""/>
+                    <pic:cNvPicPr/>
+                  </pic:nvPicPr>
+                  <pic:blipFill>
+                    <a:blip r:embed="rId55"/>
+                    <a:stretch>
+                      <a:fillRect/>
+                    </a:stretch>
+                  </pic:blipFill>
+                  <pic:spPr>
+                    <a:xfrm>
+                      <a:off x="0" y="0"/>
+                      <a:ext cx="5149225" cy="2741413"/>
+                    </a:xfrm>
+                    <a:prstGeom prst="rect">
+                      <a:avLst/>
+                    </a:prstGeom>
+                  </pic:spPr>
+                </pic:pic>
+              </a:graphicData>
+            </a:graphic>
+          </wp:inline>
+        </w:drawing>
+      </w:r>
+    </w:p>
+    <w:p>
+      <w:pPr>
+        <w:pStyle w:val="a8"/>
+        <w:numPr>
+          <w:ilvl w:val="2"/>
+          <w:numId w:val="21"/>
+        </w:numPr>
+        <w:jc w:val="both"/>
+        <w:rPr>
+          <w:sz w:val="28"/>
+          <w:szCs w:val="28"/>
+        </w:rPr>
+      </w:pPr>
+      <w:r>
+        <w:rPr>
+          <w:sz w:val="28"/>
+          <w:szCs w:val="28"/>
+        </w:rPr>
+        <w:t>Выгрузили все записи с виртуальной машины на основное устройство</w:t>
+      </w:r>
+      <w:r>
+        <w:rPr>
+          <w:sz w:val="28"/>
+          <w:szCs w:val="28"/>
+        </w:rPr>
+        <w:t>:</w:t>
+      </w:r>
+    </w:p>
+    <w:p>
+      <w:pPr>
+        <w:ind w:left="1440"/>
+        <w:jc w:val="both"/>
+        <w:rPr>
+          <w:color w:val="000000"/>
+          <w:sz w:val="28"/>
+          <w:szCs w:val="28"/>
+          <w:lang w:eastAsia="ru-RU"/>
+        </w:rPr>
+      </w:pPr>
+      <w:r>
+        <w:rPr>
+          <w:color w:val="000000"/>
+          <w:sz w:val="28"/>
+          <w:szCs w:val="28"/>
+          <w:lang w:eastAsia="ru-RU"/>
+        </w:rPr>
+        <w:drawing>
+          <wp:inline distT="0" distB="0" distL="0" distR="0" wp14:anchorId="14CFB03B" wp14:editId="2F4D2E29">
+            <wp:extent cx="5060258" cy="3211033"/>
+            <wp:effectExtent l="0" t="0" r="7620" b="8890"/>
+            <wp:docPr id="41" name="Рисунок 41"/>
+            <wp:cNvGraphicFramePr>
+              <a:graphicFrameLocks xmlns:a="http://schemas.openxmlformats.org/drawingml/2006/main" noChangeAspect="1"/>
+            </wp:cNvGraphicFramePr>
+            <a:graphic xmlns:a="http://schemas.openxmlformats.org/drawingml/2006/main">
+              <a:graphicData uri="http://schemas.openxmlformats.org/drawingml/2006/picture">
+                <pic:pic xmlns:pic="http://schemas.openxmlformats.org/drawingml/2006/picture">
+                  <pic:nvPicPr>
+                    <pic:cNvPr id="1" name=""/>
+                    <pic:cNvPicPr/>
+                  </pic:nvPicPr>
+                  <pic:blipFill>
+                    <a:blip r:embed="rId56"/>
+                    <a:stretch>
+                      <a:fillRect/>
+                    </a:stretch>
+                  </pic:blipFill>
+                  <pic:spPr>
+                    <a:xfrm>
+                      <a:off x="0" y="0"/>
+                      <a:ext cx="5069023" cy="3216595"/>
+                    </a:xfrm>
+                    <a:prstGeom prst="rect">
+                      <a:avLst/>
+                    </a:prstGeom>
+                  </pic:spPr>
+                </pic:pic>
+              </a:graphicData>
+            </a:graphic>
+          </wp:inline>
+        </w:drawing>
+      </w:r>
+    </w:p>
+    <w:p>
+      <w:pPr>
+        <w:pStyle w:val="a8"/>
+        <w:numPr>
+          <w:ilvl w:val="2"/>
+          <w:numId w:val="21"/>
+        </w:numPr>
+        <w:jc w:val="both"/>
+        <w:rPr>
+          <w:sz w:val="28"/>
+          <w:szCs w:val="28"/>
+        </w:rPr>
+      </w:pPr>
+      <w:r>
+        <w:rPr>
+          <w:sz w:val="28"/>
+          <w:szCs w:val="28"/>
+        </w:rPr>
+        <w:lastRenderedPageBreak/>
+        <w:t>В</w:t>
+      </w:r>
+      <w:r>
+        <w:rPr>
+          <w:sz w:val="28"/>
+          <w:szCs w:val="28"/>
+        </w:rPr>
+        <w:t>ывели лог действий на экран</w:t>
+      </w:r>
+      <w:r>
+        <w:rPr>
+          <w:sz w:val="28"/>
+          <w:szCs w:val="28"/>
+        </w:rPr>
+        <w:t>:</w:t>
+      </w:r>
+    </w:p>
+    <w:p>
+      <w:pPr>
+        <w:ind w:left="1440"/>
+        <w:jc w:val="both"/>
+        <w:rPr>
+          <w:color w:val="000000"/>
+          <w:sz w:val="28"/>
+          <w:szCs w:val="28"/>
+          <w:lang w:eastAsia="ru-RU"/>
+        </w:rPr>
+      </w:pPr>
+      <w:r>
+        <w:rPr>
+          <w:color w:val="000000"/>
+          <w:sz w:val="28"/>
+          <w:szCs w:val="28"/>
+          <w:lang w:eastAsia="ru-RU"/>
+        </w:rPr>
+        <w:drawing>
+          <wp:inline distT="0" distB="0" distL="0" distR="0" wp14:anchorId="1BE7A168" wp14:editId="6D78ABFA">
+            <wp:extent cx="5430932" cy="1924493"/>
+            <wp:effectExtent l="0" t="0" r="0" b="0"/>
+            <wp:docPr id="42" name="Рисунок 42"/>
+            <wp:cNvGraphicFramePr>
+              <a:graphicFrameLocks xmlns:a="http://schemas.openxmlformats.org/drawingml/2006/main" noChangeAspect="1"/>
+            </wp:cNvGraphicFramePr>
+            <a:graphic xmlns:a="http://schemas.openxmlformats.org/drawingml/2006/main">
+              <a:graphicData uri="http://schemas.openxmlformats.org/drawingml/2006/picture">
+                <pic:pic xmlns:pic="http://schemas.openxmlformats.org/drawingml/2006/picture">
+                  <pic:nvPicPr>
+                    <pic:cNvPr id="1" name=""/>
+                    <pic:cNvPicPr/>
+                  </pic:nvPicPr>
+                  <pic:blipFill>
+                    <a:blip r:embed="rId57"/>
+                    <a:stretch>
+                      <a:fillRect/>
+                    </a:stretch>
+                  </pic:blipFill>
+                  <pic:spPr>
+                    <a:xfrm>
+                      <a:off x="0" y="0"/>
+                      <a:ext cx="5465555" cy="1936762"/>
+                    </a:xfrm>
+                    <a:prstGeom prst="rect">
+                      <a:avLst/>
+                    </a:prstGeom>
+                  </pic:spPr>
+                </pic:pic>
+              </a:graphicData>
+            </a:graphic>
+          </wp:inline>
+        </w:drawing>
+      </w:r>
+    </w:p>
+    <w:p>
+      <w:pPr>
+        <w:pStyle w:val="a8"/>
+        <w:numPr>
+          <w:ilvl w:val="2"/>
+          <w:numId w:val="21"/>
+        </w:numPr>
+        <w:jc w:val="both"/>
+        <w:rPr>
+          <w:sz w:val="28"/>
+          <w:szCs w:val="28"/>
+        </w:rPr>
+      </w:pPr>
+      <w:r>
+        <w:rPr>
+          <w:sz w:val="28"/>
+          <w:szCs w:val="28"/>
+        </w:rPr>
+        <w:t xml:space="preserve">Повторно вызвали лог действий на экран, вывод перенаправили в текстовый файл </w:t>
+      </w:r>
+      <w:r>
+        <w:rPr>
+          <w:sz w:val="28"/>
+          <w:szCs w:val="28"/>
+          <w:lang w:val="en-US"/>
+        </w:rPr>
+        <w:t>logcat</w:t>
+      </w:r>
+      <w:r>
+        <w:rPr>
+          <w:sz w:val="28"/>
+          <w:szCs w:val="28"/>
+        </w:rPr>
+        <w:t>.</w:t>
+      </w:r>
+      <w:r>
+        <w:rPr>
+          <w:sz w:val="28"/>
+          <w:szCs w:val="28"/>
+          <w:lang w:val="en-US"/>
+        </w:rPr>
+        <w:t>txt</w:t>
+      </w:r>
+      <w:r>
+        <w:rPr>
+          <w:sz w:val="28"/>
+          <w:szCs w:val="28"/>
+        </w:rPr>
+        <w:t>:</w:t>
+      </w:r>
+    </w:p>
+    <w:p>
+      <w:pPr>
+        <w:ind w:left="1440"/>
+        <w:jc w:val="both"/>
+        <w:rPr>
+          <w:color w:val="000000"/>
+          <w:sz w:val="28"/>
+          <w:szCs w:val="28"/>
+          <w:lang w:eastAsia="ru-RU"/>
+        </w:rPr>
+      </w:pPr>
+      <w:r>
+        <w:rPr>
+          <w:color w:val="000000"/>
+          <w:sz w:val="28"/>
+          <w:szCs w:val="28"/>
+          <w:lang w:eastAsia="ru-RU"/>
+        </w:rPr>
+        <w:drawing>
+          <wp:inline distT="0" distB="0" distL="0" distR="0" wp14:anchorId="3C601BE1" wp14:editId="4BA7C349">
+            <wp:extent cx="5440100" cy="3551275"/>
+            <wp:effectExtent l="0" t="0" r="8255" b="0"/>
+            <wp:docPr id="43" name="Рисунок 43"/>
+            <wp:cNvGraphicFramePr>
+              <a:graphicFrameLocks xmlns:a="http://schemas.openxmlformats.org/drawingml/2006/main" noChangeAspect="1"/>
+            </wp:cNvGraphicFramePr>
+            <a:graphic xmlns:a="http://schemas.openxmlformats.org/drawingml/2006/main">
+              <a:graphicData uri="http://schemas.openxmlformats.org/drawingml/2006/picture">
+                <pic:pic xmlns:pic="http://schemas.openxmlformats.org/drawingml/2006/picture">
+                  <pic:nvPicPr>
+                    <pic:cNvPr id="1" name=""/>
+                    <pic:cNvPicPr/>
+                  </pic:nvPicPr>
+                  <pic:blipFill>
+                    <a:blip r:embed="rId58"/>
+                    <a:stretch>
+                      <a:fillRect/>
+                    </a:stretch>
+                  </pic:blipFill>
+                  <pic:spPr>
+                    <a:xfrm>
+                      <a:off x="0" y="0"/>
+                      <a:ext cx="5449606" cy="3557481"/>
+                    </a:xfrm>
+                    <a:prstGeom prst="rect">
+                      <a:avLst/>
+                    </a:prstGeom>
+                  </pic:spPr>
+                </pic:pic>
+              </a:graphicData>
+            </a:graphic>
+          </wp:inline>
+        </w:drawing>
+      </w:r>
+    </w:p>
+    <w:p>
+      <w:pPr>
+        <w:pStyle w:val="a8"/>
+        <w:numPr>
+          <w:ilvl w:val="2"/>
+          <w:numId w:val="21"/>
+        </w:numPr>
+        <w:jc w:val="both"/>
+        <w:rPr>
+          <w:sz w:val="28"/>
+          <w:szCs w:val="28"/>
+        </w:rPr>
+      </w:pPr>
+      <w:r>
+        <w:rPr>
+          <w:sz w:val="28"/>
+          <w:szCs w:val="28"/>
+        </w:rPr>
+        <w:t xml:space="preserve">Узнали </w:t>
+      </w:r>
+      <w:proofErr w:type="spellStart"/>
+      <w:r>
+        <w:rPr>
+          <w:sz w:val="28"/>
+          <w:szCs w:val="28"/>
+          <w:lang w:val="en-US"/>
+        </w:rPr>
+        <w:t>pid</w:t>
+      </w:r>
+      <w:proofErr w:type="spellEnd"/>
+      <w:r>
+        <w:rPr>
+          <w:sz w:val="28"/>
+          <w:szCs w:val="28"/>
+        </w:rPr>
+        <w:t xml:space="preserve"> </w:t>
+      </w:r>
+      <w:r>
+        <w:rPr>
+          <w:sz w:val="28"/>
+          <w:szCs w:val="28"/>
+        </w:rPr>
+        <w:t xml:space="preserve">приложения </w:t>
+      </w:r>
+      <w:r>
+        <w:rPr>
+          <w:sz w:val="28"/>
+          <w:szCs w:val="28"/>
+          <w:lang w:val="en-US"/>
+        </w:rPr>
+        <w:t>Angry</w:t>
+      </w:r>
+      <w:r>
+        <w:rPr>
+          <w:sz w:val="28"/>
+          <w:szCs w:val="28"/>
+        </w:rPr>
+        <w:t xml:space="preserve"> </w:t>
+      </w:r>
+      <w:r>
+        <w:rPr>
+          <w:sz w:val="28"/>
+          <w:szCs w:val="28"/>
+          <w:lang w:val="en-US"/>
+        </w:rPr>
+        <w:t>Birds</w:t>
+      </w:r>
+      <w:r>
+        <w:rPr>
+          <w:sz w:val="28"/>
+          <w:szCs w:val="28"/>
+        </w:rPr>
+        <w:t>:</w:t>
+      </w:r>
+    </w:p>
+    <w:p>
+      <w:pPr>
+        <w:ind w:left="1440"/>
+        <w:jc w:val="both"/>
+        <w:rPr>
+          <w:color w:val="000000"/>
+          <w:sz w:val="28"/>
+          <w:szCs w:val="28"/>
+          <w:lang w:eastAsia="ru-RU"/>
+        </w:rPr>
+      </w:pPr>
+      <w:r>
+        <w:rPr>
+          <w:color w:val="000000"/>
+          <w:sz w:val="28"/>
+          <w:szCs w:val="28"/>
+          <w:lang w:eastAsia="ru-RU"/>
+        </w:rPr>
+        <w:drawing>
+          <wp:inline distT="0" distB="0" distL="0" distR="0" wp14:anchorId="220E4D23" wp14:editId="416E3EDE">
+            <wp:extent cx="5492711" cy="1201479"/>
+            <wp:effectExtent l="0" t="0" r="0" b="0"/>
+            <wp:docPr id="44" name="Рисунок 44"/>
+            <wp:cNvGraphicFramePr>
+              <a:graphicFrameLocks xmlns:a="http://schemas.openxmlformats.org/drawingml/2006/main" noChangeAspect="1"/>
+            </wp:cNvGraphicFramePr>
+            <a:graphic xmlns:a="http://schemas.openxmlformats.org/drawingml/2006/main">
+              <a:graphicData uri="http://schemas.openxmlformats.org/drawingml/2006/picture">
+                <pic:pic xmlns:pic="http://schemas.openxmlformats.org/drawingml/2006/picture">
+                  <pic:nvPicPr>
+                    <pic:cNvPr id="1" name=""/>
+                    <pic:cNvPicPr/>
+                  </pic:nvPicPr>
+                  <pic:blipFill>
+                    <a:blip r:embed="rId59"/>
+                    <a:stretch>
+                      <a:fillRect/>
+                    </a:stretch>
+                  </pic:blipFill>
+                  <pic:spPr>
+                    <a:xfrm>
+                      <a:off x="0" y="0"/>
+                      <a:ext cx="5565236" cy="1217343"/>
+                    </a:xfrm>
+                    <a:prstGeom prst="rect">
+                      <a:avLst/>
+                    </a:prstGeom>
+                  </pic:spPr>
+                </pic:pic>
+              </a:graphicData>
+            </a:graphic>
+          </wp:inline>
+        </w:drawing>
+      </w:r>
+    </w:p>
+    <w:p>
+      <w:pPr>
+        <w:pStyle w:val="a8"/>
+        <w:numPr>
+          <w:ilvl w:val="2"/>
+          <w:numId w:val="21"/>
+        </w:numPr>
+        <w:jc w:val="both"/>
+        <w:rPr>
+          <w:sz w:val="28"/>
+          <w:szCs w:val="28"/>
+        </w:rPr>
+      </w:pPr>
+      <w:r>
+        <w:rPr>
+          <w:sz w:val="28"/>
+          <w:szCs w:val="28"/>
+        </w:rPr>
+        <w:t xml:space="preserve">Вывели лог действий </w:t>
+      </w:r>
+      <w:r>
+        <w:rPr>
+          <w:sz w:val="28"/>
+          <w:szCs w:val="28"/>
+        </w:rPr>
+        <w:t xml:space="preserve">приложения </w:t>
+      </w:r>
+      <w:r>
+        <w:rPr>
+          <w:sz w:val="28"/>
+          <w:szCs w:val="28"/>
+        </w:rPr>
+        <w:t xml:space="preserve">по </w:t>
+      </w:r>
+      <w:proofErr w:type="spellStart"/>
+      <w:r>
+        <w:rPr>
+          <w:sz w:val="28"/>
+          <w:szCs w:val="28"/>
+        </w:rPr>
+        <w:t>пиду</w:t>
+      </w:r>
+      <w:proofErr w:type="spellEnd"/>
+      <w:r>
+        <w:rPr>
+          <w:sz w:val="28"/>
+          <w:szCs w:val="28"/>
+        </w:rPr>
+        <w:t xml:space="preserve"> </w:t>
+      </w:r>
+      <w:r>
+        <w:rPr>
+          <w:sz w:val="28"/>
+          <w:szCs w:val="28"/>
+        </w:rPr>
+        <w:t>на экран</w:t>
+      </w:r>
+      <w:r>
+        <w:rPr>
+          <w:sz w:val="28"/>
+          <w:szCs w:val="28"/>
+        </w:rPr>
+        <w:t>:</w:t>
+      </w:r>
+    </w:p>
+    <w:p>
+      <w:pPr>
+        <w:ind w:left="1440"/>
+        <w:jc w:val="both"/>
+        <w:rPr>
+          <w:color w:val="000000"/>
+          <w:sz w:val="28"/>
+          <w:szCs w:val="28"/>
+          <w:lang w:eastAsia="ru-RU"/>
+        </w:rPr>
+      </w:pPr>
+      <w:r>
+        <w:rPr>
+          <w:color w:val="000000"/>
+          <w:sz w:val="28"/>
+          <w:szCs w:val="28"/>
+          <w:lang w:eastAsia="ru-RU"/>
+        </w:rPr>
+        <w:drawing>
+          <wp:inline distT="0" distB="0" distL="0" distR="0" wp14:anchorId="7A994446" wp14:editId="41536C90">
+            <wp:extent cx="5488771" cy="1786270"/>
+            <wp:effectExtent l="0" t="0" r="0" b="4445"/>
+            <wp:docPr id="45" name="Рисунок 45"/>
+            <wp:cNvGraphicFramePr>
+              <a:graphicFrameLocks xmlns:a="http://schemas.openxmlformats.org/drawingml/2006/main" noChangeAspect="1"/>
+            </wp:cNvGraphicFramePr>
+            <a:graphic xmlns:a="http://schemas.openxmlformats.org/drawingml/2006/main">
+              <a:graphicData uri="http://schemas.openxmlformats.org/drawingml/2006/picture">
+                <pic:pic xmlns:pic="http://schemas.openxmlformats.org/drawingml/2006/picture">
+                  <pic:nvPicPr>
+                    <pic:cNvPr id="1" name=""/>
+                    <pic:cNvPicPr/>
+                  </pic:nvPicPr>
+                  <pic:blipFill>
+                    <a:blip r:embed="rId60"/>
+                    <a:stretch>
+                      <a:fillRect/>
+                    </a:stretch>
+                  </pic:blipFill>
+                  <pic:spPr>
+                    <a:xfrm>
+                      <a:off x="0" y="0"/>
+                      <a:ext cx="5501258" cy="1790334"/>
+                    </a:xfrm>
+                    <a:prstGeom prst="rect">
+                      <a:avLst/>
+                    </a:prstGeom>
+                  </pic:spPr>
+                </pic:pic>
+              </a:graphicData>
+            </a:graphic>
+          </wp:inline>
+        </w:drawing>
+      </w:r>
+    </w:p>
+    <w:p>
+      <w:pPr>
+        <w:pStyle w:val="a8"/>
+        <w:numPr>
+          <w:ilvl w:val="2"/>
+          <w:numId w:val="21"/>
+        </w:numPr>
+        <w:jc w:val="both"/>
+        <w:rPr>
+          <w:sz w:val="28"/>
+          <w:szCs w:val="28"/>
+        </w:rPr>
+      </w:pPr>
+      <w:r>
+        <w:rPr>
+          <w:sz w:val="28"/>
+          <w:szCs w:val="28"/>
+        </w:rPr>
+        <w:lastRenderedPageBreak/>
+        <w:t xml:space="preserve">Удалили установленный </w:t>
+      </w:r>
+      <w:proofErr w:type="spellStart"/>
+      <w:r>
+        <w:rPr>
+          <w:sz w:val="28"/>
+          <w:szCs w:val="28"/>
+          <w:lang w:val="en-US"/>
+        </w:rPr>
+        <w:t>apk</w:t>
+      </w:r>
+      <w:proofErr w:type="spellEnd"/>
+      <w:r>
+        <w:rPr>
+          <w:sz w:val="28"/>
+          <w:szCs w:val="28"/>
+        </w:rPr>
+        <w:t>-файл по имени пакета (</w:t>
+      </w:r>
+      <w:proofErr w:type="gramStart"/>
+      <w:r>
+        <w:rPr>
+          <w:sz w:val="28"/>
+          <w:szCs w:val="28"/>
+          <w:lang w:val="en-US"/>
+        </w:rPr>
+        <w:t>com</w:t>
+      </w:r>
+      <w:r>
+        <w:rPr>
+          <w:sz w:val="28"/>
+          <w:szCs w:val="28"/>
+        </w:rPr>
+        <w:t>.</w:t>
+      </w:r>
+      <w:proofErr w:type="spellStart"/>
+      <w:r>
+        <w:rPr>
+          <w:sz w:val="28"/>
+          <w:szCs w:val="28"/>
+          <w:lang w:val="en-US"/>
+        </w:rPr>
+        <w:t>rovio</w:t>
+      </w:r>
+      <w:proofErr w:type="spellEnd"/>
+      <w:proofErr w:type="gramEnd"/>
+      <w:r>
+        <w:rPr>
+          <w:sz w:val="28"/>
+          <w:szCs w:val="28"/>
+        </w:rPr>
+        <w:t>.</w:t>
+      </w:r>
+      <w:proofErr w:type="spellStart"/>
+      <w:r>
+        <w:rPr>
+          <w:sz w:val="28"/>
+          <w:szCs w:val="28"/>
+          <w:lang w:val="en-US"/>
+        </w:rPr>
+        <w:t>angrybirds</w:t>
+      </w:r>
+      <w:proofErr w:type="spellEnd"/>
+      <w:r>
+        <w:rPr>
+          <w:sz w:val="28"/>
+          <w:szCs w:val="28"/>
+        </w:rPr>
+        <w:t>)</w:t>
+      </w:r>
+      <w:r>
+        <w:rPr>
+          <w:sz w:val="28"/>
+          <w:szCs w:val="28"/>
+        </w:rPr>
+        <w:t>:</w:t>
+      </w:r>
+    </w:p>
+    <w:p>
+      <w:pPr>
+        <w:ind w:left="1440"/>
+        <w:jc w:val="both"/>
+        <w:rPr>
+          <w:color w:val="000000"/>
+          <w:sz w:val="28"/>
+          <w:szCs w:val="28"/>
+          <w:lang w:eastAsia="ru-RU"/>
+        </w:rPr>
+      </w:pPr>
+      <w:r>
+        <w:rPr>
+          <w:noProof/>
+          <w:color w:val="000000"/>
+          <w:sz w:val="28"/>
+          <w:szCs w:val="28"/>
+          <w:lang w:eastAsia="ru-RU"/>
+        </w:rPr>
+        <mc:AlternateContent>
+          <mc:Choice Requires="wps">
+            <w:drawing>
+              <wp:anchor distT="0" distB="0" distL="114300" distR="114300" simplePos="0" relativeHeight="251663360" behindDoc="0" locked="0" layoutInCell="1" allowOverlap="1" wp14:anchorId="7F55600D" wp14:editId="62AA4CED">
+                <wp:simplePos x="0" y="0"/>
+                <wp:positionH relativeFrom="column">
+                  <wp:posOffset>940460</wp:posOffset>
+                </wp:positionH>
+                <wp:positionV relativeFrom="paragraph">
+                  <wp:posOffset>4590517</wp:posOffset>
+                </wp:positionV>
+                <wp:extent cx="2103120" cy="541324"/>
+                <wp:effectExtent l="0" t="0" r="11430" b="11430"/>
+                <wp:wrapNone/>
+                <wp:docPr id="47" name="Прямоугольник 47"/>
+                <wp:cNvGraphicFramePr/>
+                <a:graphic xmlns:a="http://schemas.openxmlformats.org/drawingml/2006/main">
+                  <a:graphicData uri="http://schemas.microsoft.com/office/word/2010/wordprocessingShape">
+                    <wps:wsp>
+                      <wps:cNvSpPr/>
+                      <wps:spPr>
+                        <a:xfrm>
+                          <a:off x="0" y="0"/>
+                          <a:ext cx="2103120" cy="541324"/>
+                        </a:xfrm>
+                        <a:prstGeom prst="rect">
+                          <a:avLst/>
+                        </a:prstGeom>
+                        <a:noFill/>
+                        <a:ln>
+                          <a:solidFill>
+                            <a:srgbClr val="C00000"/>
+                          </a:solidFill>
+                        </a:ln>
+                      </wps:spPr>
+                      <wps:style>
+                        <a:lnRef idx="2">
+                          <a:schemeClr val="accent1">
+                            <a:shade val="50000"/>
+                          </a:schemeClr>
+                        </a:lnRef>
+                        <a:fillRef idx="1">
+                          <a:schemeClr val="accent1"/>
+                        </a:fillRef>
+                        <a:effectRef idx="0">
+                          <a:schemeClr val="accent1"/>
+                        </a:effectRef>
+                        <a:fontRef idx="minor">
+                          <a:schemeClr val="lt1"/>
+                        </a:fontRef>
+                      </wps:style>
+                      <wps:bodyPr rot="0" spcFirstLastPara="0" vertOverflow="overflow" horzOverflow="overflow" vert="horz" wrap="square" lIns="91440" tIns="45720" rIns="91440" bIns="45720" numCol="1" spcCol="0" rtlCol="0" fromWordArt="0" anchor="ctr" anchorCtr="0" forceAA="0" compatLnSpc="1">
+                        <a:prstTxWarp prst="textNoShape">
+                          <a:avLst/>
+                        </a:prstTxWarp>
+                        <a:noAutofit/>
+                      </wps:bodyPr>
+                    </wps:wsp>
+                  </a:graphicData>
+                </a:graphic>
+                <wp14:sizeRelH relativeFrom="margin">
+                  <wp14:pctWidth>0</wp14:pctWidth>
+                </wp14:sizeRelH>
+                <wp14:sizeRelV relativeFrom="margin">
+                  <wp14:pctHeight>0</wp14:pctHeight>
+                </wp14:sizeRelV>
+              </wp:anchor>
+            </w:drawing>
+          </mc:Choice>
+          <mc:Fallback>
+            <w:pict>
+              <v:rect w14:anchorId="5058BF45" id="Прямоугольник 47" o:spid="_x0000_s1026" style="position:absolute;margin-left:74.05pt;margin-top:361.45pt;width:165.6pt;height:42.6pt;z-index:251663360;visibility:visible;mso-wrap-style:square;mso-width-percent:0;mso-height-percent:0;mso-wrap-distance-left:9pt;mso-wrap-distance-top:0;mso-wrap-distance-right:9pt;mso-wrap-distance-bottom:0;mso-position-horizontal:absolute;mso-position-horizontal-relative:text;mso-position-vertical:absolute;mso-position-vertical-relative:text;mso-width-percent:0;mso-height-percent:0;mso-width-relative:margin;mso-height-relative:margin;v-text-anchor:middle" o:gfxdata="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" filled="f" strokecolor="#c00000" strokeweight="2pt"/>
+            </w:pict>
+          </mc:Fallback>
+        </mc:AlternateContent>
+      </w:r>
+      <w:r>
+        <w:rPr>
+          <w:color w:val="000000"/>
+          <w:sz w:val="28"/>
+          <w:szCs w:val="28"/>
+          <w:lang w:eastAsia="ru-RU"/>
+        </w:rPr>
+        <w:drawing>
+          <wp:inline distT="0" distB="0" distL="0" distR="0" wp14:anchorId="73550820" wp14:editId="1E4A261E">
+            <wp:extent cx="5327316" cy="5186149"/>
+            <wp:effectExtent l="0" t="0" r="6985" b="0"/>
+            <wp:docPr id="46" name="Рисунок 46"/>
+            <wp:cNvGraphicFramePr>
+              <a:graphicFrameLocks xmlns:a="http://schemas.openxmlformats.org/drawingml/2006/main" noChangeAspect="1"/>
+            </wp:cNvGraphicFramePr>
+            <a:graphic xmlns:a="http://schemas.openxmlformats.org/drawingml/2006/main">
+              <a:graphicData uri="http://schemas.openxmlformats.org/drawingml/2006/picture">
+                <pic:pic xmlns:pic="http://schemas.openxmlformats.org/drawingml/2006/picture">
+                  <pic:nvPicPr>
+                    <pic:cNvPr id="1" name=""/>
+                    <pic:cNvPicPr/>
+                  </pic:nvPicPr>
+                  <pic:blipFill>
+                    <a:blip r:embed="rId61"/>
+                    <a:stretch>
+                      <a:fillRect/>
+                    </a:stretch>
+                  </pic:blipFill>
+                  <pic:spPr>
+                    <a:xfrm>
+                      <a:off x="0" y="0"/>
+                      <a:ext cx="5334570" cy="5193211"/>
+                    </a:xfrm>
+                    <a:prstGeom prst="rect">
+                      <a:avLst/>
+                    </a:prstGeom>
+                  </pic:spPr>
+                </pic:pic>
+              </a:graphicData>
+            </a:graphic>
+          </wp:inline>
+        </w:drawing>
+      </w:r>
+    </w:p>
+    <w:p>
+      <w:pPr>
+        <w:ind w:left="1440"/>
+        <w:jc w:val="both"/>
+        <w:rPr>
+          <w:color w:val="000000"/>
+          <w:sz w:val="28"/>
+          <w:szCs w:val="28"/>
+          <w:lang w:eastAsia="ru-RU"/>
+        </w:rPr>
+      </w:pPr>
+      <w:r>
+        <w:rPr>
+          <w:color w:val="000000"/>
+          <w:sz w:val="28"/>
+          <w:szCs w:val="28"/>
+          <w:lang w:eastAsia="ru-RU"/>
+        </w:rPr>
+        <w:lastRenderedPageBreak/>
+        <w:drawing>
+          <wp:inline distT="0" distB="0" distL="0" distR="0" wp14:anchorId="1C7C2DFF" wp14:editId="19C87CB5">
+            <wp:extent cx="5201178" cy="4263656"/>
+            <wp:effectExtent l="0" t="0" r="0" b="3810"/>
+            <wp:docPr id="48" name="Рисунок 48"/>
+            <wp:cNvGraphicFramePr>
+              <a:graphicFrameLocks xmlns:a="http://schemas.openxmlformats.org/drawingml/2006/main" noChangeAspect="1"/>
+            </wp:cNvGraphicFramePr>
+            <a:graphic xmlns:a="http://schemas.openxmlformats.org/drawingml/2006/main">
+              <a:graphicData uri="http://schemas.openxmlformats.org/drawingml/2006/picture">
+                <pic:pic xmlns:pic="http://schemas.openxmlformats.org/drawingml/2006/picture">
+                  <pic:nvPicPr>
+                    <pic:cNvPr id="1" name=""/>
+                    <pic:cNvPicPr/>
+                  </pic:nvPicPr>
+                  <pic:blipFill>
+                    <a:blip r:embed="rId62"/>
+                    <a:stretch>
+                      <a:fillRect/>
+                    </a:stretch>
+                  </pic:blipFill>
+                  <pic:spPr>
+                    <a:xfrm>
+                      <a:off x="0" y="0"/>
+                      <a:ext cx="5216136" cy="4275917"/>
+                    </a:xfrm>
+                    <a:prstGeom prst="rect">
+                      <a:avLst/>
+                    </a:prstGeom>
+                  </pic:spPr>
+                </pic:pic>
+              </a:graphicData>
+            </a:graphic>
+          </wp:inline>
+        </w:drawing>
+      </w:r>
+    </w:p>
+    <w:p>
+      <w:pPr>
+        <w:ind w:left="1440"/>
+        <w:jc w:val="both"/>
+        <w:rPr>
+          <w:color w:val="000000"/>
+          <w:sz w:val="28"/>
+          <w:szCs w:val="28"/>
+          <w:lang w:val="en-US" w:eastAsia="ru-RU"/>
+        </w:rPr>
+      </w:pPr>
+    </w:p>
+    <w:p>
+      <w:pPr>
+        <w:ind w:left="1440"/>
+        <w:jc w:val="both"/>
+        <w:rPr>
+          <w:color w:val="000000"/>
+          <w:sz w:val="28"/>
+          <w:szCs w:val="28"/>
+          <w:lang w:val="en-US" w:eastAsia="ru-RU"/>
+        </w:rPr>
+      </w:pPr>
+    </w:p>
+    <w:p>
+      <w:pPr>
+        <w:pStyle w:val="a8"/>
+        <w:numPr>
+          <w:ilvl w:val="0"/>
+          <w:numId w:val="21"/>
+        </w:numPr>
+        <w:jc w:val="both"/>
+        <w:rPr>
+          <w:sz w:val="28"/>
+          <w:szCs w:val="28"/>
+          <w:lang w:eastAsia="ru-RU"/>
+        </w:rPr>
+      </w:pPr>
+      <w:r>
+        <w:rPr>
+          <w:b/>
+          <w:bCs/>
+          <w:color w:val="000000"/>
+          <w:sz w:val="28"/>
+          <w:szCs w:val="28"/>
+          <w:lang w:eastAsia="ru-RU"/>
+        </w:rPr>
+        <w:t>Контрольные вопросы:</w:t>
+      </w:r>
+    </w:p>
+    <w:p>
+      <w:pPr>
+        <w:pStyle w:val="a8"/>
+        <w:numPr>
+          <w:ilvl w:val="1"/>
+          <w:numId w:val="21"/>
+        </w:numPr>
+        <w:jc w:val="both"/>
+        <w:rPr>
+          <w:sz w:val="28"/>
+          <w:szCs w:val="28"/>
+        </w:rPr>
+      </w:pPr>
+      <w:r>
+        <w:rPr>
+          <w:sz w:val="28"/>
+          <w:szCs w:val="28"/>
+        </w:rPr>
+        <w:t xml:space="preserve">Что такое </w:t>
+      </w:r>
+      <w:proofErr w:type="spellStart"/>
+      <w:r>
+        <w:rPr>
+          <w:sz w:val="28"/>
+          <w:szCs w:val="28"/>
+        </w:rPr>
+        <w:t>adb</w:t>
+      </w:r>
+      <w:proofErr w:type="spellEnd"/>
+      <w:r>
+        <w:rPr>
+          <w:sz w:val="28"/>
+          <w:szCs w:val="28"/>
+        </w:rPr>
+        <w:t>?</w:t>
+      </w:r>
+    </w:p>
+    <w:p>
+      <w:pPr>
+        <w:ind w:firstLine="709"/>
+        <w:jc w:val="both"/>
+        <w:rPr>
+          <w:sz w:val="28"/>
+          <w:szCs w:val="28"/>
+        </w:rPr>
+      </w:pPr>
+      <w:proofErr w:type="spellStart"/>
+      <w:r>
+        <w:rPr>
+          <w:sz w:val="28"/>
+          <w:szCs w:val="28"/>
+        </w:rPr>
+        <w:t>Android</w:t>
+      </w:r>
+      <w:proofErr w:type="spellEnd"/>
+      <w:r>
+        <w:rPr>
+          <w:sz w:val="28"/>
+          <w:szCs w:val="28"/>
+        </w:rPr>
+        <w:t xml:space="preserve"> </w:t>
+      </w:r>
+      <w:proofErr w:type="spellStart"/>
+      <w:r>
+        <w:rPr>
+          <w:sz w:val="28"/>
+          <w:szCs w:val="28"/>
+        </w:rPr>
+        <w:t>Debug</w:t>
+      </w:r>
+      <w:proofErr w:type="spellEnd"/>
+      <w:r>
+        <w:rPr>
+          <w:sz w:val="28"/>
+          <w:szCs w:val="28"/>
+        </w:rPr>
+        <w:t xml:space="preserve"> Bridge (</w:t>
+      </w:r>
+      <w:proofErr w:type="spellStart"/>
+      <w:r>
+        <w:rPr>
+          <w:sz w:val="28"/>
+          <w:szCs w:val="28"/>
+        </w:rPr>
+        <w:t>adb</w:t>
+      </w:r>
+      <w:proofErr w:type="spellEnd"/>
+      <w:r>
+        <w:rPr>
+          <w:sz w:val="28"/>
+          <w:szCs w:val="28"/>
+        </w:rPr>
+        <w:t xml:space="preserve">) </w:t>
+      </w:r>
+      <w:r>
+        <w:rPr>
+          <w:sz w:val="28"/>
+          <w:szCs w:val="28"/>
+        </w:rPr>
+        <w:t>–</w:t>
+      </w:r>
+      <w:r>
+        <w:rPr>
+          <w:sz w:val="28"/>
+          <w:szCs w:val="28"/>
+        </w:rPr>
+        <w:t xml:space="preserve"> это универсальный инструмент командной строки для взаимодействия с </w:t>
+      </w:r>
+      <w:proofErr w:type="spellStart"/>
+      <w:r>
+        <w:rPr>
+          <w:sz w:val="28"/>
+          <w:szCs w:val="28"/>
+        </w:rPr>
+        <w:t>Android</w:t>
+      </w:r>
+      <w:proofErr w:type="spellEnd"/>
+      <w:r>
+        <w:rPr>
+          <w:sz w:val="28"/>
+          <w:szCs w:val="28"/>
+        </w:rPr>
+        <w:t xml:space="preserve">-устройством (физическим или эмулятором). Позволяет устанавливать приложения, запускать отладку, получать доступ к </w:t>
+      </w:r>
+      <w:proofErr w:type="spellStart"/>
+      <w:r>
+        <w:rPr>
+          <w:sz w:val="28"/>
+          <w:szCs w:val="28"/>
+        </w:rPr>
+        <w:t>shell</w:t>
+      </w:r>
+      <w:proofErr w:type="spellEnd"/>
+      <w:r>
+        <w:rPr>
+          <w:sz w:val="28"/>
+          <w:szCs w:val="28"/>
+        </w:rPr>
+        <w:t xml:space="preserve"> и выполнять различные команды.</w:t>
+      </w:r>
+    </w:p>
+    <w:p>
+      <w:pPr>
+        <w:jc w:val="both"/>
+        <w:rPr>
+          <w:sz w:val="28"/>
+          <w:szCs w:val="28"/>
+        </w:rPr>
+      </w:pPr>
+    </w:p>
+    <w:p>
+      <w:pPr>
+        <w:pStyle w:val="a8"/>
+        <w:numPr>
+          <w:ilvl w:val="1"/>
+          <w:numId w:val="21"/>
+        </w:numPr>
+        <w:jc w:val="both"/>
+        <w:rPr>
+          <w:sz w:val="28"/>
+          <w:szCs w:val="28"/>
+        </w:rPr>
+      </w:pPr>
+      <w:r>
+        <w:rPr>
+          <w:sz w:val="28"/>
+          <w:szCs w:val="28"/>
+        </w:rPr>
+        <w:t xml:space="preserve">Как узнать путь к папке с </w:t>
+      </w:r>
+      <w:proofErr w:type="spellStart"/>
+      <w:r>
+        <w:rPr>
+          <w:sz w:val="28"/>
+          <w:szCs w:val="28"/>
+        </w:rPr>
+        <w:t>adb</w:t>
+      </w:r>
+      <w:proofErr w:type="spellEnd"/>
+      <w:r>
+        <w:rPr>
+          <w:sz w:val="28"/>
+          <w:szCs w:val="28"/>
+        </w:rPr>
+        <w:t>?</w:t>
+      </w:r>
+    </w:p>
+    <w:p>
+      <w:pPr>
+        <w:ind w:firstLine="709"/>
+        <w:jc w:val="both"/>
+        <w:rPr>
+          <w:sz w:val="28"/>
+          <w:szCs w:val="28"/>
+        </w:rPr>
+      </w:pPr>
+      <w:proofErr w:type="spellStart"/>
+      <w:r>
+        <w:rPr>
+          <w:sz w:val="28"/>
+          <w:szCs w:val="28"/>
+        </w:rPr>
+        <w:t>adb</w:t>
+      </w:r>
+      <w:proofErr w:type="spellEnd"/>
+      <w:r>
+        <w:rPr>
+          <w:sz w:val="28"/>
+          <w:szCs w:val="28"/>
+        </w:rPr>
+        <w:t xml:space="preserve"> входит в состав </w:t>
+      </w:r>
+      <w:proofErr w:type="spellStart"/>
+      <w:r>
+        <w:rPr>
+          <w:sz w:val="28"/>
+          <w:szCs w:val="28"/>
+        </w:rPr>
+        <w:t>Android</w:t>
+      </w:r>
+      <w:proofErr w:type="spellEnd"/>
+      <w:r>
+        <w:rPr>
+          <w:sz w:val="28"/>
+          <w:szCs w:val="28"/>
+        </w:rPr>
+        <w:t xml:space="preserve"> SDK Platform Tools. Обычно находится в папке </w:t>
+      </w:r>
+      <w:proofErr w:type="spellStart"/>
+      <w:r>
+        <w:rPr>
+          <w:sz w:val="28"/>
+          <w:szCs w:val="28"/>
+        </w:rPr>
+        <w:t>android_sdk</w:t>
+      </w:r>
+      <w:proofErr w:type="spellEnd"/>
+      <w:r>
+        <w:rPr>
+          <w:sz w:val="28"/>
+          <w:szCs w:val="28"/>
+        </w:rPr>
+        <w:t>/</w:t>
+      </w:r>
+      <w:proofErr w:type="spellStart"/>
+      <w:r>
+        <w:rPr>
+          <w:sz w:val="28"/>
+          <w:szCs w:val="28"/>
+        </w:rPr>
+        <w:t>platform-tools</w:t>
+      </w:r>
+      <w:proofErr w:type="spellEnd"/>
+      <w:r>
+        <w:rPr>
+          <w:sz w:val="28"/>
+          <w:szCs w:val="28"/>
+        </w:rPr>
+        <w:t xml:space="preserve">/. Точный путь можно узнать в настройках </w:t>
+      </w:r>
+      <w:proofErr w:type="spellStart"/>
+      <w:r>
+        <w:rPr>
+          <w:sz w:val="28"/>
+          <w:szCs w:val="28"/>
+        </w:rPr>
+        <w:t>Android</w:t>
+      </w:r>
+      <w:proofErr w:type="spellEnd"/>
+      <w:r>
+        <w:rPr>
+          <w:sz w:val="28"/>
+          <w:szCs w:val="28"/>
+        </w:rPr>
+        <w:t xml:space="preserve"> Studio: SDK Manager </w:t>
+      </w:r>
+      <w:r>
+        <w:rPr>
+          <w:sz w:val="28"/>
+          <w:szCs w:val="28"/>
+          <w:lang w:val="en-US"/>
+        </w:rPr>
+        <w:sym w:font="Wingdings" w:char="F0E0"/>
+      </w:r>
+      <w:r>
+        <w:rPr>
+          <w:sz w:val="28"/>
+          <w:szCs w:val="28"/>
+        </w:rPr>
+        <w:t xml:space="preserve"> указан путь к SDK.</w:t>
+      </w:r>
+    </w:p>
+    <w:p>
+      <w:pPr>
+        <w:jc w:val="both"/>
+        <w:rPr>
+          <w:sz w:val="28"/>
+          <w:szCs w:val="28"/>
+        </w:rPr>
+      </w:pPr>
+    </w:p>
+    <w:p>
+      <w:pPr>
+        <w:pStyle w:val="a8"/>
+        <w:numPr>
+          <w:ilvl w:val="1"/>
+          <w:numId w:val="21"/>
+        </w:numPr>
+        <w:jc w:val="both"/>
+        <w:rPr>
+          <w:sz w:val="28"/>
+          <w:szCs w:val="28"/>
+        </w:rPr>
+      </w:pPr>
+      <w:r>
+        <w:rPr>
+          <w:sz w:val="28"/>
+          <w:szCs w:val="28"/>
+        </w:rPr>
+        <w:t xml:space="preserve">Как запустить утилиту </w:t>
+      </w:r>
+      <w:proofErr w:type="spellStart"/>
+      <w:r>
+        <w:rPr>
+          <w:sz w:val="28"/>
+          <w:szCs w:val="28"/>
+        </w:rPr>
+        <w:t>adb</w:t>
+      </w:r>
+      <w:proofErr w:type="spellEnd"/>
+      <w:r>
+        <w:rPr>
+          <w:sz w:val="28"/>
+          <w:szCs w:val="28"/>
+        </w:rPr>
+        <w:t>?</w:t>
+      </w:r>
+    </w:p>
+    <w:p>
+      <w:pPr>
+        <w:ind w:firstLine="709"/>
+        <w:jc w:val="both"/>
+        <w:rPr>
+          <w:sz w:val="28"/>
+          <w:szCs w:val="28"/>
+        </w:rPr>
+      </w:pPr>
+      <w:r>
+        <w:rPr>
+          <w:sz w:val="28"/>
+          <w:szCs w:val="28"/>
+        </w:rPr>
+        <w:t xml:space="preserve">Через командную строку (терминал): перейти в папку с </w:t>
+      </w:r>
+      <w:proofErr w:type="spellStart"/>
+      <w:r>
+        <w:rPr>
+          <w:sz w:val="28"/>
+          <w:szCs w:val="28"/>
+        </w:rPr>
+        <w:t>adb</w:t>
+      </w:r>
+      <w:proofErr w:type="spellEnd"/>
+      <w:r>
+        <w:rPr>
+          <w:sz w:val="28"/>
+          <w:szCs w:val="28"/>
+        </w:rPr>
+        <w:t xml:space="preserve"> (</w:t>
+      </w:r>
+      <w:proofErr w:type="spellStart"/>
+      <w:r>
+        <w:rPr>
+          <w:sz w:val="28"/>
+          <w:szCs w:val="28"/>
+        </w:rPr>
+        <w:t>cd</w:t>
+      </w:r>
+      <w:proofErr w:type="spellEnd"/>
+      <w:r>
+        <w:rPr>
+          <w:sz w:val="28"/>
+          <w:szCs w:val="28"/>
+        </w:rPr>
+        <w:t xml:space="preserve"> </w:t>
+      </w:r>
+      <w:proofErr w:type="spellStart"/>
+      <w:r>
+        <w:rPr>
+          <w:sz w:val="28"/>
+          <w:szCs w:val="28"/>
+        </w:rPr>
+        <w:t>путь_к_platform-tools</w:t>
+      </w:r>
+      <w:proofErr w:type="spellEnd"/>
+      <w:r>
+        <w:rPr>
+          <w:sz w:val="28"/>
+          <w:szCs w:val="28"/>
+        </w:rPr>
+        <w:t xml:space="preserve"> </w:t>
+      </w:r>
+      <w:r>
+        <w:rPr>
+          <w:sz w:val="28"/>
+          <w:szCs w:val="28"/>
+        </w:rPr>
+        <w:t xml:space="preserve">или </w:t>
+      </w:r>
+      <w:proofErr w:type="spellStart"/>
+      <w:r>
+        <w:rPr>
+          <w:sz w:val="28"/>
+          <w:szCs w:val="28"/>
+          <w:lang w:val="en-US"/>
+        </w:rPr>
+        <w:t>cmd</w:t>
+      </w:r>
+      <w:proofErr w:type="spellEnd"/>
+      <w:r>
+        <w:rPr>
+          <w:sz w:val="28"/>
+          <w:szCs w:val="28"/>
+        </w:rPr>
+        <w:t xml:space="preserve"> </w:t>
+      </w:r>
+      <w:r>
+        <w:rPr>
+          <w:sz w:val="28"/>
+          <w:szCs w:val="28"/>
+        </w:rPr>
+        <w:t xml:space="preserve">в адресной строке в папке </w:t>
+      </w:r>
+      <w:proofErr w:type="spellStart"/>
+      <w:r>
+        <w:rPr>
+          <w:sz w:val="28"/>
+          <w:szCs w:val="28"/>
+        </w:rPr>
+        <w:t>platform-tools</w:t>
+      </w:r>
+      <w:proofErr w:type="spellEnd"/>
+      <w:r>
+        <w:rPr>
+          <w:sz w:val="28"/>
+          <w:szCs w:val="28"/>
+        </w:rPr>
+        <w:t xml:space="preserve">) и </w:t>
+      </w:r>
+      <w:r>
+        <w:rPr>
+          <w:sz w:val="28"/>
+          <w:szCs w:val="28"/>
+        </w:rPr>
+        <w:t xml:space="preserve">ввести команду </w:t>
+      </w:r>
+      <w:proofErr w:type="spellStart"/>
+      <w:r>
+        <w:rPr>
+          <w:sz w:val="28"/>
+          <w:szCs w:val="28"/>
+          <w:lang w:val="en-US"/>
+        </w:rPr>
+        <w:t>adb</w:t>
+      </w:r>
+      <w:proofErr w:type="spellEnd"/>
+      <w:r>
+        <w:rPr>
+          <w:sz w:val="28"/>
+          <w:szCs w:val="28"/>
+        </w:rPr>
+        <w:t xml:space="preserve"> (.\</w:t>
+      </w:r>
+      <w:proofErr w:type="spellStart"/>
+      <w:r>
+        <w:rPr>
+          <w:sz w:val="28"/>
+          <w:szCs w:val="28"/>
+          <w:lang w:val="en-US"/>
+        </w:rPr>
+        <w:t>adb</w:t>
+      </w:r>
+      <w:proofErr w:type="spellEnd"/>
+      <w:r>
+        <w:rPr>
+          <w:sz w:val="28"/>
+          <w:szCs w:val="28"/>
+        </w:rPr>
+        <w:t xml:space="preserve">, </w:t>
+      </w:r>
+      <w:r>
+        <w:rPr>
+          <w:sz w:val="28"/>
+          <w:szCs w:val="28"/>
+        </w:rPr>
+        <w:t xml:space="preserve">если команда </w:t>
+      </w:r>
+      <w:proofErr w:type="spellStart"/>
+      <w:r>
+        <w:rPr>
+          <w:sz w:val="28"/>
+          <w:szCs w:val="28"/>
+          <w:lang w:val="en-US"/>
+        </w:rPr>
+        <w:t>adb</w:t>
+      </w:r>
+      <w:proofErr w:type="spellEnd"/>
+      <w:r>
+        <w:rPr>
+          <w:sz w:val="28"/>
+          <w:szCs w:val="28"/>
+        </w:rPr>
+        <w:t xml:space="preserve"> </w:t>
+      </w:r>
+      <w:r>
+        <w:rPr>
+          <w:sz w:val="28"/>
+          <w:szCs w:val="28"/>
+        </w:rPr>
+        <w:t>не работает</w:t>
+      </w:r>
+      <w:r>
+        <w:rPr>
+          <w:sz w:val="28"/>
+          <w:szCs w:val="28"/>
+        </w:rPr>
+        <w:t>)</w:t>
+      </w:r>
+      <w:r>
+        <w:rPr>
+          <w:sz w:val="28"/>
+          <w:szCs w:val="28"/>
+        </w:rPr>
+        <w:t>.</w:t>
+      </w:r>
+    </w:p>
+    <w:p>
+      <w:pPr>
+        <w:jc w:val="both"/>
+        <w:rPr>
+          <w:sz w:val="28"/>
+          <w:szCs w:val="28"/>
+        </w:rPr>
+      </w:pPr>
+    </w:p>
+    <w:p>
+      <w:pPr>
+        <w:pStyle w:val="a8"/>
+        <w:numPr>
+          <w:ilvl w:val="1"/>
+          <w:numId w:val="21"/>
+        </w:numPr>
+        <w:jc w:val="both"/>
+        <w:rPr>
+          <w:sz w:val="28"/>
+          <w:szCs w:val="28"/>
+        </w:rPr>
+      </w:pPr>
+      <w:r>
+        <w:rPr>
+          <w:sz w:val="28"/>
+          <w:szCs w:val="28"/>
+        </w:rPr>
+        <w:t xml:space="preserve">Как узнать список доступных команд </w:t>
+      </w:r>
+      <w:proofErr w:type="spellStart"/>
+      <w:r>
+        <w:rPr>
+          <w:sz w:val="28"/>
+          <w:szCs w:val="28"/>
+        </w:rPr>
+        <w:t>adb</w:t>
+      </w:r>
+      <w:proofErr w:type="spellEnd"/>
+      <w:r>
+        <w:rPr>
+          <w:sz w:val="28"/>
+          <w:szCs w:val="28"/>
+        </w:rPr>
+        <w:t>?</w:t>
+      </w:r>
+    </w:p>
+    <w:p>
+      <w:pPr>
+        <w:ind w:firstLine="709"/>
+        <w:jc w:val="both"/>
+        <w:rPr>
+          <w:sz w:val="28"/>
+          <w:szCs w:val="28"/>
+        </w:rPr>
+      </w:pPr>
+      <w:r>
+        <w:rPr>
+          <w:sz w:val="28"/>
+          <w:szCs w:val="28"/>
+        </w:rPr>
+        <w:t>Ввести в терминале</w:t>
+      </w:r>
+      <w:r>
+        <w:rPr>
+          <w:sz w:val="28"/>
+          <w:szCs w:val="28"/>
+        </w:rPr>
+        <w:t xml:space="preserve"> </w:t>
+      </w:r>
+      <w:proofErr w:type="spellStart"/>
+      <w:r>
+        <w:rPr>
+          <w:sz w:val="28"/>
+          <w:szCs w:val="28"/>
+        </w:rPr>
+        <w:t>adb</w:t>
+      </w:r>
+      <w:proofErr w:type="spellEnd"/>
+      <w:r>
+        <w:rPr>
+          <w:sz w:val="28"/>
+          <w:szCs w:val="28"/>
+        </w:rPr>
+        <w:t xml:space="preserve"> </w:t>
+      </w:r>
+      <w:proofErr w:type="spellStart"/>
+      <w:r>
+        <w:rPr>
+          <w:sz w:val="28"/>
+          <w:szCs w:val="28"/>
+        </w:rPr>
+        <w:t>help</w:t>
+      </w:r>
+      <w:proofErr w:type="spellEnd"/>
+      <w:r>
+        <w:rPr>
+          <w:sz w:val="28"/>
+          <w:szCs w:val="28"/>
+        </w:rPr>
+        <w:t xml:space="preserve"> или </w:t>
+      </w:r>
+      <w:proofErr w:type="spellStart"/>
+      <w:r>
+        <w:rPr>
+          <w:sz w:val="28"/>
+          <w:szCs w:val="28"/>
+        </w:rPr>
+        <w:t>adb</w:t>
+      </w:r>
+      <w:proofErr w:type="spellEnd"/>
+      <w:r>
+        <w:rPr>
+          <w:sz w:val="28"/>
+          <w:szCs w:val="28"/>
+        </w:rPr>
+        <w:t xml:space="preserve"> --</w:t>
+      </w:r>
+      <w:proofErr w:type="spellStart"/>
+      <w:r>
+        <w:rPr>
+          <w:sz w:val="28"/>
+          <w:szCs w:val="28"/>
+        </w:rPr>
+        <w:t>help</w:t>
+      </w:r>
+      <w:proofErr w:type="spellEnd"/>
+      <w:r>
+        <w:rPr>
+          <w:sz w:val="28"/>
+          <w:szCs w:val="28"/>
+        </w:rPr>
+        <w:t>. Будет выведен список всех основных команд с кратким описанием. Подробные примеры использования можно найти в официальной документации.</w:t>
+      </w:r>
+    </w:p>
+    <w:p>
+      <w:pPr>
+        <w:jc w:val="both"/>
+        <w:rPr>
+          <w:sz w:val="28"/>
+          <w:szCs w:val="28"/>
+        </w:rPr>
+      </w:pPr>
+    </w:p>
+    <w:p>
+      <w:pPr>
+        <w:pStyle w:val="a8"/>
+        <w:numPr>
+          <w:ilvl w:val="1"/>
+          <w:numId w:val="21"/>
+        </w:numPr>
+        <w:jc w:val="both"/>
+        <w:rPr>
+          <w:sz w:val="28"/>
+          <w:szCs w:val="28"/>
+        </w:rPr>
+      </w:pPr>
+      <w:r>
+        <w:rPr>
+          <w:sz w:val="28"/>
+          <w:szCs w:val="28"/>
+        </w:rPr>
         <w:t xml:space="preserve">Как подключиться к </w:t>
       </w:r>
       <w:proofErr w:type="spellStart"/>
@@ -19385,7 +22763,15 @@
           <w:sz w:val="28"/>
           <w:szCs w:val="28"/>
         </w:rPr>
-        <w:t xml:space="preserve"> открывает интерактивную оболочку Unix на устройстве. Для выполнения одной команды без входа в </w:t>
+        <w:t xml:space="preserve"> открывает интерактивную оболочку Unix на устройстве. </w:t>
+      </w:r>
+      <w:r>
+        <w:rPr>
+          <w:sz w:val="28"/>
+          <w:szCs w:val="28"/>
+        </w:rPr>
+        <w:lastRenderedPageBreak/>
+        <w:t xml:space="preserve">Для выполнения одной команды без входа в </w:t>
       </w:r>
       <w:proofErr w:type="spellStart"/>
       <w:r>
@@ -24716,7 +28102,7 @@
         <w:rPr>
           <w:sz w:val="28"/>
           <w:szCs w:val="28"/>
-          <w:lang w:eastAsia="ru-RU"/>
+          <w:lang w:val="en-US" w:eastAsia="ru-RU"/>
         </w:rPr>
       </w:pPr>
       <w:r>
@@ -24731,10 +28117,11 @@
         <w:rPr>
           <w:sz w:val="28"/>
           <w:szCs w:val="28"/>
-          <w:lang w:eastAsia="ru-RU"/>
+          <w:lang w:val="en-US" w:eastAsia="ru-RU"/>
         </w:rPr>
         <w:t xml:space="preserve"> = </w:t>
       </w:r>
+      <w:proofErr w:type="spellStart"/>
       <w:r>
         <w:rPr>
           <w:sz w:val="28"/>
@@ -24747,7 +28134,7 @@
         <w:rPr>
           <w:sz w:val="28"/>
           <w:szCs w:val="28"/>
-          <w:lang w:eastAsia="ru-RU"/>
+          <w:lang w:val="en-US" w:eastAsia="ru-RU"/>
         </w:rPr>
         <w:t>.</w:t>
       </w:r>
@@ -24759,11 +28146,12 @@
         </w:rPr>
         <w:t>Red</w:t>
       </w:r>
-      <w:r>
-        <w:rPr>
-          <w:sz w:val="28"/>
-          <w:szCs w:val="28"/>
-          <w:lang w:eastAsia="ru-RU"/>
+      <w:proofErr w:type="spellEnd"/>
+      <w:r>
+        <w:rPr>
+          <w:sz w:val="28"/>
+          <w:szCs w:val="28"/>
+          <w:lang w:val="en-US" w:eastAsia="ru-RU"/>
         </w:rPr>
         <w:t xml:space="preserve">,                                   // </w:t>
       </w:r>
@@ -24779,7 +28167,7 @@
         <w:rPr>
           <w:sz w:val="28"/>
           <w:szCs w:val="28"/>
-          <w:lang w:eastAsia="ru-RU"/>
+          <w:lang w:val="en-US" w:eastAsia="ru-RU"/>
         </w:rPr>
         <w:t xml:space="preserve"> </w:t>
       </w:r>
@@ -24800,7 +28188,7 @@
         <w:rPr>
           <w:sz w:val="28"/>
           <w:szCs w:val="28"/>
-          <w:lang w:eastAsia="ru-RU"/>
+          <w:lang w:val="en-US" w:eastAsia="ru-RU"/>
         </w:rPr>
       </w:pPr>
       <w:proofErr w:type="spellStart"/>
@@ -24817,7 +28205,7 @@
         <w:rPr>
           <w:sz w:val="28"/>
           <w:szCs w:val="28"/>
-          <w:lang w:eastAsia="ru-RU"/>
+          <w:lang w:val="en-US" w:eastAsia="ru-RU"/>
         </w:rPr>
         <w:t xml:space="preserve"> = </w:t>
       </w:r>
@@ -24830,12 +28218,11 @@
         </w:rPr>
         <w:t>FontFamily</w:t>
       </w:r>
-      <w:proofErr w:type="spellEnd"/>
-      <w:r>
-        <w:rPr>
-          <w:sz w:val="28"/>
-          <w:szCs w:val="28"/>
-          <w:lang w:eastAsia="ru-RU"/>
+      <w:r>
+        <w:rPr>
+          <w:sz w:val="28"/>
+          <w:szCs w:val="28"/>
+          <w:lang w:val="en-US" w:eastAsia="ru-RU"/>
         </w:rPr>
         <w:t>.</w:t>
       </w:r>
@@ -24847,11 +28234,12 @@
         </w:rPr>
         <w:t>Monospace</w:t>
       </w:r>
-      <w:r>
-        <w:rPr>
-          <w:sz w:val="28"/>
-          <w:szCs w:val="28"/>
-          <w:lang w:eastAsia="ru-RU"/>
+      <w:proofErr w:type="spellEnd"/>
+      <w:r>
+        <w:rPr>
+          <w:sz w:val="28"/>
+          <w:szCs w:val="28"/>
+          <w:lang w:val="en-US" w:eastAsia="ru-RU"/>
         </w:rPr>
         <w:t xml:space="preserve">,                   // </w:t>
       </w:r>
@@ -24872,7 +28260,7 @@
         <w:rPr>
           <w:sz w:val="28"/>
           <w:szCs w:val="28"/>
-          <w:lang w:eastAsia="ru-RU"/>
+          <w:lang w:val="en-US" w:eastAsia="ru-RU"/>
         </w:rPr>
       </w:pPr>
       <w:proofErr w:type="spellStart"/>
@@ -24889,7 +28277,7 @@
         <w:rPr>
           <w:sz w:val="28"/>
           <w:szCs w:val="28"/>
-          <w:lang w:eastAsia="ru-RU"/>
+          <w:lang w:val="en-US" w:eastAsia="ru-RU"/>
         </w:rPr>
         <w:t xml:space="preserve"> = </w:t>
       </w:r>
@@ -24902,12 +28290,11 @@
         </w:rPr>
         <w:t>TextAlign</w:t>
       </w:r>
-      <w:proofErr w:type="spellEnd"/>
-      <w:r>
-        <w:rPr>
-          <w:sz w:val="28"/>
-          <w:szCs w:val="28"/>
-          <w:lang w:eastAsia="ru-RU"/>
+      <w:r>
+        <w:rPr>
+          <w:sz w:val="28"/>
+          <w:szCs w:val="28"/>
+          <w:lang w:val="en-US" w:eastAsia="ru-RU"/>
         </w:rPr>
         <w:t>.</w:t>
       </w:r>
@@ -24919,11 +28306,12 @@
         </w:rPr>
         <w:t>Center</w:t>
       </w:r>
-      <w:r>
-        <w:rPr>
-          <w:sz w:val="28"/>
-          <w:szCs w:val="28"/>
-          <w:lang w:eastAsia="ru-RU"/>
+      <w:proofErr w:type="spellEnd"/>
+      <w:r>
+        <w:rPr>
+          <w:sz w:val="28"/>
+          <w:szCs w:val="28"/>
+          <w:lang w:val="en-US" w:eastAsia="ru-RU"/>
         </w:rPr>
         <w:t xml:space="preserve">,                        // </w:t>
       </w:r>
@@ -30195,6 +33583,7 @@
           <w:kern w:val="3"/>
           <w:sz w:val="28"/>
           <w:szCs w:val="28"/>
+          <w:lang w:val="en-US"/>
         </w:rPr>
       </w:pPr>
       <w:r>
@@ -30215,6 +33604,7 @@
           <w:kern w:val="3"/>
           <w:sz w:val="28"/>
           <w:szCs w:val="28"/>
+          <w:lang w:val="en-US"/>
         </w:rPr>
         <w:t xml:space="preserve"> </w:t>
       </w:r>
@@ -30236,6 +33626,7 @@
           <w:kern w:val="3"/>
           <w:sz w:val="28"/>
           <w:szCs w:val="28"/>
+          <w:lang w:val="en-US"/>
         </w:rPr>
         <w:t xml:space="preserve"> </w:t>
       </w:r>
@@ -30257,6 +33648,7 @@
           <w:kern w:val="3"/>
           <w:sz w:val="28"/>
           <w:szCs w:val="28"/>
+          <w:lang w:val="en-US"/>
         </w:rPr>
         <w:t xml:space="preserve"> </w:t>
       </w:r>
@@ -30278,6 +33670,7 @@
           <w:kern w:val="3"/>
           <w:sz w:val="28"/>
           <w:szCs w:val="28"/>
+          <w:lang w:val="en-US"/>
         </w:rPr>
         <w:t xml:space="preserve"> </w:t>
       </w:r>
@@ -30289,6 +33682,7 @@
           <w:kern w:val="3"/>
           <w:sz w:val="28"/>
           <w:szCs w:val="28"/>
+          <w:lang w:val="en-US"/>
         </w:rPr>
         <w:t xml:space="preserve">{ </w:t>
       </w:r>
@@ -30313,6 +33707,7 @@
           <w:kern w:val="3"/>
           <w:sz w:val="28"/>
           <w:szCs w:val="28"/>
+          <w:lang w:val="en-US"/>
         </w:rPr>
         <w:t>(</w:t>
       </w:r>
@@ -30334,6 +33729,7 @@
           <w:kern w:val="3"/>
           <w:sz w:val="28"/>
           <w:szCs w:val="28"/>
+          <w:lang w:val="en-US"/>
         </w:rPr>
         <w:t>) }</w:t>
       </w:r>
@@ -30995,7 +34391,6 @@
           <w:kern w:val="3"/>
           <w:sz w:val="28"/>
           <w:szCs w:val="28"/>
-          <w:lang w:val="en-US"/>
         </w:rPr>
       </w:pPr>
       <w:proofErr w:type="gramStart"/>
@@ -31017,11 +34412,9 @@
           <w:kern w:val="3"/>
           <w:sz w:val="28"/>
           <w:szCs w:val="28"/>
-          <w:lang w:val="en-US"/>
         </w:rPr>
         <w:t>(</w:t>
       </w:r>
-      <w:proofErr w:type="spellStart"/>
       <w:proofErr w:type="gramEnd"/>
       <w:r>
         <w:rPr>
@@ -31041,7 +34434,6 @@
           <w:kern w:val="3"/>
           <w:sz w:val="28"/>
           <w:szCs w:val="28"/>
-          <w:lang w:val="en-US"/>
         </w:rPr>
         <w:t>.</w:t>
       </w:r>
@@ -31063,7 +34455,6 @@
           <w:kern w:val="3"/>
           <w:sz w:val="28"/>
           <w:szCs w:val="28"/>
-          <w:lang w:val="en-US"/>
         </w:rPr>
         <w:t>.</w:t>
       </w:r>
@@ -31078,15 +34469,13 @@
         </w:rPr>
         <w:t>Add</w:t>
       </w:r>
-      <w:proofErr w:type="spellEnd"/>
-      <w:r>
-        <w:rPr>
-          <w:rFonts w:eastAsiaTheme="minorHAnsi"/>
-          <w:bCs/>
-          <w:kern w:val="3"/>
-          <w:sz w:val="28"/>
-          <w:szCs w:val="28"/>
-          <w:lang w:val="en-US"/>
+      <w:r>
+        <w:rPr>
+          <w:rFonts w:eastAsiaTheme="minorHAnsi"/>
+          <w:bCs/>
+          <w:kern w:val="3"/>
+          <w:sz w:val="28"/>
+          <w:szCs w:val="28"/>
         </w:rPr>
         <w:t xml:space="preserve">, </w:t>
       </w:r>
@@ -31110,7 +34499,6 @@
           <w:kern w:val="3"/>
           <w:sz w:val="28"/>
           <w:szCs w:val="28"/>
-          <w:lang w:val="en-US"/>
         </w:rPr>
         <w:t xml:space="preserve"> = "</w:t>
       </w:r>
@@ -31131,7 +34519,6 @@
           <w:kern w:val="3"/>
           <w:sz w:val="28"/>
           <w:szCs w:val="28"/>
-          <w:lang w:val="en-US"/>
         </w:rPr>
         <w:t>")</w:t>
       </w:r>
@@ -31334,6 +34721,7 @@
           <w:kern w:val="3"/>
           <w:sz w:val="28"/>
           <w:szCs w:val="28"/>
+          <w:lang w:val="en-US"/>
         </w:rPr>
       </w:pPr>
       <w:proofErr w:type="spellStart"/>
@@ -31357,6 +34745,7 @@
           <w:kern w:val="3"/>
           <w:sz w:val="28"/>
           <w:szCs w:val="28"/>
+          <w:lang w:val="en-US"/>
         </w:rPr>
         <w:t>(</w:t>
       </w:r>
@@ -35137,7 +38526,7 @@
               </wp:anchor>
             </w:drawing>
           </mc:Choice>
-          <mc:Fallback xmlns:oel="http://schemas.microsoft.com/office/2019/extlst" xmlns:w16du="http://schemas.microsoft.com/office/word/2023/wordml/word16du" xmlns:w16sdtfl="http://schemas.microsoft.com/office/word/2024/wordml/sdtformatlock">
+          <mc:Fallback xmlns:w16sdtfl="http://schemas.microsoft.com/office/word/2024/wordml/sdtformatlock" xmlns:w16du="http://schemas.microsoft.com/office/word/2023/wordml/word16du" xmlns:oel="http://schemas.microsoft.com/office/2019/extlst">
             <w:pict>
               <v:rect w14:anchorId="3255F335" id="Прямоугольник 1" o:spid="_x0000_s1026" style="position:absolute;margin-left:45.2pt;margin-top:16.35pt;width:445.6pt;height:116.15pt;z-index:251659264;visibility:visible;mso-wrap-style:square;mso-width-percent:0;mso-height-percent:0;mso-wrap-distance-left:9pt;mso-wrap-distance-top:0;mso-wrap-distance-right:9pt;mso-wrap-distance-bottom:0;mso-position-horizontal:absolute;mso-position-horizontal-relative:margin;mso-position-vertical:absolute;mso-position-vertical-relative:text;mso-width-percent:0;mso-height-percent:0;mso-width-relative:margin;mso-height-relative:margin;v-text-anchor:middle" o:gfxdata="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" filled="f" strokecolor="black [3213]" strokeweight="2pt">
                 <w10:wrap anchorx="margin"/>
@@ -38338,7 +41727,7 @@
           <w:color w:val="000000"/>
           <w:sz w:val="28"/>
           <w:szCs w:val="28"/>
-          <w:lang w:eastAsia="ru-RU"/>
+          <w:lang w:val="en-US" w:eastAsia="ru-RU"/>
         </w:rPr>
       </w:pPr>
       <w:proofErr w:type="spellStart"/>
@@ -38348,7 +41737,7 @@
           <w:color w:val="000000"/>
           <w:sz w:val="28"/>
           <w:szCs w:val="28"/>
-          <w:lang w:eastAsia="ru-RU"/>
+          <w:lang w:val="en-US" w:eastAsia="ru-RU"/>
         </w:rPr>
         <w:t>MaterialTheme</w:t>
       </w:r>
@@ -38358,7 +41747,7 @@
           <w:color w:val="000000"/>
           <w:sz w:val="28"/>
           <w:szCs w:val="28"/>
-          <w:lang w:eastAsia="ru-RU"/>
+          <w:lang w:val="en-US" w:eastAsia="ru-RU"/>
         </w:rPr>
         <w:t>(</w:t>
       </w:r>
@@ -38372,16 +41761,16 @@
           <w:color w:val="000000"/>
           <w:sz w:val="28"/>
           <w:szCs w:val="28"/>
-          <w:lang w:eastAsia="ru-RU"/>
-        </w:rPr>
-      </w:pPr>
-      <w:proofErr w:type="spellStart"/>
-      <w:r>
-        <w:rPr>
-          <w:color w:val="000000"/>
-          <w:sz w:val="28"/>
-          <w:szCs w:val="28"/>
-          <w:lang w:eastAsia="ru-RU"/>
+          <w:lang w:val="en-US" w:eastAsia="ru-RU"/>
+        </w:rPr>
+      </w:pPr>
+      <w:proofErr w:type="spellStart"/>
+      <w:r>
+        <w:rPr>
+          <w:color w:val="000000"/>
+          <w:sz w:val="28"/>
+          <w:szCs w:val="28"/>
+          <w:lang w:val="en-US" w:eastAsia="ru-RU"/>
         </w:rPr>
         <w:t>colorScheme</w:t>
       </w:r>
@@ -38391,7 +41780,7 @@
           <w:color w:val="000000"/>
           <w:sz w:val="28"/>
           <w:szCs w:val="28"/>
-          <w:lang w:eastAsia="ru-RU"/>
+          <w:lang w:val="en-US" w:eastAsia="ru-RU"/>
         </w:rPr>
         <w:t xml:space="preserve"> = </w:t>
       </w:r>
@@ -38402,7 +41791,7 @@
           <w:color w:val="000000"/>
           <w:sz w:val="28"/>
           <w:szCs w:val="28"/>
-          <w:lang w:eastAsia="ru-RU"/>
+          <w:lang w:val="en-US" w:eastAsia="ru-RU"/>
         </w:rPr>
         <w:t>lightColorScheme</w:t>
       </w:r>
@@ -38412,7 +41801,7 @@
           <w:color w:val="000000"/>
           <w:sz w:val="28"/>
           <w:szCs w:val="28"/>
-          <w:lang w:eastAsia="ru-RU"/>
+          <w:lang w:val="en-US" w:eastAsia="ru-RU"/>
         </w:rPr>
         <w:t>(</w:t>
       </w:r>
@@ -38422,7 +41811,7 @@
           <w:color w:val="000000"/>
           <w:sz w:val="28"/>
           <w:szCs w:val="28"/>
-          <w:lang w:eastAsia="ru-RU"/>
+          <w:lang w:val="en-US" w:eastAsia="ru-RU"/>
         </w:rPr>
         <w:t xml:space="preserve">primary = </w:t>
       </w:r>
@@ -38432,7 +41821,7 @@
           <w:color w:val="000000"/>
           <w:sz w:val="28"/>
           <w:szCs w:val="28"/>
-          <w:lang w:eastAsia="ru-RU"/>
+          <w:lang w:val="en-US" w:eastAsia="ru-RU"/>
         </w:rPr>
         <w:t>Color.Blue</w:t>
       </w:r>
@@ -38442,7 +41831,7 @@
           <w:color w:val="000000"/>
           <w:sz w:val="28"/>
           <w:szCs w:val="28"/>
-          <w:lang w:eastAsia="ru-RU"/>
+          <w:lang w:val="en-US" w:eastAsia="ru-RU"/>
         </w:rPr>
         <w:t>, ...)</w:t>
       </w:r>
@@ -38736,16 +42125,16 @@
           <w:color w:val="000000"/>
           <w:sz w:val="28"/>
           <w:szCs w:val="28"/>
-          <w:lang w:eastAsia="ru-RU"/>
-        </w:rPr>
-      </w:pPr>
-      <w:proofErr w:type="spellStart"/>
-      <w:r>
-        <w:rPr>
-          <w:color w:val="000000"/>
-          <w:sz w:val="28"/>
-          <w:szCs w:val="28"/>
-          <w:lang w:eastAsia="ru-RU"/>
+          <w:lang w:val="en-US" w:eastAsia="ru-RU"/>
+        </w:rPr>
+      </w:pPr>
+      <w:proofErr w:type="spellStart"/>
+      <w:r>
+        <w:rPr>
+          <w:color w:val="000000"/>
+          <w:sz w:val="28"/>
+          <w:szCs w:val="28"/>
+          <w:lang w:val="en-US" w:eastAsia="ru-RU"/>
         </w:rPr>
         <w:t>val</w:t>
       </w:r>
@@ -38755,7 +42144,7 @@
           <w:color w:val="000000"/>
           <w:sz w:val="28"/>
           <w:szCs w:val="28"/>
-          <w:lang w:eastAsia="ru-RU"/>
+          <w:lang w:val="en-US" w:eastAsia="ru-RU"/>
         </w:rPr>
         <w:t xml:space="preserve"> </w:t>
       </w:r>
@@ -38765,7 +42154,7 @@
           <w:color w:val="000000"/>
           <w:sz w:val="28"/>
           <w:szCs w:val="28"/>
-          <w:lang w:eastAsia="ru-RU"/>
+          <w:lang w:val="en-US" w:eastAsia="ru-RU"/>
         </w:rPr>
         <w:t>customTypography</w:t>
       </w:r>
@@ -38775,7 +42164,7 @@
           <w:color w:val="000000"/>
           <w:sz w:val="28"/>
           <w:szCs w:val="28"/>
-          <w:lang w:eastAsia="ru-RU"/>
+          <w:lang w:val="en-US" w:eastAsia="ru-RU"/>
         </w:rPr>
         <w:t xml:space="preserve"> = </w:t>
       </w:r>
@@ -38785,7 +42174,7 @@
           <w:color w:val="000000"/>
           <w:sz w:val="28"/>
           <w:szCs w:val="28"/>
-          <w:lang w:eastAsia="ru-RU"/>
+          <w:lang w:val="en-US" w:eastAsia="ru-RU"/>
         </w:rPr>
         <w:t>Typography(</w:t>
       </w:r>
@@ -38796,7 +42185,7 @@
           <w:color w:val="000000"/>
           <w:sz w:val="28"/>
           <w:szCs w:val="28"/>
-          <w:lang w:eastAsia="ru-RU"/>
+          <w:lang w:val="en-US" w:eastAsia="ru-RU"/>
         </w:rPr>
         <w:t>bodyLarge</w:t>
       </w:r>
@@ -38806,7 +42195,7 @@
           <w:color w:val="000000"/>
           <w:sz w:val="28"/>
           <w:szCs w:val="28"/>
-          <w:lang w:eastAsia="ru-RU"/>
+          <w:lang w:val="en-US" w:eastAsia="ru-RU"/>
         </w:rPr>
         <w:t xml:space="preserve"> = </w:t>
       </w:r>
@@ -38816,7 +42205,7 @@
           <w:color w:val="000000"/>
           <w:sz w:val="28"/>
           <w:szCs w:val="28"/>
-          <w:lang w:eastAsia="ru-RU"/>
+          <w:lang w:val="en-US" w:eastAsia="ru-RU"/>
         </w:rPr>
         <w:t>TextStyle</w:t>
       </w:r>
@@ -38826,7 +42215,7 @@
           <w:color w:val="000000"/>
           <w:sz w:val="28"/>
           <w:szCs w:val="28"/>
-          <w:lang w:eastAsia="ru-RU"/>
+          <w:lang w:val="en-US" w:eastAsia="ru-RU"/>
         </w:rPr>
         <w:t>(...))</w:t>
       </w:r>
@@ -38863,6 +42252,7 @@
         </w:rPr>
         <w:t>(</w:t>
       </w:r>
+      <w:proofErr w:type="spellStart"/>
       <w:proofErr w:type="gramEnd"/>
       <w:r>
         <w:rPr>
@@ -38871,7 +42261,17 @@
           <w:szCs w:val="28"/>
           <w:lang w:eastAsia="ru-RU"/>
         </w:rPr>
-        <w:t xml:space="preserve">typography = </w:t>
+        <w:t>typography</w:t>
+      </w:r>
+      <w:proofErr w:type="spellEnd"/>
+      <w:r>
+        <w:rPr>
+          <w:color w:val="000000"/>
+          <w:sz w:val="28"/>
+          <w:szCs w:val="28"/>
+          <w:lang w:eastAsia="ru-RU"/>
+        </w:rPr>
+        <w:t xml:space="preserve"> = </w:t>
       </w:r>
       <w:proofErr w:type="spellStart"/>
       <w:r>
@@ -38975,7 +42375,7 @@
           <w:color w:val="000000"/>
           <w:sz w:val="28"/>
           <w:szCs w:val="28"/>
-          <w:lang w:val="en-US" w:eastAsia="ru-RU"/>
+          <w:lang w:eastAsia="ru-RU"/>
         </w:rPr>
       </w:pPr>
       <w:r>
@@ -38992,7 +42392,7 @@
           <w:color w:val="000000"/>
           <w:sz w:val="28"/>
           <w:szCs w:val="28"/>
-          <w:lang w:val="en-US" w:eastAsia="ru-RU"/>
+          <w:lang w:eastAsia="ru-RU"/>
         </w:rPr>
         <w:t xml:space="preserve"> </w:t>
       </w:r>
@@ -39010,7 +42410,7 @@
           <w:color w:val="000000"/>
           <w:sz w:val="28"/>
           <w:szCs w:val="28"/>
-          <w:lang w:val="en-US" w:eastAsia="ru-RU"/>
+          <w:lang w:eastAsia="ru-RU"/>
         </w:rPr>
         <w:t xml:space="preserve"> (</w:t>
       </w:r>
@@ -39028,9 +42428,27 @@
           <w:color w:val="000000"/>
           <w:sz w:val="28"/>
           <w:szCs w:val="28"/>
-          <w:lang w:val="en-US" w:eastAsia="ru-RU"/>
-        </w:rPr>
-        <w:t xml:space="preserve">, remember </w:t>
+          <w:lang w:eastAsia="ru-RU"/>
+        </w:rPr>
+        <w:t xml:space="preserve">, </w:t>
+      </w:r>
+      <w:r>
+        <w:rPr>
+          <w:color w:val="000000"/>
+          <w:sz w:val="28"/>
+          <w:szCs w:val="28"/>
+          <w:lang w:val="en-US" w:eastAsia="ru-RU"/>
+        </w:rPr>
+        <w:t>remember</w:t>
+      </w:r>
+      <w:r>
+        <w:rPr>
+          <w:color w:val="000000"/>
+          <w:sz w:val="28"/>
+          <w:szCs w:val="28"/>
+          <w:lang w:eastAsia="ru-RU"/>
+        </w:rPr>
+        <w:t xml:space="preserve"> </w:t>
       </w:r>
       <w:proofErr w:type="gramStart"/>
       <w:r>
@@ -39038,7 +42456,7 @@
           <w:color w:val="000000"/>
           <w:sz w:val="28"/>
           <w:szCs w:val="28"/>
-          <w:lang w:val="en-US" w:eastAsia="ru-RU"/>
+          <w:lang w:eastAsia="ru-RU"/>
         </w:rPr>
         <w:t xml:space="preserve">{ </w:t>
       </w:r>
@@ -39059,9 +42477,27 @@
           <w:color w:val="000000"/>
           <w:sz w:val="28"/>
           <w:szCs w:val="28"/>
-          <w:lang w:val="en-US" w:eastAsia="ru-RU"/>
-        </w:rPr>
-        <w:t xml:space="preserve">(false) } </w:t>
+          <w:lang w:eastAsia="ru-RU"/>
+        </w:rPr>
+        <w:t>(</w:t>
+      </w:r>
+      <w:r>
+        <w:rPr>
+          <w:color w:val="000000"/>
+          <w:sz w:val="28"/>
+          <w:szCs w:val="28"/>
+          <w:lang w:val="en-US" w:eastAsia="ru-RU"/>
+        </w:rPr>
+        <w:t>false</w:t>
+      </w:r>
+      <w:r>
+        <w:rPr>
+          <w:color w:val="000000"/>
+          <w:sz w:val="28"/>
+          <w:szCs w:val="28"/>
+          <w:lang w:eastAsia="ru-RU"/>
+        </w:rPr>
+        <w:t xml:space="preserve">) } </w:t>
       </w:r>
       <w:r>
         <w:rPr>
@@ -39077,7 +42513,7 @@
           <w:color w:val="000000"/>
           <w:sz w:val="28"/>
           <w:szCs w:val="28"/>
-          <w:lang w:val="en-US" w:eastAsia="ru-RU"/>
+          <w:lang w:eastAsia="ru-RU"/>
         </w:rPr>
         <w:t xml:space="preserve"> </w:t>
       </w:r>
@@ -39095,7 +42531,7 @@
           <w:color w:val="000000"/>
           <w:sz w:val="28"/>
           <w:szCs w:val="28"/>
-          <w:lang w:val="en-US" w:eastAsia="ru-RU"/>
+          <w:lang w:eastAsia="ru-RU"/>
         </w:rPr>
         <w:t xml:space="preserve"> </w:t>
       </w:r>
@@ -39113,7 +42549,7 @@
           <w:color w:val="000000"/>
           <w:sz w:val="28"/>
           <w:szCs w:val="28"/>
-          <w:lang w:val="en-US" w:eastAsia="ru-RU"/>
+          <w:lang w:eastAsia="ru-RU"/>
         </w:rPr>
         <w:t xml:space="preserve"> </w:t>
       </w:r>
@@ -39133,7 +42569,7 @@
           <w:color w:val="000000"/>
           <w:sz w:val="28"/>
           <w:szCs w:val="28"/>
-          <w:lang w:val="en-US" w:eastAsia="ru-RU"/>
+          <w:lang w:eastAsia="ru-RU"/>
         </w:rPr>
         <w:t xml:space="preserve">()), </w:t>
       </w:r>
@@ -39151,7 +42587,7 @@
           <w:color w:val="000000"/>
           <w:sz w:val="28"/>
           <w:szCs w:val="28"/>
-          <w:lang w:val="en-US" w:eastAsia="ru-RU"/>
+          <w:lang w:eastAsia="ru-RU"/>
         </w:rPr>
         <w:t xml:space="preserve"> </w:t>
       </w:r>
@@ -39169,7 +42605,7 @@
           <w:color w:val="000000"/>
           <w:sz w:val="28"/>
           <w:szCs w:val="28"/>
-          <w:lang w:val="en-US" w:eastAsia="ru-RU"/>
+          <w:lang w:eastAsia="ru-RU"/>
         </w:rPr>
         <w:t xml:space="preserve"> </w:t>
       </w:r>
@@ -39187,7 +42623,7 @@
           <w:color w:val="000000"/>
           <w:sz w:val="28"/>
           <w:szCs w:val="28"/>
-          <w:lang w:val="en-US" w:eastAsia="ru-RU"/>
+          <w:lang w:eastAsia="ru-RU"/>
         </w:rPr>
         <w:t xml:space="preserve"> </w:t>
       </w:r>
@@ -39207,7 +42643,7 @@
           <w:color w:val="000000"/>
           <w:sz w:val="28"/>
           <w:szCs w:val="28"/>
-          <w:lang w:val="en-US" w:eastAsia="ru-RU"/>
+          <w:lang w:eastAsia="ru-RU"/>
         </w:rPr>
         <w:t>:</w:t>
       </w:r>
@@ -39220,7 +42656,7 @@
           <w:color w:val="000000"/>
           <w:sz w:val="28"/>
           <w:szCs w:val="28"/>
-          <w:lang w:val="en-US" w:eastAsia="ru-RU"/>
+          <w:lang w:eastAsia="ru-RU"/>
         </w:rPr>
       </w:pPr>
     </w:p>
@@ -39232,16 +42668,16 @@
           <w:color w:val="000000"/>
           <w:sz w:val="28"/>
           <w:szCs w:val="28"/>
-          <w:lang w:eastAsia="ru-RU"/>
-        </w:rPr>
-      </w:pPr>
-      <w:proofErr w:type="spellStart"/>
-      <w:r>
-        <w:rPr>
-          <w:color w:val="000000"/>
-          <w:sz w:val="28"/>
-          <w:szCs w:val="28"/>
-          <w:lang w:eastAsia="ru-RU"/>
+          <w:lang w:val="en-US" w:eastAsia="ru-RU"/>
+        </w:rPr>
+      </w:pPr>
+      <w:proofErr w:type="spellStart"/>
+      <w:r>
+        <w:rPr>
+          <w:color w:val="000000"/>
+          <w:sz w:val="28"/>
+          <w:szCs w:val="28"/>
+          <w:lang w:val="en-US" w:eastAsia="ru-RU"/>
         </w:rPr>
         <w:t>val</w:t>
       </w:r>
@@ -39251,7 +42687,7 @@
           <w:color w:val="000000"/>
           <w:sz w:val="28"/>
           <w:szCs w:val="28"/>
-          <w:lang w:eastAsia="ru-RU"/>
+          <w:lang w:val="en-US" w:eastAsia="ru-RU"/>
         </w:rPr>
         <w:t xml:space="preserve"> </w:t>
       </w:r>
@@ -39261,7 +42697,7 @@
           <w:color w:val="000000"/>
           <w:sz w:val="28"/>
           <w:szCs w:val="28"/>
-          <w:lang w:eastAsia="ru-RU"/>
+          <w:lang w:val="en-US" w:eastAsia="ru-RU"/>
         </w:rPr>
         <w:t>darkTheme</w:t>
       </w:r>
@@ -39271,7 +42707,7 @@
           <w:color w:val="000000"/>
           <w:sz w:val="28"/>
           <w:szCs w:val="28"/>
-          <w:lang w:eastAsia="ru-RU"/>
+          <w:lang w:val="en-US" w:eastAsia="ru-RU"/>
         </w:rPr>
         <w:t xml:space="preserve"> = </w:t>
       </w:r>
@@ -39282,7 +42718,7 @@
           <w:color w:val="000000"/>
           <w:sz w:val="28"/>
           <w:szCs w:val="28"/>
-          <w:lang w:eastAsia="ru-RU"/>
+          <w:lang w:val="en-US" w:eastAsia="ru-RU"/>
         </w:rPr>
         <w:t>isSystemInDarkTheme</w:t>
       </w:r>
@@ -39292,7 +42728,7 @@
           <w:color w:val="000000"/>
           <w:sz w:val="28"/>
           <w:szCs w:val="28"/>
-          <w:lang w:eastAsia="ru-RU"/>
+          <w:lang w:val="en-US" w:eastAsia="ru-RU"/>
         </w:rPr>
         <w:t>(</w:t>
       </w:r>
@@ -39302,7 +42738,7 @@
           <w:color w:val="000000"/>
           <w:sz w:val="28"/>
           <w:szCs w:val="28"/>
-          <w:lang w:eastAsia="ru-RU"/>
+          <w:lang w:val="en-US" w:eastAsia="ru-RU"/>
         </w:rPr>
         <w:t>)</w:t>
       </w:r>
@@ -39635,16 +43071,7 @@
           <w:sz w:val="32"/>
           <w:szCs w:val="32"/>
         </w:rPr>
-        <w:t>2</w:t>
-      </w:r>
-      <w:r>
-        <w:rPr>
-          <w:b/>
-          <w:bCs/>
-          <w:sz w:val="32"/>
-          <w:szCs w:val="32"/>
-        </w:rPr>
-        <w:t>4</w:t>
+        <w:t>24</w:t>
       </w:r>
     </w:p>
     <w:p>
@@ -40357,6 +43784,7 @@
           <w:kern w:val="3"/>
           <w:sz w:val="28"/>
           <w:szCs w:val="28"/>
+          <w:lang w:val="en-US"/>
         </w:rPr>
       </w:pPr>
       <w:r>
@@ -40377,16 +43805,70 @@
           <w:sz w:val="28"/>
           <w:szCs w:val="28"/>
         </w:rPr>
-        <w:t>нимация перехода между composable (</w:t>
-      </w:r>
-      <w:proofErr w:type="spellStart"/>
-      <w:r>
-        <w:rPr>
-          <w:rFonts w:eastAsiaTheme="minorHAnsi"/>
-          <w:bCs/>
-          <w:kern w:val="3"/>
-          <w:sz w:val="28"/>
-          <w:szCs w:val="28"/>
+        <w:t>нимация</w:t>
+      </w:r>
+      <w:r>
+        <w:rPr>
+          <w:rFonts w:eastAsiaTheme="minorHAnsi"/>
+          <w:bCs/>
+          <w:kern w:val="3"/>
+          <w:sz w:val="28"/>
+          <w:szCs w:val="28"/>
+          <w:lang w:val="en-US"/>
+        </w:rPr>
+        <w:t xml:space="preserve"> </w:t>
+      </w:r>
+      <w:r>
+        <w:rPr>
+          <w:rFonts w:eastAsiaTheme="minorHAnsi"/>
+          <w:bCs/>
+          <w:kern w:val="3"/>
+          <w:sz w:val="28"/>
+          <w:szCs w:val="28"/>
+        </w:rPr>
+        <w:t>перехода</w:t>
+      </w:r>
+      <w:r>
+        <w:rPr>
+          <w:rFonts w:eastAsiaTheme="minorHAnsi"/>
+          <w:bCs/>
+          <w:kern w:val="3"/>
+          <w:sz w:val="28"/>
+          <w:szCs w:val="28"/>
+          <w:lang w:val="en-US"/>
+        </w:rPr>
+        <w:t xml:space="preserve"> </w:t>
+      </w:r>
+      <w:r>
+        <w:rPr>
+          <w:rFonts w:eastAsiaTheme="minorHAnsi"/>
+          <w:bCs/>
+          <w:kern w:val="3"/>
+          <w:sz w:val="28"/>
+          <w:szCs w:val="28"/>
+        </w:rPr>
+        <w:t>между</w:t>
+      </w:r>
+      <w:r>
+        <w:rPr>
+          <w:rFonts w:eastAsiaTheme="minorHAnsi"/>
+          <w:bCs/>
+          <w:kern w:val="3"/>
+          <w:sz w:val="28"/>
+          <w:szCs w:val="28"/>
+          <w:lang w:val="en-US"/>
+        </w:rPr>
+        <w:t xml:space="preserve"> composable (</w:t>
+      </w:r>
+      <w:proofErr w:type="spellStart"/>
+      <w:r>
+        <w:rPr>
+          <w:rFonts w:eastAsiaTheme="minorHAnsi"/>
+          <w:bCs/>
+          <w:kern w:val="3"/>
+          <w:sz w:val="28"/>
+          <w:szCs w:val="28"/>
+          <w:lang w:val="en-US"/>
         </w:rPr>
         <w:t>AnimatedContent</w:t>
       </w:r>
@@ -40398,6 +43880,7 @@
           <w:kern w:val="3"/>
           <w:sz w:val="28"/>
           <w:szCs w:val="28"/>
+          <w:lang w:val="en-US"/>
         </w:rPr>
         <w:t>, Crossfade)</w:t>
       </w:r>
@@ -40408,6 +43891,7 @@
           <w:kern w:val="3"/>
           <w:sz w:val="28"/>
           <w:szCs w:val="28"/>
+          <w:lang w:val="en-US"/>
         </w:rPr>
         <w:t>;</w:t>
       </w:r>
@@ -40914,7 +44398,6 @@
           <w:bCs/>
           <w:sz w:val="32"/>
           <w:szCs w:val="32"/>
-          <w:lang w:val="en-US"/>
         </w:rPr>
       </w:pPr>
       <w:r>
@@ -40942,7 +44425,6 @@
           <w:bCs/>
           <w:sz w:val="32"/>
           <w:szCs w:val="32"/>
-          <w:lang w:val="en-US"/>
         </w:rPr>
         <w:t>5</w:t>
       </w:r>
@@ -41574,7 +45056,7 @@
           <w:color w:val="000000"/>
           <w:sz w:val="28"/>
           <w:szCs w:val="28"/>
-          <w:lang w:eastAsia="ru-RU"/>
+          <w:lang w:val="en-US" w:eastAsia="ru-RU"/>
         </w:rPr>
         <w:t>inputStream</w:t>
       </w:r>
@@ -41677,7 +45159,7 @@
           <w:color w:val="000000"/>
           <w:sz w:val="28"/>
           <w:szCs w:val="28"/>
-          <w:lang w:eastAsia="ru-RU"/>
+          <w:lang w:val="en-US" w:eastAsia="ru-RU"/>
         </w:rPr>
         <w:t>inputStream</w:t>
       </w:r>
@@ -41795,23 +45277,14 @@
           <w:szCs w:val="28"/>
           <w:lang w:eastAsia="ru-RU"/>
         </w:rPr>
-        <w:t>С</w:t>
-      </w:r>
-      <w:r>
-        <w:rPr>
-          <w:color w:val="000000"/>
-          <w:sz w:val="28"/>
-          <w:szCs w:val="28"/>
-          <w:lang w:eastAsia="ru-RU"/>
-        </w:rPr>
-        <w:t xml:space="preserve"> </w:t>
-      </w:r>
-      <w:r>
-        <w:rPr>
-          <w:color w:val="000000"/>
-          <w:sz w:val="28"/>
-          <w:szCs w:val="28"/>
-          <w:lang w:val="en-US" w:eastAsia="ru-RU"/>
+        <w:t xml:space="preserve">С </w:t>
+      </w:r>
+      <w:r>
+        <w:rPr>
+          <w:color w:val="000000"/>
+          <w:sz w:val="28"/>
+          <w:szCs w:val="28"/>
+          <w:lang w:eastAsia="ru-RU"/>
         </w:rPr>
         <w:t>помощью</w:t>
       </w:r>
@@ -41941,25 +45414,7 @@
           <w:szCs w:val="28"/>
           <w:lang w:eastAsia="ru-RU"/>
         </w:rPr>
-        <w:t>С</w:t>
-      </w:r>
-      <w:r>
-        <w:rPr>
-          <w:color w:val="000000"/>
-          <w:sz w:val="28"/>
-          <w:szCs w:val="28"/>
-          <w:lang w:eastAsia="ru-RU"/>
-        </w:rPr>
-        <w:t xml:space="preserve"> </w:t>
-      </w:r>
-      <w:r>
-        <w:rPr>
-          <w:color w:val="000000"/>
-          <w:sz w:val="28"/>
-          <w:szCs w:val="28"/>
-          <w:lang w:eastAsia="ru-RU"/>
-        </w:rPr>
-        <w:t>помощью</w:t>
+        <w:t>С помощью</w:t>
       </w:r>
       <w:r>
         <w:rPr>
@@ -43266,6 +46721,7 @@
         </w:rPr>
         <w:t xml:space="preserve"> </w:t>
       </w:r>
+      <w:proofErr w:type="spellStart"/>
       <w:r>
         <w:rPr>
           <w:color w:val="000000"/>
@@ -43284,6 +46740,7 @@
         </w:rPr>
         <w:t>х</w:t>
       </w:r>
+      <w:proofErr w:type="spellEnd"/>
       <w:r>
         <w:rPr>
           <w:color w:val="000000"/>
